--- a/docs/02_Data_Sources.docx
+++ b/docs/02_Data_Sources.docx
@@ -141,8 +141,19 @@
           <w:sz w:val="24"/>
           <w:szCs w:val="24"/>
         </w:rPr>
-        <w:t>rfid_events.json</w:t>
-      </w:r>
+        <w:t>rfid_</w:t>
+      </w:r>
+      <w:proofErr w:type="gramStart"/>
+      <w:r>
+        <w:rPr>
+          <w:rStyle w:val="HTMLCode"/>
+          <w:rFonts w:ascii="Times New Roman" w:hAnsi="Times New Roman" w:cs="Times New Roman"/>
+          <w:sz w:val="24"/>
+          <w:szCs w:val="24"/>
+        </w:rPr>
+        <w:t>events.json</w:t>
+      </w:r>
+      <w:proofErr w:type="gramEnd"/>
     </w:p>
     <w:p>
       <w:pPr>
@@ -747,8 +758,16 @@
     <w:p>
       <w:pPr>
         <w:pStyle w:val="Heading3"/>
-      </w:pPr>
-      <w:r>
+        <w:rPr>
+          <w:sz w:val="24"/>
+          <w:szCs w:val="24"/>
+        </w:rPr>
+      </w:pPr>
+      <w:r>
+        <w:rPr>
+          <w:sz w:val="24"/>
+          <w:szCs w:val="24"/>
+        </w:rPr>
         <w:lastRenderedPageBreak/>
         <w:t>Data Handoff: Ingestion → Feature Store</w:t>
       </w:r>
@@ -894,10 +913,121 @@
     </w:p>
     <w:p>
       <w:pPr>
-        <w:pStyle w:val="NormalWeb"/>
+        <w:pStyle w:val="Heading2"/>
+        <w:rPr>
+          <w:rFonts w:ascii="Times New Roman" w:hAnsi="Times New Roman" w:cs="Times New Roman"/>
+          <w:color w:val="auto"/>
+          <w:sz w:val="24"/>
+          <w:szCs w:val="24"/>
+        </w:rPr>
+      </w:pPr>
+      <w:r>
+        <w:rPr>
+          <w:rStyle w:val="Strong"/>
+          <w:rFonts w:ascii="Times New Roman" w:hAnsi="Times New Roman" w:cs="Times New Roman"/>
+          <w:bCs w:val="0"/>
+          <w:color w:val="auto"/>
+          <w:sz w:val="24"/>
+          <w:szCs w:val="24"/>
+        </w:rPr>
+        <w:t>Day-7 Update</w:t>
+      </w:r>
+    </w:p>
+    <w:p>
+      <w:pPr>
+        <w:pStyle w:val="NormalWeb"/>
+        <w:spacing w:before="0" w:beforeAutospacing="0" w:after="0" w:afterAutospacing="0"/>
+      </w:pPr>
+      <w:r>
+        <w:t>No new data sources were introduced or modified on Day-7.</w:t>
+      </w:r>
+    </w:p>
+    <w:p>
+      <w:pPr>
+        <w:pStyle w:val="NormalWeb"/>
+        <w:spacing w:before="0" w:beforeAutospacing="0" w:after="0" w:afterAutospacing="0"/>
+      </w:pPr>
+      <w:r>
+        <w:t xml:space="preserve">Frontend work strictly consumed </w:t>
+      </w:r>
+      <w:r>
+        <w:rPr>
+          <w:rStyle w:val="Strong"/>
+        </w:rPr>
+        <w:t>existing backend contracts and run metadata</w:t>
+      </w:r>
+      <w:r>
+        <w:t xml:space="preserve"> without altering data ingestion, storage, or feature semantics.</w:t>
+      </w:r>
+    </w:p>
+    <w:p>
+      <w:pPr>
+        <w:pStyle w:val="NormalWeb"/>
+        <w:spacing w:before="0" w:beforeAutospacing="0" w:after="0" w:afterAutospacing="0"/>
       </w:pPr>
       <w:bookmarkStart w:id="0" w:name="_GoBack"/>
       <w:bookmarkEnd w:id="0"/>
+    </w:p>
+    <w:p>
+      <w:pPr>
+        <w:pStyle w:val="Heading1"/>
+        <w:spacing w:before="0"/>
+        <w:rPr>
+          <w:rFonts w:ascii="Times New Roman" w:hAnsi="Times New Roman" w:cs="Times New Roman"/>
+          <w:b/>
+          <w:color w:val="auto"/>
+          <w:sz w:val="24"/>
+          <w:szCs w:val="24"/>
+        </w:rPr>
+      </w:pPr>
+      <w:r>
+        <w:rPr>
+          <w:rStyle w:val="Strong"/>
+          <w:rFonts w:ascii="Times New Roman" w:hAnsi="Times New Roman" w:cs="Times New Roman"/>
+          <w:bCs w:val="0"/>
+          <w:color w:val="auto"/>
+          <w:sz w:val="24"/>
+          <w:szCs w:val="24"/>
+        </w:rPr>
+        <w:t>Day-8 Note</w:t>
+      </w:r>
+    </w:p>
+    <w:p>
+      <w:pPr>
+        <w:pStyle w:val="NormalWeb"/>
+        <w:spacing w:before="0" w:beforeAutospacing="0" w:after="0" w:afterAutospacing="0"/>
+      </w:pPr>
+      <w:r>
+        <w:t>No new data sources introduced.</w:t>
+      </w:r>
+    </w:p>
+    <w:p>
+      <w:pPr>
+        <w:pStyle w:val="NormalWeb"/>
+        <w:spacing w:before="0" w:beforeAutospacing="0" w:after="0" w:afterAutospacing="0"/>
+      </w:pPr>
+      <w:r>
+        <w:t xml:space="preserve">Frontend now reflects ingestion context using </w:t>
+      </w:r>
+      <w:r>
+        <w:rPr>
+          <w:rStyle w:val="Strong"/>
+        </w:rPr>
+        <w:t>file-derived run identifiers</w:t>
+      </w:r>
+      <w:r>
+        <w:t>, improving traceability between data source and analysis.</w:t>
+      </w:r>
+    </w:p>
+    <w:p>
+      <w:pPr>
+        <w:pStyle w:val="NormalWeb"/>
+      </w:pPr>
+    </w:p>
+    <w:p>
+      <w:pPr>
+        <w:pStyle w:val="NormalWeb"/>
+      </w:pPr>
     </w:p>
     <w:p>
       <w:pPr>
@@ -3240,6 +3370,49 @@
     <w:name w:val="Normal"/>
     <w:qFormat/>
   </w:style>
+  <w:style w:type="paragraph" w:styleId="Heading1">
+    <w:name w:val="heading 1"/>
+    <w:basedOn w:val="Normal"/>
+    <w:next w:val="Normal"/>
+    <w:link w:val="Heading1Char"/>
+    <w:uiPriority w:val="9"/>
+    <w:qFormat/>
+    <w:rsid w:val="00C8790C"/>
+    <w:pPr>
+      <w:keepNext/>
+      <w:keepLines/>
+      <w:spacing w:before="240" w:after="0"/>
+      <w:outlineLvl w:val="0"/>
+    </w:pPr>
+    <w:rPr>
+      <w:rFonts w:asciiTheme="majorHAnsi" w:eastAsiaTheme="majorEastAsia" w:hAnsiTheme="majorHAnsi" w:cstheme="majorBidi"/>
+      <w:color w:val="2E74B5" w:themeColor="accent1" w:themeShade="BF"/>
+      <w:sz w:val="32"/>
+      <w:szCs w:val="32"/>
+    </w:rPr>
+  </w:style>
+  <w:style w:type="paragraph" w:styleId="Heading2">
+    <w:name w:val="heading 2"/>
+    <w:basedOn w:val="Normal"/>
+    <w:next w:val="Normal"/>
+    <w:link w:val="Heading2Char"/>
+    <w:uiPriority w:val="9"/>
+    <w:unhideWhenUsed/>
+    <w:qFormat/>
+    <w:rsid w:val="00D8754D"/>
+    <w:pPr>
+      <w:keepNext/>
+      <w:keepLines/>
+      <w:spacing w:before="40" w:after="0"/>
+      <w:outlineLvl w:val="1"/>
+    </w:pPr>
+    <w:rPr>
+      <w:rFonts w:asciiTheme="majorHAnsi" w:eastAsiaTheme="majorEastAsia" w:hAnsiTheme="majorHAnsi" w:cstheme="majorBidi"/>
+      <w:color w:val="2E74B5" w:themeColor="accent1" w:themeShade="BF"/>
+      <w:sz w:val="26"/>
+      <w:szCs w:val="26"/>
+    </w:rPr>
+  </w:style>
   <w:style w:type="paragraph" w:styleId="Heading3">
     <w:name w:val="heading 3"/>
     <w:basedOn w:val="Normal"/>
@@ -3347,6 +3520,32 @@
       <w:rFonts w:ascii="Courier New" w:eastAsia="Times New Roman" w:hAnsi="Courier New" w:cs="Courier New"/>
       <w:sz w:val="20"/>
       <w:szCs w:val="20"/>
+    </w:rPr>
+  </w:style>
+  <w:style w:type="character" w:customStyle="1" w:styleId="Heading2Char">
+    <w:name w:val="Heading 2 Char"/>
+    <w:basedOn w:val="DefaultParagraphFont"/>
+    <w:link w:val="Heading2"/>
+    <w:uiPriority w:val="9"/>
+    <w:rsid w:val="00D8754D"/>
+    <w:rPr>
+      <w:rFonts w:asciiTheme="majorHAnsi" w:eastAsiaTheme="majorEastAsia" w:hAnsiTheme="majorHAnsi" w:cstheme="majorBidi"/>
+      <w:color w:val="2E74B5" w:themeColor="accent1" w:themeShade="BF"/>
+      <w:sz w:val="26"/>
+      <w:szCs w:val="26"/>
+    </w:rPr>
+  </w:style>
+  <w:style w:type="character" w:customStyle="1" w:styleId="Heading1Char">
+    <w:name w:val="Heading 1 Char"/>
+    <w:basedOn w:val="DefaultParagraphFont"/>
+    <w:link w:val="Heading1"/>
+    <w:uiPriority w:val="9"/>
+    <w:rsid w:val="00C8790C"/>
+    <w:rPr>
+      <w:rFonts w:asciiTheme="majorHAnsi" w:eastAsiaTheme="majorEastAsia" w:hAnsiTheme="majorHAnsi" w:cstheme="majorBidi"/>
+      <w:color w:val="2E74B5" w:themeColor="accent1" w:themeShade="BF"/>
+      <w:sz w:val="32"/>
+      <w:szCs w:val="32"/>
     </w:rPr>
   </w:style>
 </w:styles>

--- a/docs/02_Data_Sources.docx
+++ b/docs/02_Data_Sources.docx
@@ -908,11 +908,6 @@
     </w:p>
     <w:p>
       <w:pPr>
-        <w:pStyle w:val="NormalWeb"/>
-      </w:pPr>
-    </w:p>
-    <w:p>
-      <w:pPr>
         <w:pStyle w:val="Heading2"/>
         <w:rPr>
           <w:rFonts w:ascii="Times New Roman" w:hAnsi="Times New Roman" w:cs="Times New Roman"/>
@@ -965,8 +960,6 @@
         <w:pStyle w:val="NormalWeb"/>
         <w:spacing w:before="0" w:beforeAutospacing="0" w:after="0" w:afterAutospacing="0"/>
       </w:pPr>
-      <w:bookmarkStart w:id="0" w:name="_GoBack"/>
-      <w:bookmarkEnd w:id="0"/>
     </w:p>
     <w:p>
       <w:pPr>
@@ -1022,23 +1015,161 @@
     <w:p>
       <w:pPr>
         <w:pStyle w:val="NormalWeb"/>
-      </w:pPr>
-    </w:p>
-    <w:p>
-      <w:pPr>
-        <w:pStyle w:val="NormalWeb"/>
-      </w:pPr>
-    </w:p>
-    <w:p>
-      <w:pPr>
-        <w:spacing w:beforeAutospacing="1" w:after="100" w:afterAutospacing="1" w:line="240" w:lineRule="auto"/>
+        <w:spacing w:before="0" w:beforeAutospacing="0" w:after="0" w:afterAutospacing="0"/>
+      </w:pPr>
+    </w:p>
+    <w:p>
+      <w:pPr>
+        <w:pStyle w:val="NormalWeb"/>
+        <w:spacing w:before="0" w:beforeAutospacing="0" w:after="0" w:afterAutospacing="0"/>
+      </w:pPr>
+      <w:r>
         <w:rPr>
-          <w:rFonts w:ascii="Times New Roman" w:eastAsia="Times New Roman" w:hAnsi="Times New Roman" w:cs="Times New Roman"/>
+          <w:rStyle w:val="Strong"/>
+        </w:rPr>
+        <w:t>Day 9 Update</w:t>
+      </w:r>
+    </w:p>
+    <w:p>
+      <w:pPr>
+        <w:pStyle w:val="Heading3"/>
+        <w:spacing w:before="0" w:beforeAutospacing="0" w:after="0" w:afterAutospacing="0"/>
+      </w:pPr>
+      <w:r>
+        <w:rPr>
+          <w:rStyle w:val="Strong"/>
           <w:b/>
-          <w:sz w:val="24"/>
-          <w:szCs w:val="24"/>
+          <w:bCs/>
         </w:rPr>
-      </w:pPr>
+        <w:t>Data Source Status</w:t>
+      </w:r>
+    </w:p>
+    <w:p>
+      <w:pPr>
+        <w:pStyle w:val="NormalWeb"/>
+        <w:spacing w:before="0" w:beforeAutospacing="0" w:after="0" w:afterAutospacing="0"/>
+      </w:pPr>
+      <w:r>
+        <w:t>No new data sources were introduced or modified on this day.</w:t>
+      </w:r>
+    </w:p>
+    <w:p>
+      <w:pPr>
+        <w:pStyle w:val="Heading3"/>
+        <w:spacing w:before="0" w:beforeAutospacing="0" w:after="0" w:afterAutospacing="0"/>
+      </w:pPr>
+      <w:r>
+        <w:rPr>
+          <w:rStyle w:val="Strong"/>
+          <w:b/>
+          <w:bCs/>
+        </w:rPr>
+        <w:t>Notes</w:t>
+      </w:r>
+    </w:p>
+    <w:p>
+      <w:pPr>
+        <w:pStyle w:val="NormalWeb"/>
+        <w:numPr>
+          <w:ilvl w:val="0"/>
+          <w:numId w:val="14"/>
+        </w:numPr>
+        <w:spacing w:before="0" w:beforeAutospacing="0" w:after="0" w:afterAutospacing="0"/>
+      </w:pPr>
+      <w:r>
+        <w:t>Frontend design strictly consumed existing ingestion outputs and run metadata.</w:t>
+      </w:r>
+    </w:p>
+    <w:p>
+      <w:pPr>
+        <w:pStyle w:val="NormalWeb"/>
+        <w:numPr>
+          <w:ilvl w:val="0"/>
+          <w:numId w:val="14"/>
+        </w:numPr>
+        <w:spacing w:before="0" w:beforeAutospacing="0" w:after="0" w:afterAutospacing="0"/>
+      </w:pPr>
+      <w:r>
+        <w:t>No changes were made to data formats, schemas, or ingestion guarantees.</w:t>
+      </w:r>
+    </w:p>
+    <w:p>
+      <w:pPr>
+        <w:pStyle w:val="NormalWeb"/>
+        <w:numPr>
+          <w:ilvl w:val="0"/>
+          <w:numId w:val="14"/>
+        </w:numPr>
+        <w:spacing w:before="0" w:beforeAutospacing="0" w:after="0" w:afterAutospacing="0"/>
+      </w:pPr>
+      <w:r>
+        <w:t>UI design intentionally avoided introducing any assumptions about raw data structure.</w:t>
+      </w:r>
+    </w:p>
+    <w:p>
+      <w:pPr>
+        <w:pStyle w:val="Heading3"/>
+        <w:spacing w:before="0" w:beforeAutospacing="0" w:after="0" w:afterAutospacing="0"/>
+      </w:pPr>
+      <w:r>
+        <w:rPr>
+          <w:rStyle w:val="Strong"/>
+          <w:b/>
+          <w:bCs/>
+        </w:rPr>
+        <w:t>Impact</w:t>
+      </w:r>
+    </w:p>
+    <w:p>
+      <w:pPr>
+        <w:pStyle w:val="NormalWeb"/>
+        <w:spacing w:before="0" w:beforeAutospacing="0" w:after="0" w:afterAutospacing="0"/>
+      </w:pPr>
+      <w:r>
+        <w:t>Maintains strict separation between data acquisition and data visualization layers.</w:t>
+      </w:r>
+    </w:p>
+    <w:p>
+      <w:pPr>
+        <w:pStyle w:val="NormalWeb"/>
+      </w:pPr>
+    </w:p>
+    <w:p>
+      <w:pPr>
+        <w:pStyle w:val="NormalWeb"/>
+      </w:pPr>
+    </w:p>
+    <w:p>
+      <w:pPr>
+        <w:pStyle w:val="Heading3"/>
+      </w:pPr>
+      <w:r>
+        <w:rPr>
+          <w:rStyle w:val="Strong"/>
+          <w:b/>
+          <w:bCs/>
+        </w:rPr>
+        <w:lastRenderedPageBreak/>
+        <w:t>Data Sources – Day 10 Update</w:t>
+      </w:r>
+    </w:p>
+    <w:p>
+      <w:pPr>
+        <w:pStyle w:val="NormalWeb"/>
+      </w:pPr>
+      <w:r>
+        <w:t>No new raw data sources were added on Day 10. The system continues to operate on offline industrial datasets such as Excel, CSV, and JSON files.</w:t>
+      </w:r>
+    </w:p>
+    <w:p>
+      <w:pPr>
+        <w:pStyle w:val="NormalWeb"/>
+      </w:pPr>
+      <w:r>
+        <w:t>A clear distinction was reinforced between ingested industrial data and analytical metadata. Dashboard configuration, visualization settings, filters, and interaction history are treated as derived analytical state rather than primary data sources. Each dataset remains associated with a unique run identifier, which serves as the basis for dashboard generation and interaction.</w:t>
+      </w:r>
+      <w:bookmarkStart w:id="0" w:name="_GoBack"/>
+      <w:bookmarkEnd w:id="0"/>
     </w:p>
     <w:p>
       <w:pPr>
@@ -2190,6 +2321,155 @@
     </w:lvl>
   </w:abstractNum>
   <w:abstractNum w:abstractNumId="8" w15:restartNumberingAfterBreak="0">
+    <w:nsid w:val="4E0A27B5"/>
+    <w:multiLevelType w:val="multilevel"/>
+    <w:tmpl w:val="2DB49E70"/>
+    <w:lvl w:ilvl="0">
+      <w:start w:val="1"/>
+      <w:numFmt w:val="bullet"/>
+      <w:lvlText w:val=""/>
+      <w:lvlJc w:val="left"/>
+      <w:pPr>
+        <w:tabs>
+          <w:tab w:val="num" w:pos="720"/>
+        </w:tabs>
+        <w:ind w:left="720" w:hanging="360"/>
+      </w:pPr>
+      <w:rPr>
+        <w:rFonts w:ascii="Symbol" w:hAnsi="Symbol" w:hint="default"/>
+        <w:sz w:val="20"/>
+      </w:rPr>
+    </w:lvl>
+    <w:lvl w:ilvl="1" w:tentative="1">
+      <w:start w:val="1"/>
+      <w:numFmt w:val="bullet"/>
+      <w:lvlText w:val="o"/>
+      <w:lvlJc w:val="left"/>
+      <w:pPr>
+        <w:tabs>
+          <w:tab w:val="num" w:pos="1440"/>
+        </w:tabs>
+        <w:ind w:left="1440" w:hanging="360"/>
+      </w:pPr>
+      <w:rPr>
+        <w:rFonts w:ascii="Courier New" w:hAnsi="Courier New" w:hint="default"/>
+        <w:sz w:val="20"/>
+      </w:rPr>
+    </w:lvl>
+    <w:lvl w:ilvl="2" w:tentative="1">
+      <w:start w:val="1"/>
+      <w:numFmt w:val="bullet"/>
+      <w:lvlText w:val=""/>
+      <w:lvlJc w:val="left"/>
+      <w:pPr>
+        <w:tabs>
+          <w:tab w:val="num" w:pos="2160"/>
+        </w:tabs>
+        <w:ind w:left="2160" w:hanging="360"/>
+      </w:pPr>
+      <w:rPr>
+        <w:rFonts w:ascii="Wingdings" w:hAnsi="Wingdings" w:hint="default"/>
+        <w:sz w:val="20"/>
+      </w:rPr>
+    </w:lvl>
+    <w:lvl w:ilvl="3" w:tentative="1">
+      <w:start w:val="1"/>
+      <w:numFmt w:val="bullet"/>
+      <w:lvlText w:val=""/>
+      <w:lvlJc w:val="left"/>
+      <w:pPr>
+        <w:tabs>
+          <w:tab w:val="num" w:pos="2880"/>
+        </w:tabs>
+        <w:ind w:left="2880" w:hanging="360"/>
+      </w:pPr>
+      <w:rPr>
+        <w:rFonts w:ascii="Wingdings" w:hAnsi="Wingdings" w:hint="default"/>
+        <w:sz w:val="20"/>
+      </w:rPr>
+    </w:lvl>
+    <w:lvl w:ilvl="4" w:tentative="1">
+      <w:start w:val="1"/>
+      <w:numFmt w:val="bullet"/>
+      <w:lvlText w:val=""/>
+      <w:lvlJc w:val="left"/>
+      <w:pPr>
+        <w:tabs>
+          <w:tab w:val="num" w:pos="3600"/>
+        </w:tabs>
+        <w:ind w:left="3600" w:hanging="360"/>
+      </w:pPr>
+      <w:rPr>
+        <w:rFonts w:ascii="Wingdings" w:hAnsi="Wingdings" w:hint="default"/>
+        <w:sz w:val="20"/>
+      </w:rPr>
+    </w:lvl>
+    <w:lvl w:ilvl="5" w:tentative="1">
+      <w:start w:val="1"/>
+      <w:numFmt w:val="bullet"/>
+      <w:lvlText w:val=""/>
+      <w:lvlJc w:val="left"/>
+      <w:pPr>
+        <w:tabs>
+          <w:tab w:val="num" w:pos="4320"/>
+        </w:tabs>
+        <w:ind w:left="4320" w:hanging="360"/>
+      </w:pPr>
+      <w:rPr>
+        <w:rFonts w:ascii="Wingdings" w:hAnsi="Wingdings" w:hint="default"/>
+        <w:sz w:val="20"/>
+      </w:rPr>
+    </w:lvl>
+    <w:lvl w:ilvl="6" w:tentative="1">
+      <w:start w:val="1"/>
+      <w:numFmt w:val="bullet"/>
+      <w:lvlText w:val=""/>
+      <w:lvlJc w:val="left"/>
+      <w:pPr>
+        <w:tabs>
+          <w:tab w:val="num" w:pos="5040"/>
+        </w:tabs>
+        <w:ind w:left="5040" w:hanging="360"/>
+      </w:pPr>
+      <w:rPr>
+        <w:rFonts w:ascii="Wingdings" w:hAnsi="Wingdings" w:hint="default"/>
+        <w:sz w:val="20"/>
+      </w:rPr>
+    </w:lvl>
+    <w:lvl w:ilvl="7" w:tentative="1">
+      <w:start w:val="1"/>
+      <w:numFmt w:val="bullet"/>
+      <w:lvlText w:val=""/>
+      <w:lvlJc w:val="left"/>
+      <w:pPr>
+        <w:tabs>
+          <w:tab w:val="num" w:pos="5760"/>
+        </w:tabs>
+        <w:ind w:left="5760" w:hanging="360"/>
+      </w:pPr>
+      <w:rPr>
+        <w:rFonts w:ascii="Wingdings" w:hAnsi="Wingdings" w:hint="default"/>
+        <w:sz w:val="20"/>
+      </w:rPr>
+    </w:lvl>
+    <w:lvl w:ilvl="8" w:tentative="1">
+      <w:start w:val="1"/>
+      <w:numFmt w:val="bullet"/>
+      <w:lvlText w:val=""/>
+      <w:lvlJc w:val="left"/>
+      <w:pPr>
+        <w:tabs>
+          <w:tab w:val="num" w:pos="6480"/>
+        </w:tabs>
+        <w:ind w:left="6480" w:hanging="360"/>
+      </w:pPr>
+      <w:rPr>
+        <w:rFonts w:ascii="Wingdings" w:hAnsi="Wingdings" w:hint="default"/>
+        <w:sz w:val="20"/>
+      </w:rPr>
+    </w:lvl>
+  </w:abstractNum>
+  <w:abstractNum w:abstractNumId="9" w15:restartNumberingAfterBreak="0">
     <w:nsid w:val="57B21EED"/>
     <w:multiLevelType w:val="multilevel"/>
     <w:tmpl w:val="35EC1916"/>
@@ -2338,7 +2618,7 @@
       </w:rPr>
     </w:lvl>
   </w:abstractNum>
-  <w:abstractNum w:abstractNumId="9" w15:restartNumberingAfterBreak="0">
+  <w:abstractNum w:abstractNumId="10" w15:restartNumberingAfterBreak="0">
     <w:nsid w:val="59DB6D6A"/>
     <w:multiLevelType w:val="multilevel"/>
     <w:tmpl w:val="97FE5C9C"/>
@@ -2487,7 +2767,7 @@
       </w:rPr>
     </w:lvl>
   </w:abstractNum>
-  <w:abstractNum w:abstractNumId="10" w15:restartNumberingAfterBreak="0">
+  <w:abstractNum w:abstractNumId="11" w15:restartNumberingAfterBreak="0">
     <w:nsid w:val="5E855459"/>
     <w:multiLevelType w:val="multilevel"/>
     <w:tmpl w:val="30F2FFFC"/>
@@ -2636,7 +2916,7 @@
       </w:rPr>
     </w:lvl>
   </w:abstractNum>
-  <w:abstractNum w:abstractNumId="11" w15:restartNumberingAfterBreak="0">
+  <w:abstractNum w:abstractNumId="12" w15:restartNumberingAfterBreak="0">
     <w:nsid w:val="6F991467"/>
     <w:multiLevelType w:val="multilevel"/>
     <w:tmpl w:val="BA584984"/>
@@ -2785,7 +3065,7 @@
       </w:rPr>
     </w:lvl>
   </w:abstractNum>
-  <w:abstractNum w:abstractNumId="12" w15:restartNumberingAfterBreak="0">
+  <w:abstractNum w:abstractNumId="13" w15:restartNumberingAfterBreak="0">
     <w:nsid w:val="7501785F"/>
     <w:multiLevelType w:val="multilevel"/>
     <w:tmpl w:val="70CCC7CE"/>
@@ -2935,10 +3215,10 @@
     </w:lvl>
   </w:abstractNum>
   <w:num w:numId="1">
-    <w:abstractNumId w:val="11"/>
+    <w:abstractNumId w:val="12"/>
   </w:num>
   <w:num w:numId="2">
-    <w:abstractNumId w:val="9"/>
+    <w:abstractNumId w:val="10"/>
   </w:num>
   <w:num w:numId="3">
     <w:abstractNumId w:val="3"/>
@@ -2959,7 +3239,7 @@
     <w:abstractNumId w:val="0"/>
   </w:num>
   <w:num w:numId="9">
-    <w:abstractNumId w:val="12"/>
+    <w:abstractNumId w:val="13"/>
   </w:num>
   <w:num w:numId="10">
     <w:abstractNumId w:val="7"/>
@@ -2968,10 +3248,13 @@
     <w:abstractNumId w:val="6"/>
   </w:num>
   <w:num w:numId="12">
-    <w:abstractNumId w:val="8"/>
+    <w:abstractNumId w:val="9"/>
   </w:num>
   <w:num w:numId="13">
-    <w:abstractNumId w:val="10"/>
+    <w:abstractNumId w:val="11"/>
+  </w:num>
+  <w:num w:numId="14">
+    <w:abstractNumId w:val="8"/>
   </w:num>
 </w:numbering>
 </file>
@@ -3477,7 +3760,6 @@
     <w:name w:val="Normal (Web)"/>
     <w:basedOn w:val="Normal"/>
     <w:uiPriority w:val="99"/>
-    <w:semiHidden/>
     <w:unhideWhenUsed/>
     <w:rsid w:val="00FD2A4B"/>
     <w:pPr>

--- a/docs/02_Data_Sources.docx
+++ b/docs/02_Data_Sources.docx
@@ -141,19 +141,8 @@
           <w:sz w:val="24"/>
           <w:szCs w:val="24"/>
         </w:rPr>
-        <w:t>rfid_</w:t>
-      </w:r>
-      <w:proofErr w:type="gramStart"/>
-      <w:r>
-        <w:rPr>
-          <w:rStyle w:val="HTMLCode"/>
-          <w:rFonts w:ascii="Times New Roman" w:hAnsi="Times New Roman" w:cs="Times New Roman"/>
-          <w:sz w:val="24"/>
-          <w:szCs w:val="24"/>
-        </w:rPr>
-        <w:t>events.json</w:t>
-      </w:r>
-      <w:proofErr w:type="gramEnd"/>
+        <w:t>rfid_events.json</w:t>
+      </w:r>
     </w:p>
     <w:p>
       <w:pPr>
@@ -1168,8 +1157,6 @@
       <w:r>
         <w:t>A clear distinction was reinforced between ingested industrial data and analytical metadata. Dashboard configuration, visualization settings, filters, and interaction history are treated as derived analytical state rather than primary data sources. Each dataset remains associated with a unique run identifier, which serves as the basis for dashboard generation and interaction.</w:t>
       </w:r>
-      <w:bookmarkStart w:id="0" w:name="_GoBack"/>
-      <w:bookmarkEnd w:id="0"/>
     </w:p>
     <w:p>
       <w:pPr>
@@ -1178,6 +1165,414 @@
           <w:sz w:val="24"/>
           <w:szCs w:val="24"/>
         </w:rPr>
+      </w:pPr>
+    </w:p>
+    <w:p>
+      <w:pPr>
+        <w:pStyle w:val="Heading3"/>
+      </w:pPr>
+      <w:r>
+        <w:rPr>
+          <w:rStyle w:val="Strong"/>
+          <w:b/>
+          <w:bCs/>
+        </w:rPr>
+        <w:t>Data Sources – Day 11 Update</w:t>
+      </w:r>
+    </w:p>
+    <w:p>
+      <w:pPr>
+        <w:pStyle w:val="NormalWeb"/>
+      </w:pPr>
+      <w:r>
+        <w:t>On Day 11, operational Excel files containing machine energy readings were actively used for analysis. These files includ</w:t>
+      </w:r>
+      <w:r>
+        <w:t>ed manually maintained KWh and K</w:t>
+      </w:r>
+      <w:r>
+        <w:t>VAh readings and were used for power consumption and cost analysis.</w:t>
+      </w:r>
+    </w:p>
+    <w:p>
+      <w:pPr>
+        <w:pStyle w:val="NormalWeb"/>
+      </w:pPr>
+      <w:r>
+        <w:t>No new data sources were introduced into the system. The work reinforced the importance of treating such operational Excel sheets as semi-structured data sources requiring careful handling and validation before analytics or dashboard integration.</w:t>
+      </w:r>
+    </w:p>
+    <w:p>
+      <w:pPr>
+        <w:pStyle w:val="NormalWeb"/>
+      </w:pPr>
+      <w:r>
+        <w:t>These energy-related Excel files are expected to serve as key inputs for future energy efficiency and cost-related dashboards.</w:t>
+      </w:r>
+    </w:p>
+    <w:p>
+      <w:pPr>
+        <w:pStyle w:val="Heading3"/>
+      </w:pPr>
+      <w:r>
+        <w:rPr>
+          <w:rStyle w:val="Strong"/>
+          <w:b/>
+          <w:bCs/>
+        </w:rPr>
+        <w:t>Data Sources – Day 12 Update</w:t>
+      </w:r>
+    </w:p>
+    <w:p>
+      <w:pPr>
+        <w:pStyle w:val="NormalWeb"/>
+        <w:numPr>
+          <w:ilvl w:val="0"/>
+          <w:numId w:val="15"/>
+        </w:numPr>
+      </w:pPr>
+      <w:r>
+        <w:t xml:space="preserve">Continued usage of </w:t>
+      </w:r>
+      <w:r>
+        <w:rPr>
+          <w:rStyle w:val="Strong"/>
+        </w:rPr>
+        <w:t>machine energy readings</w:t>
+      </w:r>
+      <w:r>
+        <w:t xml:space="preserve"> (kWh, kVAh) as primary operational data sources.</w:t>
+      </w:r>
+    </w:p>
+    <w:p>
+      <w:pPr>
+        <w:pStyle w:val="NormalWeb"/>
+        <w:numPr>
+          <w:ilvl w:val="0"/>
+          <w:numId w:val="15"/>
+        </w:numPr>
+      </w:pPr>
+      <w:r>
+        <w:t>Power cost calculation data refined based on updated readings.</w:t>
+      </w:r>
+    </w:p>
+    <w:p>
+      <w:pPr>
+        <w:pStyle w:val="NormalWeb"/>
+        <w:numPr>
+          <w:ilvl w:val="0"/>
+          <w:numId w:val="15"/>
+        </w:numPr>
+      </w:pPr>
+      <w:r>
+        <w:t>Confirmed compatibility of ingested CSV and Excel sources with dashboard filtering logic.</w:t>
+      </w:r>
+    </w:p>
+    <w:p>
+      <w:pPr>
+        <w:pStyle w:val="NormalWeb"/>
+        <w:numPr>
+          <w:ilvl w:val="0"/>
+          <w:numId w:val="15"/>
+        </w:numPr>
+      </w:pPr>
+      <w:r>
+        <w:t xml:space="preserve">Ensured data sources align with </w:t>
+      </w:r>
+      <w:r>
+        <w:rPr>
+          <w:rStyle w:val="Strong"/>
+        </w:rPr>
+        <w:t>time granularity filters</w:t>
+      </w:r>
+      <w:r>
+        <w:t xml:space="preserve"> (day, month, year).</w:t>
+      </w:r>
+    </w:p>
+    <w:p>
+      <w:pPr>
+        <w:pStyle w:val="Heading3"/>
+        <w:rPr>
+          <w:rStyle w:val="Strong"/>
+          <w:b/>
+          <w:bCs/>
+        </w:rPr>
+      </w:pPr>
+    </w:p>
+    <w:p>
+      <w:pPr>
+        <w:pStyle w:val="Heading3"/>
+        <w:rPr>
+          <w:rStyle w:val="Strong"/>
+          <w:b/>
+          <w:bCs/>
+        </w:rPr>
+      </w:pPr>
+    </w:p>
+    <w:p>
+      <w:pPr>
+        <w:pStyle w:val="Heading3"/>
+        <w:rPr>
+          <w:rStyle w:val="Strong"/>
+          <w:b/>
+          <w:bCs/>
+        </w:rPr>
+      </w:pPr>
+    </w:p>
+    <w:p>
+      <w:pPr>
+        <w:pStyle w:val="Heading3"/>
+        <w:rPr>
+          <w:rStyle w:val="Strong"/>
+          <w:b/>
+          <w:bCs/>
+        </w:rPr>
+      </w:pPr>
+    </w:p>
+    <w:p>
+      <w:pPr>
+        <w:pStyle w:val="Heading3"/>
+        <w:rPr>
+          <w:rStyle w:val="Strong"/>
+          <w:b/>
+          <w:bCs/>
+        </w:rPr>
+      </w:pPr>
+    </w:p>
+    <w:p>
+      <w:pPr>
+        <w:pStyle w:val="Heading3"/>
+        <w:rPr>
+          <w:rStyle w:val="Strong"/>
+          <w:b/>
+          <w:bCs/>
+        </w:rPr>
+      </w:pPr>
+    </w:p>
+    <w:p>
+      <w:pPr>
+        <w:pStyle w:val="Heading3"/>
+      </w:pPr>
+      <w:r>
+        <w:rPr>
+          <w:rStyle w:val="Strong"/>
+          <w:b/>
+          <w:bCs/>
+        </w:rPr>
+        <w:lastRenderedPageBreak/>
+        <w:t>Data Sources – Day 13</w:t>
+      </w:r>
+      <w:r>
+        <w:rPr>
+          <w:rStyle w:val="Strong"/>
+          <w:b/>
+          <w:bCs/>
+        </w:rPr>
+        <w:t xml:space="preserve"> Update</w:t>
+      </w:r>
+    </w:p>
+    <w:p>
+      <w:pPr>
+        <w:pStyle w:val="Heading3"/>
+      </w:pPr>
+      <w:r>
+        <w:rPr>
+          <w:rStyle w:val="Strong"/>
+          <w:b/>
+          <w:bCs/>
+        </w:rPr>
+        <w:t>Operational Excel Usage</w:t>
+      </w:r>
+    </w:p>
+    <w:p>
+      <w:pPr>
+        <w:pStyle w:val="NormalWeb"/>
+        <w:numPr>
+          <w:ilvl w:val="0"/>
+          <w:numId w:val="16"/>
+        </w:numPr>
+      </w:pPr>
+      <w:r>
+        <w:t xml:space="preserve">Continued usage of </w:t>
+      </w:r>
+      <w:r>
+        <w:rPr>
+          <w:rStyle w:val="Strong"/>
+        </w:rPr>
+        <w:t>manual energy reading Excel sheets</w:t>
+      </w:r>
+      <w:r>
+        <w:t xml:space="preserve"> (kWh, </w:t>
+      </w:r>
+      <w:proofErr w:type="spellStart"/>
+      <w:r>
+        <w:t>kVAh</w:t>
+      </w:r>
+      <w:proofErr w:type="spellEnd"/>
+      <w:r>
+        <w:t>).</w:t>
+      </w:r>
+    </w:p>
+    <w:p>
+      <w:pPr>
+        <w:pStyle w:val="NormalWeb"/>
+        <w:numPr>
+          <w:ilvl w:val="0"/>
+          <w:numId w:val="16"/>
+        </w:numPr>
+      </w:pPr>
+      <w:r>
+        <w:t>Power cost calculations refined using updated consumption data.</w:t>
+      </w:r>
+    </w:p>
+    <w:p>
+      <w:pPr>
+        <w:pStyle w:val="NormalWeb"/>
+        <w:numPr>
+          <w:ilvl w:val="0"/>
+          <w:numId w:val="16"/>
+        </w:numPr>
+      </w:pPr>
+      <w:r>
+        <w:t xml:space="preserve">These Excel files remain </w:t>
+      </w:r>
+      <w:r>
+        <w:rPr>
+          <w:rStyle w:val="Strong"/>
+        </w:rPr>
+        <w:t>operational data sources</w:t>
+      </w:r>
+      <w:r>
+        <w:t>, not yet integrated into ingestion pipelines.</w:t>
+      </w:r>
+    </w:p>
+    <w:p>
+      <w:pPr>
+        <w:pStyle w:val="Heading3"/>
+      </w:pPr>
+      <w:r>
+        <w:rPr>
+          <w:rStyle w:val="Strong"/>
+          <w:b/>
+          <w:bCs/>
+        </w:rPr>
+        <w:t>System Impact</w:t>
+      </w:r>
+    </w:p>
+    <w:p>
+      <w:pPr>
+        <w:pStyle w:val="NormalWeb"/>
+        <w:numPr>
+          <w:ilvl w:val="0"/>
+          <w:numId w:val="17"/>
+        </w:numPr>
+      </w:pPr>
+      <w:r>
+        <w:t>No new data sources introduced.</w:t>
+      </w:r>
+    </w:p>
+    <w:p>
+      <w:pPr>
+        <w:pStyle w:val="NormalWeb"/>
+        <w:numPr>
+          <w:ilvl w:val="0"/>
+          <w:numId w:val="17"/>
+        </w:numPr>
+      </w:pPr>
+      <w:r>
+        <w:t>Reinforced distinction between:</w:t>
+      </w:r>
+    </w:p>
+    <w:p>
+      <w:pPr>
+        <w:pStyle w:val="NormalWeb"/>
+        <w:numPr>
+          <w:ilvl w:val="1"/>
+          <w:numId w:val="17"/>
+        </w:numPr>
+      </w:pPr>
+      <w:r>
+        <w:rPr>
+          <w:rStyle w:val="Strong"/>
+        </w:rPr>
+        <w:t>Operational source files</w:t>
+      </w:r>
+      <w:r>
+        <w:t xml:space="preserve"> (energy readings).</w:t>
+      </w:r>
+    </w:p>
+    <w:p>
+      <w:pPr>
+        <w:pStyle w:val="NormalWeb"/>
+        <w:numPr>
+          <w:ilvl w:val="1"/>
+          <w:numId w:val="17"/>
+        </w:numPr>
+      </w:pPr>
+      <w:r>
+        <w:rPr>
+          <w:rStyle w:val="Strong"/>
+        </w:rPr>
+        <w:t>Analytical metadata</w:t>
+      </w:r>
+      <w:r>
+        <w:t xml:space="preserve"> (dashboards, filters, interactions).</w:t>
+      </w:r>
+    </w:p>
+    <w:p>
+      <w:pPr>
+        <w:pStyle w:val="Heading3"/>
+      </w:pPr>
+      <w:r>
+        <w:rPr>
+          <w:rStyle w:val="Strong"/>
+          <w:b/>
+          <w:bCs/>
+        </w:rPr>
+        <w:t>Notes</w:t>
+      </w:r>
+      <w:bookmarkStart w:id="0" w:name="_GoBack"/>
+      <w:bookmarkEnd w:id="0"/>
+    </w:p>
+    <w:p>
+      <w:pPr>
+        <w:pStyle w:val="NormalWeb"/>
+        <w:numPr>
+          <w:ilvl w:val="0"/>
+          <w:numId w:val="18"/>
+        </w:numPr>
+      </w:pPr>
+      <w:r>
+        <w:t>Energy-related Excel sheets are confirmed candidates for:</w:t>
+      </w:r>
+    </w:p>
+    <w:p>
+      <w:pPr>
+        <w:pStyle w:val="NormalWeb"/>
+        <w:numPr>
+          <w:ilvl w:val="1"/>
+          <w:numId w:val="18"/>
+        </w:numPr>
+      </w:pPr>
+      <w:r>
+        <w:t>Future ingestion workflows.</w:t>
+      </w:r>
+    </w:p>
+    <w:p>
+      <w:pPr>
+        <w:pStyle w:val="NormalWeb"/>
+        <w:numPr>
+          <w:ilvl w:val="1"/>
+          <w:numId w:val="18"/>
+        </w:numPr>
+      </w:pPr>
+      <w:r>
+        <w:t>Energy efficiency and cost optimization dashboards.</w:t>
+      </w:r>
+    </w:p>
+    <w:p>
+      <w:pPr>
+        <w:pStyle w:val="NormalWeb"/>
       </w:pPr>
     </w:p>
     <w:sectPr>
@@ -1193,6 +1588,155 @@
 <file path=word/numbering.xml><?xml version="1.0" encoding="utf-8"?>
 <w:numbering xmlns:wpc="http://schemas.microsoft.com/office/word/2010/wordprocessingCanvas" xmlns:cx="http://schemas.microsoft.com/office/drawing/2014/chartex" xmlns:mc="http://schemas.openxmlformats.org/markup-compatibility/2006" xmlns:o="urn:schemas-microsoft-com:office:office" xmlns:r="http://schemas.openxmlformats.org/officeDocument/2006/relationships" xmlns:m="http://schemas.openxmlformats.org/officeDocument/2006/math" xmlns:v="urn:schemas-microsoft-com:vml" xmlns:wp14="http://schemas.microsoft.com/office/word/2010/wordprocessingDrawing" xmlns:wp="http://schemas.openxmlformats.org/drawingml/2006/wordprocessingDrawing" xmlns:w10="urn:schemas-microsoft-com:office:word" xmlns:w="http://schemas.openxmlformats.org/wordprocessingml/2006/main" xmlns:w14="http://schemas.microsoft.com/office/word/2010/wordml" xmlns:w15="http://schemas.microsoft.com/office/word/2012/wordml" xmlns:w16se="http://schemas.microsoft.com/office/word/2015/wordml/symex" xmlns:wpg="http://schemas.microsoft.com/office/word/2010/wordprocessingGroup" xmlns:wpi="http://schemas.microsoft.com/office/word/2010/wordprocessingInk" xmlns:wne="http://schemas.microsoft.com/office/word/2006/wordml" xmlns:wps="http://schemas.microsoft.com/office/word/2010/wordprocessingShape" mc:Ignorable="w14 w15 w16se wp14">
   <w:abstractNum w:abstractNumId="0" w15:restartNumberingAfterBreak="0">
+    <w:nsid w:val="00044251"/>
+    <w:multiLevelType w:val="multilevel"/>
+    <w:tmpl w:val="D348F3AE"/>
+    <w:lvl w:ilvl="0">
+      <w:start w:val="1"/>
+      <w:numFmt w:val="bullet"/>
+      <w:lvlText w:val=""/>
+      <w:lvlJc w:val="left"/>
+      <w:pPr>
+        <w:tabs>
+          <w:tab w:val="num" w:pos="720"/>
+        </w:tabs>
+        <w:ind w:left="720" w:hanging="360"/>
+      </w:pPr>
+      <w:rPr>
+        <w:rFonts w:ascii="Symbol" w:hAnsi="Symbol" w:hint="default"/>
+        <w:sz w:val="20"/>
+      </w:rPr>
+    </w:lvl>
+    <w:lvl w:ilvl="1">
+      <w:start w:val="1"/>
+      <w:numFmt w:val="bullet"/>
+      <w:lvlText w:val="o"/>
+      <w:lvlJc w:val="left"/>
+      <w:pPr>
+        <w:tabs>
+          <w:tab w:val="num" w:pos="1440"/>
+        </w:tabs>
+        <w:ind w:left="1440" w:hanging="360"/>
+      </w:pPr>
+      <w:rPr>
+        <w:rFonts w:ascii="Courier New" w:hAnsi="Courier New" w:hint="default"/>
+        <w:sz w:val="20"/>
+      </w:rPr>
+    </w:lvl>
+    <w:lvl w:ilvl="2" w:tentative="1">
+      <w:start w:val="1"/>
+      <w:numFmt w:val="bullet"/>
+      <w:lvlText w:val=""/>
+      <w:lvlJc w:val="left"/>
+      <w:pPr>
+        <w:tabs>
+          <w:tab w:val="num" w:pos="2160"/>
+        </w:tabs>
+        <w:ind w:left="2160" w:hanging="360"/>
+      </w:pPr>
+      <w:rPr>
+        <w:rFonts w:ascii="Wingdings" w:hAnsi="Wingdings" w:hint="default"/>
+        <w:sz w:val="20"/>
+      </w:rPr>
+    </w:lvl>
+    <w:lvl w:ilvl="3" w:tentative="1">
+      <w:start w:val="1"/>
+      <w:numFmt w:val="bullet"/>
+      <w:lvlText w:val=""/>
+      <w:lvlJc w:val="left"/>
+      <w:pPr>
+        <w:tabs>
+          <w:tab w:val="num" w:pos="2880"/>
+        </w:tabs>
+        <w:ind w:left="2880" w:hanging="360"/>
+      </w:pPr>
+      <w:rPr>
+        <w:rFonts w:ascii="Wingdings" w:hAnsi="Wingdings" w:hint="default"/>
+        <w:sz w:val="20"/>
+      </w:rPr>
+    </w:lvl>
+    <w:lvl w:ilvl="4" w:tentative="1">
+      <w:start w:val="1"/>
+      <w:numFmt w:val="bullet"/>
+      <w:lvlText w:val=""/>
+      <w:lvlJc w:val="left"/>
+      <w:pPr>
+        <w:tabs>
+          <w:tab w:val="num" w:pos="3600"/>
+        </w:tabs>
+        <w:ind w:left="3600" w:hanging="360"/>
+      </w:pPr>
+      <w:rPr>
+        <w:rFonts w:ascii="Wingdings" w:hAnsi="Wingdings" w:hint="default"/>
+        <w:sz w:val="20"/>
+      </w:rPr>
+    </w:lvl>
+    <w:lvl w:ilvl="5" w:tentative="1">
+      <w:start w:val="1"/>
+      <w:numFmt w:val="bullet"/>
+      <w:lvlText w:val=""/>
+      <w:lvlJc w:val="left"/>
+      <w:pPr>
+        <w:tabs>
+          <w:tab w:val="num" w:pos="4320"/>
+        </w:tabs>
+        <w:ind w:left="4320" w:hanging="360"/>
+      </w:pPr>
+      <w:rPr>
+        <w:rFonts w:ascii="Wingdings" w:hAnsi="Wingdings" w:hint="default"/>
+        <w:sz w:val="20"/>
+      </w:rPr>
+    </w:lvl>
+    <w:lvl w:ilvl="6" w:tentative="1">
+      <w:start w:val="1"/>
+      <w:numFmt w:val="bullet"/>
+      <w:lvlText w:val=""/>
+      <w:lvlJc w:val="left"/>
+      <w:pPr>
+        <w:tabs>
+          <w:tab w:val="num" w:pos="5040"/>
+        </w:tabs>
+        <w:ind w:left="5040" w:hanging="360"/>
+      </w:pPr>
+      <w:rPr>
+        <w:rFonts w:ascii="Wingdings" w:hAnsi="Wingdings" w:hint="default"/>
+        <w:sz w:val="20"/>
+      </w:rPr>
+    </w:lvl>
+    <w:lvl w:ilvl="7" w:tentative="1">
+      <w:start w:val="1"/>
+      <w:numFmt w:val="bullet"/>
+      <w:lvlText w:val=""/>
+      <w:lvlJc w:val="left"/>
+      <w:pPr>
+        <w:tabs>
+          <w:tab w:val="num" w:pos="5760"/>
+        </w:tabs>
+        <w:ind w:left="5760" w:hanging="360"/>
+      </w:pPr>
+      <w:rPr>
+        <w:rFonts w:ascii="Wingdings" w:hAnsi="Wingdings" w:hint="default"/>
+        <w:sz w:val="20"/>
+      </w:rPr>
+    </w:lvl>
+    <w:lvl w:ilvl="8" w:tentative="1">
+      <w:start w:val="1"/>
+      <w:numFmt w:val="bullet"/>
+      <w:lvlText w:val=""/>
+      <w:lvlJc w:val="left"/>
+      <w:pPr>
+        <w:tabs>
+          <w:tab w:val="num" w:pos="6480"/>
+        </w:tabs>
+        <w:ind w:left="6480" w:hanging="360"/>
+      </w:pPr>
+      <w:rPr>
+        <w:rFonts w:ascii="Wingdings" w:hAnsi="Wingdings" w:hint="default"/>
+        <w:sz w:val="20"/>
+      </w:rPr>
+    </w:lvl>
+  </w:abstractNum>
+  <w:abstractNum w:abstractNumId="1" w15:restartNumberingAfterBreak="0">
     <w:nsid w:val="0B7F2A62"/>
     <w:multiLevelType w:val="multilevel"/>
     <w:tmpl w:val="5DE80AD6"/>
@@ -1309,7 +1853,7 @@
       </w:pPr>
     </w:lvl>
   </w:abstractNum>
-  <w:abstractNum w:abstractNumId="1" w15:restartNumberingAfterBreak="0">
+  <w:abstractNum w:abstractNumId="2" w15:restartNumberingAfterBreak="0">
     <w:nsid w:val="0CDB645A"/>
     <w:multiLevelType w:val="multilevel"/>
     <w:tmpl w:val="2FC4D6F8"/>
@@ -1458,7 +2002,7 @@
       </w:rPr>
     </w:lvl>
   </w:abstractNum>
-  <w:abstractNum w:abstractNumId="2" w15:restartNumberingAfterBreak="0">
+  <w:abstractNum w:abstractNumId="3" w15:restartNumberingAfterBreak="0">
     <w:nsid w:val="199B7F89"/>
     <w:multiLevelType w:val="multilevel"/>
     <w:tmpl w:val="20AA80F2"/>
@@ -1607,7 +2151,156 @@
       </w:rPr>
     </w:lvl>
   </w:abstractNum>
-  <w:abstractNum w:abstractNumId="3" w15:restartNumberingAfterBreak="0">
+  <w:abstractNum w:abstractNumId="4" w15:restartNumberingAfterBreak="0">
+    <w:nsid w:val="19A762C8"/>
+    <w:multiLevelType w:val="multilevel"/>
+    <w:tmpl w:val="A82E7BB4"/>
+    <w:lvl w:ilvl="0">
+      <w:start w:val="1"/>
+      <w:numFmt w:val="bullet"/>
+      <w:lvlText w:val=""/>
+      <w:lvlJc w:val="left"/>
+      <w:pPr>
+        <w:tabs>
+          <w:tab w:val="num" w:pos="720"/>
+        </w:tabs>
+        <w:ind w:left="720" w:hanging="360"/>
+      </w:pPr>
+      <w:rPr>
+        <w:rFonts w:ascii="Symbol" w:hAnsi="Symbol" w:hint="default"/>
+        <w:sz w:val="20"/>
+      </w:rPr>
+    </w:lvl>
+    <w:lvl w:ilvl="1" w:tentative="1">
+      <w:start w:val="1"/>
+      <w:numFmt w:val="bullet"/>
+      <w:lvlText w:val="o"/>
+      <w:lvlJc w:val="left"/>
+      <w:pPr>
+        <w:tabs>
+          <w:tab w:val="num" w:pos="1440"/>
+        </w:tabs>
+        <w:ind w:left="1440" w:hanging="360"/>
+      </w:pPr>
+      <w:rPr>
+        <w:rFonts w:ascii="Courier New" w:hAnsi="Courier New" w:hint="default"/>
+        <w:sz w:val="20"/>
+      </w:rPr>
+    </w:lvl>
+    <w:lvl w:ilvl="2" w:tentative="1">
+      <w:start w:val="1"/>
+      <w:numFmt w:val="bullet"/>
+      <w:lvlText w:val=""/>
+      <w:lvlJc w:val="left"/>
+      <w:pPr>
+        <w:tabs>
+          <w:tab w:val="num" w:pos="2160"/>
+        </w:tabs>
+        <w:ind w:left="2160" w:hanging="360"/>
+      </w:pPr>
+      <w:rPr>
+        <w:rFonts w:ascii="Wingdings" w:hAnsi="Wingdings" w:hint="default"/>
+        <w:sz w:val="20"/>
+      </w:rPr>
+    </w:lvl>
+    <w:lvl w:ilvl="3" w:tentative="1">
+      <w:start w:val="1"/>
+      <w:numFmt w:val="bullet"/>
+      <w:lvlText w:val=""/>
+      <w:lvlJc w:val="left"/>
+      <w:pPr>
+        <w:tabs>
+          <w:tab w:val="num" w:pos="2880"/>
+        </w:tabs>
+        <w:ind w:left="2880" w:hanging="360"/>
+      </w:pPr>
+      <w:rPr>
+        <w:rFonts w:ascii="Wingdings" w:hAnsi="Wingdings" w:hint="default"/>
+        <w:sz w:val="20"/>
+      </w:rPr>
+    </w:lvl>
+    <w:lvl w:ilvl="4" w:tentative="1">
+      <w:start w:val="1"/>
+      <w:numFmt w:val="bullet"/>
+      <w:lvlText w:val=""/>
+      <w:lvlJc w:val="left"/>
+      <w:pPr>
+        <w:tabs>
+          <w:tab w:val="num" w:pos="3600"/>
+        </w:tabs>
+        <w:ind w:left="3600" w:hanging="360"/>
+      </w:pPr>
+      <w:rPr>
+        <w:rFonts w:ascii="Wingdings" w:hAnsi="Wingdings" w:hint="default"/>
+        <w:sz w:val="20"/>
+      </w:rPr>
+    </w:lvl>
+    <w:lvl w:ilvl="5" w:tentative="1">
+      <w:start w:val="1"/>
+      <w:numFmt w:val="bullet"/>
+      <w:lvlText w:val=""/>
+      <w:lvlJc w:val="left"/>
+      <w:pPr>
+        <w:tabs>
+          <w:tab w:val="num" w:pos="4320"/>
+        </w:tabs>
+        <w:ind w:left="4320" w:hanging="360"/>
+      </w:pPr>
+      <w:rPr>
+        <w:rFonts w:ascii="Wingdings" w:hAnsi="Wingdings" w:hint="default"/>
+        <w:sz w:val="20"/>
+      </w:rPr>
+    </w:lvl>
+    <w:lvl w:ilvl="6" w:tentative="1">
+      <w:start w:val="1"/>
+      <w:numFmt w:val="bullet"/>
+      <w:lvlText w:val=""/>
+      <w:lvlJc w:val="left"/>
+      <w:pPr>
+        <w:tabs>
+          <w:tab w:val="num" w:pos="5040"/>
+        </w:tabs>
+        <w:ind w:left="5040" w:hanging="360"/>
+      </w:pPr>
+      <w:rPr>
+        <w:rFonts w:ascii="Wingdings" w:hAnsi="Wingdings" w:hint="default"/>
+        <w:sz w:val="20"/>
+      </w:rPr>
+    </w:lvl>
+    <w:lvl w:ilvl="7" w:tentative="1">
+      <w:start w:val="1"/>
+      <w:numFmt w:val="bullet"/>
+      <w:lvlText w:val=""/>
+      <w:lvlJc w:val="left"/>
+      <w:pPr>
+        <w:tabs>
+          <w:tab w:val="num" w:pos="5760"/>
+        </w:tabs>
+        <w:ind w:left="5760" w:hanging="360"/>
+      </w:pPr>
+      <w:rPr>
+        <w:rFonts w:ascii="Wingdings" w:hAnsi="Wingdings" w:hint="default"/>
+        <w:sz w:val="20"/>
+      </w:rPr>
+    </w:lvl>
+    <w:lvl w:ilvl="8" w:tentative="1">
+      <w:start w:val="1"/>
+      <w:numFmt w:val="bullet"/>
+      <w:lvlText w:val=""/>
+      <w:lvlJc w:val="left"/>
+      <w:pPr>
+        <w:tabs>
+          <w:tab w:val="num" w:pos="6480"/>
+        </w:tabs>
+        <w:ind w:left="6480" w:hanging="360"/>
+      </w:pPr>
+      <w:rPr>
+        <w:rFonts w:ascii="Wingdings" w:hAnsi="Wingdings" w:hint="default"/>
+        <w:sz w:val="20"/>
+      </w:rPr>
+    </w:lvl>
+  </w:abstractNum>
+  <w:abstractNum w:abstractNumId="5" w15:restartNumberingAfterBreak="0">
     <w:nsid w:val="1AE27D26"/>
     <w:multiLevelType w:val="multilevel"/>
     <w:tmpl w:val="D3CA648A"/>
@@ -1756,7 +2449,7 @@
       </w:rPr>
     </w:lvl>
   </w:abstractNum>
-  <w:abstractNum w:abstractNumId="4" w15:restartNumberingAfterBreak="0">
+  <w:abstractNum w:abstractNumId="6" w15:restartNumberingAfterBreak="0">
     <w:nsid w:val="289E006F"/>
     <w:multiLevelType w:val="multilevel"/>
     <w:tmpl w:val="9F308DA0"/>
@@ -1873,7 +2566,7 @@
       </w:pPr>
     </w:lvl>
   </w:abstractNum>
-  <w:abstractNum w:abstractNumId="5" w15:restartNumberingAfterBreak="0">
+  <w:abstractNum w:abstractNumId="7" w15:restartNumberingAfterBreak="0">
     <w:nsid w:val="3BDC2785"/>
     <w:multiLevelType w:val="multilevel"/>
     <w:tmpl w:val="BE844A56"/>
@@ -2022,7 +2715,7 @@
       </w:rPr>
     </w:lvl>
   </w:abstractNum>
-  <w:abstractNum w:abstractNumId="6" w15:restartNumberingAfterBreak="0">
+  <w:abstractNum w:abstractNumId="8" w15:restartNumberingAfterBreak="0">
     <w:nsid w:val="3BDF28D1"/>
     <w:multiLevelType w:val="multilevel"/>
     <w:tmpl w:val="155497D2"/>
@@ -2171,7 +2864,7 @@
       </w:rPr>
     </w:lvl>
   </w:abstractNum>
-  <w:abstractNum w:abstractNumId="7" w15:restartNumberingAfterBreak="0">
+  <w:abstractNum w:abstractNumId="9" w15:restartNumberingAfterBreak="0">
     <w:nsid w:val="488C6048"/>
     <w:multiLevelType w:val="multilevel"/>
     <w:tmpl w:val="D0A2634A"/>
@@ -2320,7 +3013,156 @@
       </w:rPr>
     </w:lvl>
   </w:abstractNum>
-  <w:abstractNum w:abstractNumId="8" w15:restartNumberingAfterBreak="0">
+  <w:abstractNum w:abstractNumId="10" w15:restartNumberingAfterBreak="0">
+    <w:nsid w:val="4A3D569D"/>
+    <w:multiLevelType w:val="multilevel"/>
+    <w:tmpl w:val="13D4042A"/>
+    <w:lvl w:ilvl="0">
+      <w:start w:val="1"/>
+      <w:numFmt w:val="bullet"/>
+      <w:lvlText w:val=""/>
+      <w:lvlJc w:val="left"/>
+      <w:pPr>
+        <w:tabs>
+          <w:tab w:val="num" w:pos="720"/>
+        </w:tabs>
+        <w:ind w:left="720" w:hanging="360"/>
+      </w:pPr>
+      <w:rPr>
+        <w:rFonts w:ascii="Symbol" w:hAnsi="Symbol" w:hint="default"/>
+        <w:sz w:val="20"/>
+      </w:rPr>
+    </w:lvl>
+    <w:lvl w:ilvl="1">
+      <w:start w:val="1"/>
+      <w:numFmt w:val="bullet"/>
+      <w:lvlText w:val="o"/>
+      <w:lvlJc w:val="left"/>
+      <w:pPr>
+        <w:tabs>
+          <w:tab w:val="num" w:pos="1440"/>
+        </w:tabs>
+        <w:ind w:left="1440" w:hanging="360"/>
+      </w:pPr>
+      <w:rPr>
+        <w:rFonts w:ascii="Courier New" w:hAnsi="Courier New" w:hint="default"/>
+        <w:sz w:val="20"/>
+      </w:rPr>
+    </w:lvl>
+    <w:lvl w:ilvl="2" w:tentative="1">
+      <w:start w:val="1"/>
+      <w:numFmt w:val="bullet"/>
+      <w:lvlText w:val=""/>
+      <w:lvlJc w:val="left"/>
+      <w:pPr>
+        <w:tabs>
+          <w:tab w:val="num" w:pos="2160"/>
+        </w:tabs>
+        <w:ind w:left="2160" w:hanging="360"/>
+      </w:pPr>
+      <w:rPr>
+        <w:rFonts w:ascii="Wingdings" w:hAnsi="Wingdings" w:hint="default"/>
+        <w:sz w:val="20"/>
+      </w:rPr>
+    </w:lvl>
+    <w:lvl w:ilvl="3" w:tentative="1">
+      <w:start w:val="1"/>
+      <w:numFmt w:val="bullet"/>
+      <w:lvlText w:val=""/>
+      <w:lvlJc w:val="left"/>
+      <w:pPr>
+        <w:tabs>
+          <w:tab w:val="num" w:pos="2880"/>
+        </w:tabs>
+        <w:ind w:left="2880" w:hanging="360"/>
+      </w:pPr>
+      <w:rPr>
+        <w:rFonts w:ascii="Wingdings" w:hAnsi="Wingdings" w:hint="default"/>
+        <w:sz w:val="20"/>
+      </w:rPr>
+    </w:lvl>
+    <w:lvl w:ilvl="4" w:tentative="1">
+      <w:start w:val="1"/>
+      <w:numFmt w:val="bullet"/>
+      <w:lvlText w:val=""/>
+      <w:lvlJc w:val="left"/>
+      <w:pPr>
+        <w:tabs>
+          <w:tab w:val="num" w:pos="3600"/>
+        </w:tabs>
+        <w:ind w:left="3600" w:hanging="360"/>
+      </w:pPr>
+      <w:rPr>
+        <w:rFonts w:ascii="Wingdings" w:hAnsi="Wingdings" w:hint="default"/>
+        <w:sz w:val="20"/>
+      </w:rPr>
+    </w:lvl>
+    <w:lvl w:ilvl="5" w:tentative="1">
+      <w:start w:val="1"/>
+      <w:numFmt w:val="bullet"/>
+      <w:lvlText w:val=""/>
+      <w:lvlJc w:val="left"/>
+      <w:pPr>
+        <w:tabs>
+          <w:tab w:val="num" w:pos="4320"/>
+        </w:tabs>
+        <w:ind w:left="4320" w:hanging="360"/>
+      </w:pPr>
+      <w:rPr>
+        <w:rFonts w:ascii="Wingdings" w:hAnsi="Wingdings" w:hint="default"/>
+        <w:sz w:val="20"/>
+      </w:rPr>
+    </w:lvl>
+    <w:lvl w:ilvl="6" w:tentative="1">
+      <w:start w:val="1"/>
+      <w:numFmt w:val="bullet"/>
+      <w:lvlText w:val=""/>
+      <w:lvlJc w:val="left"/>
+      <w:pPr>
+        <w:tabs>
+          <w:tab w:val="num" w:pos="5040"/>
+        </w:tabs>
+        <w:ind w:left="5040" w:hanging="360"/>
+      </w:pPr>
+      <w:rPr>
+        <w:rFonts w:ascii="Wingdings" w:hAnsi="Wingdings" w:hint="default"/>
+        <w:sz w:val="20"/>
+      </w:rPr>
+    </w:lvl>
+    <w:lvl w:ilvl="7" w:tentative="1">
+      <w:start w:val="1"/>
+      <w:numFmt w:val="bullet"/>
+      <w:lvlText w:val=""/>
+      <w:lvlJc w:val="left"/>
+      <w:pPr>
+        <w:tabs>
+          <w:tab w:val="num" w:pos="5760"/>
+        </w:tabs>
+        <w:ind w:left="5760" w:hanging="360"/>
+      </w:pPr>
+      <w:rPr>
+        <w:rFonts w:ascii="Wingdings" w:hAnsi="Wingdings" w:hint="default"/>
+        <w:sz w:val="20"/>
+      </w:rPr>
+    </w:lvl>
+    <w:lvl w:ilvl="8" w:tentative="1">
+      <w:start w:val="1"/>
+      <w:numFmt w:val="bullet"/>
+      <w:lvlText w:val=""/>
+      <w:lvlJc w:val="left"/>
+      <w:pPr>
+        <w:tabs>
+          <w:tab w:val="num" w:pos="6480"/>
+        </w:tabs>
+        <w:ind w:left="6480" w:hanging="360"/>
+      </w:pPr>
+      <w:rPr>
+        <w:rFonts w:ascii="Wingdings" w:hAnsi="Wingdings" w:hint="default"/>
+        <w:sz w:val="20"/>
+      </w:rPr>
+    </w:lvl>
+  </w:abstractNum>
+  <w:abstractNum w:abstractNumId="11" w15:restartNumberingAfterBreak="0">
     <w:nsid w:val="4E0A27B5"/>
     <w:multiLevelType w:val="multilevel"/>
     <w:tmpl w:val="2DB49E70"/>
@@ -2469,7 +3311,7 @@
       </w:rPr>
     </w:lvl>
   </w:abstractNum>
-  <w:abstractNum w:abstractNumId="9" w15:restartNumberingAfterBreak="0">
+  <w:abstractNum w:abstractNumId="12" w15:restartNumberingAfterBreak="0">
     <w:nsid w:val="57B21EED"/>
     <w:multiLevelType w:val="multilevel"/>
     <w:tmpl w:val="35EC1916"/>
@@ -2618,7 +3460,7 @@
       </w:rPr>
     </w:lvl>
   </w:abstractNum>
-  <w:abstractNum w:abstractNumId="10" w15:restartNumberingAfterBreak="0">
+  <w:abstractNum w:abstractNumId="13" w15:restartNumberingAfterBreak="0">
     <w:nsid w:val="59DB6D6A"/>
     <w:multiLevelType w:val="multilevel"/>
     <w:tmpl w:val="97FE5C9C"/>
@@ -2767,7 +3609,7 @@
       </w:rPr>
     </w:lvl>
   </w:abstractNum>
-  <w:abstractNum w:abstractNumId="11" w15:restartNumberingAfterBreak="0">
+  <w:abstractNum w:abstractNumId="14" w15:restartNumberingAfterBreak="0">
     <w:nsid w:val="5E855459"/>
     <w:multiLevelType w:val="multilevel"/>
     <w:tmpl w:val="30F2FFFC"/>
@@ -2916,7 +3758,156 @@
       </w:rPr>
     </w:lvl>
   </w:abstractNum>
-  <w:abstractNum w:abstractNumId="12" w15:restartNumberingAfterBreak="0">
+  <w:abstractNum w:abstractNumId="15" w15:restartNumberingAfterBreak="0">
+    <w:nsid w:val="6B626DB3"/>
+    <w:multiLevelType w:val="multilevel"/>
+    <w:tmpl w:val="53380260"/>
+    <w:lvl w:ilvl="0">
+      <w:start w:val="1"/>
+      <w:numFmt w:val="bullet"/>
+      <w:lvlText w:val=""/>
+      <w:lvlJc w:val="left"/>
+      <w:pPr>
+        <w:tabs>
+          <w:tab w:val="num" w:pos="720"/>
+        </w:tabs>
+        <w:ind w:left="720" w:hanging="360"/>
+      </w:pPr>
+      <w:rPr>
+        <w:rFonts w:ascii="Symbol" w:hAnsi="Symbol" w:hint="default"/>
+        <w:sz w:val="20"/>
+      </w:rPr>
+    </w:lvl>
+    <w:lvl w:ilvl="1" w:tentative="1">
+      <w:start w:val="1"/>
+      <w:numFmt w:val="bullet"/>
+      <w:lvlText w:val="o"/>
+      <w:lvlJc w:val="left"/>
+      <w:pPr>
+        <w:tabs>
+          <w:tab w:val="num" w:pos="1440"/>
+        </w:tabs>
+        <w:ind w:left="1440" w:hanging="360"/>
+      </w:pPr>
+      <w:rPr>
+        <w:rFonts w:ascii="Courier New" w:hAnsi="Courier New" w:hint="default"/>
+        <w:sz w:val="20"/>
+      </w:rPr>
+    </w:lvl>
+    <w:lvl w:ilvl="2" w:tentative="1">
+      <w:start w:val="1"/>
+      <w:numFmt w:val="bullet"/>
+      <w:lvlText w:val=""/>
+      <w:lvlJc w:val="left"/>
+      <w:pPr>
+        <w:tabs>
+          <w:tab w:val="num" w:pos="2160"/>
+        </w:tabs>
+        <w:ind w:left="2160" w:hanging="360"/>
+      </w:pPr>
+      <w:rPr>
+        <w:rFonts w:ascii="Wingdings" w:hAnsi="Wingdings" w:hint="default"/>
+        <w:sz w:val="20"/>
+      </w:rPr>
+    </w:lvl>
+    <w:lvl w:ilvl="3" w:tentative="1">
+      <w:start w:val="1"/>
+      <w:numFmt w:val="bullet"/>
+      <w:lvlText w:val=""/>
+      <w:lvlJc w:val="left"/>
+      <w:pPr>
+        <w:tabs>
+          <w:tab w:val="num" w:pos="2880"/>
+        </w:tabs>
+        <w:ind w:left="2880" w:hanging="360"/>
+      </w:pPr>
+      <w:rPr>
+        <w:rFonts w:ascii="Wingdings" w:hAnsi="Wingdings" w:hint="default"/>
+        <w:sz w:val="20"/>
+      </w:rPr>
+    </w:lvl>
+    <w:lvl w:ilvl="4" w:tentative="1">
+      <w:start w:val="1"/>
+      <w:numFmt w:val="bullet"/>
+      <w:lvlText w:val=""/>
+      <w:lvlJc w:val="left"/>
+      <w:pPr>
+        <w:tabs>
+          <w:tab w:val="num" w:pos="3600"/>
+        </w:tabs>
+        <w:ind w:left="3600" w:hanging="360"/>
+      </w:pPr>
+      <w:rPr>
+        <w:rFonts w:ascii="Wingdings" w:hAnsi="Wingdings" w:hint="default"/>
+        <w:sz w:val="20"/>
+      </w:rPr>
+    </w:lvl>
+    <w:lvl w:ilvl="5" w:tentative="1">
+      <w:start w:val="1"/>
+      <w:numFmt w:val="bullet"/>
+      <w:lvlText w:val=""/>
+      <w:lvlJc w:val="left"/>
+      <w:pPr>
+        <w:tabs>
+          <w:tab w:val="num" w:pos="4320"/>
+        </w:tabs>
+        <w:ind w:left="4320" w:hanging="360"/>
+      </w:pPr>
+      <w:rPr>
+        <w:rFonts w:ascii="Wingdings" w:hAnsi="Wingdings" w:hint="default"/>
+        <w:sz w:val="20"/>
+      </w:rPr>
+    </w:lvl>
+    <w:lvl w:ilvl="6" w:tentative="1">
+      <w:start w:val="1"/>
+      <w:numFmt w:val="bullet"/>
+      <w:lvlText w:val=""/>
+      <w:lvlJc w:val="left"/>
+      <w:pPr>
+        <w:tabs>
+          <w:tab w:val="num" w:pos="5040"/>
+        </w:tabs>
+        <w:ind w:left="5040" w:hanging="360"/>
+      </w:pPr>
+      <w:rPr>
+        <w:rFonts w:ascii="Wingdings" w:hAnsi="Wingdings" w:hint="default"/>
+        <w:sz w:val="20"/>
+      </w:rPr>
+    </w:lvl>
+    <w:lvl w:ilvl="7" w:tentative="1">
+      <w:start w:val="1"/>
+      <w:numFmt w:val="bullet"/>
+      <w:lvlText w:val=""/>
+      <w:lvlJc w:val="left"/>
+      <w:pPr>
+        <w:tabs>
+          <w:tab w:val="num" w:pos="5760"/>
+        </w:tabs>
+        <w:ind w:left="5760" w:hanging="360"/>
+      </w:pPr>
+      <w:rPr>
+        <w:rFonts w:ascii="Wingdings" w:hAnsi="Wingdings" w:hint="default"/>
+        <w:sz w:val="20"/>
+      </w:rPr>
+    </w:lvl>
+    <w:lvl w:ilvl="8" w:tentative="1">
+      <w:start w:val="1"/>
+      <w:numFmt w:val="bullet"/>
+      <w:lvlText w:val=""/>
+      <w:lvlJc w:val="left"/>
+      <w:pPr>
+        <w:tabs>
+          <w:tab w:val="num" w:pos="6480"/>
+        </w:tabs>
+        <w:ind w:left="6480" w:hanging="360"/>
+      </w:pPr>
+      <w:rPr>
+        <w:rFonts w:ascii="Wingdings" w:hAnsi="Wingdings" w:hint="default"/>
+        <w:sz w:val="20"/>
+      </w:rPr>
+    </w:lvl>
+  </w:abstractNum>
+  <w:abstractNum w:abstractNumId="16" w15:restartNumberingAfterBreak="0">
     <w:nsid w:val="6F991467"/>
     <w:multiLevelType w:val="multilevel"/>
     <w:tmpl w:val="BA584984"/>
@@ -3065,7 +4056,7 @@
       </w:rPr>
     </w:lvl>
   </w:abstractNum>
-  <w:abstractNum w:abstractNumId="13" w15:restartNumberingAfterBreak="0">
+  <w:abstractNum w:abstractNumId="17" w15:restartNumberingAfterBreak="0">
     <w:nsid w:val="7501785F"/>
     <w:multiLevelType w:val="multilevel"/>
     <w:tmpl w:val="70CCC7CE"/>
@@ -3215,46 +4206,58 @@
     </w:lvl>
   </w:abstractNum>
   <w:num w:numId="1">
+    <w:abstractNumId w:val="16"/>
+  </w:num>
+  <w:num w:numId="2">
+    <w:abstractNumId w:val="13"/>
+  </w:num>
+  <w:num w:numId="3">
+    <w:abstractNumId w:val="5"/>
+  </w:num>
+  <w:num w:numId="4">
+    <w:abstractNumId w:val="2"/>
+  </w:num>
+  <w:num w:numId="5">
+    <w:abstractNumId w:val="7"/>
+  </w:num>
+  <w:num w:numId="6">
+    <w:abstractNumId w:val="3"/>
+  </w:num>
+  <w:num w:numId="7">
+    <w:abstractNumId w:val="6"/>
+  </w:num>
+  <w:num w:numId="8">
+    <w:abstractNumId w:val="1"/>
+  </w:num>
+  <w:num w:numId="9">
+    <w:abstractNumId w:val="17"/>
+  </w:num>
+  <w:num w:numId="10">
+    <w:abstractNumId w:val="9"/>
+  </w:num>
+  <w:num w:numId="11">
+    <w:abstractNumId w:val="8"/>
+  </w:num>
+  <w:num w:numId="12">
     <w:abstractNumId w:val="12"/>
   </w:num>
-  <w:num w:numId="2">
+  <w:num w:numId="13">
+    <w:abstractNumId w:val="14"/>
+  </w:num>
+  <w:num w:numId="14">
+    <w:abstractNumId w:val="11"/>
+  </w:num>
+  <w:num w:numId="15">
+    <w:abstractNumId w:val="4"/>
+  </w:num>
+  <w:num w:numId="16">
+    <w:abstractNumId w:val="15"/>
+  </w:num>
+  <w:num w:numId="17">
     <w:abstractNumId w:val="10"/>
   </w:num>
-  <w:num w:numId="3">
-    <w:abstractNumId w:val="3"/>
-  </w:num>
-  <w:num w:numId="4">
-    <w:abstractNumId w:val="1"/>
-  </w:num>
-  <w:num w:numId="5">
-    <w:abstractNumId w:val="5"/>
-  </w:num>
-  <w:num w:numId="6">
-    <w:abstractNumId w:val="2"/>
-  </w:num>
-  <w:num w:numId="7">
-    <w:abstractNumId w:val="4"/>
-  </w:num>
-  <w:num w:numId="8">
+  <w:num w:numId="18">
     <w:abstractNumId w:val="0"/>
-  </w:num>
-  <w:num w:numId="9">
-    <w:abstractNumId w:val="13"/>
-  </w:num>
-  <w:num w:numId="10">
-    <w:abstractNumId w:val="7"/>
-  </w:num>
-  <w:num w:numId="11">
-    <w:abstractNumId w:val="6"/>
-  </w:num>
-  <w:num w:numId="12">
-    <w:abstractNumId w:val="9"/>
-  </w:num>
-  <w:num w:numId="13">
-    <w:abstractNumId w:val="11"/>
-  </w:num>
-  <w:num w:numId="14">
-    <w:abstractNumId w:val="8"/>
   </w:num>
 </w:numbering>
 </file>

--- a/docs/02_Data_Sources.docx
+++ b/docs/02_Data_Sources.docx
@@ -1360,15 +1360,7 @@
           <w:bCs/>
         </w:rPr>
         <w:lastRenderedPageBreak/>
-        <w:t>Data Sources – Day 13</w:t>
-      </w:r>
-      <w:r>
-        <w:rPr>
-          <w:rStyle w:val="Strong"/>
-          <w:b/>
-          <w:bCs/>
-        </w:rPr>
-        <w:t xml:space="preserve"> Update</w:t>
+        <w:t>Data Sources – Day 13 Update</w:t>
       </w:r>
     </w:p>
     <w:p>
@@ -1531,8 +1523,6 @@
         </w:rPr>
         <w:t>Notes</w:t>
       </w:r>
-      <w:bookmarkStart w:id="0" w:name="_GoBack"/>
-      <w:bookmarkEnd w:id="0"/>
     </w:p>
     <w:p>
       <w:pPr>
@@ -1568,6 +1558,156 @@
       </w:pPr>
       <w:r>
         <w:t>Energy efficiency and cost optimization dashboards.</w:t>
+      </w:r>
+    </w:p>
+    <w:p>
+      <w:pPr>
+        <w:pStyle w:val="NormalWeb"/>
+        <w:rPr>
+          <w:b/>
+        </w:rPr>
+      </w:pPr>
+      <w:r>
+        <w:rPr>
+          <w:b/>
+        </w:rPr>
+        <w:t>DAY-14</w:t>
+      </w:r>
+      <w:bookmarkStart w:id="0" w:name="_GoBack"/>
+      <w:bookmarkEnd w:id="0"/>
+    </w:p>
+    <w:p>
+      <w:pPr>
+        <w:pStyle w:val="Heading3"/>
+      </w:pPr>
+      <w:r>
+        <w:rPr>
+          <w:rStyle w:val="Strong"/>
+          <w:b/>
+          <w:bCs/>
+        </w:rPr>
+        <w:t>Overview</w:t>
+      </w:r>
+    </w:p>
+    <w:p>
+      <w:pPr>
+        <w:pStyle w:val="NormalWeb"/>
+      </w:pPr>
+      <w:r>
+        <w:t>The Offline Industrial Data Intelligence System ingests structured and semi-structured industrial data from multiple operational sources to enable analytics, insights, and dashboards.</w:t>
+      </w:r>
+    </w:p>
+    <w:p>
+      <w:pPr>
+        <w:pStyle w:val="Heading3"/>
+      </w:pPr>
+      <w:r>
+        <w:rPr>
+          <w:rStyle w:val="Strong"/>
+          <w:b/>
+          <w:bCs/>
+        </w:rPr>
+        <w:t>Supported Data Sources</w:t>
+      </w:r>
+    </w:p>
+    <w:p>
+      <w:pPr>
+        <w:pStyle w:val="NormalWeb"/>
+      </w:pPr>
+      <w:r>
+        <w:t>• SAP maintenance exports</w:t>
+      </w:r>
+      <w:r>
+        <w:br/>
+        <w:t>• RFID machine logs</w:t>
+      </w:r>
+      <w:r>
+        <w:br/>
+        <w:t>• PLC snapshots</w:t>
+      </w:r>
+      <w:r>
+        <w:br/>
+        <w:t xml:space="preserve">• Energy consumption datasets (kWh / </w:t>
+      </w:r>
+      <w:proofErr w:type="spellStart"/>
+      <w:r>
+        <w:t>kVAh</w:t>
+      </w:r>
+      <w:proofErr w:type="spellEnd"/>
+      <w:r>
+        <w:t>)</w:t>
+      </w:r>
+      <w:r>
+        <w:br/>
+        <w:t>• Manual Excel-based operational records</w:t>
+      </w:r>
+    </w:p>
+    <w:p>
+      <w:pPr>
+        <w:pStyle w:val="Heading3"/>
+      </w:pPr>
+      <w:r>
+        <w:rPr>
+          <w:rStyle w:val="Strong"/>
+          <w:b/>
+          <w:bCs/>
+        </w:rPr>
+        <w:t>Data Handling Notes</w:t>
+      </w:r>
+    </w:p>
+    <w:p>
+      <w:pPr>
+        <w:pStyle w:val="NormalWeb"/>
+      </w:pPr>
+      <w:r>
+        <w:t xml:space="preserve">• Each ingestion generates a unique </w:t>
+      </w:r>
+      <w:r>
+        <w:rPr>
+          <w:rStyle w:val="Strong"/>
+        </w:rPr>
+        <w:t>Run ID</w:t>
+      </w:r>
+      <w:r>
+        <w:t>.</w:t>
+      </w:r>
+      <w:r>
+        <w:br/>
+        <w:t>• All downstream analytics (Insights, Dashboards, Exports) are strictly run-dependent.</w:t>
+      </w:r>
+      <w:r>
+        <w:br/>
+        <w:t>• Failed ingestions are isolated and routed to Data Health analysis.</w:t>
+      </w:r>
+    </w:p>
+    <w:p>
+      <w:pPr>
+        <w:pStyle w:val="Heading3"/>
+      </w:pPr>
+      <w:r>
+        <w:rPr>
+          <w:rStyle w:val="Strong"/>
+          <w:b/>
+          <w:bCs/>
+        </w:rPr>
+        <w:t>Current Status</w:t>
+      </w:r>
+    </w:p>
+    <w:p>
+      <w:pPr>
+        <w:pStyle w:val="NormalWeb"/>
+      </w:pPr>
+      <w:r>
+        <w:lastRenderedPageBreak/>
+        <w:t>• Frontend ingestion flow finalized.</w:t>
+      </w:r>
+      <w:r>
+        <w:br/>
+        <w:t>• Backend ingestion and feature store implemented.</w:t>
+      </w:r>
+      <w:r>
+        <w:br/>
+        <w:t>• Schema validation and profiling to be extended in later phases.</w:t>
       </w:r>
     </w:p>
     <w:p>

--- a/docs/02_Data_Sources.docx
+++ b/docs/02_Data_Sources.docx
@@ -141,8 +141,19 @@
           <w:sz w:val="24"/>
           <w:szCs w:val="24"/>
         </w:rPr>
-        <w:t>rfid_events.json</w:t>
-      </w:r>
+        <w:t>rfid_</w:t>
+      </w:r>
+      <w:proofErr w:type="gramStart"/>
+      <w:r>
+        <w:rPr>
+          <w:rStyle w:val="HTMLCode"/>
+          <w:rFonts w:ascii="Times New Roman" w:hAnsi="Times New Roman" w:cs="Times New Roman"/>
+          <w:sz w:val="24"/>
+          <w:szCs w:val="24"/>
+        </w:rPr>
+        <w:t>events.json</w:t>
+      </w:r>
+      <w:proofErr w:type="gramEnd"/>
     </w:p>
     <w:p>
       <w:pPr>
@@ -1023,12 +1034,18 @@
       <w:pPr>
         <w:pStyle w:val="Heading3"/>
         <w:spacing w:before="0" w:beforeAutospacing="0" w:after="0" w:afterAutospacing="0"/>
+        <w:rPr>
+          <w:sz w:val="24"/>
+          <w:szCs w:val="24"/>
+        </w:rPr>
       </w:pPr>
       <w:r>
         <w:rPr>
           <w:rStyle w:val="Strong"/>
           <w:b/>
           <w:bCs/>
+          <w:sz w:val="24"/>
+          <w:szCs w:val="24"/>
         </w:rPr>
         <w:t>Data Source Status</w:t>
       </w:r>
@@ -1046,12 +1063,18 @@
       <w:pPr>
         <w:pStyle w:val="Heading3"/>
         <w:spacing w:before="0" w:beforeAutospacing="0" w:after="0" w:afterAutospacing="0"/>
+        <w:rPr>
+          <w:sz w:val="24"/>
+          <w:szCs w:val="24"/>
+        </w:rPr>
       </w:pPr>
       <w:r>
         <w:rPr>
           <w:rStyle w:val="Strong"/>
           <w:b/>
           <w:bCs/>
+          <w:sz w:val="24"/>
+          <w:szCs w:val="24"/>
         </w:rPr>
         <w:t>Notes</w:t>
       </w:r>
@@ -1099,12 +1122,18 @@
       <w:pPr>
         <w:pStyle w:val="Heading3"/>
         <w:spacing w:before="0" w:beforeAutospacing="0" w:after="0" w:afterAutospacing="0"/>
+        <w:rPr>
+          <w:sz w:val="24"/>
+          <w:szCs w:val="24"/>
+        </w:rPr>
       </w:pPr>
       <w:r>
         <w:rPr>
           <w:rStyle w:val="Strong"/>
           <w:b/>
           <w:bCs/>
+          <w:sz w:val="24"/>
+          <w:szCs w:val="24"/>
         </w:rPr>
         <w:t>Impact</w:t>
       </w:r>
@@ -1131,12 +1160,18 @@
     <w:p>
       <w:pPr>
         <w:pStyle w:val="Heading3"/>
+        <w:rPr>
+          <w:sz w:val="24"/>
+          <w:szCs w:val="24"/>
+        </w:rPr>
       </w:pPr>
       <w:r>
         <w:rPr>
           <w:rStyle w:val="Strong"/>
           <w:b/>
           <w:bCs/>
+          <w:sz w:val="24"/>
+          <w:szCs w:val="24"/>
         </w:rPr>
         <w:lastRenderedPageBreak/>
         <w:t>Data Sources – Day 10 Update</w:t>
@@ -1170,12 +1205,18 @@
     <w:p>
       <w:pPr>
         <w:pStyle w:val="Heading3"/>
+        <w:rPr>
+          <w:sz w:val="24"/>
+          <w:szCs w:val="24"/>
+        </w:rPr>
       </w:pPr>
       <w:r>
         <w:rPr>
           <w:rStyle w:val="Strong"/>
           <w:b/>
           <w:bCs/>
+          <w:sz w:val="24"/>
+          <w:szCs w:val="24"/>
         </w:rPr>
         <w:t>Data Sources – Day 11 Update</w:t>
       </w:r>
@@ -1213,12 +1254,18 @@
     <w:p>
       <w:pPr>
         <w:pStyle w:val="Heading3"/>
+        <w:rPr>
+          <w:sz w:val="24"/>
+          <w:szCs w:val="24"/>
+        </w:rPr>
       </w:pPr>
       <w:r>
         <w:rPr>
           <w:rStyle w:val="Strong"/>
           <w:b/>
           <w:bCs/>
+          <w:sz w:val="24"/>
+          <w:szCs w:val="24"/>
         </w:rPr>
         <w:t>Data Sources – Day 12 Update</w:t>
       </w:r>
@@ -1296,6 +1343,8 @@
           <w:rStyle w:val="Strong"/>
           <w:b/>
           <w:bCs/>
+          <w:sz w:val="24"/>
+          <w:szCs w:val="24"/>
         </w:rPr>
       </w:pPr>
     </w:p>
@@ -1306,6 +1355,8 @@
           <w:rStyle w:val="Strong"/>
           <w:b/>
           <w:bCs/>
+          <w:sz w:val="24"/>
+          <w:szCs w:val="24"/>
         </w:rPr>
       </w:pPr>
     </w:p>
@@ -1316,6 +1367,8 @@
           <w:rStyle w:val="Strong"/>
           <w:b/>
           <w:bCs/>
+          <w:sz w:val="24"/>
+          <w:szCs w:val="24"/>
         </w:rPr>
       </w:pPr>
     </w:p>
@@ -1326,6 +1379,8 @@
           <w:rStyle w:val="Strong"/>
           <w:b/>
           <w:bCs/>
+          <w:sz w:val="24"/>
+          <w:szCs w:val="24"/>
         </w:rPr>
       </w:pPr>
     </w:p>
@@ -1336,6 +1391,8 @@
           <w:rStyle w:val="Strong"/>
           <w:b/>
           <w:bCs/>
+          <w:sz w:val="24"/>
+          <w:szCs w:val="24"/>
         </w:rPr>
       </w:pPr>
     </w:p>
@@ -1346,18 +1403,26 @@
           <w:rStyle w:val="Strong"/>
           <w:b/>
           <w:bCs/>
+          <w:sz w:val="24"/>
+          <w:szCs w:val="24"/>
         </w:rPr>
       </w:pPr>
     </w:p>
     <w:p>
       <w:pPr>
         <w:pStyle w:val="Heading3"/>
+        <w:rPr>
+          <w:sz w:val="24"/>
+          <w:szCs w:val="24"/>
+        </w:rPr>
       </w:pPr>
       <w:r>
         <w:rPr>
           <w:rStyle w:val="Strong"/>
           <w:b/>
           <w:bCs/>
+          <w:sz w:val="24"/>
+          <w:szCs w:val="24"/>
         </w:rPr>
         <w:lastRenderedPageBreak/>
         <w:t>Data Sources – Day 13 Update</w:t>
@@ -1366,12 +1431,18 @@
     <w:p>
       <w:pPr>
         <w:pStyle w:val="Heading3"/>
+        <w:rPr>
+          <w:sz w:val="24"/>
+          <w:szCs w:val="24"/>
+        </w:rPr>
       </w:pPr>
       <w:r>
         <w:rPr>
           <w:rStyle w:val="Strong"/>
           <w:b/>
           <w:bCs/>
+          <w:sz w:val="24"/>
+          <w:szCs w:val="24"/>
         </w:rPr>
         <w:t>Operational Excel Usage</w:t>
       </w:r>
@@ -1441,12 +1512,18 @@
     <w:p>
       <w:pPr>
         <w:pStyle w:val="Heading3"/>
+        <w:rPr>
+          <w:sz w:val="24"/>
+          <w:szCs w:val="24"/>
+        </w:rPr>
       </w:pPr>
       <w:r>
         <w:rPr>
           <w:rStyle w:val="Strong"/>
           <w:b/>
           <w:bCs/>
+          <w:sz w:val="24"/>
+          <w:szCs w:val="24"/>
         </w:rPr>
         <w:t>System Impact</w:t>
       </w:r>
@@ -1514,12 +1591,18 @@
     <w:p>
       <w:pPr>
         <w:pStyle w:val="Heading3"/>
+        <w:rPr>
+          <w:sz w:val="24"/>
+          <w:szCs w:val="24"/>
+        </w:rPr>
       </w:pPr>
       <w:r>
         <w:rPr>
           <w:rStyle w:val="Strong"/>
           <w:b/>
           <w:bCs/>
+          <w:sz w:val="24"/>
+          <w:szCs w:val="24"/>
         </w:rPr>
         <w:t>Notes</w:t>
       </w:r>
@@ -1563,6 +1646,7 @@
     <w:p>
       <w:pPr>
         <w:pStyle w:val="NormalWeb"/>
+        <w:spacing w:before="0" w:beforeAutospacing="0" w:after="0" w:afterAutospacing="0"/>
         <w:rPr>
           <w:b/>
         </w:rPr>
@@ -1572,148 +1656,936 @@
           <w:b/>
         </w:rPr>
         <w:t>DAY-14</w:t>
+      </w:r>
+    </w:p>
+    <w:p>
+      <w:pPr>
+        <w:pStyle w:val="NormalWeb"/>
+        <w:spacing w:before="0" w:beforeAutospacing="0" w:after="0" w:afterAutospacing="0"/>
+        <w:rPr>
+          <w:b/>
+        </w:rPr>
+      </w:pPr>
+    </w:p>
+    <w:p>
+      <w:pPr>
+        <w:pStyle w:val="Heading3"/>
+        <w:spacing w:before="0" w:beforeAutospacing="0" w:after="0" w:afterAutospacing="0"/>
+        <w:rPr>
+          <w:sz w:val="24"/>
+          <w:szCs w:val="24"/>
+        </w:rPr>
+      </w:pPr>
+      <w:r>
+        <w:rPr>
+          <w:rStyle w:val="Strong"/>
+          <w:b/>
+          <w:bCs/>
+          <w:sz w:val="24"/>
+          <w:szCs w:val="24"/>
+        </w:rPr>
+        <w:t>Overview</w:t>
+      </w:r>
+    </w:p>
+    <w:p>
+      <w:pPr>
+        <w:pStyle w:val="NormalWeb"/>
+        <w:spacing w:before="0" w:beforeAutospacing="0" w:after="0" w:afterAutospacing="0"/>
+      </w:pPr>
+      <w:r>
+        <w:t>The Offline Industrial Data Intelligence System ingests structured and semi-structured industrial data from multiple operational sources to enable analytics, insights, and dashboards.</w:t>
+      </w:r>
+    </w:p>
+    <w:p>
+      <w:pPr>
+        <w:pStyle w:val="Heading3"/>
+        <w:spacing w:before="0" w:beforeAutospacing="0" w:after="0" w:afterAutospacing="0"/>
+        <w:rPr>
+          <w:sz w:val="24"/>
+          <w:szCs w:val="24"/>
+        </w:rPr>
+      </w:pPr>
+      <w:r>
+        <w:rPr>
+          <w:rStyle w:val="Strong"/>
+          <w:b/>
+          <w:bCs/>
+          <w:sz w:val="24"/>
+          <w:szCs w:val="24"/>
+        </w:rPr>
+        <w:t>Supported Data Sources</w:t>
+      </w:r>
+    </w:p>
+    <w:p>
+      <w:pPr>
+        <w:pStyle w:val="NormalWeb"/>
+        <w:spacing w:before="0" w:beforeAutospacing="0" w:after="0" w:afterAutospacing="0"/>
+      </w:pPr>
+      <w:r>
+        <w:t>• SAP maintenance exports</w:t>
+      </w:r>
+      <w:r>
+        <w:br/>
+        <w:t>• RFID machine logs</w:t>
+      </w:r>
+      <w:r>
+        <w:br/>
+        <w:t>• PLC snapshots</w:t>
+      </w:r>
+      <w:r>
+        <w:br/>
+        <w:t xml:space="preserve">• Energy consumption datasets (kWh / </w:t>
+      </w:r>
+      <w:proofErr w:type="spellStart"/>
+      <w:r>
+        <w:t>kVAh</w:t>
+      </w:r>
+      <w:proofErr w:type="spellEnd"/>
+      <w:r>
+        <w:t>)</w:t>
+      </w:r>
+      <w:r>
+        <w:br/>
+        <w:t>• Manual Excel-based operational records</w:t>
+      </w:r>
+    </w:p>
+    <w:p>
+      <w:pPr>
+        <w:pStyle w:val="Heading3"/>
+        <w:spacing w:before="0" w:beforeAutospacing="0" w:after="0" w:afterAutospacing="0"/>
+        <w:rPr>
+          <w:sz w:val="24"/>
+          <w:szCs w:val="24"/>
+        </w:rPr>
+      </w:pPr>
+      <w:r>
+        <w:rPr>
+          <w:rStyle w:val="Strong"/>
+          <w:b/>
+          <w:bCs/>
+          <w:sz w:val="24"/>
+          <w:szCs w:val="24"/>
+        </w:rPr>
+        <w:t>Data Handling Notes</w:t>
+      </w:r>
+    </w:p>
+    <w:p>
+      <w:pPr>
+        <w:pStyle w:val="NormalWeb"/>
+        <w:spacing w:before="0" w:beforeAutospacing="0" w:after="0" w:afterAutospacing="0"/>
+      </w:pPr>
+      <w:r>
+        <w:t xml:space="preserve">• Each ingestion generates a unique </w:t>
+      </w:r>
+      <w:r>
+        <w:rPr>
+          <w:rStyle w:val="Strong"/>
+        </w:rPr>
+        <w:t>Run ID</w:t>
+      </w:r>
+      <w:r>
+        <w:t>.</w:t>
+      </w:r>
+      <w:r>
+        <w:br/>
+        <w:t>• All downstream analytics (Insights, Dashboards, Exports) are strictly run-dependent.</w:t>
+      </w:r>
+      <w:r>
+        <w:br/>
+        <w:t>• Failed ingestions are isolated and routed to Data Health analysis.</w:t>
+      </w:r>
+    </w:p>
+    <w:p>
+      <w:pPr>
+        <w:pStyle w:val="Heading3"/>
+        <w:spacing w:before="0" w:beforeAutospacing="0" w:after="0" w:afterAutospacing="0"/>
+        <w:rPr>
+          <w:sz w:val="24"/>
+          <w:szCs w:val="24"/>
+        </w:rPr>
+      </w:pPr>
+      <w:r>
+        <w:rPr>
+          <w:rStyle w:val="Strong"/>
+          <w:b/>
+          <w:bCs/>
+          <w:sz w:val="24"/>
+          <w:szCs w:val="24"/>
+        </w:rPr>
+        <w:t>Current Status</w:t>
+      </w:r>
+    </w:p>
+    <w:p>
+      <w:pPr>
+        <w:pStyle w:val="NormalWeb"/>
+        <w:spacing w:before="0" w:beforeAutospacing="0" w:after="0" w:afterAutospacing="0"/>
+      </w:pPr>
+      <w:r>
+        <w:t>• Frontend ingestion flow finalized.</w:t>
+      </w:r>
+      <w:r>
+        <w:br/>
+        <w:t>• Backend ingestion and feature store implemented.</w:t>
+      </w:r>
+      <w:r>
+        <w:br/>
+        <w:t>• Schema validation and profiling to be extended in later phases.</w:t>
+      </w:r>
+    </w:p>
+    <w:p>
+      <w:pPr>
+        <w:pStyle w:val="NormalWeb"/>
+      </w:pPr>
+    </w:p>
+    <w:p>
+      <w:pPr>
+        <w:pStyle w:val="NormalWeb"/>
+      </w:pPr>
+    </w:p>
+    <w:p>
+      <w:pPr>
+        <w:pStyle w:val="Heading3"/>
+      </w:pPr>
+      <w:r>
+        <w:rPr>
+          <w:rStyle w:val="Strong"/>
+          <w:b/>
+          <w:bCs/>
+        </w:rPr>
+        <w:lastRenderedPageBreak/>
+        <w:t>Day 15 Update</w:t>
+      </w:r>
+    </w:p>
+    <w:p>
+      <w:pPr>
+        <w:pStyle w:val="NormalWeb"/>
+      </w:pPr>
+      <w:r>
+        <w:t xml:space="preserve">• Continued usage of </w:t>
+      </w:r>
+      <w:r>
+        <w:rPr>
+          <w:rStyle w:val="Strong"/>
+        </w:rPr>
+        <w:t>manual operational Excel files</w:t>
+      </w:r>
+      <w:r>
+        <w:t xml:space="preserve"> containing </w:t>
+      </w:r>
+      <w:r>
+        <w:rPr>
+          <w:rStyle w:val="Strong"/>
+        </w:rPr>
+        <w:t xml:space="preserve">kWh and </w:t>
+      </w:r>
+      <w:proofErr w:type="spellStart"/>
+      <w:r>
+        <w:rPr>
+          <w:rStyle w:val="Strong"/>
+        </w:rPr>
+        <w:t>kVAh</w:t>
+      </w:r>
+      <w:proofErr w:type="spellEnd"/>
+      <w:r>
+        <w:rPr>
+          <w:rStyle w:val="Strong"/>
+        </w:rPr>
+        <w:t xml:space="preserve"> readings</w:t>
+      </w:r>
+      <w:r>
+        <w:t>.</w:t>
+      </w:r>
+      <w:r>
+        <w:br/>
+        <w:t xml:space="preserve">• Energy data from </w:t>
+      </w:r>
+      <w:r>
+        <w:rPr>
+          <w:rStyle w:val="Strong"/>
+        </w:rPr>
+        <w:t>Driveline</w:t>
+      </w:r>
+      <w:r>
+        <w:t xml:space="preserve"> and </w:t>
+      </w:r>
+      <w:r>
+        <w:rPr>
+          <w:rStyle w:val="Strong"/>
+        </w:rPr>
+        <w:t>SMT Building</w:t>
+      </w:r>
+      <w:r>
+        <w:t xml:space="preserve"> machines was actively updated.</w:t>
+      </w:r>
+      <w:r>
+        <w:br/>
+        <w:t>• Power cost calculations derived from these readings were refined.</w:t>
+      </w:r>
+    </w:p>
+    <w:p>
+      <w:pPr>
+        <w:pStyle w:val="NormalWeb"/>
+      </w:pPr>
+      <w:r>
+        <w:rPr>
+          <w:rStyle w:val="Strong"/>
+        </w:rPr>
+        <w:t>Notes:</w:t>
+      </w:r>
+      <w:r>
+        <w:br/>
+        <w:t>• These Excel sheets remain operational data sources and are not yet ingested into the system.</w:t>
+      </w:r>
+      <w:r>
+        <w:br/>
+        <w:t>• Energy datasets are confirmed candidates for future energy efficiency and cost-related dashboards.</w:t>
+      </w:r>
+      <w:r>
+        <w:br/>
+        <w:t>• No new data sources were introduced on this day.</w:t>
+      </w:r>
+    </w:p>
+    <w:p>
+      <w:pPr>
+        <w:pStyle w:val="Heading3"/>
+      </w:pPr>
+      <w:r>
+        <w:rPr>
+          <w:rStyle w:val="Strong"/>
+          <w:b/>
+          <w:bCs/>
+        </w:rPr>
+        <w:t>Day 16 Update</w:t>
+      </w:r>
+    </w:p>
+    <w:p>
+      <w:pPr>
+        <w:pStyle w:val="NormalWeb"/>
+      </w:pPr>
+      <w:r>
+        <w:t xml:space="preserve">• Continued usage of </w:t>
+      </w:r>
+      <w:r>
+        <w:rPr>
+          <w:rStyle w:val="Strong"/>
+        </w:rPr>
+        <w:t>manual operational Excel sheets</w:t>
+      </w:r>
+      <w:r>
+        <w:t xml:space="preserve"> containing </w:t>
+      </w:r>
+      <w:r>
+        <w:rPr>
+          <w:rStyle w:val="Strong"/>
+        </w:rPr>
+        <w:t xml:space="preserve">kWh and </w:t>
+      </w:r>
+      <w:proofErr w:type="spellStart"/>
+      <w:r>
+        <w:rPr>
+          <w:rStyle w:val="Strong"/>
+        </w:rPr>
+        <w:t>kVAh</w:t>
+      </w:r>
+      <w:proofErr w:type="spellEnd"/>
+      <w:r>
+        <w:rPr>
+          <w:rStyle w:val="Strong"/>
+        </w:rPr>
+        <w:t xml:space="preserve"> energy readings</w:t>
+      </w:r>
+      <w:r>
+        <w:t xml:space="preserve"> for both </w:t>
+      </w:r>
+      <w:r>
+        <w:rPr>
+          <w:rStyle w:val="Strong"/>
+        </w:rPr>
+        <w:t>Driveline</w:t>
+      </w:r>
+      <w:r>
+        <w:t xml:space="preserve"> and </w:t>
+      </w:r>
+      <w:r>
+        <w:rPr>
+          <w:rStyle w:val="Strong"/>
+        </w:rPr>
+        <w:t>SMT Building</w:t>
+      </w:r>
+      <w:r>
+        <w:t>.</w:t>
+      </w:r>
+      <w:r>
+        <w:br/>
+        <w:t>• Power cost analysis sheets were updated based on current energy consumption values.</w:t>
+      </w:r>
+    </w:p>
+    <w:p>
+      <w:pPr>
+        <w:pStyle w:val="NormalWeb"/>
+      </w:pPr>
+      <w:r>
+        <w:rPr>
+          <w:rStyle w:val="Strong"/>
+        </w:rPr>
+        <w:t>Notes:</w:t>
+      </w:r>
+      <w:r>
+        <w:br/>
+        <w:t>• These Excel files remain operational data sources.</w:t>
+      </w:r>
+      <w:r>
+        <w:br/>
+        <w:t>• Energy and utility data continue to be strong candidates for future dashboards and analytics.</w:t>
+      </w:r>
+      <w:r>
+        <w:br/>
+        <w:t>• No new data sources were introduced on this day.</w:t>
+      </w:r>
+    </w:p>
+    <w:p>
+      <w:pPr>
+        <w:pStyle w:val="Heading3"/>
+      </w:pPr>
+      <w:r>
+        <w:rPr>
+          <w:rStyle w:val="Strong"/>
+          <w:b/>
+          <w:bCs/>
+        </w:rPr>
+        <w:t>Day 17 Update</w:t>
+      </w:r>
+    </w:p>
+    <w:p>
+      <w:pPr>
+        <w:pStyle w:val="NormalWeb"/>
+      </w:pPr>
+      <w:r>
+        <w:t xml:space="preserve">• Continued usage of </w:t>
+      </w:r>
+      <w:r>
+        <w:rPr>
+          <w:rStyle w:val="Strong"/>
+        </w:rPr>
+        <w:t>manual operational Excel sheets</w:t>
+      </w:r>
+      <w:r>
+        <w:t xml:space="preserve"> containing </w:t>
+      </w:r>
+      <w:r>
+        <w:rPr>
+          <w:rStyle w:val="Strong"/>
+        </w:rPr>
+        <w:t xml:space="preserve">kWh and </w:t>
+      </w:r>
+      <w:proofErr w:type="spellStart"/>
+      <w:r>
+        <w:rPr>
+          <w:rStyle w:val="Strong"/>
+        </w:rPr>
+        <w:t>kVAh</w:t>
+      </w:r>
+      <w:proofErr w:type="spellEnd"/>
+      <w:r>
+        <w:rPr>
+          <w:rStyle w:val="Strong"/>
+        </w:rPr>
+        <w:t xml:space="preserve"> readings</w:t>
+      </w:r>
+      <w:r>
+        <w:t xml:space="preserve"> for both </w:t>
+      </w:r>
+      <w:r>
+        <w:rPr>
+          <w:rStyle w:val="Strong"/>
+        </w:rPr>
+        <w:t>Driveline</w:t>
+      </w:r>
+      <w:r>
+        <w:t xml:space="preserve"> and </w:t>
+      </w:r>
+      <w:r>
+        <w:rPr>
+          <w:rStyle w:val="Strong"/>
+        </w:rPr>
+        <w:t>SMT Building</w:t>
+      </w:r>
+      <w:r>
+        <w:t>.</w:t>
+      </w:r>
+      <w:r>
+        <w:br/>
+        <w:t>• Power cost analysis sheets were finalized based on updated energy consumption data.</w:t>
+      </w:r>
+    </w:p>
+    <w:p>
+      <w:pPr>
+        <w:pStyle w:val="NormalWeb"/>
+      </w:pPr>
+      <w:r>
+        <w:rPr>
+          <w:rStyle w:val="Strong"/>
+        </w:rPr>
+        <w:t>Notes:</w:t>
+      </w:r>
+      <w:r>
+        <w:br/>
+        <w:t>• Energy data remains operational and manually maintained.</w:t>
+      </w:r>
+      <w:r>
+        <w:br/>
+        <w:t>• These datasets are strong candidates for future energy efficiency and Kaizen-based dashboards.</w:t>
+      </w:r>
+      <w:r>
+        <w:br/>
+        <w:t>• No new data sources were introduced on this day.</w:t>
+      </w:r>
+    </w:p>
+    <w:p>
+      <w:pPr>
+        <w:pStyle w:val="Heading3"/>
+      </w:pPr>
+      <w:r>
+        <w:rPr>
+          <w:rStyle w:val="Strong"/>
+          <w:b/>
+          <w:bCs/>
+        </w:rPr>
+        <w:t>Day 18 Update</w:t>
+      </w:r>
+    </w:p>
+    <w:p>
+      <w:pPr>
+        <w:pStyle w:val="NormalWeb"/>
+      </w:pPr>
+      <w:r>
+        <w:t xml:space="preserve">• Continued usage of </w:t>
+      </w:r>
+      <w:r>
+        <w:rPr>
+          <w:rStyle w:val="Strong"/>
+        </w:rPr>
+        <w:t>manual operational Excel sheets</w:t>
+      </w:r>
+      <w:r>
+        <w:t xml:space="preserve"> containing </w:t>
+      </w:r>
+      <w:r>
+        <w:rPr>
+          <w:rStyle w:val="Strong"/>
+        </w:rPr>
+        <w:t xml:space="preserve">kWh and </w:t>
+      </w:r>
+      <w:proofErr w:type="spellStart"/>
+      <w:r>
+        <w:rPr>
+          <w:rStyle w:val="Strong"/>
+        </w:rPr>
+        <w:t>kVAh</w:t>
+      </w:r>
+      <w:proofErr w:type="spellEnd"/>
+      <w:r>
+        <w:rPr>
+          <w:rStyle w:val="Strong"/>
+        </w:rPr>
+        <w:t xml:space="preserve"> energy readings</w:t>
+      </w:r>
+      <w:r>
+        <w:t xml:space="preserve"> for both </w:t>
+      </w:r>
+      <w:r>
+        <w:rPr>
+          <w:rStyle w:val="Strong"/>
+        </w:rPr>
+        <w:t>Driveline</w:t>
+      </w:r>
+      <w:r>
+        <w:t xml:space="preserve"> and </w:t>
+      </w:r>
+      <w:r>
+        <w:rPr>
+          <w:rStyle w:val="Strong"/>
+        </w:rPr>
+        <w:t>SMT Building</w:t>
+      </w:r>
+      <w:r>
+        <w:t>.</w:t>
+      </w:r>
+      <w:r>
+        <w:br/>
+        <w:t>• Power cost analysis sheets were updated based on current energy consumption data.</w:t>
+      </w:r>
+    </w:p>
+    <w:p>
+      <w:pPr>
+        <w:pStyle w:val="NormalWeb"/>
+      </w:pPr>
+      <w:r>
+        <w:rPr>
+          <w:rStyle w:val="Strong"/>
+        </w:rPr>
+        <w:t>Notes:</w:t>
+      </w:r>
+      <w:r>
+        <w:br/>
+        <w:t>• Energy datasets remain operational and manually maintained.</w:t>
+      </w:r>
+      <w:r>
+        <w:br/>
+        <w:t>• These datasets continue to be strong candidates for energy efficiency and audit-focused dashboards.</w:t>
+      </w:r>
+      <w:r>
+        <w:br/>
+        <w:t>• No new data sources were introduced on this day</w:t>
+      </w:r>
+    </w:p>
+    <w:p>
+      <w:pPr>
+        <w:pStyle w:val="Heading3"/>
+      </w:pPr>
+      <w:r>
+        <w:rPr>
+          <w:rStyle w:val="Strong"/>
+          <w:b/>
+          <w:bCs/>
+        </w:rPr>
+        <w:lastRenderedPageBreak/>
+        <w:t>Day 19 Update</w:t>
+      </w:r>
+    </w:p>
+    <w:p>
+      <w:pPr>
+        <w:pStyle w:val="NormalWeb"/>
+      </w:pPr>
+      <w:r>
+        <w:t xml:space="preserve">• Continued usage of </w:t>
+      </w:r>
+      <w:r>
+        <w:rPr>
+          <w:rStyle w:val="Strong"/>
+        </w:rPr>
+        <w:t>manual operational Excel sheets</w:t>
+      </w:r>
+      <w:r>
+        <w:t xml:space="preserve"> containing </w:t>
+      </w:r>
+      <w:r>
+        <w:rPr>
+          <w:rStyle w:val="Strong"/>
+        </w:rPr>
+        <w:t xml:space="preserve">kWh and </w:t>
+      </w:r>
+      <w:proofErr w:type="spellStart"/>
+      <w:r>
+        <w:rPr>
+          <w:rStyle w:val="Strong"/>
+        </w:rPr>
+        <w:t>kVAh</w:t>
+      </w:r>
+      <w:proofErr w:type="spellEnd"/>
+      <w:r>
+        <w:rPr>
+          <w:rStyle w:val="Strong"/>
+        </w:rPr>
+        <w:t xml:space="preserve"> energy readings</w:t>
+      </w:r>
+      <w:r>
+        <w:t xml:space="preserve"> for both </w:t>
+      </w:r>
+      <w:r>
+        <w:rPr>
+          <w:rStyle w:val="Strong"/>
+        </w:rPr>
+        <w:t>Driveline</w:t>
+      </w:r>
+      <w:r>
+        <w:t xml:space="preserve"> and </w:t>
+      </w:r>
+      <w:r>
+        <w:rPr>
+          <w:rStyle w:val="Strong"/>
+        </w:rPr>
+        <w:t>SMT Building</w:t>
+      </w:r>
+      <w:r>
+        <w:t>.</w:t>
+      </w:r>
+      <w:r>
+        <w:br/>
+        <w:t>• Power cost analysis sheets were updated based on current consumption values.</w:t>
+      </w:r>
+    </w:p>
+    <w:p>
+      <w:pPr>
+        <w:pStyle w:val="NormalWeb"/>
+      </w:pPr>
+      <w:r>
+        <w:rPr>
+          <w:rStyle w:val="Strong"/>
+        </w:rPr>
+        <w:t>Notes:</w:t>
+      </w:r>
+      <w:r>
+        <w:br/>
+        <w:t>• Energy data remains manually maintained and operational in nature.</w:t>
+      </w:r>
+      <w:r>
+        <w:br/>
+        <w:t>• These datasets continue to be strong candidates for energy efficiency and maintenance analytics dashboards.</w:t>
+      </w:r>
+      <w:r>
+        <w:br/>
+        <w:t>• No new data sources were introduced on this day.</w:t>
+      </w:r>
+    </w:p>
+    <w:p>
+      <w:pPr>
+        <w:pStyle w:val="Heading3"/>
+      </w:pPr>
+      <w:r>
+        <w:rPr>
+          <w:rStyle w:val="Strong"/>
+          <w:b/>
+          <w:bCs/>
+        </w:rPr>
+        <w:t>Day 20 Update</w:t>
+      </w:r>
+    </w:p>
+    <w:p>
+      <w:pPr>
+        <w:pStyle w:val="NormalWeb"/>
+      </w:pPr>
+      <w:r>
+        <w:t xml:space="preserve">• Continued usage of </w:t>
+      </w:r>
+      <w:r>
+        <w:rPr>
+          <w:rStyle w:val="Strong"/>
+        </w:rPr>
+        <w:t>manual operational Excel sheets</w:t>
+      </w:r>
+      <w:r>
+        <w:t xml:space="preserve"> containing </w:t>
+      </w:r>
+      <w:r>
+        <w:rPr>
+          <w:rStyle w:val="Strong"/>
+        </w:rPr>
+        <w:t xml:space="preserve">kWh and </w:t>
+      </w:r>
+      <w:proofErr w:type="spellStart"/>
+      <w:r>
+        <w:rPr>
+          <w:rStyle w:val="Strong"/>
+        </w:rPr>
+        <w:t>kVAh</w:t>
+      </w:r>
+      <w:proofErr w:type="spellEnd"/>
+      <w:r>
+        <w:rPr>
+          <w:rStyle w:val="Strong"/>
+        </w:rPr>
+        <w:t xml:space="preserve"> energy readings</w:t>
+      </w:r>
+      <w:r>
+        <w:t xml:space="preserve"> for both </w:t>
+      </w:r>
+      <w:r>
+        <w:rPr>
+          <w:rStyle w:val="Strong"/>
+        </w:rPr>
+        <w:t>Driveline</w:t>
+      </w:r>
+      <w:r>
+        <w:t xml:space="preserve"> and </w:t>
+      </w:r>
+      <w:r>
+        <w:rPr>
+          <w:rStyle w:val="Strong"/>
+        </w:rPr>
+        <w:t>SMT Building</w:t>
+      </w:r>
+      <w:r>
+        <w:t>.</w:t>
+      </w:r>
+      <w:r>
+        <w:br/>
+        <w:t>• Power cost analysis sheets were updated based on latest consumption values.</w:t>
+      </w:r>
+    </w:p>
+    <w:p>
+      <w:pPr>
+        <w:pStyle w:val="NormalWeb"/>
+      </w:pPr>
+      <w:r>
+        <w:rPr>
+          <w:rStyle w:val="Strong"/>
+        </w:rPr>
+        <w:t>Notes:</w:t>
+      </w:r>
+      <w:r>
+        <w:br/>
+        <w:t>• Energy datasets remain operational and manually maintained.</w:t>
+      </w:r>
+      <w:r>
+        <w:br/>
+        <w:t>• These datasets continue to be strong candidates for energy efficiency and machine-level analytics dashboards.</w:t>
+      </w:r>
+      <w:r>
+        <w:br/>
+        <w:t>• No new data sources were introduced on this day.</w:t>
+      </w:r>
+    </w:p>
+    <w:p>
+      <w:pPr>
+        <w:pStyle w:val="Heading3"/>
+      </w:pPr>
+      <w:r>
+        <w:rPr>
+          <w:rStyle w:val="Strong"/>
+          <w:b/>
+          <w:bCs/>
+        </w:rPr>
+        <w:t>Day 21 – Data Sources</w:t>
+      </w:r>
+    </w:p>
+    <w:p>
+      <w:pPr>
+        <w:pStyle w:val="NormalWeb"/>
+      </w:pPr>
+      <w:r>
+        <w:rPr>
+          <w:rStyle w:val="Strong"/>
+        </w:rPr>
+        <w:t>Data Sources Used:</w:t>
+      </w:r>
+    </w:p>
+    <w:p>
+      <w:pPr>
+        <w:pStyle w:val="NormalWeb"/>
+        <w:numPr>
+          <w:ilvl w:val="0"/>
+          <w:numId w:val="22"/>
+        </w:numPr>
+      </w:pPr>
+      <w:r>
+        <w:t xml:space="preserve">Energy meter readings (kWh, </w:t>
+      </w:r>
+      <w:proofErr w:type="spellStart"/>
+      <w:r>
+        <w:t>kVAh</w:t>
+      </w:r>
+      <w:proofErr w:type="spellEnd"/>
+      <w:r>
+        <w:t xml:space="preserve">) from </w:t>
+      </w:r>
+      <w:r>
+        <w:rPr>
+          <w:rStyle w:val="Strong"/>
+        </w:rPr>
+        <w:t>Driveline</w:t>
+      </w:r>
+      <w:r>
+        <w:t xml:space="preserve"> and </w:t>
+      </w:r>
+      <w:r>
+        <w:rPr>
+          <w:rStyle w:val="Strong"/>
+        </w:rPr>
+        <w:t>SMT buildings</w:t>
+      </w:r>
+      <w:r>
+        <w:t>.</w:t>
+      </w:r>
+    </w:p>
+    <w:p>
+      <w:pPr>
+        <w:pStyle w:val="NormalWeb"/>
+        <w:numPr>
+          <w:ilvl w:val="0"/>
+          <w:numId w:val="22"/>
+        </w:numPr>
+      </w:pPr>
+      <w:r>
+        <w:t>Power cost analysis sheets for consumption tracking.</w:t>
+      </w:r>
+    </w:p>
+    <w:p>
+      <w:pPr>
+        <w:pStyle w:val="NormalWeb"/>
+        <w:numPr>
+          <w:ilvl w:val="0"/>
+          <w:numId w:val="22"/>
+        </w:numPr>
+      </w:pPr>
+      <w:proofErr w:type="spellStart"/>
+      <w:r>
+        <w:t>DuckDB</w:t>
+      </w:r>
+      <w:proofErr w:type="spellEnd"/>
+      <w:r>
+        <w:t xml:space="preserve"> offline database tables for run metadata and system storage.</w:t>
+      </w:r>
+    </w:p>
+    <w:p>
+      <w:pPr>
+        <w:pStyle w:val="NormalWeb"/>
+      </w:pPr>
+      <w:r>
+        <w:rPr>
+          <w:rStyle w:val="Strong"/>
+        </w:rPr>
+        <w:t>Observations:</w:t>
+      </w:r>
+    </w:p>
+    <w:p>
+      <w:pPr>
+        <w:pStyle w:val="NormalWeb"/>
+        <w:numPr>
+          <w:ilvl w:val="0"/>
+          <w:numId w:val="23"/>
+        </w:numPr>
+      </w:pPr>
+      <w:r>
+        <w:t>Energy data entry process remains consistent and reliable.</w:t>
+      </w:r>
+    </w:p>
+    <w:p>
+      <w:pPr>
+        <w:pStyle w:val="NormalWeb"/>
+        <w:numPr>
+          <w:ilvl w:val="0"/>
+          <w:numId w:val="23"/>
+        </w:numPr>
+      </w:pPr>
+      <w:r>
+        <w:t>Database schema supports structured storage of industrial data sources.</w:t>
+      </w:r>
+    </w:p>
+    <w:p>
+      <w:pPr>
+        <w:pStyle w:val="NormalWeb"/>
+      </w:pPr>
+      <w:r>
+        <w:rPr>
+          <w:rStyle w:val="Strong"/>
+        </w:rPr>
+        <w:t>Conclusion:</w:t>
+      </w:r>
+    </w:p>
+    <w:p>
+      <w:pPr>
+        <w:pStyle w:val="NormalWeb"/>
+        <w:numPr>
+          <w:ilvl w:val="0"/>
+          <w:numId w:val="24"/>
+        </w:numPr>
+      </w:pPr>
+      <w:r>
+        <w:t>All required data sources are prepared for further ingestion and analysis stages.</w:t>
       </w:r>
       <w:bookmarkStart w:id="0" w:name="_GoBack"/>
       <w:bookmarkEnd w:id="0"/>
-    </w:p>
-    <w:p>
-      <w:pPr>
-        <w:pStyle w:val="Heading3"/>
-      </w:pPr>
-      <w:r>
-        <w:rPr>
-          <w:rStyle w:val="Strong"/>
-          <w:b/>
-          <w:bCs/>
-        </w:rPr>
-        <w:t>Overview</w:t>
-      </w:r>
-    </w:p>
-    <w:p>
-      <w:pPr>
-        <w:pStyle w:val="NormalWeb"/>
-      </w:pPr>
-      <w:r>
-        <w:t>The Offline Industrial Data Intelligence System ingests structured and semi-structured industrial data from multiple operational sources to enable analytics, insights, and dashboards.</w:t>
-      </w:r>
-    </w:p>
-    <w:p>
-      <w:pPr>
-        <w:pStyle w:val="Heading3"/>
-      </w:pPr>
-      <w:r>
-        <w:rPr>
-          <w:rStyle w:val="Strong"/>
-          <w:b/>
-          <w:bCs/>
-        </w:rPr>
-        <w:t>Supported Data Sources</w:t>
-      </w:r>
-    </w:p>
-    <w:p>
-      <w:pPr>
-        <w:pStyle w:val="NormalWeb"/>
-      </w:pPr>
-      <w:r>
-        <w:t>• SAP maintenance exports</w:t>
-      </w:r>
-      <w:r>
-        <w:br/>
-        <w:t>• RFID machine logs</w:t>
-      </w:r>
-      <w:r>
-        <w:br/>
-        <w:t>• PLC snapshots</w:t>
-      </w:r>
-      <w:r>
-        <w:br/>
-        <w:t xml:space="preserve">• Energy consumption datasets (kWh / </w:t>
-      </w:r>
-      <w:proofErr w:type="spellStart"/>
-      <w:r>
-        <w:t>kVAh</w:t>
-      </w:r>
-      <w:proofErr w:type="spellEnd"/>
-      <w:r>
-        <w:t>)</w:t>
-      </w:r>
-      <w:r>
-        <w:br/>
-        <w:t>• Manual Excel-based operational records</w:t>
-      </w:r>
-    </w:p>
-    <w:p>
-      <w:pPr>
-        <w:pStyle w:val="Heading3"/>
-      </w:pPr>
-      <w:r>
-        <w:rPr>
-          <w:rStyle w:val="Strong"/>
-          <w:b/>
-          <w:bCs/>
-        </w:rPr>
-        <w:t>Data Handling Notes</w:t>
-      </w:r>
-    </w:p>
-    <w:p>
-      <w:pPr>
-        <w:pStyle w:val="NormalWeb"/>
-      </w:pPr>
-      <w:r>
-        <w:t xml:space="preserve">• Each ingestion generates a unique </w:t>
-      </w:r>
-      <w:r>
-        <w:rPr>
-          <w:rStyle w:val="Strong"/>
-        </w:rPr>
-        <w:t>Run ID</w:t>
-      </w:r>
-      <w:r>
-        <w:t>.</w:t>
-      </w:r>
-      <w:r>
-        <w:br/>
-        <w:t>• All downstream analytics (Insights, Dashboards, Exports) are strictly run-dependent.</w:t>
-      </w:r>
-      <w:r>
-        <w:br/>
-        <w:t>• Failed ingestions are isolated and routed to Data Health analysis.</w:t>
-      </w:r>
-    </w:p>
-    <w:p>
-      <w:pPr>
-        <w:pStyle w:val="Heading3"/>
-      </w:pPr>
-      <w:r>
-        <w:rPr>
-          <w:rStyle w:val="Strong"/>
-          <w:b/>
-          <w:bCs/>
-        </w:rPr>
-        <w:t>Current Status</w:t>
-      </w:r>
-    </w:p>
-    <w:p>
-      <w:pPr>
-        <w:pStyle w:val="NormalWeb"/>
-      </w:pPr>
-      <w:r>
-        <w:lastRenderedPageBreak/>
-        <w:t>• Frontend ingestion flow finalized.</w:t>
-      </w:r>
-      <w:r>
-        <w:br/>
-        <w:t>• Backend ingestion and feature store implemented.</w:t>
-      </w:r>
-      <w:r>
-        <w:br/>
-        <w:t>• Schema validation and profiling to be extended in later phases.</w:t>
-      </w:r>
-    </w:p>
-    <w:p>
-      <w:pPr>
-        <w:pStyle w:val="NormalWeb"/>
-      </w:pPr>
     </w:p>
     <w:sectPr>
       <w:pgSz w:w="12240" w:h="15840"/>
@@ -2143,6 +3015,155 @@
     </w:lvl>
   </w:abstractNum>
   <w:abstractNum w:abstractNumId="3" w15:restartNumberingAfterBreak="0">
+    <w:nsid w:val="0E893F49"/>
+    <w:multiLevelType w:val="multilevel"/>
+    <w:tmpl w:val="42A40B34"/>
+    <w:lvl w:ilvl="0">
+      <w:start w:val="1"/>
+      <w:numFmt w:val="bullet"/>
+      <w:lvlText w:val=""/>
+      <w:lvlJc w:val="left"/>
+      <w:pPr>
+        <w:tabs>
+          <w:tab w:val="num" w:pos="720"/>
+        </w:tabs>
+        <w:ind w:left="720" w:hanging="360"/>
+      </w:pPr>
+      <w:rPr>
+        <w:rFonts w:ascii="Symbol" w:hAnsi="Symbol" w:hint="default"/>
+        <w:sz w:val="20"/>
+      </w:rPr>
+    </w:lvl>
+    <w:lvl w:ilvl="1" w:tentative="1">
+      <w:start w:val="1"/>
+      <w:numFmt w:val="bullet"/>
+      <w:lvlText w:val="o"/>
+      <w:lvlJc w:val="left"/>
+      <w:pPr>
+        <w:tabs>
+          <w:tab w:val="num" w:pos="1440"/>
+        </w:tabs>
+        <w:ind w:left="1440" w:hanging="360"/>
+      </w:pPr>
+      <w:rPr>
+        <w:rFonts w:ascii="Courier New" w:hAnsi="Courier New" w:hint="default"/>
+        <w:sz w:val="20"/>
+      </w:rPr>
+    </w:lvl>
+    <w:lvl w:ilvl="2" w:tentative="1">
+      <w:start w:val="1"/>
+      <w:numFmt w:val="bullet"/>
+      <w:lvlText w:val=""/>
+      <w:lvlJc w:val="left"/>
+      <w:pPr>
+        <w:tabs>
+          <w:tab w:val="num" w:pos="2160"/>
+        </w:tabs>
+        <w:ind w:left="2160" w:hanging="360"/>
+      </w:pPr>
+      <w:rPr>
+        <w:rFonts w:ascii="Wingdings" w:hAnsi="Wingdings" w:hint="default"/>
+        <w:sz w:val="20"/>
+      </w:rPr>
+    </w:lvl>
+    <w:lvl w:ilvl="3" w:tentative="1">
+      <w:start w:val="1"/>
+      <w:numFmt w:val="bullet"/>
+      <w:lvlText w:val=""/>
+      <w:lvlJc w:val="left"/>
+      <w:pPr>
+        <w:tabs>
+          <w:tab w:val="num" w:pos="2880"/>
+        </w:tabs>
+        <w:ind w:left="2880" w:hanging="360"/>
+      </w:pPr>
+      <w:rPr>
+        <w:rFonts w:ascii="Wingdings" w:hAnsi="Wingdings" w:hint="default"/>
+        <w:sz w:val="20"/>
+      </w:rPr>
+    </w:lvl>
+    <w:lvl w:ilvl="4" w:tentative="1">
+      <w:start w:val="1"/>
+      <w:numFmt w:val="bullet"/>
+      <w:lvlText w:val=""/>
+      <w:lvlJc w:val="left"/>
+      <w:pPr>
+        <w:tabs>
+          <w:tab w:val="num" w:pos="3600"/>
+        </w:tabs>
+        <w:ind w:left="3600" w:hanging="360"/>
+      </w:pPr>
+      <w:rPr>
+        <w:rFonts w:ascii="Wingdings" w:hAnsi="Wingdings" w:hint="default"/>
+        <w:sz w:val="20"/>
+      </w:rPr>
+    </w:lvl>
+    <w:lvl w:ilvl="5" w:tentative="1">
+      <w:start w:val="1"/>
+      <w:numFmt w:val="bullet"/>
+      <w:lvlText w:val=""/>
+      <w:lvlJc w:val="left"/>
+      <w:pPr>
+        <w:tabs>
+          <w:tab w:val="num" w:pos="4320"/>
+        </w:tabs>
+        <w:ind w:left="4320" w:hanging="360"/>
+      </w:pPr>
+      <w:rPr>
+        <w:rFonts w:ascii="Wingdings" w:hAnsi="Wingdings" w:hint="default"/>
+        <w:sz w:val="20"/>
+      </w:rPr>
+    </w:lvl>
+    <w:lvl w:ilvl="6" w:tentative="1">
+      <w:start w:val="1"/>
+      <w:numFmt w:val="bullet"/>
+      <w:lvlText w:val=""/>
+      <w:lvlJc w:val="left"/>
+      <w:pPr>
+        <w:tabs>
+          <w:tab w:val="num" w:pos="5040"/>
+        </w:tabs>
+        <w:ind w:left="5040" w:hanging="360"/>
+      </w:pPr>
+      <w:rPr>
+        <w:rFonts w:ascii="Wingdings" w:hAnsi="Wingdings" w:hint="default"/>
+        <w:sz w:val="20"/>
+      </w:rPr>
+    </w:lvl>
+    <w:lvl w:ilvl="7" w:tentative="1">
+      <w:start w:val="1"/>
+      <w:numFmt w:val="bullet"/>
+      <w:lvlText w:val=""/>
+      <w:lvlJc w:val="left"/>
+      <w:pPr>
+        <w:tabs>
+          <w:tab w:val="num" w:pos="5760"/>
+        </w:tabs>
+        <w:ind w:left="5760" w:hanging="360"/>
+      </w:pPr>
+      <w:rPr>
+        <w:rFonts w:ascii="Wingdings" w:hAnsi="Wingdings" w:hint="default"/>
+        <w:sz w:val="20"/>
+      </w:rPr>
+    </w:lvl>
+    <w:lvl w:ilvl="8" w:tentative="1">
+      <w:start w:val="1"/>
+      <w:numFmt w:val="bullet"/>
+      <w:lvlText w:val=""/>
+      <w:lvlJc w:val="left"/>
+      <w:pPr>
+        <w:tabs>
+          <w:tab w:val="num" w:pos="6480"/>
+        </w:tabs>
+        <w:ind w:left="6480" w:hanging="360"/>
+      </w:pPr>
+      <w:rPr>
+        <w:rFonts w:ascii="Wingdings" w:hAnsi="Wingdings" w:hint="default"/>
+        <w:sz w:val="20"/>
+      </w:rPr>
+    </w:lvl>
+  </w:abstractNum>
+  <w:abstractNum w:abstractNumId="4" w15:restartNumberingAfterBreak="0">
     <w:nsid w:val="199B7F89"/>
     <w:multiLevelType w:val="multilevel"/>
     <w:tmpl w:val="20AA80F2"/>
@@ -2291,7 +3312,7 @@
       </w:rPr>
     </w:lvl>
   </w:abstractNum>
-  <w:abstractNum w:abstractNumId="4" w15:restartNumberingAfterBreak="0">
+  <w:abstractNum w:abstractNumId="5" w15:restartNumberingAfterBreak="0">
     <w:nsid w:val="19A762C8"/>
     <w:multiLevelType w:val="multilevel"/>
     <w:tmpl w:val="A82E7BB4"/>
@@ -2440,7 +3461,7 @@
       </w:rPr>
     </w:lvl>
   </w:abstractNum>
-  <w:abstractNum w:abstractNumId="5" w15:restartNumberingAfterBreak="0">
+  <w:abstractNum w:abstractNumId="6" w15:restartNumberingAfterBreak="0">
     <w:nsid w:val="1AE27D26"/>
     <w:multiLevelType w:val="multilevel"/>
     <w:tmpl w:val="D3CA648A"/>
@@ -2589,7 +3610,7 @@
       </w:rPr>
     </w:lvl>
   </w:abstractNum>
-  <w:abstractNum w:abstractNumId="6" w15:restartNumberingAfterBreak="0">
+  <w:abstractNum w:abstractNumId="7" w15:restartNumberingAfterBreak="0">
     <w:nsid w:val="289E006F"/>
     <w:multiLevelType w:val="multilevel"/>
     <w:tmpl w:val="9F308DA0"/>
@@ -2706,7 +3727,7 @@
       </w:pPr>
     </w:lvl>
   </w:abstractNum>
-  <w:abstractNum w:abstractNumId="7" w15:restartNumberingAfterBreak="0">
+  <w:abstractNum w:abstractNumId="8" w15:restartNumberingAfterBreak="0">
     <w:nsid w:val="3BDC2785"/>
     <w:multiLevelType w:val="multilevel"/>
     <w:tmpl w:val="BE844A56"/>
@@ -2855,7 +3876,7 @@
       </w:rPr>
     </w:lvl>
   </w:abstractNum>
-  <w:abstractNum w:abstractNumId="8" w15:restartNumberingAfterBreak="0">
+  <w:abstractNum w:abstractNumId="9" w15:restartNumberingAfterBreak="0">
     <w:nsid w:val="3BDF28D1"/>
     <w:multiLevelType w:val="multilevel"/>
     <w:tmpl w:val="155497D2"/>
@@ -3004,7 +4025,156 @@
       </w:rPr>
     </w:lvl>
   </w:abstractNum>
-  <w:abstractNum w:abstractNumId="9" w15:restartNumberingAfterBreak="0">
+  <w:abstractNum w:abstractNumId="10" w15:restartNumberingAfterBreak="0">
+    <w:nsid w:val="42A8624D"/>
+    <w:multiLevelType w:val="multilevel"/>
+    <w:tmpl w:val="BAACE418"/>
+    <w:lvl w:ilvl="0">
+      <w:start w:val="1"/>
+      <w:numFmt w:val="bullet"/>
+      <w:lvlText w:val=""/>
+      <w:lvlJc w:val="left"/>
+      <w:pPr>
+        <w:tabs>
+          <w:tab w:val="num" w:pos="720"/>
+        </w:tabs>
+        <w:ind w:left="720" w:hanging="360"/>
+      </w:pPr>
+      <w:rPr>
+        <w:rFonts w:ascii="Symbol" w:hAnsi="Symbol" w:hint="default"/>
+        <w:sz w:val="20"/>
+      </w:rPr>
+    </w:lvl>
+    <w:lvl w:ilvl="1" w:tentative="1">
+      <w:start w:val="1"/>
+      <w:numFmt w:val="bullet"/>
+      <w:lvlText w:val="o"/>
+      <w:lvlJc w:val="left"/>
+      <w:pPr>
+        <w:tabs>
+          <w:tab w:val="num" w:pos="1440"/>
+        </w:tabs>
+        <w:ind w:left="1440" w:hanging="360"/>
+      </w:pPr>
+      <w:rPr>
+        <w:rFonts w:ascii="Courier New" w:hAnsi="Courier New" w:hint="default"/>
+        <w:sz w:val="20"/>
+      </w:rPr>
+    </w:lvl>
+    <w:lvl w:ilvl="2" w:tentative="1">
+      <w:start w:val="1"/>
+      <w:numFmt w:val="bullet"/>
+      <w:lvlText w:val=""/>
+      <w:lvlJc w:val="left"/>
+      <w:pPr>
+        <w:tabs>
+          <w:tab w:val="num" w:pos="2160"/>
+        </w:tabs>
+        <w:ind w:left="2160" w:hanging="360"/>
+      </w:pPr>
+      <w:rPr>
+        <w:rFonts w:ascii="Wingdings" w:hAnsi="Wingdings" w:hint="default"/>
+        <w:sz w:val="20"/>
+      </w:rPr>
+    </w:lvl>
+    <w:lvl w:ilvl="3" w:tentative="1">
+      <w:start w:val="1"/>
+      <w:numFmt w:val="bullet"/>
+      <w:lvlText w:val=""/>
+      <w:lvlJc w:val="left"/>
+      <w:pPr>
+        <w:tabs>
+          <w:tab w:val="num" w:pos="2880"/>
+        </w:tabs>
+        <w:ind w:left="2880" w:hanging="360"/>
+      </w:pPr>
+      <w:rPr>
+        <w:rFonts w:ascii="Wingdings" w:hAnsi="Wingdings" w:hint="default"/>
+        <w:sz w:val="20"/>
+      </w:rPr>
+    </w:lvl>
+    <w:lvl w:ilvl="4" w:tentative="1">
+      <w:start w:val="1"/>
+      <w:numFmt w:val="bullet"/>
+      <w:lvlText w:val=""/>
+      <w:lvlJc w:val="left"/>
+      <w:pPr>
+        <w:tabs>
+          <w:tab w:val="num" w:pos="3600"/>
+        </w:tabs>
+        <w:ind w:left="3600" w:hanging="360"/>
+      </w:pPr>
+      <w:rPr>
+        <w:rFonts w:ascii="Wingdings" w:hAnsi="Wingdings" w:hint="default"/>
+        <w:sz w:val="20"/>
+      </w:rPr>
+    </w:lvl>
+    <w:lvl w:ilvl="5" w:tentative="1">
+      <w:start w:val="1"/>
+      <w:numFmt w:val="bullet"/>
+      <w:lvlText w:val=""/>
+      <w:lvlJc w:val="left"/>
+      <w:pPr>
+        <w:tabs>
+          <w:tab w:val="num" w:pos="4320"/>
+        </w:tabs>
+        <w:ind w:left="4320" w:hanging="360"/>
+      </w:pPr>
+      <w:rPr>
+        <w:rFonts w:ascii="Wingdings" w:hAnsi="Wingdings" w:hint="default"/>
+        <w:sz w:val="20"/>
+      </w:rPr>
+    </w:lvl>
+    <w:lvl w:ilvl="6" w:tentative="1">
+      <w:start w:val="1"/>
+      <w:numFmt w:val="bullet"/>
+      <w:lvlText w:val=""/>
+      <w:lvlJc w:val="left"/>
+      <w:pPr>
+        <w:tabs>
+          <w:tab w:val="num" w:pos="5040"/>
+        </w:tabs>
+        <w:ind w:left="5040" w:hanging="360"/>
+      </w:pPr>
+      <w:rPr>
+        <w:rFonts w:ascii="Wingdings" w:hAnsi="Wingdings" w:hint="default"/>
+        <w:sz w:val="20"/>
+      </w:rPr>
+    </w:lvl>
+    <w:lvl w:ilvl="7" w:tentative="1">
+      <w:start w:val="1"/>
+      <w:numFmt w:val="bullet"/>
+      <w:lvlText w:val=""/>
+      <w:lvlJc w:val="left"/>
+      <w:pPr>
+        <w:tabs>
+          <w:tab w:val="num" w:pos="5760"/>
+        </w:tabs>
+        <w:ind w:left="5760" w:hanging="360"/>
+      </w:pPr>
+      <w:rPr>
+        <w:rFonts w:ascii="Wingdings" w:hAnsi="Wingdings" w:hint="default"/>
+        <w:sz w:val="20"/>
+      </w:rPr>
+    </w:lvl>
+    <w:lvl w:ilvl="8" w:tentative="1">
+      <w:start w:val="1"/>
+      <w:numFmt w:val="bullet"/>
+      <w:lvlText w:val=""/>
+      <w:lvlJc w:val="left"/>
+      <w:pPr>
+        <w:tabs>
+          <w:tab w:val="num" w:pos="6480"/>
+        </w:tabs>
+        <w:ind w:left="6480" w:hanging="360"/>
+      </w:pPr>
+      <w:rPr>
+        <w:rFonts w:ascii="Wingdings" w:hAnsi="Wingdings" w:hint="default"/>
+        <w:sz w:val="20"/>
+      </w:rPr>
+    </w:lvl>
+  </w:abstractNum>
+  <w:abstractNum w:abstractNumId="11" w15:restartNumberingAfterBreak="0">
     <w:nsid w:val="488C6048"/>
     <w:multiLevelType w:val="multilevel"/>
     <w:tmpl w:val="D0A2634A"/>
@@ -3153,7 +4323,7 @@
       </w:rPr>
     </w:lvl>
   </w:abstractNum>
-  <w:abstractNum w:abstractNumId="10" w15:restartNumberingAfterBreak="0">
+  <w:abstractNum w:abstractNumId="12" w15:restartNumberingAfterBreak="0">
     <w:nsid w:val="4A3D569D"/>
     <w:multiLevelType w:val="multilevel"/>
     <w:tmpl w:val="13D4042A"/>
@@ -3302,7 +4472,7 @@
       </w:rPr>
     </w:lvl>
   </w:abstractNum>
-  <w:abstractNum w:abstractNumId="11" w15:restartNumberingAfterBreak="0">
+  <w:abstractNum w:abstractNumId="13" w15:restartNumberingAfterBreak="0">
     <w:nsid w:val="4E0A27B5"/>
     <w:multiLevelType w:val="multilevel"/>
     <w:tmpl w:val="2DB49E70"/>
@@ -3451,7 +4621,156 @@
       </w:rPr>
     </w:lvl>
   </w:abstractNum>
-  <w:abstractNum w:abstractNumId="12" w15:restartNumberingAfterBreak="0">
+  <w:abstractNum w:abstractNumId="14" w15:restartNumberingAfterBreak="0">
+    <w:nsid w:val="5665309F"/>
+    <w:multiLevelType w:val="multilevel"/>
+    <w:tmpl w:val="F23A3184"/>
+    <w:lvl w:ilvl="0">
+      <w:start w:val="1"/>
+      <w:numFmt w:val="bullet"/>
+      <w:lvlText w:val=""/>
+      <w:lvlJc w:val="left"/>
+      <w:pPr>
+        <w:tabs>
+          <w:tab w:val="num" w:pos="720"/>
+        </w:tabs>
+        <w:ind w:left="720" w:hanging="360"/>
+      </w:pPr>
+      <w:rPr>
+        <w:rFonts w:ascii="Symbol" w:hAnsi="Symbol" w:hint="default"/>
+        <w:sz w:val="20"/>
+      </w:rPr>
+    </w:lvl>
+    <w:lvl w:ilvl="1" w:tentative="1">
+      <w:start w:val="1"/>
+      <w:numFmt w:val="bullet"/>
+      <w:lvlText w:val="o"/>
+      <w:lvlJc w:val="left"/>
+      <w:pPr>
+        <w:tabs>
+          <w:tab w:val="num" w:pos="1440"/>
+        </w:tabs>
+        <w:ind w:left="1440" w:hanging="360"/>
+      </w:pPr>
+      <w:rPr>
+        <w:rFonts w:ascii="Courier New" w:hAnsi="Courier New" w:hint="default"/>
+        <w:sz w:val="20"/>
+      </w:rPr>
+    </w:lvl>
+    <w:lvl w:ilvl="2" w:tentative="1">
+      <w:start w:val="1"/>
+      <w:numFmt w:val="bullet"/>
+      <w:lvlText w:val=""/>
+      <w:lvlJc w:val="left"/>
+      <w:pPr>
+        <w:tabs>
+          <w:tab w:val="num" w:pos="2160"/>
+        </w:tabs>
+        <w:ind w:left="2160" w:hanging="360"/>
+      </w:pPr>
+      <w:rPr>
+        <w:rFonts w:ascii="Wingdings" w:hAnsi="Wingdings" w:hint="default"/>
+        <w:sz w:val="20"/>
+      </w:rPr>
+    </w:lvl>
+    <w:lvl w:ilvl="3" w:tentative="1">
+      <w:start w:val="1"/>
+      <w:numFmt w:val="bullet"/>
+      <w:lvlText w:val=""/>
+      <w:lvlJc w:val="left"/>
+      <w:pPr>
+        <w:tabs>
+          <w:tab w:val="num" w:pos="2880"/>
+        </w:tabs>
+        <w:ind w:left="2880" w:hanging="360"/>
+      </w:pPr>
+      <w:rPr>
+        <w:rFonts w:ascii="Wingdings" w:hAnsi="Wingdings" w:hint="default"/>
+        <w:sz w:val="20"/>
+      </w:rPr>
+    </w:lvl>
+    <w:lvl w:ilvl="4" w:tentative="1">
+      <w:start w:val="1"/>
+      <w:numFmt w:val="bullet"/>
+      <w:lvlText w:val=""/>
+      <w:lvlJc w:val="left"/>
+      <w:pPr>
+        <w:tabs>
+          <w:tab w:val="num" w:pos="3600"/>
+        </w:tabs>
+        <w:ind w:left="3600" w:hanging="360"/>
+      </w:pPr>
+      <w:rPr>
+        <w:rFonts w:ascii="Wingdings" w:hAnsi="Wingdings" w:hint="default"/>
+        <w:sz w:val="20"/>
+      </w:rPr>
+    </w:lvl>
+    <w:lvl w:ilvl="5" w:tentative="1">
+      <w:start w:val="1"/>
+      <w:numFmt w:val="bullet"/>
+      <w:lvlText w:val=""/>
+      <w:lvlJc w:val="left"/>
+      <w:pPr>
+        <w:tabs>
+          <w:tab w:val="num" w:pos="4320"/>
+        </w:tabs>
+        <w:ind w:left="4320" w:hanging="360"/>
+      </w:pPr>
+      <w:rPr>
+        <w:rFonts w:ascii="Wingdings" w:hAnsi="Wingdings" w:hint="default"/>
+        <w:sz w:val="20"/>
+      </w:rPr>
+    </w:lvl>
+    <w:lvl w:ilvl="6" w:tentative="1">
+      <w:start w:val="1"/>
+      <w:numFmt w:val="bullet"/>
+      <w:lvlText w:val=""/>
+      <w:lvlJc w:val="left"/>
+      <w:pPr>
+        <w:tabs>
+          <w:tab w:val="num" w:pos="5040"/>
+        </w:tabs>
+        <w:ind w:left="5040" w:hanging="360"/>
+      </w:pPr>
+      <w:rPr>
+        <w:rFonts w:ascii="Wingdings" w:hAnsi="Wingdings" w:hint="default"/>
+        <w:sz w:val="20"/>
+      </w:rPr>
+    </w:lvl>
+    <w:lvl w:ilvl="7" w:tentative="1">
+      <w:start w:val="1"/>
+      <w:numFmt w:val="bullet"/>
+      <w:lvlText w:val=""/>
+      <w:lvlJc w:val="left"/>
+      <w:pPr>
+        <w:tabs>
+          <w:tab w:val="num" w:pos="5760"/>
+        </w:tabs>
+        <w:ind w:left="5760" w:hanging="360"/>
+      </w:pPr>
+      <w:rPr>
+        <w:rFonts w:ascii="Wingdings" w:hAnsi="Wingdings" w:hint="default"/>
+        <w:sz w:val="20"/>
+      </w:rPr>
+    </w:lvl>
+    <w:lvl w:ilvl="8" w:tentative="1">
+      <w:start w:val="1"/>
+      <w:numFmt w:val="bullet"/>
+      <w:lvlText w:val=""/>
+      <w:lvlJc w:val="left"/>
+      <w:pPr>
+        <w:tabs>
+          <w:tab w:val="num" w:pos="6480"/>
+        </w:tabs>
+        <w:ind w:left="6480" w:hanging="360"/>
+      </w:pPr>
+      <w:rPr>
+        <w:rFonts w:ascii="Wingdings" w:hAnsi="Wingdings" w:hint="default"/>
+        <w:sz w:val="20"/>
+      </w:rPr>
+    </w:lvl>
+  </w:abstractNum>
+  <w:abstractNum w:abstractNumId="15" w15:restartNumberingAfterBreak="0">
     <w:nsid w:val="57B21EED"/>
     <w:multiLevelType w:val="multilevel"/>
     <w:tmpl w:val="35EC1916"/>
@@ -3600,7 +4919,7 @@
       </w:rPr>
     </w:lvl>
   </w:abstractNum>
-  <w:abstractNum w:abstractNumId="13" w15:restartNumberingAfterBreak="0">
+  <w:abstractNum w:abstractNumId="16" w15:restartNumberingAfterBreak="0">
     <w:nsid w:val="59DB6D6A"/>
     <w:multiLevelType w:val="multilevel"/>
     <w:tmpl w:val="97FE5C9C"/>
@@ -3749,7 +5068,7 @@
       </w:rPr>
     </w:lvl>
   </w:abstractNum>
-  <w:abstractNum w:abstractNumId="14" w15:restartNumberingAfterBreak="0">
+  <w:abstractNum w:abstractNumId="17" w15:restartNumberingAfterBreak="0">
     <w:nsid w:val="5E855459"/>
     <w:multiLevelType w:val="multilevel"/>
     <w:tmpl w:val="30F2FFFC"/>
@@ -3898,7 +5217,156 @@
       </w:rPr>
     </w:lvl>
   </w:abstractNum>
-  <w:abstractNum w:abstractNumId="15" w15:restartNumberingAfterBreak="0">
+  <w:abstractNum w:abstractNumId="18" w15:restartNumberingAfterBreak="0">
+    <w:nsid w:val="61BF3478"/>
+    <w:multiLevelType w:val="multilevel"/>
+    <w:tmpl w:val="22B02AC8"/>
+    <w:lvl w:ilvl="0">
+      <w:start w:val="1"/>
+      <w:numFmt w:val="bullet"/>
+      <w:lvlText w:val=""/>
+      <w:lvlJc w:val="left"/>
+      <w:pPr>
+        <w:tabs>
+          <w:tab w:val="num" w:pos="720"/>
+        </w:tabs>
+        <w:ind w:left="720" w:hanging="360"/>
+      </w:pPr>
+      <w:rPr>
+        <w:rFonts w:ascii="Symbol" w:hAnsi="Symbol" w:hint="default"/>
+        <w:sz w:val="20"/>
+      </w:rPr>
+    </w:lvl>
+    <w:lvl w:ilvl="1" w:tentative="1">
+      <w:start w:val="1"/>
+      <w:numFmt w:val="bullet"/>
+      <w:lvlText w:val="o"/>
+      <w:lvlJc w:val="left"/>
+      <w:pPr>
+        <w:tabs>
+          <w:tab w:val="num" w:pos="1440"/>
+        </w:tabs>
+        <w:ind w:left="1440" w:hanging="360"/>
+      </w:pPr>
+      <w:rPr>
+        <w:rFonts w:ascii="Courier New" w:hAnsi="Courier New" w:hint="default"/>
+        <w:sz w:val="20"/>
+      </w:rPr>
+    </w:lvl>
+    <w:lvl w:ilvl="2" w:tentative="1">
+      <w:start w:val="1"/>
+      <w:numFmt w:val="bullet"/>
+      <w:lvlText w:val=""/>
+      <w:lvlJc w:val="left"/>
+      <w:pPr>
+        <w:tabs>
+          <w:tab w:val="num" w:pos="2160"/>
+        </w:tabs>
+        <w:ind w:left="2160" w:hanging="360"/>
+      </w:pPr>
+      <w:rPr>
+        <w:rFonts w:ascii="Wingdings" w:hAnsi="Wingdings" w:hint="default"/>
+        <w:sz w:val="20"/>
+      </w:rPr>
+    </w:lvl>
+    <w:lvl w:ilvl="3" w:tentative="1">
+      <w:start w:val="1"/>
+      <w:numFmt w:val="bullet"/>
+      <w:lvlText w:val=""/>
+      <w:lvlJc w:val="left"/>
+      <w:pPr>
+        <w:tabs>
+          <w:tab w:val="num" w:pos="2880"/>
+        </w:tabs>
+        <w:ind w:left="2880" w:hanging="360"/>
+      </w:pPr>
+      <w:rPr>
+        <w:rFonts w:ascii="Wingdings" w:hAnsi="Wingdings" w:hint="default"/>
+        <w:sz w:val="20"/>
+      </w:rPr>
+    </w:lvl>
+    <w:lvl w:ilvl="4" w:tentative="1">
+      <w:start w:val="1"/>
+      <w:numFmt w:val="bullet"/>
+      <w:lvlText w:val=""/>
+      <w:lvlJc w:val="left"/>
+      <w:pPr>
+        <w:tabs>
+          <w:tab w:val="num" w:pos="3600"/>
+        </w:tabs>
+        <w:ind w:left="3600" w:hanging="360"/>
+      </w:pPr>
+      <w:rPr>
+        <w:rFonts w:ascii="Wingdings" w:hAnsi="Wingdings" w:hint="default"/>
+        <w:sz w:val="20"/>
+      </w:rPr>
+    </w:lvl>
+    <w:lvl w:ilvl="5" w:tentative="1">
+      <w:start w:val="1"/>
+      <w:numFmt w:val="bullet"/>
+      <w:lvlText w:val=""/>
+      <w:lvlJc w:val="left"/>
+      <w:pPr>
+        <w:tabs>
+          <w:tab w:val="num" w:pos="4320"/>
+        </w:tabs>
+        <w:ind w:left="4320" w:hanging="360"/>
+      </w:pPr>
+      <w:rPr>
+        <w:rFonts w:ascii="Wingdings" w:hAnsi="Wingdings" w:hint="default"/>
+        <w:sz w:val="20"/>
+      </w:rPr>
+    </w:lvl>
+    <w:lvl w:ilvl="6" w:tentative="1">
+      <w:start w:val="1"/>
+      <w:numFmt w:val="bullet"/>
+      <w:lvlText w:val=""/>
+      <w:lvlJc w:val="left"/>
+      <w:pPr>
+        <w:tabs>
+          <w:tab w:val="num" w:pos="5040"/>
+        </w:tabs>
+        <w:ind w:left="5040" w:hanging="360"/>
+      </w:pPr>
+      <w:rPr>
+        <w:rFonts w:ascii="Wingdings" w:hAnsi="Wingdings" w:hint="default"/>
+        <w:sz w:val="20"/>
+      </w:rPr>
+    </w:lvl>
+    <w:lvl w:ilvl="7" w:tentative="1">
+      <w:start w:val="1"/>
+      <w:numFmt w:val="bullet"/>
+      <w:lvlText w:val=""/>
+      <w:lvlJc w:val="left"/>
+      <w:pPr>
+        <w:tabs>
+          <w:tab w:val="num" w:pos="5760"/>
+        </w:tabs>
+        <w:ind w:left="5760" w:hanging="360"/>
+      </w:pPr>
+      <w:rPr>
+        <w:rFonts w:ascii="Wingdings" w:hAnsi="Wingdings" w:hint="default"/>
+        <w:sz w:val="20"/>
+      </w:rPr>
+    </w:lvl>
+    <w:lvl w:ilvl="8" w:tentative="1">
+      <w:start w:val="1"/>
+      <w:numFmt w:val="bullet"/>
+      <w:lvlText w:val=""/>
+      <w:lvlJc w:val="left"/>
+      <w:pPr>
+        <w:tabs>
+          <w:tab w:val="num" w:pos="6480"/>
+        </w:tabs>
+        <w:ind w:left="6480" w:hanging="360"/>
+      </w:pPr>
+      <w:rPr>
+        <w:rFonts w:ascii="Wingdings" w:hAnsi="Wingdings" w:hint="default"/>
+        <w:sz w:val="20"/>
+      </w:rPr>
+    </w:lvl>
+  </w:abstractNum>
+  <w:abstractNum w:abstractNumId="19" w15:restartNumberingAfterBreak="0">
     <w:nsid w:val="6B626DB3"/>
     <w:multiLevelType w:val="multilevel"/>
     <w:tmpl w:val="53380260"/>
@@ -4047,7 +5515,7 @@
       </w:rPr>
     </w:lvl>
   </w:abstractNum>
-  <w:abstractNum w:abstractNumId="16" w15:restartNumberingAfterBreak="0">
+  <w:abstractNum w:abstractNumId="20" w15:restartNumberingAfterBreak="0">
     <w:nsid w:val="6F991467"/>
     <w:multiLevelType w:val="multilevel"/>
     <w:tmpl w:val="BA584984"/>
@@ -4196,7 +5664,7 @@
       </w:rPr>
     </w:lvl>
   </w:abstractNum>
-  <w:abstractNum w:abstractNumId="17" w15:restartNumberingAfterBreak="0">
+  <w:abstractNum w:abstractNumId="21" w15:restartNumberingAfterBreak="0">
     <w:nsid w:val="7501785F"/>
     <w:multiLevelType w:val="multilevel"/>
     <w:tmpl w:val="70CCC7CE"/>
@@ -4345,59 +5813,375 @@
       </w:rPr>
     </w:lvl>
   </w:abstractNum>
+  <w:abstractNum w:abstractNumId="22" w15:restartNumberingAfterBreak="0">
+    <w:nsid w:val="76724A06"/>
+    <w:multiLevelType w:val="multilevel"/>
+    <w:tmpl w:val="3B360860"/>
+    <w:lvl w:ilvl="0">
+      <w:start w:val="1"/>
+      <w:numFmt w:val="bullet"/>
+      <w:lvlText w:val=""/>
+      <w:lvlJc w:val="left"/>
+      <w:pPr>
+        <w:tabs>
+          <w:tab w:val="num" w:pos="720"/>
+        </w:tabs>
+        <w:ind w:left="720" w:hanging="360"/>
+      </w:pPr>
+      <w:rPr>
+        <w:rFonts w:ascii="Symbol" w:hAnsi="Symbol" w:hint="default"/>
+        <w:sz w:val="20"/>
+      </w:rPr>
+    </w:lvl>
+    <w:lvl w:ilvl="1" w:tentative="1">
+      <w:start w:val="1"/>
+      <w:numFmt w:val="bullet"/>
+      <w:lvlText w:val="o"/>
+      <w:lvlJc w:val="left"/>
+      <w:pPr>
+        <w:tabs>
+          <w:tab w:val="num" w:pos="1440"/>
+        </w:tabs>
+        <w:ind w:left="1440" w:hanging="360"/>
+      </w:pPr>
+      <w:rPr>
+        <w:rFonts w:ascii="Courier New" w:hAnsi="Courier New" w:hint="default"/>
+        <w:sz w:val="20"/>
+      </w:rPr>
+    </w:lvl>
+    <w:lvl w:ilvl="2" w:tentative="1">
+      <w:start w:val="1"/>
+      <w:numFmt w:val="bullet"/>
+      <w:lvlText w:val=""/>
+      <w:lvlJc w:val="left"/>
+      <w:pPr>
+        <w:tabs>
+          <w:tab w:val="num" w:pos="2160"/>
+        </w:tabs>
+        <w:ind w:left="2160" w:hanging="360"/>
+      </w:pPr>
+      <w:rPr>
+        <w:rFonts w:ascii="Wingdings" w:hAnsi="Wingdings" w:hint="default"/>
+        <w:sz w:val="20"/>
+      </w:rPr>
+    </w:lvl>
+    <w:lvl w:ilvl="3" w:tentative="1">
+      <w:start w:val="1"/>
+      <w:numFmt w:val="bullet"/>
+      <w:lvlText w:val=""/>
+      <w:lvlJc w:val="left"/>
+      <w:pPr>
+        <w:tabs>
+          <w:tab w:val="num" w:pos="2880"/>
+        </w:tabs>
+        <w:ind w:left="2880" w:hanging="360"/>
+      </w:pPr>
+      <w:rPr>
+        <w:rFonts w:ascii="Wingdings" w:hAnsi="Wingdings" w:hint="default"/>
+        <w:sz w:val="20"/>
+      </w:rPr>
+    </w:lvl>
+    <w:lvl w:ilvl="4" w:tentative="1">
+      <w:start w:val="1"/>
+      <w:numFmt w:val="bullet"/>
+      <w:lvlText w:val=""/>
+      <w:lvlJc w:val="left"/>
+      <w:pPr>
+        <w:tabs>
+          <w:tab w:val="num" w:pos="3600"/>
+        </w:tabs>
+        <w:ind w:left="3600" w:hanging="360"/>
+      </w:pPr>
+      <w:rPr>
+        <w:rFonts w:ascii="Wingdings" w:hAnsi="Wingdings" w:hint="default"/>
+        <w:sz w:val="20"/>
+      </w:rPr>
+    </w:lvl>
+    <w:lvl w:ilvl="5" w:tentative="1">
+      <w:start w:val="1"/>
+      <w:numFmt w:val="bullet"/>
+      <w:lvlText w:val=""/>
+      <w:lvlJc w:val="left"/>
+      <w:pPr>
+        <w:tabs>
+          <w:tab w:val="num" w:pos="4320"/>
+        </w:tabs>
+        <w:ind w:left="4320" w:hanging="360"/>
+      </w:pPr>
+      <w:rPr>
+        <w:rFonts w:ascii="Wingdings" w:hAnsi="Wingdings" w:hint="default"/>
+        <w:sz w:val="20"/>
+      </w:rPr>
+    </w:lvl>
+    <w:lvl w:ilvl="6" w:tentative="1">
+      <w:start w:val="1"/>
+      <w:numFmt w:val="bullet"/>
+      <w:lvlText w:val=""/>
+      <w:lvlJc w:val="left"/>
+      <w:pPr>
+        <w:tabs>
+          <w:tab w:val="num" w:pos="5040"/>
+        </w:tabs>
+        <w:ind w:left="5040" w:hanging="360"/>
+      </w:pPr>
+      <w:rPr>
+        <w:rFonts w:ascii="Wingdings" w:hAnsi="Wingdings" w:hint="default"/>
+        <w:sz w:val="20"/>
+      </w:rPr>
+    </w:lvl>
+    <w:lvl w:ilvl="7" w:tentative="1">
+      <w:start w:val="1"/>
+      <w:numFmt w:val="bullet"/>
+      <w:lvlText w:val=""/>
+      <w:lvlJc w:val="left"/>
+      <w:pPr>
+        <w:tabs>
+          <w:tab w:val="num" w:pos="5760"/>
+        </w:tabs>
+        <w:ind w:left="5760" w:hanging="360"/>
+      </w:pPr>
+      <w:rPr>
+        <w:rFonts w:ascii="Wingdings" w:hAnsi="Wingdings" w:hint="default"/>
+        <w:sz w:val="20"/>
+      </w:rPr>
+    </w:lvl>
+    <w:lvl w:ilvl="8" w:tentative="1">
+      <w:start w:val="1"/>
+      <w:numFmt w:val="bullet"/>
+      <w:lvlText w:val=""/>
+      <w:lvlJc w:val="left"/>
+      <w:pPr>
+        <w:tabs>
+          <w:tab w:val="num" w:pos="6480"/>
+        </w:tabs>
+        <w:ind w:left="6480" w:hanging="360"/>
+      </w:pPr>
+      <w:rPr>
+        <w:rFonts w:ascii="Wingdings" w:hAnsi="Wingdings" w:hint="default"/>
+        <w:sz w:val="20"/>
+      </w:rPr>
+    </w:lvl>
+  </w:abstractNum>
+  <w:abstractNum w:abstractNumId="23" w15:restartNumberingAfterBreak="0">
+    <w:nsid w:val="7F0B10D7"/>
+    <w:multiLevelType w:val="multilevel"/>
+    <w:tmpl w:val="783858F8"/>
+    <w:lvl w:ilvl="0">
+      <w:start w:val="1"/>
+      <w:numFmt w:val="bullet"/>
+      <w:lvlText w:val=""/>
+      <w:lvlJc w:val="left"/>
+      <w:pPr>
+        <w:tabs>
+          <w:tab w:val="num" w:pos="720"/>
+        </w:tabs>
+        <w:ind w:left="720" w:hanging="360"/>
+      </w:pPr>
+      <w:rPr>
+        <w:rFonts w:ascii="Symbol" w:hAnsi="Symbol" w:hint="default"/>
+        <w:sz w:val="20"/>
+      </w:rPr>
+    </w:lvl>
+    <w:lvl w:ilvl="1" w:tentative="1">
+      <w:start w:val="1"/>
+      <w:numFmt w:val="bullet"/>
+      <w:lvlText w:val="o"/>
+      <w:lvlJc w:val="left"/>
+      <w:pPr>
+        <w:tabs>
+          <w:tab w:val="num" w:pos="1440"/>
+        </w:tabs>
+        <w:ind w:left="1440" w:hanging="360"/>
+      </w:pPr>
+      <w:rPr>
+        <w:rFonts w:ascii="Courier New" w:hAnsi="Courier New" w:hint="default"/>
+        <w:sz w:val="20"/>
+      </w:rPr>
+    </w:lvl>
+    <w:lvl w:ilvl="2" w:tentative="1">
+      <w:start w:val="1"/>
+      <w:numFmt w:val="bullet"/>
+      <w:lvlText w:val=""/>
+      <w:lvlJc w:val="left"/>
+      <w:pPr>
+        <w:tabs>
+          <w:tab w:val="num" w:pos="2160"/>
+        </w:tabs>
+        <w:ind w:left="2160" w:hanging="360"/>
+      </w:pPr>
+      <w:rPr>
+        <w:rFonts w:ascii="Wingdings" w:hAnsi="Wingdings" w:hint="default"/>
+        <w:sz w:val="20"/>
+      </w:rPr>
+    </w:lvl>
+    <w:lvl w:ilvl="3" w:tentative="1">
+      <w:start w:val="1"/>
+      <w:numFmt w:val="bullet"/>
+      <w:lvlText w:val=""/>
+      <w:lvlJc w:val="left"/>
+      <w:pPr>
+        <w:tabs>
+          <w:tab w:val="num" w:pos="2880"/>
+        </w:tabs>
+        <w:ind w:left="2880" w:hanging="360"/>
+      </w:pPr>
+      <w:rPr>
+        <w:rFonts w:ascii="Wingdings" w:hAnsi="Wingdings" w:hint="default"/>
+        <w:sz w:val="20"/>
+      </w:rPr>
+    </w:lvl>
+    <w:lvl w:ilvl="4" w:tentative="1">
+      <w:start w:val="1"/>
+      <w:numFmt w:val="bullet"/>
+      <w:lvlText w:val=""/>
+      <w:lvlJc w:val="left"/>
+      <w:pPr>
+        <w:tabs>
+          <w:tab w:val="num" w:pos="3600"/>
+        </w:tabs>
+        <w:ind w:left="3600" w:hanging="360"/>
+      </w:pPr>
+      <w:rPr>
+        <w:rFonts w:ascii="Wingdings" w:hAnsi="Wingdings" w:hint="default"/>
+        <w:sz w:val="20"/>
+      </w:rPr>
+    </w:lvl>
+    <w:lvl w:ilvl="5" w:tentative="1">
+      <w:start w:val="1"/>
+      <w:numFmt w:val="bullet"/>
+      <w:lvlText w:val=""/>
+      <w:lvlJc w:val="left"/>
+      <w:pPr>
+        <w:tabs>
+          <w:tab w:val="num" w:pos="4320"/>
+        </w:tabs>
+        <w:ind w:left="4320" w:hanging="360"/>
+      </w:pPr>
+      <w:rPr>
+        <w:rFonts w:ascii="Wingdings" w:hAnsi="Wingdings" w:hint="default"/>
+        <w:sz w:val="20"/>
+      </w:rPr>
+    </w:lvl>
+    <w:lvl w:ilvl="6" w:tentative="1">
+      <w:start w:val="1"/>
+      <w:numFmt w:val="bullet"/>
+      <w:lvlText w:val=""/>
+      <w:lvlJc w:val="left"/>
+      <w:pPr>
+        <w:tabs>
+          <w:tab w:val="num" w:pos="5040"/>
+        </w:tabs>
+        <w:ind w:left="5040" w:hanging="360"/>
+      </w:pPr>
+      <w:rPr>
+        <w:rFonts w:ascii="Wingdings" w:hAnsi="Wingdings" w:hint="default"/>
+        <w:sz w:val="20"/>
+      </w:rPr>
+    </w:lvl>
+    <w:lvl w:ilvl="7" w:tentative="1">
+      <w:start w:val="1"/>
+      <w:numFmt w:val="bullet"/>
+      <w:lvlText w:val=""/>
+      <w:lvlJc w:val="left"/>
+      <w:pPr>
+        <w:tabs>
+          <w:tab w:val="num" w:pos="5760"/>
+        </w:tabs>
+        <w:ind w:left="5760" w:hanging="360"/>
+      </w:pPr>
+      <w:rPr>
+        <w:rFonts w:ascii="Wingdings" w:hAnsi="Wingdings" w:hint="default"/>
+        <w:sz w:val="20"/>
+      </w:rPr>
+    </w:lvl>
+    <w:lvl w:ilvl="8" w:tentative="1">
+      <w:start w:val="1"/>
+      <w:numFmt w:val="bullet"/>
+      <w:lvlText w:val=""/>
+      <w:lvlJc w:val="left"/>
+      <w:pPr>
+        <w:tabs>
+          <w:tab w:val="num" w:pos="6480"/>
+        </w:tabs>
+        <w:ind w:left="6480" w:hanging="360"/>
+      </w:pPr>
+      <w:rPr>
+        <w:rFonts w:ascii="Wingdings" w:hAnsi="Wingdings" w:hint="default"/>
+        <w:sz w:val="20"/>
+      </w:rPr>
+    </w:lvl>
+  </w:abstractNum>
   <w:num w:numId="1">
+    <w:abstractNumId w:val="20"/>
+  </w:num>
+  <w:num w:numId="2">
     <w:abstractNumId w:val="16"/>
   </w:num>
-  <w:num w:numId="2">
-    <w:abstractNumId w:val="13"/>
-  </w:num>
   <w:num w:numId="3">
-    <w:abstractNumId w:val="5"/>
+    <w:abstractNumId w:val="6"/>
   </w:num>
   <w:num w:numId="4">
     <w:abstractNumId w:val="2"/>
   </w:num>
   <w:num w:numId="5">
-    <w:abstractNumId w:val="7"/>
+    <w:abstractNumId w:val="8"/>
   </w:num>
   <w:num w:numId="6">
-    <w:abstractNumId w:val="3"/>
+    <w:abstractNumId w:val="4"/>
   </w:num>
   <w:num w:numId="7">
-    <w:abstractNumId w:val="6"/>
+    <w:abstractNumId w:val="7"/>
   </w:num>
   <w:num w:numId="8">
     <w:abstractNumId w:val="1"/>
   </w:num>
   <w:num w:numId="9">
+    <w:abstractNumId w:val="21"/>
+  </w:num>
+  <w:num w:numId="10">
+    <w:abstractNumId w:val="11"/>
+  </w:num>
+  <w:num w:numId="11">
+    <w:abstractNumId w:val="9"/>
+  </w:num>
+  <w:num w:numId="12">
+    <w:abstractNumId w:val="15"/>
+  </w:num>
+  <w:num w:numId="13">
     <w:abstractNumId w:val="17"/>
   </w:num>
-  <w:num w:numId="10">
-    <w:abstractNumId w:val="9"/>
-  </w:num>
-  <w:num w:numId="11">
-    <w:abstractNumId w:val="8"/>
-  </w:num>
-  <w:num w:numId="12">
-    <w:abstractNumId w:val="12"/>
-  </w:num>
-  <w:num w:numId="13">
-    <w:abstractNumId w:val="14"/>
-  </w:num>
   <w:num w:numId="14">
-    <w:abstractNumId w:val="11"/>
+    <w:abstractNumId w:val="13"/>
   </w:num>
   <w:num w:numId="15">
-    <w:abstractNumId w:val="4"/>
+    <w:abstractNumId w:val="5"/>
   </w:num>
   <w:num w:numId="16">
-    <w:abstractNumId w:val="15"/>
+    <w:abstractNumId w:val="19"/>
   </w:num>
   <w:num w:numId="17">
-    <w:abstractNumId w:val="10"/>
+    <w:abstractNumId w:val="12"/>
   </w:num>
   <w:num w:numId="18">
     <w:abstractNumId w:val="0"/>
+  </w:num>
+  <w:num w:numId="19">
+    <w:abstractNumId w:val="23"/>
+  </w:num>
+  <w:num w:numId="20">
+    <w:abstractNumId w:val="10"/>
+  </w:num>
+  <w:num w:numId="21">
+    <w:abstractNumId w:val="22"/>
+  </w:num>
+  <w:num w:numId="22">
+    <w:abstractNumId w:val="18"/>
+  </w:num>
+  <w:num w:numId="23">
+    <w:abstractNumId w:val="14"/>
+  </w:num>
+  <w:num w:numId="24">
+    <w:abstractNumId w:val="3"/>
   </w:num>
 </w:numbering>
 </file>

--- a/docs/02_Data_Sources.docx
+++ b/docs/02_Data_Sources.docx
@@ -141,19 +141,8 @@
           <w:sz w:val="24"/>
           <w:szCs w:val="24"/>
         </w:rPr>
-        <w:t>rfid_</w:t>
-      </w:r>
-      <w:proofErr w:type="gramStart"/>
-      <w:r>
-        <w:rPr>
-          <w:rStyle w:val="HTMLCode"/>
-          <w:rFonts w:ascii="Times New Roman" w:hAnsi="Times New Roman" w:cs="Times New Roman"/>
-          <w:sz w:val="24"/>
-          <w:szCs w:val="24"/>
-        </w:rPr>
-        <w:t>events.json</w:t>
-      </w:r>
-      <w:proofErr w:type="gramEnd"/>
+        <w:t>rfid_events.json</w:t>
+      </w:r>
     </w:p>
     <w:p>
       <w:pPr>
@@ -1465,15 +1454,7 @@
         <w:t>manual energy reading Excel sheets</w:t>
       </w:r>
       <w:r>
-        <w:t xml:space="preserve"> (kWh, </w:t>
-      </w:r>
-      <w:proofErr w:type="spellStart"/>
-      <w:r>
-        <w:t>kVAh</w:t>
-      </w:r>
-      <w:proofErr w:type="spellEnd"/>
-      <w:r>
-        <w:t>).</w:t>
+        <w:t xml:space="preserve"> (kWh, kVAh).</w:t>
       </w:r>
     </w:p>
     <w:p>
@@ -1734,15 +1715,7 @@
       </w:r>
       <w:r>
         <w:br/>
-        <w:t xml:space="preserve">• Energy consumption datasets (kWh / </w:t>
-      </w:r>
-      <w:proofErr w:type="spellStart"/>
-      <w:r>
-        <w:t>kVAh</w:t>
-      </w:r>
-      <w:proofErr w:type="spellEnd"/>
-      <w:r>
-        <w:t>)</w:t>
+        <w:t>• Energy consumption datasets (kWh / kVAh)</w:t>
       </w:r>
       <w:r>
         <w:br/>
@@ -1876,21 +1849,7 @@
         <w:rPr>
           <w:rStyle w:val="Strong"/>
         </w:rPr>
-        <w:t xml:space="preserve">kWh and </w:t>
-      </w:r>
-      <w:proofErr w:type="spellStart"/>
-      <w:r>
-        <w:rPr>
-          <w:rStyle w:val="Strong"/>
-        </w:rPr>
-        <w:t>kVAh</w:t>
-      </w:r>
-      <w:proofErr w:type="spellEnd"/>
-      <w:r>
-        <w:rPr>
-          <w:rStyle w:val="Strong"/>
-        </w:rPr>
-        <w:t xml:space="preserve"> readings</w:t>
+        <w:t>kWh and kVAh readings</w:t>
       </w:r>
       <w:r>
         <w:t>.</w:t>
@@ -1978,21 +1937,7 @@
         <w:rPr>
           <w:rStyle w:val="Strong"/>
         </w:rPr>
-        <w:t xml:space="preserve">kWh and </w:t>
-      </w:r>
-      <w:proofErr w:type="spellStart"/>
-      <w:r>
-        <w:rPr>
-          <w:rStyle w:val="Strong"/>
-        </w:rPr>
-        <w:t>kVAh</w:t>
-      </w:r>
-      <w:proofErr w:type="spellEnd"/>
-      <w:r>
-        <w:rPr>
-          <w:rStyle w:val="Strong"/>
-        </w:rPr>
-        <w:t xml:space="preserve"> energy readings</w:t>
+        <w:t>kWh and kVAh energy readings</w:t>
       </w:r>
       <w:r>
         <w:t xml:space="preserve"> for both </w:t>
@@ -2076,21 +2021,7 @@
         <w:rPr>
           <w:rStyle w:val="Strong"/>
         </w:rPr>
-        <w:t xml:space="preserve">kWh and </w:t>
-      </w:r>
-      <w:proofErr w:type="spellStart"/>
-      <w:r>
-        <w:rPr>
-          <w:rStyle w:val="Strong"/>
-        </w:rPr>
-        <w:t>kVAh</w:t>
-      </w:r>
-      <w:proofErr w:type="spellEnd"/>
-      <w:r>
-        <w:rPr>
-          <w:rStyle w:val="Strong"/>
-        </w:rPr>
-        <w:t xml:space="preserve"> readings</w:t>
+        <w:t>kWh and kVAh readings</w:t>
       </w:r>
       <w:r>
         <w:t xml:space="preserve"> for both </w:t>
@@ -2174,21 +2105,7 @@
         <w:rPr>
           <w:rStyle w:val="Strong"/>
         </w:rPr>
-        <w:t xml:space="preserve">kWh and </w:t>
-      </w:r>
-      <w:proofErr w:type="spellStart"/>
-      <w:r>
-        <w:rPr>
-          <w:rStyle w:val="Strong"/>
-        </w:rPr>
-        <w:t>kVAh</w:t>
-      </w:r>
-      <w:proofErr w:type="spellEnd"/>
-      <w:r>
-        <w:rPr>
-          <w:rStyle w:val="Strong"/>
-        </w:rPr>
-        <w:t xml:space="preserve"> energy readings</w:t>
+        <w:t>kWh and kVAh energy readings</w:t>
       </w:r>
       <w:r>
         <w:t xml:space="preserve"> for both </w:t>
@@ -2273,21 +2190,7 @@
         <w:rPr>
           <w:rStyle w:val="Strong"/>
         </w:rPr>
-        <w:t xml:space="preserve">kWh and </w:t>
-      </w:r>
-      <w:proofErr w:type="spellStart"/>
-      <w:r>
-        <w:rPr>
-          <w:rStyle w:val="Strong"/>
-        </w:rPr>
-        <w:t>kVAh</w:t>
-      </w:r>
-      <w:proofErr w:type="spellEnd"/>
-      <w:r>
-        <w:rPr>
-          <w:rStyle w:val="Strong"/>
-        </w:rPr>
-        <w:t xml:space="preserve"> energy readings</w:t>
+        <w:t>kWh and kVAh energy readings</w:t>
       </w:r>
       <w:r>
         <w:t xml:space="preserve"> for both </w:t>
@@ -2371,21 +2274,7 @@
         <w:rPr>
           <w:rStyle w:val="Strong"/>
         </w:rPr>
-        <w:t xml:space="preserve">kWh and </w:t>
-      </w:r>
-      <w:proofErr w:type="spellStart"/>
-      <w:r>
-        <w:rPr>
-          <w:rStyle w:val="Strong"/>
-        </w:rPr>
-        <w:t>kVAh</w:t>
-      </w:r>
-      <w:proofErr w:type="spellEnd"/>
-      <w:r>
-        <w:rPr>
-          <w:rStyle w:val="Strong"/>
-        </w:rPr>
-        <w:t xml:space="preserve"> energy readings</w:t>
+        <w:t>kWh and kVAh energy readings</w:t>
       </w:r>
       <w:r>
         <w:t xml:space="preserve"> for both </w:t>
@@ -2469,15 +2358,7 @@
         </w:numPr>
       </w:pPr>
       <w:r>
-        <w:t xml:space="preserve">Energy meter readings (kWh, </w:t>
-      </w:r>
-      <w:proofErr w:type="spellStart"/>
-      <w:r>
-        <w:t>kVAh</w:t>
-      </w:r>
-      <w:proofErr w:type="spellEnd"/>
-      <w:r>
-        <w:t xml:space="preserve">) from </w:t>
+        <w:t xml:space="preserve">Energy meter readings (kWh, kVAh) from </w:t>
       </w:r>
       <w:r>
         <w:rPr>
@@ -2518,13 +2399,8 @@
           <w:numId w:val="22"/>
         </w:numPr>
       </w:pPr>
-      <w:proofErr w:type="spellStart"/>
-      <w:r>
-        <w:t>DuckDB</w:t>
-      </w:r>
-      <w:proofErr w:type="spellEnd"/>
-      <w:r>
-        <w:t xml:space="preserve"> offline database tables for run metadata and system storage.</w:t>
+      <w:r>
+        <w:t>DuckDB offline database tables for run metadata and system storage.</w:t>
       </w:r>
     </w:p>
     <w:p>
@@ -2583,6 +2459,283 @@
       </w:pPr>
       <w:r>
         <w:t>All required data sources are prepared for further ingestion and analysis stages.</w:t>
+      </w:r>
+    </w:p>
+    <w:p>
+      <w:pPr>
+        <w:pStyle w:val="NormalWeb"/>
+      </w:pPr>
+    </w:p>
+    <w:p>
+      <w:pPr>
+        <w:pStyle w:val="NormalWeb"/>
+      </w:pPr>
+    </w:p>
+    <w:p>
+      <w:pPr>
+        <w:pStyle w:val="NormalWeb"/>
+      </w:pPr>
+    </w:p>
+    <w:p>
+      <w:pPr>
+        <w:pStyle w:val="Heading3"/>
+      </w:pPr>
+      <w:r>
+        <w:rPr>
+          <w:rStyle w:val="Strong"/>
+          <w:b/>
+          <w:bCs/>
+        </w:rPr>
+        <w:lastRenderedPageBreak/>
+        <w:t>Day 22 – Data Sources</w:t>
+      </w:r>
+    </w:p>
+    <w:p>
+      <w:pPr>
+        <w:pStyle w:val="NormalWeb"/>
+      </w:pPr>
+      <w:r>
+        <w:rPr>
+          <w:rStyle w:val="Strong"/>
+        </w:rPr>
+        <w:t>Data Sources Used:</w:t>
+      </w:r>
+    </w:p>
+    <w:p>
+      <w:pPr>
+        <w:pStyle w:val="NormalWeb"/>
+        <w:numPr>
+          <w:ilvl w:val="0"/>
+          <w:numId w:val="25"/>
+        </w:numPr>
+      </w:pPr>
+      <w:r>
+        <w:t xml:space="preserve">Energy meter readings (kWh and kVAh) from </w:t>
+      </w:r>
+      <w:r>
+        <w:rPr>
+          <w:rStyle w:val="Strong"/>
+        </w:rPr>
+        <w:t>Driveline</w:t>
+      </w:r>
+      <w:r>
+        <w:t xml:space="preserve"> and </w:t>
+      </w:r>
+      <w:r>
+        <w:rPr>
+          <w:rStyle w:val="Strong"/>
+        </w:rPr>
+        <w:t>SMT buildings</w:t>
+      </w:r>
+      <w:r>
+        <w:t>.</w:t>
+      </w:r>
+    </w:p>
+    <w:p>
+      <w:pPr>
+        <w:pStyle w:val="NormalWeb"/>
+        <w:numPr>
+          <w:ilvl w:val="0"/>
+          <w:numId w:val="25"/>
+        </w:numPr>
+      </w:pPr>
+      <w:r>
+        <w:t>Power cost analysis sheets for consumption tracking.</w:t>
+      </w:r>
+    </w:p>
+    <w:p>
+      <w:pPr>
+        <w:pStyle w:val="NormalWeb"/>
+      </w:pPr>
+      <w:r>
+        <w:rPr>
+          <w:rStyle w:val="Strong"/>
+        </w:rPr>
+        <w:t>Observations:</w:t>
+      </w:r>
+    </w:p>
+    <w:p>
+      <w:pPr>
+        <w:pStyle w:val="NormalWeb"/>
+        <w:numPr>
+          <w:ilvl w:val="0"/>
+          <w:numId w:val="26"/>
+        </w:numPr>
+      </w:pPr>
+      <w:r>
+        <w:t>Energy data collection process remains consistent across shifts.</w:t>
+      </w:r>
+    </w:p>
+    <w:p>
+      <w:pPr>
+        <w:pStyle w:val="NormalWeb"/>
+        <w:numPr>
+          <w:ilvl w:val="0"/>
+          <w:numId w:val="26"/>
+        </w:numPr>
+      </w:pPr>
+      <w:r>
+        <w:t>Data sources are clearly identified and suitable for backend ingestion pipelines.</w:t>
+      </w:r>
+    </w:p>
+    <w:p>
+      <w:pPr>
+        <w:pStyle w:val="NormalWeb"/>
+      </w:pPr>
+      <w:r>
+        <w:rPr>
+          <w:rStyle w:val="Strong"/>
+        </w:rPr>
+        <w:t>Conclusion:</w:t>
+      </w:r>
+    </w:p>
+    <w:p>
+      <w:pPr>
+        <w:pStyle w:val="NormalWeb"/>
+        <w:numPr>
+          <w:ilvl w:val="0"/>
+          <w:numId w:val="27"/>
+        </w:numPr>
+      </w:pPr>
+      <w:r>
+        <w:t>All required data sources are documented and prepared for further processing.</w:t>
+      </w:r>
+    </w:p>
+    <w:p>
+      <w:pPr>
+        <w:pStyle w:val="NormalWeb"/>
+      </w:pPr>
+    </w:p>
+    <w:p>
+      <w:pPr>
+        <w:pStyle w:val="Heading3"/>
+      </w:pPr>
+      <w:r>
+        <w:rPr>
+          <w:rStyle w:val="Strong"/>
+          <w:b/>
+          <w:bCs/>
+        </w:rPr>
+        <w:t>Day 23 – Data Sources</w:t>
+      </w:r>
+    </w:p>
+    <w:p>
+      <w:pPr>
+        <w:pStyle w:val="NormalWeb"/>
+      </w:pPr>
+      <w:r>
+        <w:rPr>
+          <w:rStyle w:val="Strong"/>
+        </w:rPr>
+        <w:t>Data Sources Used:</w:t>
+      </w:r>
+    </w:p>
+    <w:p>
+      <w:pPr>
+        <w:pStyle w:val="NormalWeb"/>
+        <w:numPr>
+          <w:ilvl w:val="0"/>
+          <w:numId w:val="28"/>
+        </w:numPr>
+      </w:pPr>
+      <w:r>
+        <w:t xml:space="preserve">Energy meter readings (kWh and </w:t>
+      </w:r>
+      <w:proofErr w:type="spellStart"/>
+      <w:r>
+        <w:t>kVAh</w:t>
+      </w:r>
+      <w:proofErr w:type="spellEnd"/>
+      <w:r>
+        <w:t xml:space="preserve">) from </w:t>
+      </w:r>
+      <w:r>
+        <w:rPr>
+          <w:rStyle w:val="Strong"/>
+        </w:rPr>
+        <w:t>Driveline</w:t>
+      </w:r>
+      <w:r>
+        <w:t xml:space="preserve"> and </w:t>
+      </w:r>
+      <w:r>
+        <w:rPr>
+          <w:rStyle w:val="Strong"/>
+        </w:rPr>
+        <w:t>SMT buildings</w:t>
+      </w:r>
+      <w:r>
+        <w:t>.</w:t>
+      </w:r>
+    </w:p>
+    <w:p>
+      <w:pPr>
+        <w:pStyle w:val="NormalWeb"/>
+        <w:numPr>
+          <w:ilvl w:val="0"/>
+          <w:numId w:val="28"/>
+        </w:numPr>
+      </w:pPr>
+      <w:r>
+        <w:t>Power cost analysis sheets for daily energy consumption tracking.</w:t>
+      </w:r>
+    </w:p>
+    <w:p>
+      <w:pPr>
+        <w:pStyle w:val="NormalWeb"/>
+      </w:pPr>
+      <w:r>
+        <w:rPr>
+          <w:rStyle w:val="Strong"/>
+        </w:rPr>
+        <w:t>Observations:</w:t>
+      </w:r>
+    </w:p>
+    <w:p>
+      <w:pPr>
+        <w:pStyle w:val="NormalWeb"/>
+        <w:numPr>
+          <w:ilvl w:val="0"/>
+          <w:numId w:val="29"/>
+        </w:numPr>
+      </w:pPr>
+      <w:r>
+        <w:t>Data collection process remains consistent and accurate across both buildings.</w:t>
+      </w:r>
+    </w:p>
+    <w:p>
+      <w:pPr>
+        <w:pStyle w:val="NormalWeb"/>
+        <w:numPr>
+          <w:ilvl w:val="0"/>
+          <w:numId w:val="29"/>
+        </w:numPr>
+      </w:pPr>
+      <w:r>
+        <w:t>Data sources are suitable for integration into backend ingestion pipelines.</w:t>
+      </w:r>
+    </w:p>
+    <w:p>
+      <w:pPr>
+        <w:pStyle w:val="NormalWeb"/>
+      </w:pPr>
+      <w:r>
+        <w:rPr>
+          <w:rStyle w:val="Strong"/>
+        </w:rPr>
+        <w:t>Conclusion:</w:t>
+      </w:r>
+    </w:p>
+    <w:p>
+      <w:pPr>
+        <w:pStyle w:val="NormalWeb"/>
+        <w:numPr>
+          <w:ilvl w:val="0"/>
+          <w:numId w:val="30"/>
+        </w:numPr>
+      </w:pPr>
+      <w:r>
+        <w:t>Data sources are verified and prepared for further backend processing.</w:t>
       </w:r>
       <w:bookmarkStart w:id="0" w:name="_GoBack"/>
       <w:bookmarkEnd w:id="0"/>
@@ -2749,6 +2902,304 @@
     </w:lvl>
   </w:abstractNum>
   <w:abstractNum w:abstractNumId="1" w15:restartNumberingAfterBreak="0">
+    <w:nsid w:val="052334E9"/>
+    <w:multiLevelType w:val="multilevel"/>
+    <w:tmpl w:val="3B0A413A"/>
+    <w:lvl w:ilvl="0">
+      <w:start w:val="1"/>
+      <w:numFmt w:val="bullet"/>
+      <w:lvlText w:val=""/>
+      <w:lvlJc w:val="left"/>
+      <w:pPr>
+        <w:tabs>
+          <w:tab w:val="num" w:pos="720"/>
+        </w:tabs>
+        <w:ind w:left="720" w:hanging="360"/>
+      </w:pPr>
+      <w:rPr>
+        <w:rFonts w:ascii="Symbol" w:hAnsi="Symbol" w:hint="default"/>
+        <w:sz w:val="20"/>
+      </w:rPr>
+    </w:lvl>
+    <w:lvl w:ilvl="1" w:tentative="1">
+      <w:start w:val="1"/>
+      <w:numFmt w:val="bullet"/>
+      <w:lvlText w:val="o"/>
+      <w:lvlJc w:val="left"/>
+      <w:pPr>
+        <w:tabs>
+          <w:tab w:val="num" w:pos="1440"/>
+        </w:tabs>
+        <w:ind w:left="1440" w:hanging="360"/>
+      </w:pPr>
+      <w:rPr>
+        <w:rFonts w:ascii="Courier New" w:hAnsi="Courier New" w:hint="default"/>
+        <w:sz w:val="20"/>
+      </w:rPr>
+    </w:lvl>
+    <w:lvl w:ilvl="2" w:tentative="1">
+      <w:start w:val="1"/>
+      <w:numFmt w:val="bullet"/>
+      <w:lvlText w:val=""/>
+      <w:lvlJc w:val="left"/>
+      <w:pPr>
+        <w:tabs>
+          <w:tab w:val="num" w:pos="2160"/>
+        </w:tabs>
+        <w:ind w:left="2160" w:hanging="360"/>
+      </w:pPr>
+      <w:rPr>
+        <w:rFonts w:ascii="Wingdings" w:hAnsi="Wingdings" w:hint="default"/>
+        <w:sz w:val="20"/>
+      </w:rPr>
+    </w:lvl>
+    <w:lvl w:ilvl="3" w:tentative="1">
+      <w:start w:val="1"/>
+      <w:numFmt w:val="bullet"/>
+      <w:lvlText w:val=""/>
+      <w:lvlJc w:val="left"/>
+      <w:pPr>
+        <w:tabs>
+          <w:tab w:val="num" w:pos="2880"/>
+        </w:tabs>
+        <w:ind w:left="2880" w:hanging="360"/>
+      </w:pPr>
+      <w:rPr>
+        <w:rFonts w:ascii="Wingdings" w:hAnsi="Wingdings" w:hint="default"/>
+        <w:sz w:val="20"/>
+      </w:rPr>
+    </w:lvl>
+    <w:lvl w:ilvl="4" w:tentative="1">
+      <w:start w:val="1"/>
+      <w:numFmt w:val="bullet"/>
+      <w:lvlText w:val=""/>
+      <w:lvlJc w:val="left"/>
+      <w:pPr>
+        <w:tabs>
+          <w:tab w:val="num" w:pos="3600"/>
+        </w:tabs>
+        <w:ind w:left="3600" w:hanging="360"/>
+      </w:pPr>
+      <w:rPr>
+        <w:rFonts w:ascii="Wingdings" w:hAnsi="Wingdings" w:hint="default"/>
+        <w:sz w:val="20"/>
+      </w:rPr>
+    </w:lvl>
+    <w:lvl w:ilvl="5" w:tentative="1">
+      <w:start w:val="1"/>
+      <w:numFmt w:val="bullet"/>
+      <w:lvlText w:val=""/>
+      <w:lvlJc w:val="left"/>
+      <w:pPr>
+        <w:tabs>
+          <w:tab w:val="num" w:pos="4320"/>
+        </w:tabs>
+        <w:ind w:left="4320" w:hanging="360"/>
+      </w:pPr>
+      <w:rPr>
+        <w:rFonts w:ascii="Wingdings" w:hAnsi="Wingdings" w:hint="default"/>
+        <w:sz w:val="20"/>
+      </w:rPr>
+    </w:lvl>
+    <w:lvl w:ilvl="6" w:tentative="1">
+      <w:start w:val="1"/>
+      <w:numFmt w:val="bullet"/>
+      <w:lvlText w:val=""/>
+      <w:lvlJc w:val="left"/>
+      <w:pPr>
+        <w:tabs>
+          <w:tab w:val="num" w:pos="5040"/>
+        </w:tabs>
+        <w:ind w:left="5040" w:hanging="360"/>
+      </w:pPr>
+      <w:rPr>
+        <w:rFonts w:ascii="Wingdings" w:hAnsi="Wingdings" w:hint="default"/>
+        <w:sz w:val="20"/>
+      </w:rPr>
+    </w:lvl>
+    <w:lvl w:ilvl="7" w:tentative="1">
+      <w:start w:val="1"/>
+      <w:numFmt w:val="bullet"/>
+      <w:lvlText w:val=""/>
+      <w:lvlJc w:val="left"/>
+      <w:pPr>
+        <w:tabs>
+          <w:tab w:val="num" w:pos="5760"/>
+        </w:tabs>
+        <w:ind w:left="5760" w:hanging="360"/>
+      </w:pPr>
+      <w:rPr>
+        <w:rFonts w:ascii="Wingdings" w:hAnsi="Wingdings" w:hint="default"/>
+        <w:sz w:val="20"/>
+      </w:rPr>
+    </w:lvl>
+    <w:lvl w:ilvl="8" w:tentative="1">
+      <w:start w:val="1"/>
+      <w:numFmt w:val="bullet"/>
+      <w:lvlText w:val=""/>
+      <w:lvlJc w:val="left"/>
+      <w:pPr>
+        <w:tabs>
+          <w:tab w:val="num" w:pos="6480"/>
+        </w:tabs>
+        <w:ind w:left="6480" w:hanging="360"/>
+      </w:pPr>
+      <w:rPr>
+        <w:rFonts w:ascii="Wingdings" w:hAnsi="Wingdings" w:hint="default"/>
+        <w:sz w:val="20"/>
+      </w:rPr>
+    </w:lvl>
+  </w:abstractNum>
+  <w:abstractNum w:abstractNumId="2" w15:restartNumberingAfterBreak="0">
+    <w:nsid w:val="09844912"/>
+    <w:multiLevelType w:val="multilevel"/>
+    <w:tmpl w:val="D78E0FEC"/>
+    <w:lvl w:ilvl="0">
+      <w:start w:val="1"/>
+      <w:numFmt w:val="bullet"/>
+      <w:lvlText w:val=""/>
+      <w:lvlJc w:val="left"/>
+      <w:pPr>
+        <w:tabs>
+          <w:tab w:val="num" w:pos="720"/>
+        </w:tabs>
+        <w:ind w:left="720" w:hanging="360"/>
+      </w:pPr>
+      <w:rPr>
+        <w:rFonts w:ascii="Symbol" w:hAnsi="Symbol" w:hint="default"/>
+        <w:sz w:val="20"/>
+      </w:rPr>
+    </w:lvl>
+    <w:lvl w:ilvl="1" w:tentative="1">
+      <w:start w:val="1"/>
+      <w:numFmt w:val="bullet"/>
+      <w:lvlText w:val="o"/>
+      <w:lvlJc w:val="left"/>
+      <w:pPr>
+        <w:tabs>
+          <w:tab w:val="num" w:pos="1440"/>
+        </w:tabs>
+        <w:ind w:left="1440" w:hanging="360"/>
+      </w:pPr>
+      <w:rPr>
+        <w:rFonts w:ascii="Courier New" w:hAnsi="Courier New" w:hint="default"/>
+        <w:sz w:val="20"/>
+      </w:rPr>
+    </w:lvl>
+    <w:lvl w:ilvl="2" w:tentative="1">
+      <w:start w:val="1"/>
+      <w:numFmt w:val="bullet"/>
+      <w:lvlText w:val=""/>
+      <w:lvlJc w:val="left"/>
+      <w:pPr>
+        <w:tabs>
+          <w:tab w:val="num" w:pos="2160"/>
+        </w:tabs>
+        <w:ind w:left="2160" w:hanging="360"/>
+      </w:pPr>
+      <w:rPr>
+        <w:rFonts w:ascii="Wingdings" w:hAnsi="Wingdings" w:hint="default"/>
+        <w:sz w:val="20"/>
+      </w:rPr>
+    </w:lvl>
+    <w:lvl w:ilvl="3" w:tentative="1">
+      <w:start w:val="1"/>
+      <w:numFmt w:val="bullet"/>
+      <w:lvlText w:val=""/>
+      <w:lvlJc w:val="left"/>
+      <w:pPr>
+        <w:tabs>
+          <w:tab w:val="num" w:pos="2880"/>
+        </w:tabs>
+        <w:ind w:left="2880" w:hanging="360"/>
+      </w:pPr>
+      <w:rPr>
+        <w:rFonts w:ascii="Wingdings" w:hAnsi="Wingdings" w:hint="default"/>
+        <w:sz w:val="20"/>
+      </w:rPr>
+    </w:lvl>
+    <w:lvl w:ilvl="4" w:tentative="1">
+      <w:start w:val="1"/>
+      <w:numFmt w:val="bullet"/>
+      <w:lvlText w:val=""/>
+      <w:lvlJc w:val="left"/>
+      <w:pPr>
+        <w:tabs>
+          <w:tab w:val="num" w:pos="3600"/>
+        </w:tabs>
+        <w:ind w:left="3600" w:hanging="360"/>
+      </w:pPr>
+      <w:rPr>
+        <w:rFonts w:ascii="Wingdings" w:hAnsi="Wingdings" w:hint="default"/>
+        <w:sz w:val="20"/>
+      </w:rPr>
+    </w:lvl>
+    <w:lvl w:ilvl="5" w:tentative="1">
+      <w:start w:val="1"/>
+      <w:numFmt w:val="bullet"/>
+      <w:lvlText w:val=""/>
+      <w:lvlJc w:val="left"/>
+      <w:pPr>
+        <w:tabs>
+          <w:tab w:val="num" w:pos="4320"/>
+        </w:tabs>
+        <w:ind w:left="4320" w:hanging="360"/>
+      </w:pPr>
+      <w:rPr>
+        <w:rFonts w:ascii="Wingdings" w:hAnsi="Wingdings" w:hint="default"/>
+        <w:sz w:val="20"/>
+      </w:rPr>
+    </w:lvl>
+    <w:lvl w:ilvl="6" w:tentative="1">
+      <w:start w:val="1"/>
+      <w:numFmt w:val="bullet"/>
+      <w:lvlText w:val=""/>
+      <w:lvlJc w:val="left"/>
+      <w:pPr>
+        <w:tabs>
+          <w:tab w:val="num" w:pos="5040"/>
+        </w:tabs>
+        <w:ind w:left="5040" w:hanging="360"/>
+      </w:pPr>
+      <w:rPr>
+        <w:rFonts w:ascii="Wingdings" w:hAnsi="Wingdings" w:hint="default"/>
+        <w:sz w:val="20"/>
+      </w:rPr>
+    </w:lvl>
+    <w:lvl w:ilvl="7" w:tentative="1">
+      <w:start w:val="1"/>
+      <w:numFmt w:val="bullet"/>
+      <w:lvlText w:val=""/>
+      <w:lvlJc w:val="left"/>
+      <w:pPr>
+        <w:tabs>
+          <w:tab w:val="num" w:pos="5760"/>
+        </w:tabs>
+        <w:ind w:left="5760" w:hanging="360"/>
+      </w:pPr>
+      <w:rPr>
+        <w:rFonts w:ascii="Wingdings" w:hAnsi="Wingdings" w:hint="default"/>
+        <w:sz w:val="20"/>
+      </w:rPr>
+    </w:lvl>
+    <w:lvl w:ilvl="8" w:tentative="1">
+      <w:start w:val="1"/>
+      <w:numFmt w:val="bullet"/>
+      <w:lvlText w:val=""/>
+      <w:lvlJc w:val="left"/>
+      <w:pPr>
+        <w:tabs>
+          <w:tab w:val="num" w:pos="6480"/>
+        </w:tabs>
+        <w:ind w:left="6480" w:hanging="360"/>
+      </w:pPr>
+      <w:rPr>
+        <w:rFonts w:ascii="Wingdings" w:hAnsi="Wingdings" w:hint="default"/>
+        <w:sz w:val="20"/>
+      </w:rPr>
+    </w:lvl>
+  </w:abstractNum>
+  <w:abstractNum w:abstractNumId="3" w15:restartNumberingAfterBreak="0">
     <w:nsid w:val="0B7F2A62"/>
     <w:multiLevelType w:val="multilevel"/>
     <w:tmpl w:val="5DE80AD6"/>
@@ -2865,7 +3316,7 @@
       </w:pPr>
     </w:lvl>
   </w:abstractNum>
-  <w:abstractNum w:abstractNumId="2" w15:restartNumberingAfterBreak="0">
+  <w:abstractNum w:abstractNumId="4" w15:restartNumberingAfterBreak="0">
     <w:nsid w:val="0CDB645A"/>
     <w:multiLevelType w:val="multilevel"/>
     <w:tmpl w:val="2FC4D6F8"/>
@@ -3014,7 +3465,7 @@
       </w:rPr>
     </w:lvl>
   </w:abstractNum>
-  <w:abstractNum w:abstractNumId="3" w15:restartNumberingAfterBreak="0">
+  <w:abstractNum w:abstractNumId="5" w15:restartNumberingAfterBreak="0">
     <w:nsid w:val="0E893F49"/>
     <w:multiLevelType w:val="multilevel"/>
     <w:tmpl w:val="42A40B34"/>
@@ -3163,7 +3614,156 @@
       </w:rPr>
     </w:lvl>
   </w:abstractNum>
-  <w:abstractNum w:abstractNumId="4" w15:restartNumberingAfterBreak="0">
+  <w:abstractNum w:abstractNumId="6" w15:restartNumberingAfterBreak="0">
+    <w:nsid w:val="152B55E5"/>
+    <w:multiLevelType w:val="multilevel"/>
+    <w:tmpl w:val="046295AE"/>
+    <w:lvl w:ilvl="0">
+      <w:start w:val="1"/>
+      <w:numFmt w:val="bullet"/>
+      <w:lvlText w:val=""/>
+      <w:lvlJc w:val="left"/>
+      <w:pPr>
+        <w:tabs>
+          <w:tab w:val="num" w:pos="720"/>
+        </w:tabs>
+        <w:ind w:left="720" w:hanging="360"/>
+      </w:pPr>
+      <w:rPr>
+        <w:rFonts w:ascii="Symbol" w:hAnsi="Symbol" w:hint="default"/>
+        <w:sz w:val="20"/>
+      </w:rPr>
+    </w:lvl>
+    <w:lvl w:ilvl="1" w:tentative="1">
+      <w:start w:val="1"/>
+      <w:numFmt w:val="bullet"/>
+      <w:lvlText w:val="o"/>
+      <w:lvlJc w:val="left"/>
+      <w:pPr>
+        <w:tabs>
+          <w:tab w:val="num" w:pos="1440"/>
+        </w:tabs>
+        <w:ind w:left="1440" w:hanging="360"/>
+      </w:pPr>
+      <w:rPr>
+        <w:rFonts w:ascii="Courier New" w:hAnsi="Courier New" w:hint="default"/>
+        <w:sz w:val="20"/>
+      </w:rPr>
+    </w:lvl>
+    <w:lvl w:ilvl="2" w:tentative="1">
+      <w:start w:val="1"/>
+      <w:numFmt w:val="bullet"/>
+      <w:lvlText w:val=""/>
+      <w:lvlJc w:val="left"/>
+      <w:pPr>
+        <w:tabs>
+          <w:tab w:val="num" w:pos="2160"/>
+        </w:tabs>
+        <w:ind w:left="2160" w:hanging="360"/>
+      </w:pPr>
+      <w:rPr>
+        <w:rFonts w:ascii="Wingdings" w:hAnsi="Wingdings" w:hint="default"/>
+        <w:sz w:val="20"/>
+      </w:rPr>
+    </w:lvl>
+    <w:lvl w:ilvl="3" w:tentative="1">
+      <w:start w:val="1"/>
+      <w:numFmt w:val="bullet"/>
+      <w:lvlText w:val=""/>
+      <w:lvlJc w:val="left"/>
+      <w:pPr>
+        <w:tabs>
+          <w:tab w:val="num" w:pos="2880"/>
+        </w:tabs>
+        <w:ind w:left="2880" w:hanging="360"/>
+      </w:pPr>
+      <w:rPr>
+        <w:rFonts w:ascii="Wingdings" w:hAnsi="Wingdings" w:hint="default"/>
+        <w:sz w:val="20"/>
+      </w:rPr>
+    </w:lvl>
+    <w:lvl w:ilvl="4" w:tentative="1">
+      <w:start w:val="1"/>
+      <w:numFmt w:val="bullet"/>
+      <w:lvlText w:val=""/>
+      <w:lvlJc w:val="left"/>
+      <w:pPr>
+        <w:tabs>
+          <w:tab w:val="num" w:pos="3600"/>
+        </w:tabs>
+        <w:ind w:left="3600" w:hanging="360"/>
+      </w:pPr>
+      <w:rPr>
+        <w:rFonts w:ascii="Wingdings" w:hAnsi="Wingdings" w:hint="default"/>
+        <w:sz w:val="20"/>
+      </w:rPr>
+    </w:lvl>
+    <w:lvl w:ilvl="5" w:tentative="1">
+      <w:start w:val="1"/>
+      <w:numFmt w:val="bullet"/>
+      <w:lvlText w:val=""/>
+      <w:lvlJc w:val="left"/>
+      <w:pPr>
+        <w:tabs>
+          <w:tab w:val="num" w:pos="4320"/>
+        </w:tabs>
+        <w:ind w:left="4320" w:hanging="360"/>
+      </w:pPr>
+      <w:rPr>
+        <w:rFonts w:ascii="Wingdings" w:hAnsi="Wingdings" w:hint="default"/>
+        <w:sz w:val="20"/>
+      </w:rPr>
+    </w:lvl>
+    <w:lvl w:ilvl="6" w:tentative="1">
+      <w:start w:val="1"/>
+      <w:numFmt w:val="bullet"/>
+      <w:lvlText w:val=""/>
+      <w:lvlJc w:val="left"/>
+      <w:pPr>
+        <w:tabs>
+          <w:tab w:val="num" w:pos="5040"/>
+        </w:tabs>
+        <w:ind w:left="5040" w:hanging="360"/>
+      </w:pPr>
+      <w:rPr>
+        <w:rFonts w:ascii="Wingdings" w:hAnsi="Wingdings" w:hint="default"/>
+        <w:sz w:val="20"/>
+      </w:rPr>
+    </w:lvl>
+    <w:lvl w:ilvl="7" w:tentative="1">
+      <w:start w:val="1"/>
+      <w:numFmt w:val="bullet"/>
+      <w:lvlText w:val=""/>
+      <w:lvlJc w:val="left"/>
+      <w:pPr>
+        <w:tabs>
+          <w:tab w:val="num" w:pos="5760"/>
+        </w:tabs>
+        <w:ind w:left="5760" w:hanging="360"/>
+      </w:pPr>
+      <w:rPr>
+        <w:rFonts w:ascii="Wingdings" w:hAnsi="Wingdings" w:hint="default"/>
+        <w:sz w:val="20"/>
+      </w:rPr>
+    </w:lvl>
+    <w:lvl w:ilvl="8" w:tentative="1">
+      <w:start w:val="1"/>
+      <w:numFmt w:val="bullet"/>
+      <w:lvlText w:val=""/>
+      <w:lvlJc w:val="left"/>
+      <w:pPr>
+        <w:tabs>
+          <w:tab w:val="num" w:pos="6480"/>
+        </w:tabs>
+        <w:ind w:left="6480" w:hanging="360"/>
+      </w:pPr>
+      <w:rPr>
+        <w:rFonts w:ascii="Wingdings" w:hAnsi="Wingdings" w:hint="default"/>
+        <w:sz w:val="20"/>
+      </w:rPr>
+    </w:lvl>
+  </w:abstractNum>
+  <w:abstractNum w:abstractNumId="7" w15:restartNumberingAfterBreak="0">
     <w:nsid w:val="199B7F89"/>
     <w:multiLevelType w:val="multilevel"/>
     <w:tmpl w:val="20AA80F2"/>
@@ -3312,7 +3912,7 @@
       </w:rPr>
     </w:lvl>
   </w:abstractNum>
-  <w:abstractNum w:abstractNumId="5" w15:restartNumberingAfterBreak="0">
+  <w:abstractNum w:abstractNumId="8" w15:restartNumberingAfterBreak="0">
     <w:nsid w:val="19A762C8"/>
     <w:multiLevelType w:val="multilevel"/>
     <w:tmpl w:val="A82E7BB4"/>
@@ -3461,7 +4061,7 @@
       </w:rPr>
     </w:lvl>
   </w:abstractNum>
-  <w:abstractNum w:abstractNumId="6" w15:restartNumberingAfterBreak="0">
+  <w:abstractNum w:abstractNumId="9" w15:restartNumberingAfterBreak="0">
     <w:nsid w:val="1AE27D26"/>
     <w:multiLevelType w:val="multilevel"/>
     <w:tmpl w:val="D3CA648A"/>
@@ -3610,7 +4210,7 @@
       </w:rPr>
     </w:lvl>
   </w:abstractNum>
-  <w:abstractNum w:abstractNumId="7" w15:restartNumberingAfterBreak="0">
+  <w:abstractNum w:abstractNumId="10" w15:restartNumberingAfterBreak="0">
     <w:nsid w:val="289E006F"/>
     <w:multiLevelType w:val="multilevel"/>
     <w:tmpl w:val="9F308DA0"/>
@@ -3727,7 +4327,7 @@
       </w:pPr>
     </w:lvl>
   </w:abstractNum>
-  <w:abstractNum w:abstractNumId="8" w15:restartNumberingAfterBreak="0">
+  <w:abstractNum w:abstractNumId="11" w15:restartNumberingAfterBreak="0">
     <w:nsid w:val="3BDC2785"/>
     <w:multiLevelType w:val="multilevel"/>
     <w:tmpl w:val="BE844A56"/>
@@ -3876,7 +4476,7 @@
       </w:rPr>
     </w:lvl>
   </w:abstractNum>
-  <w:abstractNum w:abstractNumId="9" w15:restartNumberingAfterBreak="0">
+  <w:abstractNum w:abstractNumId="12" w15:restartNumberingAfterBreak="0">
     <w:nsid w:val="3BDF28D1"/>
     <w:multiLevelType w:val="multilevel"/>
     <w:tmpl w:val="155497D2"/>
@@ -4025,7 +4625,7 @@
       </w:rPr>
     </w:lvl>
   </w:abstractNum>
-  <w:abstractNum w:abstractNumId="10" w15:restartNumberingAfterBreak="0">
+  <w:abstractNum w:abstractNumId="13" w15:restartNumberingAfterBreak="0">
     <w:nsid w:val="42A8624D"/>
     <w:multiLevelType w:val="multilevel"/>
     <w:tmpl w:val="BAACE418"/>
@@ -4174,7 +4774,7 @@
       </w:rPr>
     </w:lvl>
   </w:abstractNum>
-  <w:abstractNum w:abstractNumId="11" w15:restartNumberingAfterBreak="0">
+  <w:abstractNum w:abstractNumId="14" w15:restartNumberingAfterBreak="0">
     <w:nsid w:val="488C6048"/>
     <w:multiLevelType w:val="multilevel"/>
     <w:tmpl w:val="D0A2634A"/>
@@ -4323,7 +4923,156 @@
       </w:rPr>
     </w:lvl>
   </w:abstractNum>
-  <w:abstractNum w:abstractNumId="12" w15:restartNumberingAfterBreak="0">
+  <w:abstractNum w:abstractNumId="15" w15:restartNumberingAfterBreak="0">
+    <w:nsid w:val="493A0D09"/>
+    <w:multiLevelType w:val="multilevel"/>
+    <w:tmpl w:val="86529C48"/>
+    <w:lvl w:ilvl="0">
+      <w:start w:val="1"/>
+      <w:numFmt w:val="bullet"/>
+      <w:lvlText w:val=""/>
+      <w:lvlJc w:val="left"/>
+      <w:pPr>
+        <w:tabs>
+          <w:tab w:val="num" w:pos="720"/>
+        </w:tabs>
+        <w:ind w:left="720" w:hanging="360"/>
+      </w:pPr>
+      <w:rPr>
+        <w:rFonts w:ascii="Symbol" w:hAnsi="Symbol" w:hint="default"/>
+        <w:sz w:val="20"/>
+      </w:rPr>
+    </w:lvl>
+    <w:lvl w:ilvl="1" w:tentative="1">
+      <w:start w:val="1"/>
+      <w:numFmt w:val="bullet"/>
+      <w:lvlText w:val="o"/>
+      <w:lvlJc w:val="left"/>
+      <w:pPr>
+        <w:tabs>
+          <w:tab w:val="num" w:pos="1440"/>
+        </w:tabs>
+        <w:ind w:left="1440" w:hanging="360"/>
+      </w:pPr>
+      <w:rPr>
+        <w:rFonts w:ascii="Courier New" w:hAnsi="Courier New" w:hint="default"/>
+        <w:sz w:val="20"/>
+      </w:rPr>
+    </w:lvl>
+    <w:lvl w:ilvl="2" w:tentative="1">
+      <w:start w:val="1"/>
+      <w:numFmt w:val="bullet"/>
+      <w:lvlText w:val=""/>
+      <w:lvlJc w:val="left"/>
+      <w:pPr>
+        <w:tabs>
+          <w:tab w:val="num" w:pos="2160"/>
+        </w:tabs>
+        <w:ind w:left="2160" w:hanging="360"/>
+      </w:pPr>
+      <w:rPr>
+        <w:rFonts w:ascii="Wingdings" w:hAnsi="Wingdings" w:hint="default"/>
+        <w:sz w:val="20"/>
+      </w:rPr>
+    </w:lvl>
+    <w:lvl w:ilvl="3" w:tentative="1">
+      <w:start w:val="1"/>
+      <w:numFmt w:val="bullet"/>
+      <w:lvlText w:val=""/>
+      <w:lvlJc w:val="left"/>
+      <w:pPr>
+        <w:tabs>
+          <w:tab w:val="num" w:pos="2880"/>
+        </w:tabs>
+        <w:ind w:left="2880" w:hanging="360"/>
+      </w:pPr>
+      <w:rPr>
+        <w:rFonts w:ascii="Wingdings" w:hAnsi="Wingdings" w:hint="default"/>
+        <w:sz w:val="20"/>
+      </w:rPr>
+    </w:lvl>
+    <w:lvl w:ilvl="4" w:tentative="1">
+      <w:start w:val="1"/>
+      <w:numFmt w:val="bullet"/>
+      <w:lvlText w:val=""/>
+      <w:lvlJc w:val="left"/>
+      <w:pPr>
+        <w:tabs>
+          <w:tab w:val="num" w:pos="3600"/>
+        </w:tabs>
+        <w:ind w:left="3600" w:hanging="360"/>
+      </w:pPr>
+      <w:rPr>
+        <w:rFonts w:ascii="Wingdings" w:hAnsi="Wingdings" w:hint="default"/>
+        <w:sz w:val="20"/>
+      </w:rPr>
+    </w:lvl>
+    <w:lvl w:ilvl="5" w:tentative="1">
+      <w:start w:val="1"/>
+      <w:numFmt w:val="bullet"/>
+      <w:lvlText w:val=""/>
+      <w:lvlJc w:val="left"/>
+      <w:pPr>
+        <w:tabs>
+          <w:tab w:val="num" w:pos="4320"/>
+        </w:tabs>
+        <w:ind w:left="4320" w:hanging="360"/>
+      </w:pPr>
+      <w:rPr>
+        <w:rFonts w:ascii="Wingdings" w:hAnsi="Wingdings" w:hint="default"/>
+        <w:sz w:val="20"/>
+      </w:rPr>
+    </w:lvl>
+    <w:lvl w:ilvl="6" w:tentative="1">
+      <w:start w:val="1"/>
+      <w:numFmt w:val="bullet"/>
+      <w:lvlText w:val=""/>
+      <w:lvlJc w:val="left"/>
+      <w:pPr>
+        <w:tabs>
+          <w:tab w:val="num" w:pos="5040"/>
+        </w:tabs>
+        <w:ind w:left="5040" w:hanging="360"/>
+      </w:pPr>
+      <w:rPr>
+        <w:rFonts w:ascii="Wingdings" w:hAnsi="Wingdings" w:hint="default"/>
+        <w:sz w:val="20"/>
+      </w:rPr>
+    </w:lvl>
+    <w:lvl w:ilvl="7" w:tentative="1">
+      <w:start w:val="1"/>
+      <w:numFmt w:val="bullet"/>
+      <w:lvlText w:val=""/>
+      <w:lvlJc w:val="left"/>
+      <w:pPr>
+        <w:tabs>
+          <w:tab w:val="num" w:pos="5760"/>
+        </w:tabs>
+        <w:ind w:left="5760" w:hanging="360"/>
+      </w:pPr>
+      <w:rPr>
+        <w:rFonts w:ascii="Wingdings" w:hAnsi="Wingdings" w:hint="default"/>
+        <w:sz w:val="20"/>
+      </w:rPr>
+    </w:lvl>
+    <w:lvl w:ilvl="8" w:tentative="1">
+      <w:start w:val="1"/>
+      <w:numFmt w:val="bullet"/>
+      <w:lvlText w:val=""/>
+      <w:lvlJc w:val="left"/>
+      <w:pPr>
+        <w:tabs>
+          <w:tab w:val="num" w:pos="6480"/>
+        </w:tabs>
+        <w:ind w:left="6480" w:hanging="360"/>
+      </w:pPr>
+      <w:rPr>
+        <w:rFonts w:ascii="Wingdings" w:hAnsi="Wingdings" w:hint="default"/>
+        <w:sz w:val="20"/>
+      </w:rPr>
+    </w:lvl>
+  </w:abstractNum>
+  <w:abstractNum w:abstractNumId="16" w15:restartNumberingAfterBreak="0">
     <w:nsid w:val="4A3D569D"/>
     <w:multiLevelType w:val="multilevel"/>
     <w:tmpl w:val="13D4042A"/>
@@ -4472,7 +5221,7 @@
       </w:rPr>
     </w:lvl>
   </w:abstractNum>
-  <w:abstractNum w:abstractNumId="13" w15:restartNumberingAfterBreak="0">
+  <w:abstractNum w:abstractNumId="17" w15:restartNumberingAfterBreak="0">
     <w:nsid w:val="4E0A27B5"/>
     <w:multiLevelType w:val="multilevel"/>
     <w:tmpl w:val="2DB49E70"/>
@@ -4621,7 +5370,156 @@
       </w:rPr>
     </w:lvl>
   </w:abstractNum>
-  <w:abstractNum w:abstractNumId="14" w15:restartNumberingAfterBreak="0">
+  <w:abstractNum w:abstractNumId="18" w15:restartNumberingAfterBreak="0">
+    <w:nsid w:val="4E3E795D"/>
+    <w:multiLevelType w:val="multilevel"/>
+    <w:tmpl w:val="6BDEC3FE"/>
+    <w:lvl w:ilvl="0">
+      <w:start w:val="1"/>
+      <w:numFmt w:val="bullet"/>
+      <w:lvlText w:val=""/>
+      <w:lvlJc w:val="left"/>
+      <w:pPr>
+        <w:tabs>
+          <w:tab w:val="num" w:pos="720"/>
+        </w:tabs>
+        <w:ind w:left="720" w:hanging="360"/>
+      </w:pPr>
+      <w:rPr>
+        <w:rFonts w:ascii="Symbol" w:hAnsi="Symbol" w:hint="default"/>
+        <w:sz w:val="20"/>
+      </w:rPr>
+    </w:lvl>
+    <w:lvl w:ilvl="1" w:tentative="1">
+      <w:start w:val="1"/>
+      <w:numFmt w:val="bullet"/>
+      <w:lvlText w:val="o"/>
+      <w:lvlJc w:val="left"/>
+      <w:pPr>
+        <w:tabs>
+          <w:tab w:val="num" w:pos="1440"/>
+        </w:tabs>
+        <w:ind w:left="1440" w:hanging="360"/>
+      </w:pPr>
+      <w:rPr>
+        <w:rFonts w:ascii="Courier New" w:hAnsi="Courier New" w:hint="default"/>
+        <w:sz w:val="20"/>
+      </w:rPr>
+    </w:lvl>
+    <w:lvl w:ilvl="2" w:tentative="1">
+      <w:start w:val="1"/>
+      <w:numFmt w:val="bullet"/>
+      <w:lvlText w:val=""/>
+      <w:lvlJc w:val="left"/>
+      <w:pPr>
+        <w:tabs>
+          <w:tab w:val="num" w:pos="2160"/>
+        </w:tabs>
+        <w:ind w:left="2160" w:hanging="360"/>
+      </w:pPr>
+      <w:rPr>
+        <w:rFonts w:ascii="Wingdings" w:hAnsi="Wingdings" w:hint="default"/>
+        <w:sz w:val="20"/>
+      </w:rPr>
+    </w:lvl>
+    <w:lvl w:ilvl="3" w:tentative="1">
+      <w:start w:val="1"/>
+      <w:numFmt w:val="bullet"/>
+      <w:lvlText w:val=""/>
+      <w:lvlJc w:val="left"/>
+      <w:pPr>
+        <w:tabs>
+          <w:tab w:val="num" w:pos="2880"/>
+        </w:tabs>
+        <w:ind w:left="2880" w:hanging="360"/>
+      </w:pPr>
+      <w:rPr>
+        <w:rFonts w:ascii="Wingdings" w:hAnsi="Wingdings" w:hint="default"/>
+        <w:sz w:val="20"/>
+      </w:rPr>
+    </w:lvl>
+    <w:lvl w:ilvl="4" w:tentative="1">
+      <w:start w:val="1"/>
+      <w:numFmt w:val="bullet"/>
+      <w:lvlText w:val=""/>
+      <w:lvlJc w:val="left"/>
+      <w:pPr>
+        <w:tabs>
+          <w:tab w:val="num" w:pos="3600"/>
+        </w:tabs>
+        <w:ind w:left="3600" w:hanging="360"/>
+      </w:pPr>
+      <w:rPr>
+        <w:rFonts w:ascii="Wingdings" w:hAnsi="Wingdings" w:hint="default"/>
+        <w:sz w:val="20"/>
+      </w:rPr>
+    </w:lvl>
+    <w:lvl w:ilvl="5" w:tentative="1">
+      <w:start w:val="1"/>
+      <w:numFmt w:val="bullet"/>
+      <w:lvlText w:val=""/>
+      <w:lvlJc w:val="left"/>
+      <w:pPr>
+        <w:tabs>
+          <w:tab w:val="num" w:pos="4320"/>
+        </w:tabs>
+        <w:ind w:left="4320" w:hanging="360"/>
+      </w:pPr>
+      <w:rPr>
+        <w:rFonts w:ascii="Wingdings" w:hAnsi="Wingdings" w:hint="default"/>
+        <w:sz w:val="20"/>
+      </w:rPr>
+    </w:lvl>
+    <w:lvl w:ilvl="6" w:tentative="1">
+      <w:start w:val="1"/>
+      <w:numFmt w:val="bullet"/>
+      <w:lvlText w:val=""/>
+      <w:lvlJc w:val="left"/>
+      <w:pPr>
+        <w:tabs>
+          <w:tab w:val="num" w:pos="5040"/>
+        </w:tabs>
+        <w:ind w:left="5040" w:hanging="360"/>
+      </w:pPr>
+      <w:rPr>
+        <w:rFonts w:ascii="Wingdings" w:hAnsi="Wingdings" w:hint="default"/>
+        <w:sz w:val="20"/>
+      </w:rPr>
+    </w:lvl>
+    <w:lvl w:ilvl="7" w:tentative="1">
+      <w:start w:val="1"/>
+      <w:numFmt w:val="bullet"/>
+      <w:lvlText w:val=""/>
+      <w:lvlJc w:val="left"/>
+      <w:pPr>
+        <w:tabs>
+          <w:tab w:val="num" w:pos="5760"/>
+        </w:tabs>
+        <w:ind w:left="5760" w:hanging="360"/>
+      </w:pPr>
+      <w:rPr>
+        <w:rFonts w:ascii="Wingdings" w:hAnsi="Wingdings" w:hint="default"/>
+        <w:sz w:val="20"/>
+      </w:rPr>
+    </w:lvl>
+    <w:lvl w:ilvl="8" w:tentative="1">
+      <w:start w:val="1"/>
+      <w:numFmt w:val="bullet"/>
+      <w:lvlText w:val=""/>
+      <w:lvlJc w:val="left"/>
+      <w:pPr>
+        <w:tabs>
+          <w:tab w:val="num" w:pos="6480"/>
+        </w:tabs>
+        <w:ind w:left="6480" w:hanging="360"/>
+      </w:pPr>
+      <w:rPr>
+        <w:rFonts w:ascii="Wingdings" w:hAnsi="Wingdings" w:hint="default"/>
+        <w:sz w:val="20"/>
+      </w:rPr>
+    </w:lvl>
+  </w:abstractNum>
+  <w:abstractNum w:abstractNumId="19" w15:restartNumberingAfterBreak="0">
     <w:nsid w:val="5665309F"/>
     <w:multiLevelType w:val="multilevel"/>
     <w:tmpl w:val="F23A3184"/>
@@ -4770,7 +5668,7 @@
       </w:rPr>
     </w:lvl>
   </w:abstractNum>
-  <w:abstractNum w:abstractNumId="15" w15:restartNumberingAfterBreak="0">
+  <w:abstractNum w:abstractNumId="20" w15:restartNumberingAfterBreak="0">
     <w:nsid w:val="57B21EED"/>
     <w:multiLevelType w:val="multilevel"/>
     <w:tmpl w:val="35EC1916"/>
@@ -4919,7 +5817,156 @@
       </w:rPr>
     </w:lvl>
   </w:abstractNum>
-  <w:abstractNum w:abstractNumId="16" w15:restartNumberingAfterBreak="0">
+  <w:abstractNum w:abstractNumId="21" w15:restartNumberingAfterBreak="0">
+    <w:nsid w:val="59A274A8"/>
+    <w:multiLevelType w:val="multilevel"/>
+    <w:tmpl w:val="2C923F90"/>
+    <w:lvl w:ilvl="0">
+      <w:start w:val="1"/>
+      <w:numFmt w:val="bullet"/>
+      <w:lvlText w:val=""/>
+      <w:lvlJc w:val="left"/>
+      <w:pPr>
+        <w:tabs>
+          <w:tab w:val="num" w:pos="720"/>
+        </w:tabs>
+        <w:ind w:left="720" w:hanging="360"/>
+      </w:pPr>
+      <w:rPr>
+        <w:rFonts w:ascii="Symbol" w:hAnsi="Symbol" w:hint="default"/>
+        <w:sz w:val="20"/>
+      </w:rPr>
+    </w:lvl>
+    <w:lvl w:ilvl="1" w:tentative="1">
+      <w:start w:val="1"/>
+      <w:numFmt w:val="bullet"/>
+      <w:lvlText w:val="o"/>
+      <w:lvlJc w:val="left"/>
+      <w:pPr>
+        <w:tabs>
+          <w:tab w:val="num" w:pos="1440"/>
+        </w:tabs>
+        <w:ind w:left="1440" w:hanging="360"/>
+      </w:pPr>
+      <w:rPr>
+        <w:rFonts w:ascii="Courier New" w:hAnsi="Courier New" w:hint="default"/>
+        <w:sz w:val="20"/>
+      </w:rPr>
+    </w:lvl>
+    <w:lvl w:ilvl="2" w:tentative="1">
+      <w:start w:val="1"/>
+      <w:numFmt w:val="bullet"/>
+      <w:lvlText w:val=""/>
+      <w:lvlJc w:val="left"/>
+      <w:pPr>
+        <w:tabs>
+          <w:tab w:val="num" w:pos="2160"/>
+        </w:tabs>
+        <w:ind w:left="2160" w:hanging="360"/>
+      </w:pPr>
+      <w:rPr>
+        <w:rFonts w:ascii="Wingdings" w:hAnsi="Wingdings" w:hint="default"/>
+        <w:sz w:val="20"/>
+      </w:rPr>
+    </w:lvl>
+    <w:lvl w:ilvl="3" w:tentative="1">
+      <w:start w:val="1"/>
+      <w:numFmt w:val="bullet"/>
+      <w:lvlText w:val=""/>
+      <w:lvlJc w:val="left"/>
+      <w:pPr>
+        <w:tabs>
+          <w:tab w:val="num" w:pos="2880"/>
+        </w:tabs>
+        <w:ind w:left="2880" w:hanging="360"/>
+      </w:pPr>
+      <w:rPr>
+        <w:rFonts w:ascii="Wingdings" w:hAnsi="Wingdings" w:hint="default"/>
+        <w:sz w:val="20"/>
+      </w:rPr>
+    </w:lvl>
+    <w:lvl w:ilvl="4" w:tentative="1">
+      <w:start w:val="1"/>
+      <w:numFmt w:val="bullet"/>
+      <w:lvlText w:val=""/>
+      <w:lvlJc w:val="left"/>
+      <w:pPr>
+        <w:tabs>
+          <w:tab w:val="num" w:pos="3600"/>
+        </w:tabs>
+        <w:ind w:left="3600" w:hanging="360"/>
+      </w:pPr>
+      <w:rPr>
+        <w:rFonts w:ascii="Wingdings" w:hAnsi="Wingdings" w:hint="default"/>
+        <w:sz w:val="20"/>
+      </w:rPr>
+    </w:lvl>
+    <w:lvl w:ilvl="5" w:tentative="1">
+      <w:start w:val="1"/>
+      <w:numFmt w:val="bullet"/>
+      <w:lvlText w:val=""/>
+      <w:lvlJc w:val="left"/>
+      <w:pPr>
+        <w:tabs>
+          <w:tab w:val="num" w:pos="4320"/>
+        </w:tabs>
+        <w:ind w:left="4320" w:hanging="360"/>
+      </w:pPr>
+      <w:rPr>
+        <w:rFonts w:ascii="Wingdings" w:hAnsi="Wingdings" w:hint="default"/>
+        <w:sz w:val="20"/>
+      </w:rPr>
+    </w:lvl>
+    <w:lvl w:ilvl="6" w:tentative="1">
+      <w:start w:val="1"/>
+      <w:numFmt w:val="bullet"/>
+      <w:lvlText w:val=""/>
+      <w:lvlJc w:val="left"/>
+      <w:pPr>
+        <w:tabs>
+          <w:tab w:val="num" w:pos="5040"/>
+        </w:tabs>
+        <w:ind w:left="5040" w:hanging="360"/>
+      </w:pPr>
+      <w:rPr>
+        <w:rFonts w:ascii="Wingdings" w:hAnsi="Wingdings" w:hint="default"/>
+        <w:sz w:val="20"/>
+      </w:rPr>
+    </w:lvl>
+    <w:lvl w:ilvl="7" w:tentative="1">
+      <w:start w:val="1"/>
+      <w:numFmt w:val="bullet"/>
+      <w:lvlText w:val=""/>
+      <w:lvlJc w:val="left"/>
+      <w:pPr>
+        <w:tabs>
+          <w:tab w:val="num" w:pos="5760"/>
+        </w:tabs>
+        <w:ind w:left="5760" w:hanging="360"/>
+      </w:pPr>
+      <w:rPr>
+        <w:rFonts w:ascii="Wingdings" w:hAnsi="Wingdings" w:hint="default"/>
+        <w:sz w:val="20"/>
+      </w:rPr>
+    </w:lvl>
+    <w:lvl w:ilvl="8" w:tentative="1">
+      <w:start w:val="1"/>
+      <w:numFmt w:val="bullet"/>
+      <w:lvlText w:val=""/>
+      <w:lvlJc w:val="left"/>
+      <w:pPr>
+        <w:tabs>
+          <w:tab w:val="num" w:pos="6480"/>
+        </w:tabs>
+        <w:ind w:left="6480" w:hanging="360"/>
+      </w:pPr>
+      <w:rPr>
+        <w:rFonts w:ascii="Wingdings" w:hAnsi="Wingdings" w:hint="default"/>
+        <w:sz w:val="20"/>
+      </w:rPr>
+    </w:lvl>
+  </w:abstractNum>
+  <w:abstractNum w:abstractNumId="22" w15:restartNumberingAfterBreak="0">
     <w:nsid w:val="59DB6D6A"/>
     <w:multiLevelType w:val="multilevel"/>
     <w:tmpl w:val="97FE5C9C"/>
@@ -5068,7 +6115,7 @@
       </w:rPr>
     </w:lvl>
   </w:abstractNum>
-  <w:abstractNum w:abstractNumId="17" w15:restartNumberingAfterBreak="0">
+  <w:abstractNum w:abstractNumId="23" w15:restartNumberingAfterBreak="0">
     <w:nsid w:val="5E855459"/>
     <w:multiLevelType w:val="multilevel"/>
     <w:tmpl w:val="30F2FFFC"/>
@@ -5217,7 +6264,7 @@
       </w:rPr>
     </w:lvl>
   </w:abstractNum>
-  <w:abstractNum w:abstractNumId="18" w15:restartNumberingAfterBreak="0">
+  <w:abstractNum w:abstractNumId="24" w15:restartNumberingAfterBreak="0">
     <w:nsid w:val="61BF3478"/>
     <w:multiLevelType w:val="multilevel"/>
     <w:tmpl w:val="22B02AC8"/>
@@ -5366,7 +6413,7 @@
       </w:rPr>
     </w:lvl>
   </w:abstractNum>
-  <w:abstractNum w:abstractNumId="19" w15:restartNumberingAfterBreak="0">
+  <w:abstractNum w:abstractNumId="25" w15:restartNumberingAfterBreak="0">
     <w:nsid w:val="6B626DB3"/>
     <w:multiLevelType w:val="multilevel"/>
     <w:tmpl w:val="53380260"/>
@@ -5515,7 +6562,7 @@
       </w:rPr>
     </w:lvl>
   </w:abstractNum>
-  <w:abstractNum w:abstractNumId="20" w15:restartNumberingAfterBreak="0">
+  <w:abstractNum w:abstractNumId="26" w15:restartNumberingAfterBreak="0">
     <w:nsid w:val="6F991467"/>
     <w:multiLevelType w:val="multilevel"/>
     <w:tmpl w:val="BA584984"/>
@@ -5664,7 +6711,7 @@
       </w:rPr>
     </w:lvl>
   </w:abstractNum>
-  <w:abstractNum w:abstractNumId="21" w15:restartNumberingAfterBreak="0">
+  <w:abstractNum w:abstractNumId="27" w15:restartNumberingAfterBreak="0">
     <w:nsid w:val="7501785F"/>
     <w:multiLevelType w:val="multilevel"/>
     <w:tmpl w:val="70CCC7CE"/>
@@ -5813,7 +6860,7 @@
       </w:rPr>
     </w:lvl>
   </w:abstractNum>
-  <w:abstractNum w:abstractNumId="22" w15:restartNumberingAfterBreak="0">
+  <w:abstractNum w:abstractNumId="28" w15:restartNumberingAfterBreak="0">
     <w:nsid w:val="76724A06"/>
     <w:multiLevelType w:val="multilevel"/>
     <w:tmpl w:val="3B360860"/>
@@ -5962,7 +7009,7 @@
       </w:rPr>
     </w:lvl>
   </w:abstractNum>
-  <w:abstractNum w:abstractNumId="23" w15:restartNumberingAfterBreak="0">
+  <w:abstractNum w:abstractNumId="29" w15:restartNumberingAfterBreak="0">
     <w:nsid w:val="7F0B10D7"/>
     <w:multiLevelType w:val="multilevel"/>
     <w:tmpl w:val="783858F8"/>
@@ -6112,76 +7159,94 @@
     </w:lvl>
   </w:abstractNum>
   <w:num w:numId="1">
+    <w:abstractNumId w:val="26"/>
+  </w:num>
+  <w:num w:numId="2">
+    <w:abstractNumId w:val="22"/>
+  </w:num>
+  <w:num w:numId="3">
+    <w:abstractNumId w:val="9"/>
+  </w:num>
+  <w:num w:numId="4">
+    <w:abstractNumId w:val="4"/>
+  </w:num>
+  <w:num w:numId="5">
+    <w:abstractNumId w:val="11"/>
+  </w:num>
+  <w:num w:numId="6">
+    <w:abstractNumId w:val="7"/>
+  </w:num>
+  <w:num w:numId="7">
+    <w:abstractNumId w:val="10"/>
+  </w:num>
+  <w:num w:numId="8">
+    <w:abstractNumId w:val="3"/>
+  </w:num>
+  <w:num w:numId="9">
+    <w:abstractNumId w:val="27"/>
+  </w:num>
+  <w:num w:numId="10">
+    <w:abstractNumId w:val="14"/>
+  </w:num>
+  <w:num w:numId="11">
+    <w:abstractNumId w:val="12"/>
+  </w:num>
+  <w:num w:numId="12">
     <w:abstractNumId w:val="20"/>
   </w:num>
-  <w:num w:numId="2">
-    <w:abstractNumId w:val="16"/>
+  <w:num w:numId="13">
+    <w:abstractNumId w:val="23"/>
   </w:num>
-  <w:num w:numId="3">
-    <w:abstractNumId w:val="6"/>
+  <w:num w:numId="14">
+    <w:abstractNumId w:val="17"/>
   </w:num>
-  <w:num w:numId="4">
-    <w:abstractNumId w:val="2"/>
-  </w:num>
-  <w:num w:numId="5">
+  <w:num w:numId="15">
     <w:abstractNumId w:val="8"/>
   </w:num>
-  <w:num w:numId="6">
-    <w:abstractNumId w:val="4"/>
-  </w:num>
-  <w:num w:numId="7">
-    <w:abstractNumId w:val="7"/>
-  </w:num>
-  <w:num w:numId="8">
-    <w:abstractNumId w:val="1"/>
-  </w:num>
-  <w:num w:numId="9">
-    <w:abstractNumId w:val="21"/>
-  </w:num>
-  <w:num w:numId="10">
-    <w:abstractNumId w:val="11"/>
-  </w:num>
-  <w:num w:numId="11">
-    <w:abstractNumId w:val="9"/>
-  </w:num>
-  <w:num w:numId="12">
-    <w:abstractNumId w:val="15"/>
-  </w:num>
-  <w:num w:numId="13">
-    <w:abstractNumId w:val="17"/>
-  </w:num>
-  <w:num w:numId="14">
-    <w:abstractNumId w:val="13"/>
-  </w:num>
-  <w:num w:numId="15">
-    <w:abstractNumId w:val="5"/>
-  </w:num>
   <w:num w:numId="16">
-    <w:abstractNumId w:val="19"/>
+    <w:abstractNumId w:val="25"/>
   </w:num>
   <w:num w:numId="17">
-    <w:abstractNumId w:val="12"/>
+    <w:abstractNumId w:val="16"/>
   </w:num>
   <w:num w:numId="18">
     <w:abstractNumId w:val="0"/>
   </w:num>
   <w:num w:numId="19">
-    <w:abstractNumId w:val="23"/>
+    <w:abstractNumId w:val="29"/>
   </w:num>
   <w:num w:numId="20">
-    <w:abstractNumId w:val="10"/>
+    <w:abstractNumId w:val="13"/>
   </w:num>
   <w:num w:numId="21">
-    <w:abstractNumId w:val="22"/>
+    <w:abstractNumId w:val="28"/>
   </w:num>
   <w:num w:numId="22">
+    <w:abstractNumId w:val="24"/>
+  </w:num>
+  <w:num w:numId="23">
+    <w:abstractNumId w:val="19"/>
+  </w:num>
+  <w:num w:numId="24">
+    <w:abstractNumId w:val="5"/>
+  </w:num>
+  <w:num w:numId="25">
+    <w:abstractNumId w:val="21"/>
+  </w:num>
+  <w:num w:numId="26">
+    <w:abstractNumId w:val="1"/>
+  </w:num>
+  <w:num w:numId="27">
     <w:abstractNumId w:val="18"/>
   </w:num>
-  <w:num w:numId="23">
-    <w:abstractNumId w:val="14"/>
+  <w:num w:numId="28">
+    <w:abstractNumId w:val="15"/>
   </w:num>
-  <w:num w:numId="24">
-    <w:abstractNumId w:val="3"/>
+  <w:num w:numId="29">
+    <w:abstractNumId w:val="2"/>
+  </w:num>
+  <w:num w:numId="30">
+    <w:abstractNumId w:val="6"/>
   </w:num>
 </w:numbering>
 </file>

--- a/docs/02_Data_Sources.docx
+++ b/docs/02_Data_Sources.docx
@@ -5,24 +5,35 @@
     <w:p>
       <w:pPr>
         <w:pStyle w:val="NormalWeb"/>
+        <w:rPr>
+          <w:color w:val="000000" w:themeColor="text1"/>
+        </w:rPr>
       </w:pPr>
       <w:r>
         <w:rPr>
           <w:rStyle w:val="Strong"/>
+          <w:color w:val="000000" w:themeColor="text1"/>
         </w:rPr>
         <w:t>Data Owner:</w:t>
       </w:r>
       <w:r>
+        <w:rPr>
+          <w:color w:val="000000" w:themeColor="text1"/>
+        </w:rPr>
         <w:t xml:space="preserve"> Maintenance Department (Designated Engineer)</w:t>
       </w:r>
     </w:p>
     <w:p>
       <w:pPr>
         <w:pStyle w:val="NormalWeb"/>
+        <w:rPr>
+          <w:color w:val="000000" w:themeColor="text1"/>
+        </w:rPr>
       </w:pPr>
       <w:r>
         <w:rPr>
           <w:rStyle w:val="Strong"/>
+          <w:color w:val="000000" w:themeColor="text1"/>
         </w:rPr>
         <w:t>Identified Data Sources:</w:t>
       </w:r>
@@ -34,10 +45,14 @@
           <w:ilvl w:val="0"/>
           <w:numId w:val="8"/>
         </w:numPr>
+        <w:rPr>
+          <w:color w:val="000000" w:themeColor="text1"/>
+        </w:rPr>
       </w:pPr>
       <w:r>
         <w:rPr>
           <w:rStyle w:val="Strong"/>
+          <w:color w:val="000000" w:themeColor="text1"/>
         </w:rPr>
         <w:t>IW29 (SAP PM – Maintenance Orders)</w:t>
       </w:r>
@@ -49,8 +64,14 @@
           <w:ilvl w:val="1"/>
           <w:numId w:val="8"/>
         </w:numPr>
-      </w:pPr>
-      <w:r>
+        <w:rPr>
+          <w:color w:val="000000" w:themeColor="text1"/>
+        </w:rPr>
+      </w:pPr>
+      <w:r>
+        <w:rPr>
+          <w:color w:val="000000" w:themeColor="text1"/>
+        </w:rPr>
         <w:t>Extractable via reports / exports</w:t>
       </w:r>
     </w:p>
@@ -61,10 +82,14 @@
           <w:ilvl w:val="0"/>
           <w:numId w:val="8"/>
         </w:numPr>
+        <w:rPr>
+          <w:color w:val="000000" w:themeColor="text1"/>
+        </w:rPr>
       </w:pPr>
       <w:r>
         <w:rPr>
           <w:rStyle w:val="Strong"/>
+          <w:color w:val="000000" w:themeColor="text1"/>
         </w:rPr>
         <w:t>PLC / OPC UA</w:t>
       </w:r>
@@ -76,8 +101,14 @@
           <w:ilvl w:val="1"/>
           <w:numId w:val="8"/>
         </w:numPr>
-      </w:pPr>
-      <w:r>
+        <w:rPr>
+          <w:color w:val="000000" w:themeColor="text1"/>
+        </w:rPr>
+      </w:pPr>
+      <w:r>
+        <w:rPr>
+          <w:color w:val="000000" w:themeColor="text1"/>
+        </w:rPr>
         <w:t>As per PLC engineering documentation</w:t>
       </w:r>
     </w:p>
@@ -88,8 +119,14 @@
           <w:ilvl w:val="1"/>
           <w:numId w:val="8"/>
         </w:numPr>
-      </w:pPr>
-      <w:r>
+        <w:rPr>
+          <w:color w:val="000000" w:themeColor="text1"/>
+        </w:rPr>
+      </w:pPr>
+      <w:r>
+        <w:rPr>
+          <w:color w:val="000000" w:themeColor="text1"/>
+        </w:rPr>
         <w:t>Exported as CSV / logs</w:t>
       </w:r>
     </w:p>
@@ -100,10 +137,14 @@
           <w:ilvl w:val="0"/>
           <w:numId w:val="8"/>
         </w:numPr>
+        <w:rPr>
+          <w:color w:val="000000" w:themeColor="text1"/>
+        </w:rPr>
       </w:pPr>
       <w:r>
         <w:rPr>
           <w:rStyle w:val="Strong"/>
+          <w:color w:val="000000" w:themeColor="text1"/>
         </w:rPr>
         <w:t>RFID Data</w:t>
       </w:r>
@@ -115,11 +156,15 @@
           <w:ilvl w:val="1"/>
           <w:numId w:val="8"/>
         </w:numPr>
+        <w:rPr>
+          <w:color w:val="000000" w:themeColor="text1"/>
+        </w:rPr>
       </w:pPr>
       <w:r>
         <w:rPr>
           <w:rStyle w:val="HTMLCode"/>
           <w:rFonts w:ascii="Times New Roman" w:hAnsi="Times New Roman" w:cs="Times New Roman"/>
+          <w:color w:val="000000" w:themeColor="text1"/>
           <w:sz w:val="24"/>
           <w:szCs w:val="24"/>
         </w:rPr>
@@ -133,11 +178,15 @@
           <w:ilvl w:val="1"/>
           <w:numId w:val="8"/>
         </w:numPr>
+        <w:rPr>
+          <w:color w:val="000000" w:themeColor="text1"/>
+        </w:rPr>
       </w:pPr>
       <w:r>
         <w:rPr>
           <w:rStyle w:val="HTMLCode"/>
           <w:rFonts w:ascii="Times New Roman" w:hAnsi="Times New Roman" w:cs="Times New Roman"/>
+          <w:color w:val="000000" w:themeColor="text1"/>
           <w:sz w:val="24"/>
           <w:szCs w:val="24"/>
         </w:rPr>
@@ -151,10 +200,14 @@
           <w:ilvl w:val="0"/>
           <w:numId w:val="8"/>
         </w:numPr>
+        <w:rPr>
+          <w:color w:val="000000" w:themeColor="text1"/>
+        </w:rPr>
       </w:pPr>
       <w:r>
         <w:rPr>
           <w:rStyle w:val="Strong"/>
+          <w:color w:val="000000" w:themeColor="text1"/>
         </w:rPr>
         <w:t>Manual / Monthly Reports</w:t>
       </w:r>
@@ -166,8 +219,14 @@
           <w:ilvl w:val="1"/>
           <w:numId w:val="8"/>
         </w:numPr>
-      </w:pPr>
-      <w:r>
+        <w:rPr>
+          <w:color w:val="000000" w:themeColor="text1"/>
+        </w:rPr>
+      </w:pPr>
+      <w:r>
+        <w:rPr>
+          <w:color w:val="000000" w:themeColor="text1"/>
+        </w:rPr>
         <w:t>Excel format</w:t>
       </w:r>
     </w:p>
@@ -175,6 +234,7 @@
       <w:pPr>
         <w:rPr>
           <w:rFonts w:ascii="Times New Roman" w:hAnsi="Times New Roman" w:cs="Times New Roman"/>
+          <w:color w:val="000000" w:themeColor="text1"/>
           <w:sz w:val="24"/>
           <w:szCs w:val="24"/>
         </w:rPr>
@@ -183,10 +243,14 @@
     <w:p>
       <w:pPr>
         <w:pStyle w:val="NormalWeb"/>
+        <w:rPr>
+          <w:color w:val="000000" w:themeColor="text1"/>
+        </w:rPr>
       </w:pPr>
       <w:r>
         <w:rPr>
           <w:rStyle w:val="Strong"/>
+          <w:color w:val="000000" w:themeColor="text1"/>
         </w:rPr>
         <w:t>Preliminary Data Structure Observations:</w:t>
       </w:r>
@@ -198,8 +262,14 @@
           <w:ilvl w:val="0"/>
           <w:numId w:val="9"/>
         </w:numPr>
-      </w:pPr>
-      <w:r>
+        <w:rPr>
+          <w:color w:val="000000" w:themeColor="text1"/>
+        </w:rPr>
+      </w:pPr>
+      <w:r>
+        <w:rPr>
+          <w:color w:val="000000" w:themeColor="text1"/>
+        </w:rPr>
         <w:t>IW29 appears to contain:</w:t>
       </w:r>
     </w:p>
@@ -210,8 +280,14 @@
           <w:ilvl w:val="1"/>
           <w:numId w:val="9"/>
         </w:numPr>
-      </w:pPr>
-      <w:r>
+        <w:rPr>
+          <w:color w:val="000000" w:themeColor="text1"/>
+        </w:rPr>
+      </w:pPr>
+      <w:r>
+        <w:rPr>
+          <w:color w:val="000000" w:themeColor="text1"/>
+        </w:rPr>
         <w:t>maintenance order ID</w:t>
       </w:r>
     </w:p>
@@ -222,8 +298,14 @@
           <w:ilvl w:val="1"/>
           <w:numId w:val="9"/>
         </w:numPr>
-      </w:pPr>
-      <w:r>
+        <w:rPr>
+          <w:color w:val="000000" w:themeColor="text1"/>
+        </w:rPr>
+      </w:pPr>
+      <w:r>
+        <w:rPr>
+          <w:color w:val="000000" w:themeColor="text1"/>
+        </w:rPr>
         <w:t>equipment ID</w:t>
       </w:r>
     </w:p>
@@ -234,8 +316,14 @@
           <w:ilvl w:val="1"/>
           <w:numId w:val="9"/>
         </w:numPr>
-      </w:pPr>
-      <w:r>
+        <w:rPr>
+          <w:color w:val="000000" w:themeColor="text1"/>
+        </w:rPr>
+      </w:pPr>
+      <w:r>
+        <w:rPr>
+          <w:color w:val="000000" w:themeColor="text1"/>
+        </w:rPr>
         <w:t>timestamps</w:t>
       </w:r>
     </w:p>
@@ -246,8 +334,14 @@
           <w:ilvl w:val="0"/>
           <w:numId w:val="9"/>
         </w:numPr>
-      </w:pPr>
-      <w:r>
+        <w:rPr>
+          <w:color w:val="000000" w:themeColor="text1"/>
+        </w:rPr>
+      </w:pPr>
+      <w:r>
+        <w:rPr>
+          <w:color w:val="000000" w:themeColor="text1"/>
+        </w:rPr>
         <w:t>RFID logs appear to contain:</w:t>
       </w:r>
     </w:p>
@@ -258,8 +352,14 @@
           <w:ilvl w:val="1"/>
           <w:numId w:val="9"/>
         </w:numPr>
-      </w:pPr>
-      <w:r>
+        <w:rPr>
+          <w:color w:val="000000" w:themeColor="text1"/>
+        </w:rPr>
+      </w:pPr>
+      <w:r>
+        <w:rPr>
+          <w:color w:val="000000" w:themeColor="text1"/>
+        </w:rPr>
         <w:t>tag ID</w:t>
       </w:r>
     </w:p>
@@ -270,8 +370,14 @@
           <w:ilvl w:val="1"/>
           <w:numId w:val="9"/>
         </w:numPr>
-      </w:pPr>
-      <w:r>
+        <w:rPr>
+          <w:color w:val="000000" w:themeColor="text1"/>
+        </w:rPr>
+      </w:pPr>
+      <w:r>
+        <w:rPr>
+          <w:color w:val="000000" w:themeColor="text1"/>
+        </w:rPr>
         <w:t>event time</w:t>
       </w:r>
     </w:p>
@@ -282,8 +388,14 @@
           <w:ilvl w:val="1"/>
           <w:numId w:val="9"/>
         </w:numPr>
-      </w:pPr>
-      <w:r>
+        <w:rPr>
+          <w:color w:val="000000" w:themeColor="text1"/>
+        </w:rPr>
+      </w:pPr>
+      <w:r>
+        <w:rPr>
+          <w:color w:val="000000" w:themeColor="text1"/>
+        </w:rPr>
         <w:t>location / reader</w:t>
       </w:r>
     </w:p>
@@ -294,8 +406,14 @@
           <w:ilvl w:val="0"/>
           <w:numId w:val="9"/>
         </w:numPr>
-      </w:pPr>
-      <w:r>
+        <w:rPr>
+          <w:color w:val="000000" w:themeColor="text1"/>
+        </w:rPr>
+      </w:pPr>
+      <w:r>
+        <w:rPr>
+          <w:color w:val="000000" w:themeColor="text1"/>
+        </w:rPr>
         <w:t>Data seems suitable for time-based analysis</w:t>
       </w:r>
     </w:p>
@@ -345,6 +463,7 @@
                 <w:rFonts w:ascii="Times New Roman" w:eastAsia="Times New Roman" w:hAnsi="Times New Roman" w:cs="Times New Roman"/>
                 <w:b/>
                 <w:bCs/>
+                <w:color w:val="000000" w:themeColor="text1"/>
                 <w:sz w:val="24"/>
                 <w:szCs w:val="24"/>
               </w:rPr>
@@ -354,6 +473,7 @@
                 <w:rFonts w:ascii="Times New Roman" w:eastAsia="Times New Roman" w:hAnsi="Times New Roman" w:cs="Times New Roman"/>
                 <w:b/>
                 <w:bCs/>
+                <w:color w:val="000000" w:themeColor="text1"/>
                 <w:sz w:val="24"/>
                 <w:szCs w:val="24"/>
               </w:rPr>
@@ -375,6 +495,7 @@
                 <w:rFonts w:ascii="Times New Roman" w:eastAsia="Times New Roman" w:hAnsi="Times New Roman" w:cs="Times New Roman"/>
                 <w:b/>
                 <w:bCs/>
+                <w:color w:val="000000" w:themeColor="text1"/>
                 <w:sz w:val="24"/>
                 <w:szCs w:val="24"/>
               </w:rPr>
@@ -384,6 +505,7 @@
                 <w:rFonts w:ascii="Times New Roman" w:eastAsia="Times New Roman" w:hAnsi="Times New Roman" w:cs="Times New Roman"/>
                 <w:b/>
                 <w:bCs/>
+                <w:color w:val="000000" w:themeColor="text1"/>
                 <w:sz w:val="24"/>
                 <w:szCs w:val="24"/>
               </w:rPr>
@@ -405,6 +527,7 @@
                 <w:rFonts w:ascii="Times New Roman" w:eastAsia="Times New Roman" w:hAnsi="Times New Roman" w:cs="Times New Roman"/>
                 <w:b/>
                 <w:bCs/>
+                <w:color w:val="000000" w:themeColor="text1"/>
                 <w:sz w:val="24"/>
                 <w:szCs w:val="24"/>
               </w:rPr>
@@ -414,6 +537,7 @@
                 <w:rFonts w:ascii="Times New Roman" w:eastAsia="Times New Roman" w:hAnsi="Times New Roman" w:cs="Times New Roman"/>
                 <w:b/>
                 <w:bCs/>
+                <w:color w:val="000000" w:themeColor="text1"/>
                 <w:sz w:val="24"/>
                 <w:szCs w:val="24"/>
               </w:rPr>
@@ -439,6 +563,7 @@
               <w:jc w:val="center"/>
               <w:rPr>
                 <w:rFonts w:ascii="Times New Roman" w:eastAsia="Times New Roman" w:hAnsi="Times New Roman" w:cs="Times New Roman"/>
+                <w:color w:val="000000" w:themeColor="text1"/>
                 <w:sz w:val="24"/>
                 <w:szCs w:val="24"/>
               </w:rPr>
@@ -446,6 +571,7 @@
             <w:r>
               <w:rPr>
                 <w:rFonts w:ascii="Times New Roman" w:eastAsia="Times New Roman" w:hAnsi="Times New Roman" w:cs="Times New Roman"/>
+                <w:color w:val="000000" w:themeColor="text1"/>
                 <w:sz w:val="24"/>
                 <w:szCs w:val="24"/>
               </w:rPr>
@@ -465,6 +591,7 @@
               <w:jc w:val="center"/>
               <w:rPr>
                 <w:rFonts w:ascii="Times New Roman" w:eastAsia="Times New Roman" w:hAnsi="Times New Roman" w:cs="Times New Roman"/>
+                <w:color w:val="000000" w:themeColor="text1"/>
                 <w:sz w:val="24"/>
                 <w:szCs w:val="24"/>
               </w:rPr>
@@ -472,6 +599,7 @@
             <w:r>
               <w:rPr>
                 <w:rFonts w:ascii="Times New Roman" w:eastAsia="Times New Roman" w:hAnsi="Times New Roman" w:cs="Times New Roman"/>
+                <w:color w:val="000000" w:themeColor="text1"/>
                 <w:sz w:val="24"/>
                 <w:szCs w:val="24"/>
               </w:rPr>
@@ -491,6 +619,7 @@
               <w:jc w:val="center"/>
               <w:rPr>
                 <w:rFonts w:ascii="Times New Roman" w:eastAsia="Times New Roman" w:hAnsi="Times New Roman" w:cs="Times New Roman"/>
+                <w:color w:val="000000" w:themeColor="text1"/>
                 <w:sz w:val="24"/>
                 <w:szCs w:val="24"/>
               </w:rPr>
@@ -498,6 +627,7 @@
             <w:r>
               <w:rPr>
                 <w:rFonts w:ascii="Times New Roman" w:eastAsia="Times New Roman" w:hAnsi="Times New Roman" w:cs="Times New Roman"/>
+                <w:color w:val="000000" w:themeColor="text1"/>
                 <w:sz w:val="24"/>
                 <w:szCs w:val="24"/>
               </w:rPr>
@@ -523,6 +653,7 @@
               <w:jc w:val="center"/>
               <w:rPr>
                 <w:rFonts w:ascii="Times New Roman" w:eastAsia="Times New Roman" w:hAnsi="Times New Roman" w:cs="Times New Roman"/>
+                <w:color w:val="000000" w:themeColor="text1"/>
                 <w:sz w:val="24"/>
                 <w:szCs w:val="24"/>
               </w:rPr>
@@ -530,6 +661,7 @@
             <w:r>
               <w:rPr>
                 <w:rFonts w:ascii="Times New Roman" w:eastAsia="Times New Roman" w:hAnsi="Times New Roman" w:cs="Times New Roman"/>
+                <w:color w:val="000000" w:themeColor="text1"/>
                 <w:sz w:val="24"/>
                 <w:szCs w:val="24"/>
               </w:rPr>
@@ -549,6 +681,7 @@
               <w:jc w:val="center"/>
               <w:rPr>
                 <w:rFonts w:ascii="Times New Roman" w:eastAsia="Times New Roman" w:hAnsi="Times New Roman" w:cs="Times New Roman"/>
+                <w:color w:val="000000" w:themeColor="text1"/>
                 <w:sz w:val="24"/>
                 <w:szCs w:val="24"/>
               </w:rPr>
@@ -556,6 +689,7 @@
             <w:r>
               <w:rPr>
                 <w:rFonts w:ascii="Times New Roman" w:eastAsia="Times New Roman" w:hAnsi="Times New Roman" w:cs="Times New Roman"/>
+                <w:color w:val="000000" w:themeColor="text1"/>
                 <w:sz w:val="24"/>
                 <w:szCs w:val="24"/>
               </w:rPr>
@@ -575,6 +709,7 @@
               <w:jc w:val="center"/>
               <w:rPr>
                 <w:rFonts w:ascii="Times New Roman" w:eastAsia="Times New Roman" w:hAnsi="Times New Roman" w:cs="Times New Roman"/>
+                <w:color w:val="000000" w:themeColor="text1"/>
                 <w:sz w:val="24"/>
                 <w:szCs w:val="24"/>
               </w:rPr>
@@ -582,6 +717,7 @@
             <w:r>
               <w:rPr>
                 <w:rFonts w:ascii="Times New Roman" w:eastAsia="Times New Roman" w:hAnsi="Times New Roman" w:cs="Times New Roman"/>
+                <w:color w:val="000000" w:themeColor="text1"/>
                 <w:sz w:val="24"/>
                 <w:szCs w:val="24"/>
               </w:rPr>
@@ -607,6 +743,7 @@
               <w:jc w:val="center"/>
               <w:rPr>
                 <w:rFonts w:ascii="Times New Roman" w:eastAsia="Times New Roman" w:hAnsi="Times New Roman" w:cs="Times New Roman"/>
+                <w:color w:val="000000" w:themeColor="text1"/>
                 <w:sz w:val="24"/>
                 <w:szCs w:val="24"/>
               </w:rPr>
@@ -614,6 +751,7 @@
             <w:r>
               <w:rPr>
                 <w:rFonts w:ascii="Times New Roman" w:eastAsia="Times New Roman" w:hAnsi="Times New Roman" w:cs="Times New Roman"/>
+                <w:color w:val="000000" w:themeColor="text1"/>
                 <w:sz w:val="24"/>
                 <w:szCs w:val="24"/>
               </w:rPr>
@@ -633,6 +771,7 @@
               <w:jc w:val="center"/>
               <w:rPr>
                 <w:rFonts w:ascii="Times New Roman" w:eastAsia="Times New Roman" w:hAnsi="Times New Roman" w:cs="Times New Roman"/>
+                <w:color w:val="000000" w:themeColor="text1"/>
                 <w:sz w:val="24"/>
                 <w:szCs w:val="24"/>
               </w:rPr>
@@ -640,6 +779,7 @@
             <w:r>
               <w:rPr>
                 <w:rFonts w:ascii="Times New Roman" w:eastAsia="Times New Roman" w:hAnsi="Times New Roman" w:cs="Times New Roman"/>
+                <w:color w:val="000000" w:themeColor="text1"/>
                 <w:sz w:val="24"/>
                 <w:szCs w:val="24"/>
               </w:rPr>
@@ -659,6 +799,7 @@
               <w:jc w:val="center"/>
               <w:rPr>
                 <w:rFonts w:ascii="Times New Roman" w:eastAsia="Times New Roman" w:hAnsi="Times New Roman" w:cs="Times New Roman"/>
+                <w:color w:val="000000" w:themeColor="text1"/>
                 <w:sz w:val="24"/>
                 <w:szCs w:val="24"/>
               </w:rPr>
@@ -666,6 +807,7 @@
             <w:r>
               <w:rPr>
                 <w:rFonts w:ascii="Times New Roman" w:eastAsia="Times New Roman" w:hAnsi="Times New Roman" w:cs="Times New Roman"/>
+                <w:color w:val="000000" w:themeColor="text1"/>
                 <w:sz w:val="24"/>
                 <w:szCs w:val="24"/>
               </w:rPr>
@@ -679,6 +821,7 @@
       <w:pPr>
         <w:rPr>
           <w:rFonts w:ascii="Times New Roman" w:hAnsi="Times New Roman" w:cs="Times New Roman"/>
+          <w:color w:val="000000" w:themeColor="text1"/>
           <w:sz w:val="24"/>
           <w:szCs w:val="24"/>
         </w:rPr>
@@ -689,6 +832,7 @@
         <w:spacing w:beforeAutospacing="1" w:after="100" w:afterAutospacing="1" w:line="240" w:lineRule="auto"/>
         <w:rPr>
           <w:rFonts w:ascii="Times New Roman" w:eastAsia="Times New Roman" w:hAnsi="Times New Roman" w:cs="Times New Roman"/>
+          <w:color w:val="000000" w:themeColor="text1"/>
           <w:sz w:val="24"/>
           <w:szCs w:val="24"/>
         </w:rPr>
@@ -698,6 +842,7 @@
           <w:rFonts w:ascii="Times New Roman" w:eastAsia="Times New Roman" w:hAnsi="Times New Roman" w:cs="Times New Roman"/>
           <w:b/>
           <w:bCs/>
+          <w:color w:val="000000" w:themeColor="text1"/>
           <w:sz w:val="24"/>
           <w:szCs w:val="24"/>
         </w:rPr>
@@ -706,6 +851,7 @@
       <w:r>
         <w:rPr>
           <w:rFonts w:ascii="Times New Roman" w:eastAsia="Times New Roman" w:hAnsi="Times New Roman" w:cs="Times New Roman"/>
+          <w:color w:val="000000" w:themeColor="text1"/>
           <w:sz w:val="24"/>
           <w:szCs w:val="24"/>
         </w:rPr>
@@ -717,6 +863,7 @@
         <w:spacing w:beforeAutospacing="1" w:after="100" w:afterAutospacing="1" w:line="240" w:lineRule="auto"/>
         <w:rPr>
           <w:rFonts w:ascii="Times New Roman" w:eastAsia="Times New Roman" w:hAnsi="Times New Roman" w:cs="Times New Roman"/>
+          <w:color w:val="000000" w:themeColor="text1"/>
           <w:sz w:val="24"/>
           <w:szCs w:val="24"/>
         </w:rPr>
@@ -728,6 +875,7 @@
         <w:rPr>
           <w:rFonts w:ascii="Times New Roman" w:hAnsi="Times New Roman" w:cs="Times New Roman"/>
           <w:b/>
+          <w:color w:val="000000" w:themeColor="text1"/>
           <w:sz w:val="24"/>
           <w:szCs w:val="24"/>
         </w:rPr>
@@ -739,6 +887,7 @@
         <w:rPr>
           <w:rFonts w:ascii="Times New Roman" w:hAnsi="Times New Roman" w:cs="Times New Roman"/>
           <w:b/>
+          <w:color w:val="000000" w:themeColor="text1"/>
           <w:sz w:val="24"/>
           <w:szCs w:val="24"/>
         </w:rPr>
@@ -748,12 +897,14 @@
       <w:pPr>
         <w:pStyle w:val="Heading3"/>
         <w:rPr>
+          <w:color w:val="000000" w:themeColor="text1"/>
           <w:sz w:val="24"/>
           <w:szCs w:val="24"/>
         </w:rPr>
       </w:pPr>
       <w:r>
         <w:rPr>
+          <w:color w:val="000000" w:themeColor="text1"/>
           <w:sz w:val="24"/>
           <w:szCs w:val="24"/>
         </w:rPr>
@@ -764,18 +915,28 @@
     <w:p>
       <w:pPr>
         <w:pStyle w:val="NormalWeb"/>
-      </w:pPr>
-      <w:r>
+        <w:rPr>
+          <w:color w:val="000000" w:themeColor="text1"/>
+        </w:rPr>
+      </w:pPr>
+      <w:r>
+        <w:rPr>
+          <w:color w:val="000000" w:themeColor="text1"/>
+        </w:rPr>
         <w:t>The ingestion layer guarantees that all raw industrial datasets are captured faithfully and persisted in a versioned, auditable format. The Feature Store layer consumes these outputs under the following assumptions:</w:t>
       </w:r>
     </w:p>
     <w:p>
       <w:pPr>
         <w:pStyle w:val="NormalWeb"/>
+        <w:rPr>
+          <w:color w:val="000000" w:themeColor="text1"/>
+        </w:rPr>
       </w:pPr>
       <w:r>
         <w:rPr>
           <w:rStyle w:val="Strong"/>
+          <w:color w:val="000000" w:themeColor="text1"/>
         </w:rPr>
         <w:t>Ingestion Guarantees</w:t>
       </w:r>
@@ -787,8 +948,14 @@
           <w:ilvl w:val="0"/>
           <w:numId w:val="12"/>
         </w:numPr>
-      </w:pPr>
-      <w:r>
+        <w:rPr>
+          <w:color w:val="000000" w:themeColor="text1"/>
+        </w:rPr>
+      </w:pPr>
+      <w:r>
+        <w:rPr>
+          <w:color w:val="000000" w:themeColor="text1"/>
+        </w:rPr>
         <w:t>Source-wise folder segregation (SAP, RFID, PLC/OPC-UA, Excel).</w:t>
       </w:r>
     </w:p>
@@ -799,8 +966,14 @@
           <w:ilvl w:val="0"/>
           <w:numId w:val="12"/>
         </w:numPr>
-      </w:pPr>
-      <w:r>
+        <w:rPr>
+          <w:color w:val="000000" w:themeColor="text1"/>
+        </w:rPr>
+      </w:pPr>
+      <w:r>
+        <w:rPr>
+          <w:color w:val="000000" w:themeColor="text1"/>
+        </w:rPr>
         <w:t>Schema validation applied where applicable.</w:t>
       </w:r>
     </w:p>
@@ -811,8 +984,14 @@
           <w:ilvl w:val="0"/>
           <w:numId w:val="12"/>
         </w:numPr>
-      </w:pPr>
-      <w:r>
+        <w:rPr>
+          <w:color w:val="000000" w:themeColor="text1"/>
+        </w:rPr>
+      </w:pPr>
+      <w:r>
+        <w:rPr>
+          <w:color w:val="000000" w:themeColor="text1"/>
+        </w:rPr>
         <w:t>Timestamp presence and basic normalization ensured.</w:t>
       </w:r>
     </w:p>
@@ -823,18 +1002,28 @@
           <w:ilvl w:val="0"/>
           <w:numId w:val="12"/>
         </w:numPr>
-      </w:pPr>
-      <w:r>
+        <w:rPr>
+          <w:color w:val="000000" w:themeColor="text1"/>
+        </w:rPr>
+      </w:pPr>
+      <w:r>
+        <w:rPr>
+          <w:color w:val="000000" w:themeColor="text1"/>
+        </w:rPr>
         <w:t>Immutable, versioned snapshots per ingestion run.</w:t>
       </w:r>
     </w:p>
     <w:p>
       <w:pPr>
         <w:pStyle w:val="NormalWeb"/>
+        <w:rPr>
+          <w:color w:val="000000" w:themeColor="text1"/>
+        </w:rPr>
       </w:pPr>
       <w:r>
         <w:rPr>
           <w:rStyle w:val="Strong"/>
+          <w:color w:val="000000" w:themeColor="text1"/>
         </w:rPr>
         <w:t>Feature Store Responsibilities</w:t>
       </w:r>
@@ -846,8 +1035,14 @@
           <w:ilvl w:val="0"/>
           <w:numId w:val="13"/>
         </w:numPr>
-      </w:pPr>
-      <w:r>
+        <w:rPr>
+          <w:color w:val="000000" w:themeColor="text1"/>
+        </w:rPr>
+      </w:pPr>
+      <w:r>
+        <w:rPr>
+          <w:color w:val="000000" w:themeColor="text1"/>
+        </w:rPr>
         <w:t>Cross-source time alignment using event-time semantics.</w:t>
       </w:r>
     </w:p>
@@ -858,8 +1053,14 @@
           <w:ilvl w:val="0"/>
           <w:numId w:val="13"/>
         </w:numPr>
-      </w:pPr>
-      <w:r>
+        <w:rPr>
+          <w:color w:val="000000" w:themeColor="text1"/>
+        </w:rPr>
+      </w:pPr>
+      <w:r>
+        <w:rPr>
+          <w:color w:val="000000" w:themeColor="text1"/>
+        </w:rPr>
         <w:t>Conservative data cleaning without loss of operational signals.</w:t>
       </w:r>
     </w:p>
@@ -870,8 +1071,14 @@
           <w:ilvl w:val="0"/>
           <w:numId w:val="13"/>
         </w:numPr>
-      </w:pPr>
-      <w:r>
+        <w:rPr>
+          <w:color w:val="000000" w:themeColor="text1"/>
+        </w:rPr>
+      </w:pPr>
+      <w:r>
+        <w:rPr>
+          <w:color w:val="000000" w:themeColor="text1"/>
+        </w:rPr>
         <w:t>Deterministic feature generation.</w:t>
       </w:r>
     </w:p>
@@ -882,16 +1089,28 @@
           <w:ilvl w:val="0"/>
           <w:numId w:val="13"/>
         </w:numPr>
-      </w:pPr>
-      <w:r>
+        <w:rPr>
+          <w:color w:val="000000" w:themeColor="text1"/>
+        </w:rPr>
+      </w:pPr>
+      <w:r>
+        <w:rPr>
+          <w:color w:val="000000" w:themeColor="text1"/>
+        </w:rPr>
         <w:t>Normalization and validation for ML readiness.</w:t>
       </w:r>
     </w:p>
     <w:p>
       <w:pPr>
         <w:pStyle w:val="NormalWeb"/>
-      </w:pPr>
-      <w:r>
+        <w:rPr>
+          <w:color w:val="000000" w:themeColor="text1"/>
+        </w:rPr>
+      </w:pPr>
+      <w:r>
+        <w:rPr>
+          <w:color w:val="000000" w:themeColor="text1"/>
+        </w:rPr>
         <w:t>This clear contract ensures separation of concerns and prevents ingestion-specific assumptions from leaking into analytics logic.</w:t>
       </w:r>
     </w:p>
@@ -900,7 +1119,7 @@
         <w:pStyle w:val="Heading2"/>
         <w:rPr>
           <w:rFonts w:ascii="Times New Roman" w:hAnsi="Times New Roman" w:cs="Times New Roman"/>
-          <w:color w:val="auto"/>
+          <w:color w:val="000000" w:themeColor="text1"/>
           <w:sz w:val="24"/>
           <w:szCs w:val="24"/>
         </w:rPr>
@@ -910,7 +1129,7 @@
           <w:rStyle w:val="Strong"/>
           <w:rFonts w:ascii="Times New Roman" w:hAnsi="Times New Roman" w:cs="Times New Roman"/>
           <w:bCs w:val="0"/>
-          <w:color w:val="auto"/>
+          <w:color w:val="000000" w:themeColor="text1"/>
           <w:sz w:val="24"/>
           <w:szCs w:val="24"/>
         </w:rPr>
@@ -921,8 +1140,14 @@
       <w:pPr>
         <w:pStyle w:val="NormalWeb"/>
         <w:spacing w:before="0" w:beforeAutospacing="0" w:after="0" w:afterAutospacing="0"/>
-      </w:pPr>
-      <w:r>
+        <w:rPr>
+          <w:color w:val="000000" w:themeColor="text1"/>
+        </w:rPr>
+      </w:pPr>
+      <w:r>
+        <w:rPr>
+          <w:color w:val="000000" w:themeColor="text1"/>
+        </w:rPr>
         <w:t>No new data sources were introduced or modified on Day-7.</w:t>
       </w:r>
     </w:p>
@@ -930,17 +1155,27 @@
       <w:pPr>
         <w:pStyle w:val="NormalWeb"/>
         <w:spacing w:before="0" w:beforeAutospacing="0" w:after="0" w:afterAutospacing="0"/>
-      </w:pPr>
-      <w:r>
+        <w:rPr>
+          <w:color w:val="000000" w:themeColor="text1"/>
+        </w:rPr>
+      </w:pPr>
+      <w:r>
+        <w:rPr>
+          <w:color w:val="000000" w:themeColor="text1"/>
+        </w:rPr>
         <w:t xml:space="preserve">Frontend work strictly consumed </w:t>
       </w:r>
       <w:r>
         <w:rPr>
           <w:rStyle w:val="Strong"/>
+          <w:color w:val="000000" w:themeColor="text1"/>
         </w:rPr>
         <w:t>existing backend contracts and run metadata</w:t>
       </w:r>
       <w:r>
+        <w:rPr>
+          <w:color w:val="000000" w:themeColor="text1"/>
+        </w:rPr>
         <w:t xml:space="preserve"> without altering data ingestion, storage, or feature semantics.</w:t>
       </w:r>
     </w:p>
@@ -948,6 +1183,9 @@
       <w:pPr>
         <w:pStyle w:val="NormalWeb"/>
         <w:spacing w:before="0" w:beforeAutospacing="0" w:after="0" w:afterAutospacing="0"/>
+        <w:rPr>
+          <w:color w:val="000000" w:themeColor="text1"/>
+        </w:rPr>
       </w:pPr>
     </w:p>
     <w:p>
@@ -957,7 +1195,7 @@
         <w:rPr>
           <w:rFonts w:ascii="Times New Roman" w:hAnsi="Times New Roman" w:cs="Times New Roman"/>
           <w:b/>
-          <w:color w:val="auto"/>
+          <w:color w:val="000000" w:themeColor="text1"/>
           <w:sz w:val="24"/>
           <w:szCs w:val="24"/>
         </w:rPr>
@@ -967,7 +1205,7 @@
           <w:rStyle w:val="Strong"/>
           <w:rFonts w:ascii="Times New Roman" w:hAnsi="Times New Roman" w:cs="Times New Roman"/>
           <w:bCs w:val="0"/>
-          <w:color w:val="auto"/>
+          <w:color w:val="000000" w:themeColor="text1"/>
           <w:sz w:val="24"/>
           <w:szCs w:val="24"/>
         </w:rPr>
@@ -978,8 +1216,14 @@
       <w:pPr>
         <w:pStyle w:val="NormalWeb"/>
         <w:spacing w:before="0" w:beforeAutospacing="0" w:after="0" w:afterAutospacing="0"/>
-      </w:pPr>
-      <w:r>
+        <w:rPr>
+          <w:color w:val="000000" w:themeColor="text1"/>
+        </w:rPr>
+      </w:pPr>
+      <w:r>
+        <w:rPr>
+          <w:color w:val="000000" w:themeColor="text1"/>
+        </w:rPr>
         <w:t>No new data sources introduced.</w:t>
       </w:r>
     </w:p>
@@ -987,17 +1231,27 @@
       <w:pPr>
         <w:pStyle w:val="NormalWeb"/>
         <w:spacing w:before="0" w:beforeAutospacing="0" w:after="0" w:afterAutospacing="0"/>
-      </w:pPr>
-      <w:r>
+        <w:rPr>
+          <w:color w:val="000000" w:themeColor="text1"/>
+        </w:rPr>
+      </w:pPr>
+      <w:r>
+        <w:rPr>
+          <w:color w:val="000000" w:themeColor="text1"/>
+        </w:rPr>
         <w:t xml:space="preserve">Frontend now reflects ingestion context using </w:t>
       </w:r>
       <w:r>
         <w:rPr>
           <w:rStyle w:val="Strong"/>
+          <w:color w:val="000000" w:themeColor="text1"/>
         </w:rPr>
         <w:t>file-derived run identifiers</w:t>
       </w:r>
       <w:r>
+        <w:rPr>
+          <w:color w:val="000000" w:themeColor="text1"/>
+        </w:rPr>
         <w:t>, improving traceability between data source and analysis.</w:t>
       </w:r>
     </w:p>
@@ -1005,16 +1259,23 @@
       <w:pPr>
         <w:pStyle w:val="NormalWeb"/>
         <w:spacing w:before="0" w:beforeAutospacing="0" w:after="0" w:afterAutospacing="0"/>
+        <w:rPr>
+          <w:color w:val="000000" w:themeColor="text1"/>
+        </w:rPr>
       </w:pPr>
     </w:p>
     <w:p>
       <w:pPr>
         <w:pStyle w:val="NormalWeb"/>
         <w:spacing w:before="0" w:beforeAutospacing="0" w:after="0" w:afterAutospacing="0"/>
+        <w:rPr>
+          <w:color w:val="000000" w:themeColor="text1"/>
+        </w:rPr>
       </w:pPr>
       <w:r>
         <w:rPr>
           <w:rStyle w:val="Strong"/>
+          <w:color w:val="000000" w:themeColor="text1"/>
         </w:rPr>
         <w:t>Day 9 Update</w:t>
       </w:r>
@@ -1024,6 +1285,7 @@
         <w:pStyle w:val="Heading3"/>
         <w:spacing w:before="0" w:beforeAutospacing="0" w:after="0" w:afterAutospacing="0"/>
         <w:rPr>
+          <w:color w:val="000000" w:themeColor="text1"/>
           <w:sz w:val="24"/>
           <w:szCs w:val="24"/>
         </w:rPr>
@@ -1033,6 +1295,7 @@
           <w:rStyle w:val="Strong"/>
           <w:b/>
           <w:bCs/>
+          <w:color w:val="000000" w:themeColor="text1"/>
           <w:sz w:val="24"/>
           <w:szCs w:val="24"/>
         </w:rPr>
@@ -1043,8 +1306,14 @@
       <w:pPr>
         <w:pStyle w:val="NormalWeb"/>
         <w:spacing w:before="0" w:beforeAutospacing="0" w:after="0" w:afterAutospacing="0"/>
-      </w:pPr>
-      <w:r>
+        <w:rPr>
+          <w:color w:val="000000" w:themeColor="text1"/>
+        </w:rPr>
+      </w:pPr>
+      <w:r>
+        <w:rPr>
+          <w:color w:val="000000" w:themeColor="text1"/>
+        </w:rPr>
         <w:t>No new data sources were introduced or modified on this day.</w:t>
       </w:r>
     </w:p>
@@ -1053,6 +1322,7 @@
         <w:pStyle w:val="Heading3"/>
         <w:spacing w:before="0" w:beforeAutospacing="0" w:after="0" w:afterAutospacing="0"/>
         <w:rPr>
+          <w:color w:val="000000" w:themeColor="text1"/>
           <w:sz w:val="24"/>
           <w:szCs w:val="24"/>
         </w:rPr>
@@ -1062,6 +1332,7 @@
           <w:rStyle w:val="Strong"/>
           <w:b/>
           <w:bCs/>
+          <w:color w:val="000000" w:themeColor="text1"/>
           <w:sz w:val="24"/>
           <w:szCs w:val="24"/>
         </w:rPr>
@@ -1076,8 +1347,14 @@
           <w:numId w:val="14"/>
         </w:numPr>
         <w:spacing w:before="0" w:beforeAutospacing="0" w:after="0" w:afterAutospacing="0"/>
-      </w:pPr>
-      <w:r>
+        <w:rPr>
+          <w:color w:val="000000" w:themeColor="text1"/>
+        </w:rPr>
+      </w:pPr>
+      <w:r>
+        <w:rPr>
+          <w:color w:val="000000" w:themeColor="text1"/>
+        </w:rPr>
         <w:t>Frontend design strictly consumed existing ingestion outputs and run metadata.</w:t>
       </w:r>
     </w:p>
@@ -1089,8 +1366,14 @@
           <w:numId w:val="14"/>
         </w:numPr>
         <w:spacing w:before="0" w:beforeAutospacing="0" w:after="0" w:afterAutospacing="0"/>
-      </w:pPr>
-      <w:r>
+        <w:rPr>
+          <w:color w:val="000000" w:themeColor="text1"/>
+        </w:rPr>
+      </w:pPr>
+      <w:r>
+        <w:rPr>
+          <w:color w:val="000000" w:themeColor="text1"/>
+        </w:rPr>
         <w:t>No changes were made to data formats, schemas, or ingestion guarantees.</w:t>
       </w:r>
     </w:p>
@@ -1102,8 +1385,14 @@
           <w:numId w:val="14"/>
         </w:numPr>
         <w:spacing w:before="0" w:beforeAutospacing="0" w:after="0" w:afterAutospacing="0"/>
-      </w:pPr>
-      <w:r>
+        <w:rPr>
+          <w:color w:val="000000" w:themeColor="text1"/>
+        </w:rPr>
+      </w:pPr>
+      <w:r>
+        <w:rPr>
+          <w:color w:val="000000" w:themeColor="text1"/>
+        </w:rPr>
         <w:t>UI design intentionally avoided introducing any assumptions about raw data structure.</w:t>
       </w:r>
     </w:p>
@@ -1112,6 +1401,7 @@
         <w:pStyle w:val="Heading3"/>
         <w:spacing w:before="0" w:beforeAutospacing="0" w:after="0" w:afterAutospacing="0"/>
         <w:rPr>
+          <w:color w:val="000000" w:themeColor="text1"/>
           <w:sz w:val="24"/>
           <w:szCs w:val="24"/>
         </w:rPr>
@@ -1121,6 +1411,7 @@
           <w:rStyle w:val="Strong"/>
           <w:b/>
           <w:bCs/>
+          <w:color w:val="000000" w:themeColor="text1"/>
           <w:sz w:val="24"/>
           <w:szCs w:val="24"/>
         </w:rPr>
@@ -1131,25 +1422,38 @@
       <w:pPr>
         <w:pStyle w:val="NormalWeb"/>
         <w:spacing w:before="0" w:beforeAutospacing="0" w:after="0" w:afterAutospacing="0"/>
-      </w:pPr>
-      <w:r>
+        <w:rPr>
+          <w:color w:val="000000" w:themeColor="text1"/>
+        </w:rPr>
+      </w:pPr>
+      <w:r>
+        <w:rPr>
+          <w:color w:val="000000" w:themeColor="text1"/>
+        </w:rPr>
         <w:t>Maintains strict separation between data acquisition and data visualization layers.</w:t>
       </w:r>
     </w:p>
     <w:p>
       <w:pPr>
         <w:pStyle w:val="NormalWeb"/>
-      </w:pPr>
-    </w:p>
-    <w:p>
-      <w:pPr>
-        <w:pStyle w:val="NormalWeb"/>
+        <w:rPr>
+          <w:color w:val="000000" w:themeColor="text1"/>
+        </w:rPr>
+      </w:pPr>
+    </w:p>
+    <w:p>
+      <w:pPr>
+        <w:pStyle w:val="NormalWeb"/>
+        <w:rPr>
+          <w:color w:val="000000" w:themeColor="text1"/>
+        </w:rPr>
       </w:pPr>
     </w:p>
     <w:p>
       <w:pPr>
         <w:pStyle w:val="Heading3"/>
         <w:rPr>
+          <w:color w:val="000000" w:themeColor="text1"/>
           <w:sz w:val="24"/>
           <w:szCs w:val="24"/>
         </w:rPr>
@@ -1159,6 +1463,7 @@
           <w:rStyle w:val="Strong"/>
           <w:b/>
           <w:bCs/>
+          <w:color w:val="000000" w:themeColor="text1"/>
           <w:sz w:val="24"/>
           <w:szCs w:val="24"/>
         </w:rPr>
@@ -1169,16 +1474,28 @@
     <w:p>
       <w:pPr>
         <w:pStyle w:val="NormalWeb"/>
-      </w:pPr>
-      <w:r>
+        <w:rPr>
+          <w:color w:val="000000" w:themeColor="text1"/>
+        </w:rPr>
+      </w:pPr>
+      <w:r>
+        <w:rPr>
+          <w:color w:val="000000" w:themeColor="text1"/>
+        </w:rPr>
         <w:t>No new raw data sources were added on Day 10. The system continues to operate on offline industrial datasets such as Excel, CSV, and JSON files.</w:t>
       </w:r>
     </w:p>
     <w:p>
       <w:pPr>
         <w:pStyle w:val="NormalWeb"/>
-      </w:pPr>
-      <w:r>
+        <w:rPr>
+          <w:color w:val="000000" w:themeColor="text1"/>
+        </w:rPr>
+      </w:pPr>
+      <w:r>
+        <w:rPr>
+          <w:color w:val="000000" w:themeColor="text1"/>
+        </w:rPr>
         <w:t>A clear distinction was reinforced between ingested industrial data and analytical metadata. Dashboard configuration, visualization settings, filters, and interaction history are treated as derived analytical state rather than primary data sources. Each dataset remains associated with a unique run identifier, which serves as the basis for dashboard generation and interaction.</w:t>
       </w:r>
     </w:p>
@@ -1186,6 +1503,7 @@
       <w:pPr>
         <w:rPr>
           <w:rFonts w:ascii="Times New Roman" w:hAnsi="Times New Roman" w:cs="Times New Roman"/>
+          <w:color w:val="000000" w:themeColor="text1"/>
           <w:sz w:val="24"/>
           <w:szCs w:val="24"/>
         </w:rPr>
@@ -1195,6 +1513,7 @@
       <w:pPr>
         <w:pStyle w:val="Heading3"/>
         <w:rPr>
+          <w:color w:val="000000" w:themeColor="text1"/>
           <w:sz w:val="24"/>
           <w:szCs w:val="24"/>
         </w:rPr>
@@ -1204,6 +1523,7 @@
           <w:rStyle w:val="Strong"/>
           <w:b/>
           <w:bCs/>
+          <w:color w:val="000000" w:themeColor="text1"/>
           <w:sz w:val="24"/>
           <w:szCs w:val="24"/>
         </w:rPr>
@@ -1213,30 +1533,54 @@
     <w:p>
       <w:pPr>
         <w:pStyle w:val="NormalWeb"/>
-      </w:pPr>
-      <w:r>
+        <w:rPr>
+          <w:color w:val="000000" w:themeColor="text1"/>
+        </w:rPr>
+      </w:pPr>
+      <w:r>
+        <w:rPr>
+          <w:color w:val="000000" w:themeColor="text1"/>
+        </w:rPr>
         <w:t>On Day 11, operational Excel files containing machine energy readings were actively used for analysis. These files includ</w:t>
       </w:r>
       <w:r>
+        <w:rPr>
+          <w:color w:val="000000" w:themeColor="text1"/>
+        </w:rPr>
         <w:t>ed manually maintained KWh and K</w:t>
       </w:r>
       <w:r>
+        <w:rPr>
+          <w:color w:val="000000" w:themeColor="text1"/>
+        </w:rPr>
         <w:t>VAh readings and were used for power consumption and cost analysis.</w:t>
       </w:r>
     </w:p>
     <w:p>
       <w:pPr>
         <w:pStyle w:val="NormalWeb"/>
-      </w:pPr>
-      <w:r>
+        <w:rPr>
+          <w:color w:val="000000" w:themeColor="text1"/>
+        </w:rPr>
+      </w:pPr>
+      <w:r>
+        <w:rPr>
+          <w:color w:val="000000" w:themeColor="text1"/>
+        </w:rPr>
         <w:t>No new data sources were introduced into the system. The work reinforced the importance of treating such operational Excel sheets as semi-structured data sources requiring careful handling and validation before analytics or dashboard integration.</w:t>
       </w:r>
     </w:p>
     <w:p>
       <w:pPr>
         <w:pStyle w:val="NormalWeb"/>
-      </w:pPr>
-      <w:r>
+        <w:rPr>
+          <w:color w:val="000000" w:themeColor="text1"/>
+        </w:rPr>
+      </w:pPr>
+      <w:r>
+        <w:rPr>
+          <w:color w:val="000000" w:themeColor="text1"/>
+        </w:rPr>
         <w:t>These energy-related Excel files are expected to serve as key inputs for future energy efficiency and cost-related dashboards.</w:t>
       </w:r>
     </w:p>
@@ -1244,6 +1588,7 @@
       <w:pPr>
         <w:pStyle w:val="Heading3"/>
         <w:rPr>
+          <w:color w:val="000000" w:themeColor="text1"/>
           <w:sz w:val="24"/>
           <w:szCs w:val="24"/>
         </w:rPr>
@@ -1253,6 +1598,7 @@
           <w:rStyle w:val="Strong"/>
           <w:b/>
           <w:bCs/>
+          <w:color w:val="000000" w:themeColor="text1"/>
           <w:sz w:val="24"/>
           <w:szCs w:val="24"/>
         </w:rPr>
@@ -1266,17 +1612,27 @@
           <w:ilvl w:val="0"/>
           <w:numId w:val="15"/>
         </w:numPr>
-      </w:pPr>
-      <w:r>
+        <w:rPr>
+          <w:color w:val="000000" w:themeColor="text1"/>
+        </w:rPr>
+      </w:pPr>
+      <w:r>
+        <w:rPr>
+          <w:color w:val="000000" w:themeColor="text1"/>
+        </w:rPr>
         <w:t xml:space="preserve">Continued usage of </w:t>
       </w:r>
       <w:r>
         <w:rPr>
           <w:rStyle w:val="Strong"/>
+          <w:color w:val="000000" w:themeColor="text1"/>
         </w:rPr>
         <w:t>machine energy readings</w:t>
       </w:r>
       <w:r>
+        <w:rPr>
+          <w:color w:val="000000" w:themeColor="text1"/>
+        </w:rPr>
         <w:t xml:space="preserve"> (kWh, kVAh) as primary operational data sources.</w:t>
       </w:r>
     </w:p>
@@ -1287,8 +1643,14 @@
           <w:ilvl w:val="0"/>
           <w:numId w:val="15"/>
         </w:numPr>
-      </w:pPr>
-      <w:r>
+        <w:rPr>
+          <w:color w:val="000000" w:themeColor="text1"/>
+        </w:rPr>
+      </w:pPr>
+      <w:r>
+        <w:rPr>
+          <w:color w:val="000000" w:themeColor="text1"/>
+        </w:rPr>
         <w:t>Power cost calculation data refined based on updated readings.</w:t>
       </w:r>
     </w:p>
@@ -1299,8 +1661,14 @@
           <w:ilvl w:val="0"/>
           <w:numId w:val="15"/>
         </w:numPr>
-      </w:pPr>
-      <w:r>
+        <w:rPr>
+          <w:color w:val="000000" w:themeColor="text1"/>
+        </w:rPr>
+      </w:pPr>
+      <w:r>
+        <w:rPr>
+          <w:color w:val="000000" w:themeColor="text1"/>
+        </w:rPr>
         <w:t>Confirmed compatibility of ingested CSV and Excel sources with dashboard filtering logic.</w:t>
       </w:r>
     </w:p>
@@ -1311,17 +1679,27 @@
           <w:ilvl w:val="0"/>
           <w:numId w:val="15"/>
         </w:numPr>
-      </w:pPr>
-      <w:r>
+        <w:rPr>
+          <w:color w:val="000000" w:themeColor="text1"/>
+        </w:rPr>
+      </w:pPr>
+      <w:r>
+        <w:rPr>
+          <w:color w:val="000000" w:themeColor="text1"/>
+        </w:rPr>
         <w:t xml:space="preserve">Ensured data sources align with </w:t>
       </w:r>
       <w:r>
         <w:rPr>
           <w:rStyle w:val="Strong"/>
+          <w:color w:val="000000" w:themeColor="text1"/>
         </w:rPr>
         <w:t>time granularity filters</w:t>
       </w:r>
       <w:r>
+        <w:rPr>
+          <w:color w:val="000000" w:themeColor="text1"/>
+        </w:rPr>
         <w:t xml:space="preserve"> (day, month, year).</w:t>
       </w:r>
     </w:p>
@@ -1332,6 +1710,7 @@
           <w:rStyle w:val="Strong"/>
           <w:b/>
           <w:bCs/>
+          <w:color w:val="000000" w:themeColor="text1"/>
           <w:sz w:val="24"/>
           <w:szCs w:val="24"/>
         </w:rPr>
@@ -1344,6 +1723,7 @@
           <w:rStyle w:val="Strong"/>
           <w:b/>
           <w:bCs/>
+          <w:color w:val="000000" w:themeColor="text1"/>
           <w:sz w:val="24"/>
           <w:szCs w:val="24"/>
         </w:rPr>
@@ -1356,6 +1736,7 @@
           <w:rStyle w:val="Strong"/>
           <w:b/>
           <w:bCs/>
+          <w:color w:val="000000" w:themeColor="text1"/>
           <w:sz w:val="24"/>
           <w:szCs w:val="24"/>
         </w:rPr>
@@ -1368,6 +1749,7 @@
           <w:rStyle w:val="Strong"/>
           <w:b/>
           <w:bCs/>
+          <w:color w:val="000000" w:themeColor="text1"/>
           <w:sz w:val="24"/>
           <w:szCs w:val="24"/>
         </w:rPr>
@@ -1380,6 +1762,7 @@
           <w:rStyle w:val="Strong"/>
           <w:b/>
           <w:bCs/>
+          <w:color w:val="000000" w:themeColor="text1"/>
           <w:sz w:val="24"/>
           <w:szCs w:val="24"/>
         </w:rPr>
@@ -1392,6 +1775,7 @@
           <w:rStyle w:val="Strong"/>
           <w:b/>
           <w:bCs/>
+          <w:color w:val="000000" w:themeColor="text1"/>
           <w:sz w:val="24"/>
           <w:szCs w:val="24"/>
         </w:rPr>
@@ -1401,6 +1785,7 @@
       <w:pPr>
         <w:pStyle w:val="Heading3"/>
         <w:rPr>
+          <w:color w:val="000000" w:themeColor="text1"/>
           <w:sz w:val="24"/>
           <w:szCs w:val="24"/>
         </w:rPr>
@@ -1410,6 +1795,7 @@
           <w:rStyle w:val="Strong"/>
           <w:b/>
           <w:bCs/>
+          <w:color w:val="000000" w:themeColor="text1"/>
           <w:sz w:val="24"/>
           <w:szCs w:val="24"/>
         </w:rPr>
@@ -1421,6 +1807,7 @@
       <w:pPr>
         <w:pStyle w:val="Heading3"/>
         <w:rPr>
+          <w:color w:val="000000" w:themeColor="text1"/>
           <w:sz w:val="24"/>
           <w:szCs w:val="24"/>
         </w:rPr>
@@ -1430,6 +1817,7 @@
           <w:rStyle w:val="Strong"/>
           <w:b/>
           <w:bCs/>
+          <w:color w:val="000000" w:themeColor="text1"/>
           <w:sz w:val="24"/>
           <w:szCs w:val="24"/>
         </w:rPr>
@@ -1443,17 +1831,27 @@
           <w:ilvl w:val="0"/>
           <w:numId w:val="16"/>
         </w:numPr>
-      </w:pPr>
-      <w:r>
+        <w:rPr>
+          <w:color w:val="000000" w:themeColor="text1"/>
+        </w:rPr>
+      </w:pPr>
+      <w:r>
+        <w:rPr>
+          <w:color w:val="000000" w:themeColor="text1"/>
+        </w:rPr>
         <w:t xml:space="preserve">Continued usage of </w:t>
       </w:r>
       <w:r>
         <w:rPr>
           <w:rStyle w:val="Strong"/>
+          <w:color w:val="000000" w:themeColor="text1"/>
         </w:rPr>
         <w:t>manual energy reading Excel sheets</w:t>
       </w:r>
       <w:r>
+        <w:rPr>
+          <w:color w:val="000000" w:themeColor="text1"/>
+        </w:rPr>
         <w:t xml:space="preserve"> (kWh, kVAh).</w:t>
       </w:r>
     </w:p>
@@ -1464,8 +1862,14 @@
           <w:ilvl w:val="0"/>
           <w:numId w:val="16"/>
         </w:numPr>
-      </w:pPr>
-      <w:r>
+        <w:rPr>
+          <w:color w:val="000000" w:themeColor="text1"/>
+        </w:rPr>
+      </w:pPr>
+      <w:r>
+        <w:rPr>
+          <w:color w:val="000000" w:themeColor="text1"/>
+        </w:rPr>
         <w:t>Power cost calculations refined using updated consumption data.</w:t>
       </w:r>
     </w:p>
@@ -1476,17 +1880,27 @@
           <w:ilvl w:val="0"/>
           <w:numId w:val="16"/>
         </w:numPr>
-      </w:pPr>
-      <w:r>
+        <w:rPr>
+          <w:color w:val="000000" w:themeColor="text1"/>
+        </w:rPr>
+      </w:pPr>
+      <w:r>
+        <w:rPr>
+          <w:color w:val="000000" w:themeColor="text1"/>
+        </w:rPr>
         <w:t xml:space="preserve">These Excel files remain </w:t>
       </w:r>
       <w:r>
         <w:rPr>
           <w:rStyle w:val="Strong"/>
+          <w:color w:val="000000" w:themeColor="text1"/>
         </w:rPr>
         <w:t>operational data sources</w:t>
       </w:r>
       <w:r>
+        <w:rPr>
+          <w:color w:val="000000" w:themeColor="text1"/>
+        </w:rPr>
         <w:t>, not yet integrated into ingestion pipelines.</w:t>
       </w:r>
     </w:p>
@@ -1494,6 +1908,7 @@
       <w:pPr>
         <w:pStyle w:val="Heading3"/>
         <w:rPr>
+          <w:color w:val="000000" w:themeColor="text1"/>
           <w:sz w:val="24"/>
           <w:szCs w:val="24"/>
         </w:rPr>
@@ -1503,6 +1918,7 @@
           <w:rStyle w:val="Strong"/>
           <w:b/>
           <w:bCs/>
+          <w:color w:val="000000" w:themeColor="text1"/>
           <w:sz w:val="24"/>
           <w:szCs w:val="24"/>
         </w:rPr>
@@ -1516,8 +1932,14 @@
           <w:ilvl w:val="0"/>
           <w:numId w:val="17"/>
         </w:numPr>
-      </w:pPr>
-      <w:r>
+        <w:rPr>
+          <w:color w:val="000000" w:themeColor="text1"/>
+        </w:rPr>
+      </w:pPr>
+      <w:r>
+        <w:rPr>
+          <w:color w:val="000000" w:themeColor="text1"/>
+        </w:rPr>
         <w:t>No new data sources introduced.</w:t>
       </w:r>
     </w:p>
@@ -1528,8 +1950,14 @@
           <w:ilvl w:val="0"/>
           <w:numId w:val="17"/>
         </w:numPr>
-      </w:pPr>
-      <w:r>
+        <w:rPr>
+          <w:color w:val="000000" w:themeColor="text1"/>
+        </w:rPr>
+      </w:pPr>
+      <w:r>
+        <w:rPr>
+          <w:color w:val="000000" w:themeColor="text1"/>
+        </w:rPr>
         <w:t>Reinforced distinction between:</w:t>
       </w:r>
     </w:p>
@@ -1540,14 +1968,21 @@
           <w:ilvl w:val="1"/>
           <w:numId w:val="17"/>
         </w:numPr>
+        <w:rPr>
+          <w:color w:val="000000" w:themeColor="text1"/>
+        </w:rPr>
       </w:pPr>
       <w:r>
         <w:rPr>
           <w:rStyle w:val="Strong"/>
+          <w:color w:val="000000" w:themeColor="text1"/>
         </w:rPr>
         <w:t>Operational source files</w:t>
       </w:r>
       <w:r>
+        <w:rPr>
+          <w:color w:val="000000" w:themeColor="text1"/>
+        </w:rPr>
         <w:t xml:space="preserve"> (energy readings).</w:t>
       </w:r>
     </w:p>
@@ -1558,14 +1993,21 @@
           <w:ilvl w:val="1"/>
           <w:numId w:val="17"/>
         </w:numPr>
+        <w:rPr>
+          <w:color w:val="000000" w:themeColor="text1"/>
+        </w:rPr>
       </w:pPr>
       <w:r>
         <w:rPr>
           <w:rStyle w:val="Strong"/>
+          <w:color w:val="000000" w:themeColor="text1"/>
         </w:rPr>
         <w:t>Analytical metadata</w:t>
       </w:r>
       <w:r>
+        <w:rPr>
+          <w:color w:val="000000" w:themeColor="text1"/>
+        </w:rPr>
         <w:t xml:space="preserve"> (dashboards, filters, interactions).</w:t>
       </w:r>
     </w:p>
@@ -1573,6 +2015,7 @@
       <w:pPr>
         <w:pStyle w:val="Heading3"/>
         <w:rPr>
+          <w:color w:val="000000" w:themeColor="text1"/>
           <w:sz w:val="24"/>
           <w:szCs w:val="24"/>
         </w:rPr>
@@ -1582,6 +2025,7 @@
           <w:rStyle w:val="Strong"/>
           <w:b/>
           <w:bCs/>
+          <w:color w:val="000000" w:themeColor="text1"/>
           <w:sz w:val="24"/>
           <w:szCs w:val="24"/>
         </w:rPr>
@@ -1595,8 +2039,14 @@
           <w:ilvl w:val="0"/>
           <w:numId w:val="18"/>
         </w:numPr>
-      </w:pPr>
-      <w:r>
+        <w:rPr>
+          <w:color w:val="000000" w:themeColor="text1"/>
+        </w:rPr>
+      </w:pPr>
+      <w:r>
+        <w:rPr>
+          <w:color w:val="000000" w:themeColor="text1"/>
+        </w:rPr>
         <w:t>Energy-related Excel sheets are confirmed candidates for:</w:t>
       </w:r>
     </w:p>
@@ -1607,8 +2057,14 @@
           <w:ilvl w:val="1"/>
           <w:numId w:val="18"/>
         </w:numPr>
-      </w:pPr>
-      <w:r>
+        <w:rPr>
+          <w:color w:val="000000" w:themeColor="text1"/>
+        </w:rPr>
+      </w:pPr>
+      <w:r>
+        <w:rPr>
+          <w:color w:val="000000" w:themeColor="text1"/>
+        </w:rPr>
         <w:t>Future ingestion workflows.</w:t>
       </w:r>
     </w:p>
@@ -1619,8 +2075,14 @@
           <w:ilvl w:val="1"/>
           <w:numId w:val="18"/>
         </w:numPr>
-      </w:pPr>
-      <w:r>
+        <w:rPr>
+          <w:color w:val="000000" w:themeColor="text1"/>
+        </w:rPr>
+      </w:pPr>
+      <w:r>
+        <w:rPr>
+          <w:color w:val="000000" w:themeColor="text1"/>
+        </w:rPr>
         <w:t>Energy efficiency and cost optimization dashboards.</w:t>
       </w:r>
     </w:p>
@@ -1630,11 +2092,13 @@
         <w:spacing w:before="0" w:beforeAutospacing="0" w:after="0" w:afterAutospacing="0"/>
         <w:rPr>
           <w:b/>
+          <w:color w:val="000000" w:themeColor="text1"/>
         </w:rPr>
       </w:pPr>
       <w:r>
         <w:rPr>
           <w:b/>
+          <w:color w:val="000000" w:themeColor="text1"/>
         </w:rPr>
         <w:t>DAY-14</w:t>
       </w:r>
@@ -1645,6 +2109,7 @@
         <w:spacing w:before="0" w:beforeAutospacing="0" w:after="0" w:afterAutospacing="0"/>
         <w:rPr>
           <w:b/>
+          <w:color w:val="000000" w:themeColor="text1"/>
         </w:rPr>
       </w:pPr>
     </w:p>
@@ -1653,6 +2118,7 @@
         <w:pStyle w:val="Heading3"/>
         <w:spacing w:before="0" w:beforeAutospacing="0" w:after="0" w:afterAutospacing="0"/>
         <w:rPr>
+          <w:color w:val="000000" w:themeColor="text1"/>
           <w:sz w:val="24"/>
           <w:szCs w:val="24"/>
         </w:rPr>
@@ -1662,6 +2128,7 @@
           <w:rStyle w:val="Strong"/>
           <w:b/>
           <w:bCs/>
+          <w:color w:val="000000" w:themeColor="text1"/>
           <w:sz w:val="24"/>
           <w:szCs w:val="24"/>
         </w:rPr>
@@ -1672,8 +2139,14 @@
       <w:pPr>
         <w:pStyle w:val="NormalWeb"/>
         <w:spacing w:before="0" w:beforeAutospacing="0" w:after="0" w:afterAutospacing="0"/>
-      </w:pPr>
-      <w:r>
+        <w:rPr>
+          <w:color w:val="000000" w:themeColor="text1"/>
+        </w:rPr>
+      </w:pPr>
+      <w:r>
+        <w:rPr>
+          <w:color w:val="000000" w:themeColor="text1"/>
+        </w:rPr>
         <w:t>The Offline Industrial Data Intelligence System ingests structured and semi-structured industrial data from multiple operational sources to enable analytics, insights, and dashboards.</w:t>
       </w:r>
     </w:p>
@@ -1682,6 +2155,7 @@
         <w:pStyle w:val="Heading3"/>
         <w:spacing w:before="0" w:beforeAutospacing="0" w:after="0" w:afterAutospacing="0"/>
         <w:rPr>
+          <w:color w:val="000000" w:themeColor="text1"/>
           <w:sz w:val="24"/>
           <w:szCs w:val="24"/>
         </w:rPr>
@@ -1691,6 +2165,7 @@
           <w:rStyle w:val="Strong"/>
           <w:b/>
           <w:bCs/>
+          <w:color w:val="000000" w:themeColor="text1"/>
           <w:sz w:val="24"/>
           <w:szCs w:val="24"/>
         </w:rPr>
@@ -1701,23 +2176,41 @@
       <w:pPr>
         <w:pStyle w:val="NormalWeb"/>
         <w:spacing w:before="0" w:beforeAutospacing="0" w:after="0" w:afterAutospacing="0"/>
-      </w:pPr>
-      <w:r>
+        <w:rPr>
+          <w:color w:val="000000" w:themeColor="text1"/>
+        </w:rPr>
+      </w:pPr>
+      <w:r>
+        <w:rPr>
+          <w:color w:val="000000" w:themeColor="text1"/>
+        </w:rPr>
         <w:t>• SAP maintenance exports</w:t>
       </w:r>
       <w:r>
+        <w:rPr>
+          <w:color w:val="000000" w:themeColor="text1"/>
+        </w:rPr>
         <w:br/>
         <w:t>• RFID machine logs</w:t>
       </w:r>
       <w:r>
+        <w:rPr>
+          <w:color w:val="000000" w:themeColor="text1"/>
+        </w:rPr>
         <w:br/>
         <w:t>• PLC snapshots</w:t>
       </w:r>
       <w:r>
+        <w:rPr>
+          <w:color w:val="000000" w:themeColor="text1"/>
+        </w:rPr>
         <w:br/>
         <w:t>• Energy consumption datasets (kWh / kVAh)</w:t>
       </w:r>
       <w:r>
+        <w:rPr>
+          <w:color w:val="000000" w:themeColor="text1"/>
+        </w:rPr>
         <w:br/>
         <w:t>• Manual Excel-based operational records</w:t>
       </w:r>
@@ -1727,6 +2220,7 @@
         <w:pStyle w:val="Heading3"/>
         <w:spacing w:before="0" w:beforeAutospacing="0" w:after="0" w:afterAutospacing="0"/>
         <w:rPr>
+          <w:color w:val="000000" w:themeColor="text1"/>
           <w:sz w:val="24"/>
           <w:szCs w:val="24"/>
         </w:rPr>
@@ -1736,6 +2230,7 @@
           <w:rStyle w:val="Strong"/>
           <w:b/>
           <w:bCs/>
+          <w:color w:val="000000" w:themeColor="text1"/>
           <w:sz w:val="24"/>
           <w:szCs w:val="24"/>
         </w:rPr>
@@ -1746,24 +2241,40 @@
       <w:pPr>
         <w:pStyle w:val="NormalWeb"/>
         <w:spacing w:before="0" w:beforeAutospacing="0" w:after="0" w:afterAutospacing="0"/>
-      </w:pPr>
-      <w:r>
+        <w:rPr>
+          <w:color w:val="000000" w:themeColor="text1"/>
+        </w:rPr>
+      </w:pPr>
+      <w:r>
+        <w:rPr>
+          <w:color w:val="000000" w:themeColor="text1"/>
+        </w:rPr>
         <w:t xml:space="preserve">• Each ingestion generates a unique </w:t>
       </w:r>
       <w:r>
         <w:rPr>
           <w:rStyle w:val="Strong"/>
+          <w:color w:val="000000" w:themeColor="text1"/>
         </w:rPr>
         <w:t>Run ID</w:t>
       </w:r>
       <w:r>
+        <w:rPr>
+          <w:color w:val="000000" w:themeColor="text1"/>
+        </w:rPr>
         <w:t>.</w:t>
       </w:r>
       <w:r>
+        <w:rPr>
+          <w:color w:val="000000" w:themeColor="text1"/>
+        </w:rPr>
         <w:br/>
         <w:t>• All downstream analytics (Insights, Dashboards, Exports) are strictly run-dependent.</w:t>
       </w:r>
       <w:r>
+        <w:rPr>
+          <w:color w:val="000000" w:themeColor="text1"/>
+        </w:rPr>
         <w:br/>
         <w:t>• Failed ingestions are isolated and routed to Data Health analysis.</w:t>
       </w:r>
@@ -1773,6 +2284,7 @@
         <w:pStyle w:val="Heading3"/>
         <w:spacing w:before="0" w:beforeAutospacing="0" w:after="0" w:afterAutospacing="0"/>
         <w:rPr>
+          <w:color w:val="000000" w:themeColor="text1"/>
           <w:sz w:val="24"/>
           <w:szCs w:val="24"/>
         </w:rPr>
@@ -1782,6 +2294,7 @@
           <w:rStyle w:val="Strong"/>
           <w:b/>
           <w:bCs/>
+          <w:color w:val="000000" w:themeColor="text1"/>
           <w:sz w:val="24"/>
           <w:szCs w:val="24"/>
         </w:rPr>
@@ -1792,15 +2305,27 @@
       <w:pPr>
         <w:pStyle w:val="NormalWeb"/>
         <w:spacing w:before="0" w:beforeAutospacing="0" w:after="0" w:afterAutospacing="0"/>
-      </w:pPr>
-      <w:r>
+        <w:rPr>
+          <w:color w:val="000000" w:themeColor="text1"/>
+        </w:rPr>
+      </w:pPr>
+      <w:r>
+        <w:rPr>
+          <w:color w:val="000000" w:themeColor="text1"/>
+        </w:rPr>
         <w:t>• Frontend ingestion flow finalized.</w:t>
       </w:r>
       <w:r>
+        <w:rPr>
+          <w:color w:val="000000" w:themeColor="text1"/>
+        </w:rPr>
         <w:br/>
         <w:t>• Backend ingestion and feature store implemented.</w:t>
       </w:r>
       <w:r>
+        <w:rPr>
+          <w:color w:val="000000" w:themeColor="text1"/>
+        </w:rPr>
         <w:br/>
         <w:t>• Schema validation and profiling to be extended in later phases.</w:t>
       </w:r>
@@ -1808,22 +2333,32 @@
     <w:p>
       <w:pPr>
         <w:pStyle w:val="NormalWeb"/>
-      </w:pPr>
-    </w:p>
-    <w:p>
-      <w:pPr>
-        <w:pStyle w:val="NormalWeb"/>
+        <w:rPr>
+          <w:color w:val="000000" w:themeColor="text1"/>
+        </w:rPr>
+      </w:pPr>
+    </w:p>
+    <w:p>
+      <w:pPr>
+        <w:pStyle w:val="NormalWeb"/>
+        <w:rPr>
+          <w:color w:val="000000" w:themeColor="text1"/>
+        </w:rPr>
       </w:pPr>
     </w:p>
     <w:p>
       <w:pPr>
         <w:pStyle w:val="Heading3"/>
+        <w:rPr>
+          <w:color w:val="000000" w:themeColor="text1"/>
+        </w:rPr>
       </w:pPr>
       <w:r>
         <w:rPr>
           <w:rStyle w:val="Strong"/>
           <w:b/>
           <w:bCs/>
+          <w:color w:val="000000" w:themeColor="text1"/>
         </w:rPr>
         <w:lastRenderedPageBreak/>
         <w:t>Day 15 Update</w:t>
@@ -1832,51 +2367,79 @@
     <w:p>
       <w:pPr>
         <w:pStyle w:val="NormalWeb"/>
-      </w:pPr>
-      <w:r>
+        <w:rPr>
+          <w:color w:val="000000" w:themeColor="text1"/>
+        </w:rPr>
+      </w:pPr>
+      <w:r>
+        <w:rPr>
+          <w:color w:val="000000" w:themeColor="text1"/>
+        </w:rPr>
         <w:t xml:space="preserve">• Continued usage of </w:t>
       </w:r>
       <w:r>
         <w:rPr>
           <w:rStyle w:val="Strong"/>
+          <w:color w:val="000000" w:themeColor="text1"/>
         </w:rPr>
         <w:t>manual operational Excel files</w:t>
       </w:r>
       <w:r>
+        <w:rPr>
+          <w:color w:val="000000" w:themeColor="text1"/>
+        </w:rPr>
         <w:t xml:space="preserve"> containing </w:t>
       </w:r>
       <w:r>
         <w:rPr>
           <w:rStyle w:val="Strong"/>
+          <w:color w:val="000000" w:themeColor="text1"/>
         </w:rPr>
         <w:t>kWh and kVAh readings</w:t>
       </w:r>
       <w:r>
+        <w:rPr>
+          <w:color w:val="000000" w:themeColor="text1"/>
+        </w:rPr>
         <w:t>.</w:t>
       </w:r>
       <w:r>
+        <w:rPr>
+          <w:color w:val="000000" w:themeColor="text1"/>
+        </w:rPr>
         <w:br/>
         <w:t xml:space="preserve">• Energy data from </w:t>
       </w:r>
       <w:r>
         <w:rPr>
           <w:rStyle w:val="Strong"/>
+          <w:color w:val="000000" w:themeColor="text1"/>
         </w:rPr>
         <w:t>Driveline</w:t>
       </w:r>
       <w:r>
+        <w:rPr>
+          <w:color w:val="000000" w:themeColor="text1"/>
+        </w:rPr>
         <w:t xml:space="preserve"> and </w:t>
       </w:r>
       <w:r>
         <w:rPr>
           <w:rStyle w:val="Strong"/>
+          <w:color w:val="000000" w:themeColor="text1"/>
         </w:rPr>
         <w:t>SMT Building</w:t>
       </w:r>
       <w:r>
+        <w:rPr>
+          <w:color w:val="000000" w:themeColor="text1"/>
+        </w:rPr>
         <w:t xml:space="preserve"> machines was actively updated.</w:t>
       </w:r>
       <w:r>
+        <w:rPr>
+          <w:color w:val="000000" w:themeColor="text1"/>
+        </w:rPr>
         <w:br/>
         <w:t>• Power cost calculations derived from these readings were refined.</w:t>
       </w:r>
@@ -1884,22 +2447,35 @@
     <w:p>
       <w:pPr>
         <w:pStyle w:val="NormalWeb"/>
+        <w:rPr>
+          <w:color w:val="000000" w:themeColor="text1"/>
+        </w:rPr>
       </w:pPr>
       <w:r>
         <w:rPr>
           <w:rStyle w:val="Strong"/>
+          <w:color w:val="000000" w:themeColor="text1"/>
         </w:rPr>
         <w:t>Notes:</w:t>
       </w:r>
       <w:r>
+        <w:rPr>
+          <w:color w:val="000000" w:themeColor="text1"/>
+        </w:rPr>
         <w:br/>
         <w:t>• These Excel sheets remain operational data sources and are not yet ingested into the system.</w:t>
       </w:r>
       <w:r>
+        <w:rPr>
+          <w:color w:val="000000" w:themeColor="text1"/>
+        </w:rPr>
         <w:br/>
         <w:t>• Energy datasets are confirmed candidates for future energy efficiency and cost-related dashboards.</w:t>
       </w:r>
       <w:r>
+        <w:rPr>
+          <w:color w:val="000000" w:themeColor="text1"/>
+        </w:rPr>
         <w:br/>
         <w:t>• No new data sources were introduced on this day.</w:t>
       </w:r>
@@ -1907,12 +2483,16 @@
     <w:p>
       <w:pPr>
         <w:pStyle w:val="Heading3"/>
+        <w:rPr>
+          <w:color w:val="000000" w:themeColor="text1"/>
+        </w:rPr>
       </w:pPr>
       <w:r>
         <w:rPr>
           <w:rStyle w:val="Strong"/>
           <w:b/>
           <w:bCs/>
+          <w:color w:val="000000" w:themeColor="text1"/>
         </w:rPr>
         <w:t>Day 16 Update</w:t>
       </w:r>
@@ -1920,47 +2500,72 @@
     <w:p>
       <w:pPr>
         <w:pStyle w:val="NormalWeb"/>
-      </w:pPr>
-      <w:r>
+        <w:rPr>
+          <w:color w:val="000000" w:themeColor="text1"/>
+        </w:rPr>
+      </w:pPr>
+      <w:r>
+        <w:rPr>
+          <w:color w:val="000000" w:themeColor="text1"/>
+        </w:rPr>
         <w:t xml:space="preserve">• Continued usage of </w:t>
       </w:r>
       <w:r>
         <w:rPr>
           <w:rStyle w:val="Strong"/>
+          <w:color w:val="000000" w:themeColor="text1"/>
         </w:rPr>
         <w:t>manual operational Excel sheets</w:t>
       </w:r>
       <w:r>
+        <w:rPr>
+          <w:color w:val="000000" w:themeColor="text1"/>
+        </w:rPr>
         <w:t xml:space="preserve"> containing </w:t>
       </w:r>
       <w:r>
         <w:rPr>
           <w:rStyle w:val="Strong"/>
+          <w:color w:val="000000" w:themeColor="text1"/>
         </w:rPr>
         <w:t>kWh and kVAh energy readings</w:t>
       </w:r>
       <w:r>
+        <w:rPr>
+          <w:color w:val="000000" w:themeColor="text1"/>
+        </w:rPr>
         <w:t xml:space="preserve"> for both </w:t>
       </w:r>
       <w:r>
         <w:rPr>
           <w:rStyle w:val="Strong"/>
+          <w:color w:val="000000" w:themeColor="text1"/>
         </w:rPr>
         <w:t>Driveline</w:t>
       </w:r>
       <w:r>
+        <w:rPr>
+          <w:color w:val="000000" w:themeColor="text1"/>
+        </w:rPr>
         <w:t xml:space="preserve"> and </w:t>
       </w:r>
       <w:r>
         <w:rPr>
           <w:rStyle w:val="Strong"/>
+          <w:color w:val="000000" w:themeColor="text1"/>
         </w:rPr>
         <w:t>SMT Building</w:t>
       </w:r>
       <w:r>
+        <w:rPr>
+          <w:color w:val="000000" w:themeColor="text1"/>
+        </w:rPr>
         <w:t>.</w:t>
       </w:r>
       <w:r>
+        <w:rPr>
+          <w:color w:val="000000" w:themeColor="text1"/>
+        </w:rPr>
         <w:br/>
         <w:t>• Power cost analysis sheets were updated based on current energy consumption values.</w:t>
       </w:r>
@@ -1968,22 +2573,35 @@
     <w:p>
       <w:pPr>
         <w:pStyle w:val="NormalWeb"/>
+        <w:rPr>
+          <w:color w:val="000000" w:themeColor="text1"/>
+        </w:rPr>
       </w:pPr>
       <w:r>
         <w:rPr>
           <w:rStyle w:val="Strong"/>
+          <w:color w:val="000000" w:themeColor="text1"/>
         </w:rPr>
         <w:t>Notes:</w:t>
       </w:r>
       <w:r>
+        <w:rPr>
+          <w:color w:val="000000" w:themeColor="text1"/>
+        </w:rPr>
         <w:br/>
         <w:t>• These Excel files remain operational data sources.</w:t>
       </w:r>
       <w:r>
+        <w:rPr>
+          <w:color w:val="000000" w:themeColor="text1"/>
+        </w:rPr>
         <w:br/>
         <w:t>• Energy and utility data continue to be strong candidates for future dashboards and analytics.</w:t>
       </w:r>
       <w:r>
+        <w:rPr>
+          <w:color w:val="000000" w:themeColor="text1"/>
+        </w:rPr>
         <w:br/>
         <w:t>• No new data sources were introduced on this day.</w:t>
       </w:r>
@@ -1991,12 +2609,16 @@
     <w:p>
       <w:pPr>
         <w:pStyle w:val="Heading3"/>
+        <w:rPr>
+          <w:color w:val="000000" w:themeColor="text1"/>
+        </w:rPr>
       </w:pPr>
       <w:r>
         <w:rPr>
           <w:rStyle w:val="Strong"/>
           <w:b/>
           <w:bCs/>
+          <w:color w:val="000000" w:themeColor="text1"/>
         </w:rPr>
         <w:t>Day 17 Update</w:t>
       </w:r>
@@ -2004,47 +2626,72 @@
     <w:p>
       <w:pPr>
         <w:pStyle w:val="NormalWeb"/>
-      </w:pPr>
-      <w:r>
+        <w:rPr>
+          <w:color w:val="000000" w:themeColor="text1"/>
+        </w:rPr>
+      </w:pPr>
+      <w:r>
+        <w:rPr>
+          <w:color w:val="000000" w:themeColor="text1"/>
+        </w:rPr>
         <w:t xml:space="preserve">• Continued usage of </w:t>
       </w:r>
       <w:r>
         <w:rPr>
           <w:rStyle w:val="Strong"/>
+          <w:color w:val="000000" w:themeColor="text1"/>
         </w:rPr>
         <w:t>manual operational Excel sheets</w:t>
       </w:r>
       <w:r>
+        <w:rPr>
+          <w:color w:val="000000" w:themeColor="text1"/>
+        </w:rPr>
         <w:t xml:space="preserve"> containing </w:t>
       </w:r>
       <w:r>
         <w:rPr>
           <w:rStyle w:val="Strong"/>
+          <w:color w:val="000000" w:themeColor="text1"/>
         </w:rPr>
         <w:t>kWh and kVAh readings</w:t>
       </w:r>
       <w:r>
+        <w:rPr>
+          <w:color w:val="000000" w:themeColor="text1"/>
+        </w:rPr>
         <w:t xml:space="preserve"> for both </w:t>
       </w:r>
       <w:r>
         <w:rPr>
           <w:rStyle w:val="Strong"/>
+          <w:color w:val="000000" w:themeColor="text1"/>
         </w:rPr>
         <w:t>Driveline</w:t>
       </w:r>
       <w:r>
+        <w:rPr>
+          <w:color w:val="000000" w:themeColor="text1"/>
+        </w:rPr>
         <w:t xml:space="preserve"> and </w:t>
       </w:r>
       <w:r>
         <w:rPr>
           <w:rStyle w:val="Strong"/>
+          <w:color w:val="000000" w:themeColor="text1"/>
         </w:rPr>
         <w:t>SMT Building</w:t>
       </w:r>
       <w:r>
+        <w:rPr>
+          <w:color w:val="000000" w:themeColor="text1"/>
+        </w:rPr>
         <w:t>.</w:t>
       </w:r>
       <w:r>
+        <w:rPr>
+          <w:color w:val="000000" w:themeColor="text1"/>
+        </w:rPr>
         <w:br/>
         <w:t>• Power cost analysis sheets were finalized based on updated energy consumption data.</w:t>
       </w:r>
@@ -2052,22 +2699,35 @@
     <w:p>
       <w:pPr>
         <w:pStyle w:val="NormalWeb"/>
+        <w:rPr>
+          <w:color w:val="000000" w:themeColor="text1"/>
+        </w:rPr>
       </w:pPr>
       <w:r>
         <w:rPr>
           <w:rStyle w:val="Strong"/>
+          <w:color w:val="000000" w:themeColor="text1"/>
         </w:rPr>
         <w:t>Notes:</w:t>
       </w:r>
       <w:r>
+        <w:rPr>
+          <w:color w:val="000000" w:themeColor="text1"/>
+        </w:rPr>
         <w:br/>
         <w:t>• Energy data remains operational and manually maintained.</w:t>
       </w:r>
       <w:r>
+        <w:rPr>
+          <w:color w:val="000000" w:themeColor="text1"/>
+        </w:rPr>
         <w:br/>
         <w:t>• These datasets are strong candidates for future energy efficiency and Kaizen-based dashboards.</w:t>
       </w:r>
       <w:r>
+        <w:rPr>
+          <w:color w:val="000000" w:themeColor="text1"/>
+        </w:rPr>
         <w:br/>
         <w:t>• No new data sources were introduced on this day.</w:t>
       </w:r>
@@ -2075,12 +2735,16 @@
     <w:p>
       <w:pPr>
         <w:pStyle w:val="Heading3"/>
+        <w:rPr>
+          <w:color w:val="000000" w:themeColor="text1"/>
+        </w:rPr>
       </w:pPr>
       <w:r>
         <w:rPr>
           <w:rStyle w:val="Strong"/>
           <w:b/>
           <w:bCs/>
+          <w:color w:val="000000" w:themeColor="text1"/>
         </w:rPr>
         <w:t>Day 18 Update</w:t>
       </w:r>
@@ -2088,47 +2752,72 @@
     <w:p>
       <w:pPr>
         <w:pStyle w:val="NormalWeb"/>
-      </w:pPr>
-      <w:r>
+        <w:rPr>
+          <w:color w:val="000000" w:themeColor="text1"/>
+        </w:rPr>
+      </w:pPr>
+      <w:r>
+        <w:rPr>
+          <w:color w:val="000000" w:themeColor="text1"/>
+        </w:rPr>
         <w:t xml:space="preserve">• Continued usage of </w:t>
       </w:r>
       <w:r>
         <w:rPr>
           <w:rStyle w:val="Strong"/>
+          <w:color w:val="000000" w:themeColor="text1"/>
         </w:rPr>
         <w:t>manual operational Excel sheets</w:t>
       </w:r>
       <w:r>
+        <w:rPr>
+          <w:color w:val="000000" w:themeColor="text1"/>
+        </w:rPr>
         <w:t xml:space="preserve"> containing </w:t>
       </w:r>
       <w:r>
         <w:rPr>
           <w:rStyle w:val="Strong"/>
+          <w:color w:val="000000" w:themeColor="text1"/>
         </w:rPr>
         <w:t>kWh and kVAh energy readings</w:t>
       </w:r>
       <w:r>
+        <w:rPr>
+          <w:color w:val="000000" w:themeColor="text1"/>
+        </w:rPr>
         <w:t xml:space="preserve"> for both </w:t>
       </w:r>
       <w:r>
         <w:rPr>
           <w:rStyle w:val="Strong"/>
+          <w:color w:val="000000" w:themeColor="text1"/>
         </w:rPr>
         <w:t>Driveline</w:t>
       </w:r>
       <w:r>
+        <w:rPr>
+          <w:color w:val="000000" w:themeColor="text1"/>
+        </w:rPr>
         <w:t xml:space="preserve"> and </w:t>
       </w:r>
       <w:r>
         <w:rPr>
           <w:rStyle w:val="Strong"/>
+          <w:color w:val="000000" w:themeColor="text1"/>
         </w:rPr>
         <w:t>SMT Building</w:t>
       </w:r>
       <w:r>
+        <w:rPr>
+          <w:color w:val="000000" w:themeColor="text1"/>
+        </w:rPr>
         <w:t>.</w:t>
       </w:r>
       <w:r>
+        <w:rPr>
+          <w:color w:val="000000" w:themeColor="text1"/>
+        </w:rPr>
         <w:br/>
         <w:t>• Power cost analysis sheets were updated based on current energy consumption data.</w:t>
       </w:r>
@@ -2136,22 +2825,35 @@
     <w:p>
       <w:pPr>
         <w:pStyle w:val="NormalWeb"/>
+        <w:rPr>
+          <w:color w:val="000000" w:themeColor="text1"/>
+        </w:rPr>
       </w:pPr>
       <w:r>
         <w:rPr>
           <w:rStyle w:val="Strong"/>
+          <w:color w:val="000000" w:themeColor="text1"/>
         </w:rPr>
         <w:t>Notes:</w:t>
       </w:r>
       <w:r>
+        <w:rPr>
+          <w:color w:val="000000" w:themeColor="text1"/>
+        </w:rPr>
         <w:br/>
         <w:t>• Energy datasets remain operational and manually maintained.</w:t>
       </w:r>
       <w:r>
+        <w:rPr>
+          <w:color w:val="000000" w:themeColor="text1"/>
+        </w:rPr>
         <w:br/>
         <w:t>• These datasets continue to be strong candidates for energy efficiency and audit-focused dashboards.</w:t>
       </w:r>
       <w:r>
+        <w:rPr>
+          <w:color w:val="000000" w:themeColor="text1"/>
+        </w:rPr>
         <w:br/>
         <w:t>• No new data sources were introduced on this day</w:t>
       </w:r>
@@ -2159,12 +2861,16 @@
     <w:p>
       <w:pPr>
         <w:pStyle w:val="Heading3"/>
+        <w:rPr>
+          <w:color w:val="000000" w:themeColor="text1"/>
+        </w:rPr>
       </w:pPr>
       <w:r>
         <w:rPr>
           <w:rStyle w:val="Strong"/>
           <w:b/>
           <w:bCs/>
+          <w:color w:val="000000" w:themeColor="text1"/>
         </w:rPr>
         <w:lastRenderedPageBreak/>
         <w:t>Day 19 Update</w:t>
@@ -2173,47 +2879,72 @@
     <w:p>
       <w:pPr>
         <w:pStyle w:val="NormalWeb"/>
-      </w:pPr>
-      <w:r>
+        <w:rPr>
+          <w:color w:val="000000" w:themeColor="text1"/>
+        </w:rPr>
+      </w:pPr>
+      <w:r>
+        <w:rPr>
+          <w:color w:val="000000" w:themeColor="text1"/>
+        </w:rPr>
         <w:t xml:space="preserve">• Continued usage of </w:t>
       </w:r>
       <w:r>
         <w:rPr>
           <w:rStyle w:val="Strong"/>
+          <w:color w:val="000000" w:themeColor="text1"/>
         </w:rPr>
         <w:t>manual operational Excel sheets</w:t>
       </w:r>
       <w:r>
+        <w:rPr>
+          <w:color w:val="000000" w:themeColor="text1"/>
+        </w:rPr>
         <w:t xml:space="preserve"> containing </w:t>
       </w:r>
       <w:r>
         <w:rPr>
           <w:rStyle w:val="Strong"/>
+          <w:color w:val="000000" w:themeColor="text1"/>
         </w:rPr>
         <w:t>kWh and kVAh energy readings</w:t>
       </w:r>
       <w:r>
+        <w:rPr>
+          <w:color w:val="000000" w:themeColor="text1"/>
+        </w:rPr>
         <w:t xml:space="preserve"> for both </w:t>
       </w:r>
       <w:r>
         <w:rPr>
           <w:rStyle w:val="Strong"/>
+          <w:color w:val="000000" w:themeColor="text1"/>
         </w:rPr>
         <w:t>Driveline</w:t>
       </w:r>
       <w:r>
+        <w:rPr>
+          <w:color w:val="000000" w:themeColor="text1"/>
+        </w:rPr>
         <w:t xml:space="preserve"> and </w:t>
       </w:r>
       <w:r>
         <w:rPr>
           <w:rStyle w:val="Strong"/>
+          <w:color w:val="000000" w:themeColor="text1"/>
         </w:rPr>
         <w:t>SMT Building</w:t>
       </w:r>
       <w:r>
+        <w:rPr>
+          <w:color w:val="000000" w:themeColor="text1"/>
+        </w:rPr>
         <w:t>.</w:t>
       </w:r>
       <w:r>
+        <w:rPr>
+          <w:color w:val="000000" w:themeColor="text1"/>
+        </w:rPr>
         <w:br/>
         <w:t>• Power cost analysis sheets were updated based on current consumption values.</w:t>
       </w:r>
@@ -2221,22 +2952,35 @@
     <w:p>
       <w:pPr>
         <w:pStyle w:val="NormalWeb"/>
+        <w:rPr>
+          <w:color w:val="000000" w:themeColor="text1"/>
+        </w:rPr>
       </w:pPr>
       <w:r>
         <w:rPr>
           <w:rStyle w:val="Strong"/>
+          <w:color w:val="000000" w:themeColor="text1"/>
         </w:rPr>
         <w:t>Notes:</w:t>
       </w:r>
       <w:r>
+        <w:rPr>
+          <w:color w:val="000000" w:themeColor="text1"/>
+        </w:rPr>
         <w:br/>
         <w:t>• Energy data remains manually maintained and operational in nature.</w:t>
       </w:r>
       <w:r>
+        <w:rPr>
+          <w:color w:val="000000" w:themeColor="text1"/>
+        </w:rPr>
         <w:br/>
         <w:t>• These datasets continue to be strong candidates for energy efficiency and maintenance analytics dashboards.</w:t>
       </w:r>
       <w:r>
+        <w:rPr>
+          <w:color w:val="000000" w:themeColor="text1"/>
+        </w:rPr>
         <w:br/>
         <w:t>• No new data sources were introduced on this day.</w:t>
       </w:r>
@@ -2244,12 +2988,16 @@
     <w:p>
       <w:pPr>
         <w:pStyle w:val="Heading3"/>
+        <w:rPr>
+          <w:color w:val="000000" w:themeColor="text1"/>
+        </w:rPr>
       </w:pPr>
       <w:r>
         <w:rPr>
           <w:rStyle w:val="Strong"/>
           <w:b/>
           <w:bCs/>
+          <w:color w:val="000000" w:themeColor="text1"/>
         </w:rPr>
         <w:t>Day 20 Update</w:t>
       </w:r>
@@ -2257,47 +3005,72 @@
     <w:p>
       <w:pPr>
         <w:pStyle w:val="NormalWeb"/>
-      </w:pPr>
-      <w:r>
+        <w:rPr>
+          <w:color w:val="000000" w:themeColor="text1"/>
+        </w:rPr>
+      </w:pPr>
+      <w:r>
+        <w:rPr>
+          <w:color w:val="000000" w:themeColor="text1"/>
+        </w:rPr>
         <w:t xml:space="preserve">• Continued usage of </w:t>
       </w:r>
       <w:r>
         <w:rPr>
           <w:rStyle w:val="Strong"/>
+          <w:color w:val="000000" w:themeColor="text1"/>
         </w:rPr>
         <w:t>manual operational Excel sheets</w:t>
       </w:r>
       <w:r>
+        <w:rPr>
+          <w:color w:val="000000" w:themeColor="text1"/>
+        </w:rPr>
         <w:t xml:space="preserve"> containing </w:t>
       </w:r>
       <w:r>
         <w:rPr>
           <w:rStyle w:val="Strong"/>
+          <w:color w:val="000000" w:themeColor="text1"/>
         </w:rPr>
         <w:t>kWh and kVAh energy readings</w:t>
       </w:r>
       <w:r>
+        <w:rPr>
+          <w:color w:val="000000" w:themeColor="text1"/>
+        </w:rPr>
         <w:t xml:space="preserve"> for both </w:t>
       </w:r>
       <w:r>
         <w:rPr>
           <w:rStyle w:val="Strong"/>
+          <w:color w:val="000000" w:themeColor="text1"/>
         </w:rPr>
         <w:t>Driveline</w:t>
       </w:r>
       <w:r>
+        <w:rPr>
+          <w:color w:val="000000" w:themeColor="text1"/>
+        </w:rPr>
         <w:t xml:space="preserve"> and </w:t>
       </w:r>
       <w:r>
         <w:rPr>
           <w:rStyle w:val="Strong"/>
+          <w:color w:val="000000" w:themeColor="text1"/>
         </w:rPr>
         <w:t>SMT Building</w:t>
       </w:r>
       <w:r>
+        <w:rPr>
+          <w:color w:val="000000" w:themeColor="text1"/>
+        </w:rPr>
         <w:t>.</w:t>
       </w:r>
       <w:r>
+        <w:rPr>
+          <w:color w:val="000000" w:themeColor="text1"/>
+        </w:rPr>
         <w:br/>
         <w:t>• Power cost analysis sheets were updated based on latest consumption values.</w:t>
       </w:r>
@@ -2305,22 +3078,35 @@
     <w:p>
       <w:pPr>
         <w:pStyle w:val="NormalWeb"/>
+        <w:rPr>
+          <w:color w:val="000000" w:themeColor="text1"/>
+        </w:rPr>
       </w:pPr>
       <w:r>
         <w:rPr>
           <w:rStyle w:val="Strong"/>
+          <w:color w:val="000000" w:themeColor="text1"/>
         </w:rPr>
         <w:t>Notes:</w:t>
       </w:r>
       <w:r>
+        <w:rPr>
+          <w:color w:val="000000" w:themeColor="text1"/>
+        </w:rPr>
         <w:br/>
         <w:t>• Energy datasets remain operational and manually maintained.</w:t>
       </w:r>
       <w:r>
+        <w:rPr>
+          <w:color w:val="000000" w:themeColor="text1"/>
+        </w:rPr>
         <w:br/>
         <w:t>• These datasets continue to be strong candidates for energy efficiency and machine-level analytics dashboards.</w:t>
       </w:r>
       <w:r>
+        <w:rPr>
+          <w:color w:val="000000" w:themeColor="text1"/>
+        </w:rPr>
         <w:br/>
         <w:t>• No new data sources were introduced on this day.</w:t>
       </w:r>
@@ -2328,12 +3114,16 @@
     <w:p>
       <w:pPr>
         <w:pStyle w:val="Heading3"/>
+        <w:rPr>
+          <w:color w:val="000000" w:themeColor="text1"/>
+        </w:rPr>
       </w:pPr>
       <w:r>
         <w:rPr>
           <w:rStyle w:val="Strong"/>
           <w:b/>
           <w:bCs/>
+          <w:color w:val="000000" w:themeColor="text1"/>
         </w:rPr>
         <w:t>Day 21 – Data Sources</w:t>
       </w:r>
@@ -2341,10 +3131,14 @@
     <w:p>
       <w:pPr>
         <w:pStyle w:val="NormalWeb"/>
+        <w:rPr>
+          <w:color w:val="000000" w:themeColor="text1"/>
+        </w:rPr>
       </w:pPr>
       <w:r>
         <w:rPr>
           <w:rStyle w:val="Strong"/>
+          <w:color w:val="000000" w:themeColor="text1"/>
         </w:rPr>
         <w:t>Data Sources Used:</w:t>
       </w:r>
@@ -2356,26 +3150,40 @@
           <w:ilvl w:val="0"/>
           <w:numId w:val="22"/>
         </w:numPr>
-      </w:pPr>
-      <w:r>
+        <w:rPr>
+          <w:color w:val="000000" w:themeColor="text1"/>
+        </w:rPr>
+      </w:pPr>
+      <w:r>
+        <w:rPr>
+          <w:color w:val="000000" w:themeColor="text1"/>
+        </w:rPr>
         <w:t xml:space="preserve">Energy meter readings (kWh, kVAh) from </w:t>
       </w:r>
       <w:r>
         <w:rPr>
           <w:rStyle w:val="Strong"/>
+          <w:color w:val="000000" w:themeColor="text1"/>
         </w:rPr>
         <w:t>Driveline</w:t>
       </w:r>
       <w:r>
+        <w:rPr>
+          <w:color w:val="000000" w:themeColor="text1"/>
+        </w:rPr>
         <w:t xml:space="preserve"> and </w:t>
       </w:r>
       <w:r>
         <w:rPr>
           <w:rStyle w:val="Strong"/>
+          <w:color w:val="000000" w:themeColor="text1"/>
         </w:rPr>
         <w:t>SMT buildings</w:t>
       </w:r>
       <w:r>
+        <w:rPr>
+          <w:color w:val="000000" w:themeColor="text1"/>
+        </w:rPr>
         <w:t>.</w:t>
       </w:r>
     </w:p>
@@ -2386,8 +3194,14 @@
           <w:ilvl w:val="0"/>
           <w:numId w:val="22"/>
         </w:numPr>
-      </w:pPr>
-      <w:r>
+        <w:rPr>
+          <w:color w:val="000000" w:themeColor="text1"/>
+        </w:rPr>
+      </w:pPr>
+      <w:r>
+        <w:rPr>
+          <w:color w:val="000000" w:themeColor="text1"/>
+        </w:rPr>
         <w:t>Power cost analysis sheets for consumption tracking.</w:t>
       </w:r>
     </w:p>
@@ -2398,18 +3212,28 @@
           <w:ilvl w:val="0"/>
           <w:numId w:val="22"/>
         </w:numPr>
-      </w:pPr>
-      <w:r>
+        <w:rPr>
+          <w:color w:val="000000" w:themeColor="text1"/>
+        </w:rPr>
+      </w:pPr>
+      <w:r>
+        <w:rPr>
+          <w:color w:val="000000" w:themeColor="text1"/>
+        </w:rPr>
         <w:t>DuckDB offline database tables for run metadata and system storage.</w:t>
       </w:r>
     </w:p>
     <w:p>
       <w:pPr>
         <w:pStyle w:val="NormalWeb"/>
+        <w:rPr>
+          <w:color w:val="000000" w:themeColor="text1"/>
+        </w:rPr>
       </w:pPr>
       <w:r>
         <w:rPr>
           <w:rStyle w:val="Strong"/>
+          <w:color w:val="000000" w:themeColor="text1"/>
         </w:rPr>
         <w:t>Observations:</w:t>
       </w:r>
@@ -2421,8 +3245,14 @@
           <w:ilvl w:val="0"/>
           <w:numId w:val="23"/>
         </w:numPr>
-      </w:pPr>
-      <w:r>
+        <w:rPr>
+          <w:color w:val="000000" w:themeColor="text1"/>
+        </w:rPr>
+      </w:pPr>
+      <w:r>
+        <w:rPr>
+          <w:color w:val="000000" w:themeColor="text1"/>
+        </w:rPr>
         <w:t>Energy data entry process remains consistent and reliable.</w:t>
       </w:r>
     </w:p>
@@ -2433,18 +3263,28 @@
           <w:ilvl w:val="0"/>
           <w:numId w:val="23"/>
         </w:numPr>
-      </w:pPr>
-      <w:r>
+        <w:rPr>
+          <w:color w:val="000000" w:themeColor="text1"/>
+        </w:rPr>
+      </w:pPr>
+      <w:r>
+        <w:rPr>
+          <w:color w:val="000000" w:themeColor="text1"/>
+        </w:rPr>
         <w:t>Database schema supports structured storage of industrial data sources.</w:t>
       </w:r>
     </w:p>
     <w:p>
       <w:pPr>
         <w:pStyle w:val="NormalWeb"/>
+        <w:rPr>
+          <w:color w:val="000000" w:themeColor="text1"/>
+        </w:rPr>
       </w:pPr>
       <w:r>
         <w:rPr>
           <w:rStyle w:val="Strong"/>
+          <w:color w:val="000000" w:themeColor="text1"/>
         </w:rPr>
         <w:t>Conclusion:</w:t>
       </w:r>
@@ -2456,35 +3296,54 @@
           <w:ilvl w:val="0"/>
           <w:numId w:val="24"/>
         </w:numPr>
-      </w:pPr>
-      <w:r>
+        <w:rPr>
+          <w:color w:val="000000" w:themeColor="text1"/>
+        </w:rPr>
+      </w:pPr>
+      <w:r>
+        <w:rPr>
+          <w:color w:val="000000" w:themeColor="text1"/>
+        </w:rPr>
         <w:t>All required data sources are prepared for further ingestion and analysis stages.</w:t>
       </w:r>
     </w:p>
     <w:p>
       <w:pPr>
         <w:pStyle w:val="NormalWeb"/>
-      </w:pPr>
-    </w:p>
-    <w:p>
-      <w:pPr>
-        <w:pStyle w:val="NormalWeb"/>
-      </w:pPr>
-    </w:p>
-    <w:p>
-      <w:pPr>
-        <w:pStyle w:val="NormalWeb"/>
+        <w:rPr>
+          <w:color w:val="000000" w:themeColor="text1"/>
+        </w:rPr>
+      </w:pPr>
+    </w:p>
+    <w:p>
+      <w:pPr>
+        <w:pStyle w:val="NormalWeb"/>
+        <w:rPr>
+          <w:color w:val="000000" w:themeColor="text1"/>
+        </w:rPr>
+      </w:pPr>
+    </w:p>
+    <w:p>
+      <w:pPr>
+        <w:pStyle w:val="NormalWeb"/>
+        <w:rPr>
+          <w:color w:val="000000" w:themeColor="text1"/>
+        </w:rPr>
       </w:pPr>
     </w:p>
     <w:p>
       <w:pPr>
         <w:pStyle w:val="Heading3"/>
+        <w:rPr>
+          <w:color w:val="000000" w:themeColor="text1"/>
+        </w:rPr>
       </w:pPr>
       <w:r>
         <w:rPr>
           <w:rStyle w:val="Strong"/>
           <w:b/>
           <w:bCs/>
+          <w:color w:val="000000" w:themeColor="text1"/>
         </w:rPr>
         <w:lastRenderedPageBreak/>
         <w:t>Day 22 – Data Sources</w:t>
@@ -2493,10 +3352,14 @@
     <w:p>
       <w:pPr>
         <w:pStyle w:val="NormalWeb"/>
+        <w:rPr>
+          <w:color w:val="000000" w:themeColor="text1"/>
+        </w:rPr>
       </w:pPr>
       <w:r>
         <w:rPr>
           <w:rStyle w:val="Strong"/>
+          <w:color w:val="000000" w:themeColor="text1"/>
         </w:rPr>
         <w:t>Data Sources Used:</w:t>
       </w:r>
@@ -2508,26 +3371,40 @@
           <w:ilvl w:val="0"/>
           <w:numId w:val="25"/>
         </w:numPr>
-      </w:pPr>
-      <w:r>
+        <w:rPr>
+          <w:color w:val="000000" w:themeColor="text1"/>
+        </w:rPr>
+      </w:pPr>
+      <w:r>
+        <w:rPr>
+          <w:color w:val="000000" w:themeColor="text1"/>
+        </w:rPr>
         <w:t xml:space="preserve">Energy meter readings (kWh and kVAh) from </w:t>
       </w:r>
       <w:r>
         <w:rPr>
           <w:rStyle w:val="Strong"/>
+          <w:color w:val="000000" w:themeColor="text1"/>
         </w:rPr>
         <w:t>Driveline</w:t>
       </w:r>
       <w:r>
+        <w:rPr>
+          <w:color w:val="000000" w:themeColor="text1"/>
+        </w:rPr>
         <w:t xml:space="preserve"> and </w:t>
       </w:r>
       <w:r>
         <w:rPr>
           <w:rStyle w:val="Strong"/>
+          <w:color w:val="000000" w:themeColor="text1"/>
         </w:rPr>
         <w:t>SMT buildings</w:t>
       </w:r>
       <w:r>
+        <w:rPr>
+          <w:color w:val="000000" w:themeColor="text1"/>
+        </w:rPr>
         <w:t>.</w:t>
       </w:r>
     </w:p>
@@ -2538,18 +3415,28 @@
           <w:ilvl w:val="0"/>
           <w:numId w:val="25"/>
         </w:numPr>
-      </w:pPr>
-      <w:r>
+        <w:rPr>
+          <w:color w:val="000000" w:themeColor="text1"/>
+        </w:rPr>
+      </w:pPr>
+      <w:r>
+        <w:rPr>
+          <w:color w:val="000000" w:themeColor="text1"/>
+        </w:rPr>
         <w:t>Power cost analysis sheets for consumption tracking.</w:t>
       </w:r>
     </w:p>
     <w:p>
       <w:pPr>
         <w:pStyle w:val="NormalWeb"/>
+        <w:rPr>
+          <w:color w:val="000000" w:themeColor="text1"/>
+        </w:rPr>
       </w:pPr>
       <w:r>
         <w:rPr>
           <w:rStyle w:val="Strong"/>
+          <w:color w:val="000000" w:themeColor="text1"/>
         </w:rPr>
         <w:t>Observations:</w:t>
       </w:r>
@@ -2561,8 +3448,14 @@
           <w:ilvl w:val="0"/>
           <w:numId w:val="26"/>
         </w:numPr>
-      </w:pPr>
-      <w:r>
+        <w:rPr>
+          <w:color w:val="000000" w:themeColor="text1"/>
+        </w:rPr>
+      </w:pPr>
+      <w:r>
+        <w:rPr>
+          <w:color w:val="000000" w:themeColor="text1"/>
+        </w:rPr>
         <w:t>Energy data collection process remains consistent across shifts.</w:t>
       </w:r>
     </w:p>
@@ -2573,18 +3466,28 @@
           <w:ilvl w:val="0"/>
           <w:numId w:val="26"/>
         </w:numPr>
-      </w:pPr>
-      <w:r>
+        <w:rPr>
+          <w:color w:val="000000" w:themeColor="text1"/>
+        </w:rPr>
+      </w:pPr>
+      <w:r>
+        <w:rPr>
+          <w:color w:val="000000" w:themeColor="text1"/>
+        </w:rPr>
         <w:t>Data sources are clearly identified and suitable for backend ingestion pipelines.</w:t>
       </w:r>
     </w:p>
     <w:p>
       <w:pPr>
         <w:pStyle w:val="NormalWeb"/>
+        <w:rPr>
+          <w:color w:val="000000" w:themeColor="text1"/>
+        </w:rPr>
       </w:pPr>
       <w:r>
         <w:rPr>
           <w:rStyle w:val="Strong"/>
+          <w:color w:val="000000" w:themeColor="text1"/>
         </w:rPr>
         <w:t>Conclusion:</w:t>
       </w:r>
@@ -2596,25 +3499,38 @@
           <w:ilvl w:val="0"/>
           <w:numId w:val="27"/>
         </w:numPr>
-      </w:pPr>
-      <w:r>
+        <w:rPr>
+          <w:color w:val="000000" w:themeColor="text1"/>
+        </w:rPr>
+      </w:pPr>
+      <w:r>
+        <w:rPr>
+          <w:color w:val="000000" w:themeColor="text1"/>
+        </w:rPr>
         <w:t>All required data sources are documented and prepared for further processing.</w:t>
       </w:r>
     </w:p>
     <w:p>
       <w:pPr>
         <w:pStyle w:val="NormalWeb"/>
+        <w:rPr>
+          <w:color w:val="000000" w:themeColor="text1"/>
+        </w:rPr>
       </w:pPr>
     </w:p>
     <w:p>
       <w:pPr>
         <w:pStyle w:val="Heading3"/>
+        <w:rPr>
+          <w:color w:val="000000" w:themeColor="text1"/>
+        </w:rPr>
       </w:pPr>
       <w:r>
         <w:rPr>
           <w:rStyle w:val="Strong"/>
           <w:b/>
           <w:bCs/>
+          <w:color w:val="000000" w:themeColor="text1"/>
         </w:rPr>
         <w:t>Day 23 – Data Sources</w:t>
       </w:r>
@@ -2622,10 +3538,14 @@
     <w:p>
       <w:pPr>
         <w:pStyle w:val="NormalWeb"/>
+        <w:rPr>
+          <w:color w:val="000000" w:themeColor="text1"/>
+        </w:rPr>
       </w:pPr>
       <w:r>
         <w:rPr>
           <w:rStyle w:val="Strong"/>
+          <w:color w:val="000000" w:themeColor="text1"/>
         </w:rPr>
         <w:t>Data Sources Used:</w:t>
       </w:r>
@@ -2637,34 +3557,40 @@
           <w:ilvl w:val="0"/>
           <w:numId w:val="28"/>
         </w:numPr>
-      </w:pPr>
-      <w:r>
-        <w:t xml:space="preserve">Energy meter readings (kWh and </w:t>
-      </w:r>
-      <w:proofErr w:type="spellStart"/>
-      <w:r>
-        <w:t>kVAh</w:t>
-      </w:r>
-      <w:proofErr w:type="spellEnd"/>
-      <w:r>
-        <w:t xml:space="preserve">) from </w:t>
+        <w:rPr>
+          <w:color w:val="000000" w:themeColor="text1"/>
+        </w:rPr>
+      </w:pPr>
+      <w:r>
+        <w:rPr>
+          <w:color w:val="000000" w:themeColor="text1"/>
+        </w:rPr>
+        <w:t xml:space="preserve">Energy meter readings (kWh and kVAh) from </w:t>
       </w:r>
       <w:r>
         <w:rPr>
           <w:rStyle w:val="Strong"/>
+          <w:color w:val="000000" w:themeColor="text1"/>
         </w:rPr>
         <w:t>Driveline</w:t>
       </w:r>
       <w:r>
+        <w:rPr>
+          <w:color w:val="000000" w:themeColor="text1"/>
+        </w:rPr>
         <w:t xml:space="preserve"> and </w:t>
       </w:r>
       <w:r>
         <w:rPr>
           <w:rStyle w:val="Strong"/>
+          <w:color w:val="000000" w:themeColor="text1"/>
         </w:rPr>
         <w:t>SMT buildings</w:t>
       </w:r>
       <w:r>
+        <w:rPr>
+          <w:color w:val="000000" w:themeColor="text1"/>
+        </w:rPr>
         <w:t>.</w:t>
       </w:r>
     </w:p>
@@ -2675,18 +3601,28 @@
           <w:ilvl w:val="0"/>
           <w:numId w:val="28"/>
         </w:numPr>
-      </w:pPr>
-      <w:r>
+        <w:rPr>
+          <w:color w:val="000000" w:themeColor="text1"/>
+        </w:rPr>
+      </w:pPr>
+      <w:r>
+        <w:rPr>
+          <w:color w:val="000000" w:themeColor="text1"/>
+        </w:rPr>
         <w:t>Power cost analysis sheets for daily energy consumption tracking.</w:t>
       </w:r>
     </w:p>
     <w:p>
       <w:pPr>
         <w:pStyle w:val="NormalWeb"/>
+        <w:rPr>
+          <w:color w:val="000000" w:themeColor="text1"/>
+        </w:rPr>
       </w:pPr>
       <w:r>
         <w:rPr>
           <w:rStyle w:val="Strong"/>
+          <w:color w:val="000000" w:themeColor="text1"/>
         </w:rPr>
         <w:t>Observations:</w:t>
       </w:r>
@@ -2698,8 +3634,14 @@
           <w:ilvl w:val="0"/>
           <w:numId w:val="29"/>
         </w:numPr>
-      </w:pPr>
-      <w:r>
+        <w:rPr>
+          <w:color w:val="000000" w:themeColor="text1"/>
+        </w:rPr>
+      </w:pPr>
+      <w:r>
+        <w:rPr>
+          <w:color w:val="000000" w:themeColor="text1"/>
+        </w:rPr>
         <w:t>Data collection process remains consistent and accurate across both buildings.</w:t>
       </w:r>
     </w:p>
@@ -2710,18 +3652,28 @@
           <w:ilvl w:val="0"/>
           <w:numId w:val="29"/>
         </w:numPr>
-      </w:pPr>
-      <w:r>
+        <w:rPr>
+          <w:color w:val="000000" w:themeColor="text1"/>
+        </w:rPr>
+      </w:pPr>
+      <w:r>
+        <w:rPr>
+          <w:color w:val="000000" w:themeColor="text1"/>
+        </w:rPr>
         <w:t>Data sources are suitable for integration into backend ingestion pipelines.</w:t>
       </w:r>
     </w:p>
     <w:p>
       <w:pPr>
         <w:pStyle w:val="NormalWeb"/>
+        <w:rPr>
+          <w:color w:val="000000" w:themeColor="text1"/>
+        </w:rPr>
       </w:pPr>
       <w:r>
         <w:rPr>
           <w:rStyle w:val="Strong"/>
+          <w:color w:val="000000" w:themeColor="text1"/>
         </w:rPr>
         <w:t>Conclusion:</w:t>
       </w:r>
@@ -2733,9 +3685,313 @@
           <w:ilvl w:val="0"/>
           <w:numId w:val="30"/>
         </w:numPr>
-      </w:pPr>
-      <w:r>
+        <w:rPr>
+          <w:color w:val="000000" w:themeColor="text1"/>
+        </w:rPr>
+      </w:pPr>
+      <w:r>
+        <w:rPr>
+          <w:color w:val="000000" w:themeColor="text1"/>
+        </w:rPr>
         <w:t>Data sources are verified and prepared for further backend processing.</w:t>
+      </w:r>
+    </w:p>
+    <w:p>
+      <w:pPr>
+        <w:pStyle w:val="Heading2"/>
+        <w:rPr>
+          <w:rFonts w:ascii="Times New Roman" w:hAnsi="Times New Roman" w:cs="Times New Roman"/>
+          <w:b/>
+          <w:color w:val="000000" w:themeColor="text1"/>
+        </w:rPr>
+      </w:pPr>
+      <w:r>
+        <w:rPr>
+          <w:rStyle w:val="Strong"/>
+          <w:rFonts w:ascii="Times New Roman" w:hAnsi="Times New Roman" w:cs="Times New Roman"/>
+          <w:bCs w:val="0"/>
+          <w:color w:val="000000" w:themeColor="text1"/>
+        </w:rPr>
+        <w:t>Day 24 Update – Data Sources</w:t>
+      </w:r>
+    </w:p>
+    <w:p>
+      <w:pPr>
+        <w:pStyle w:val="NormalWeb"/>
+        <w:numPr>
+          <w:ilvl w:val="0"/>
+          <w:numId w:val="31"/>
+        </w:numPr>
+        <w:rPr>
+          <w:color w:val="000000" w:themeColor="text1"/>
+        </w:rPr>
+      </w:pPr>
+      <w:r>
+        <w:rPr>
+          <w:color w:val="000000" w:themeColor="text1"/>
+        </w:rPr>
+        <w:t>Continued usage of:</w:t>
+      </w:r>
+    </w:p>
+    <w:p>
+      <w:pPr>
+        <w:pStyle w:val="NormalWeb"/>
+        <w:numPr>
+          <w:ilvl w:val="1"/>
+          <w:numId w:val="31"/>
+        </w:numPr>
+        <w:rPr>
+          <w:color w:val="000000" w:themeColor="text1"/>
+        </w:rPr>
+      </w:pPr>
+      <w:r>
+        <w:rPr>
+          <w:color w:val="000000" w:themeColor="text1"/>
+        </w:rPr>
+        <w:t xml:space="preserve">Machine-level </w:t>
+      </w:r>
+      <w:r>
+        <w:rPr>
+          <w:rStyle w:val="Strong"/>
+          <w:color w:val="000000" w:themeColor="text1"/>
+        </w:rPr>
+        <w:t>Energy Meter Readings (kWh &amp; kVAh)</w:t>
+      </w:r>
+    </w:p>
+    <w:p>
+      <w:pPr>
+        <w:pStyle w:val="NormalWeb"/>
+        <w:numPr>
+          <w:ilvl w:val="1"/>
+          <w:numId w:val="31"/>
+        </w:numPr>
+        <w:rPr>
+          <w:color w:val="000000" w:themeColor="text1"/>
+        </w:rPr>
+      </w:pPr>
+      <w:r>
+        <w:rPr>
+          <w:color w:val="000000" w:themeColor="text1"/>
+        </w:rPr>
+        <w:t>Power Cost Analysis Data (SMT &amp; Driveline)</w:t>
+      </w:r>
+    </w:p>
+    <w:p>
+      <w:pPr>
+        <w:pStyle w:val="NormalWeb"/>
+        <w:numPr>
+          <w:ilvl w:val="0"/>
+          <w:numId w:val="31"/>
+        </w:numPr>
+        <w:rPr>
+          <w:color w:val="000000" w:themeColor="text1"/>
+        </w:rPr>
+      </w:pPr>
+      <w:r>
+        <w:rPr>
+          <w:color w:val="000000" w:themeColor="text1"/>
+        </w:rPr>
+        <w:t>No new data sources introduced.</w:t>
+      </w:r>
+    </w:p>
+    <w:p>
+      <w:pPr>
+        <w:pStyle w:val="NormalWeb"/>
+        <w:numPr>
+          <w:ilvl w:val="0"/>
+          <w:numId w:val="31"/>
+        </w:numPr>
+        <w:rPr>
+          <w:color w:val="000000" w:themeColor="text1"/>
+        </w:rPr>
+      </w:pPr>
+      <w:r>
+        <w:rPr>
+          <w:color w:val="000000" w:themeColor="text1"/>
+        </w:rPr>
+        <w:t>Verified consistency of manual energy entries for accurate ingestion modeling.</w:t>
+      </w:r>
+    </w:p>
+    <w:p>
+      <w:pPr>
+        <w:pStyle w:val="NormalWeb"/>
+        <w:rPr>
+          <w:color w:val="000000" w:themeColor="text1"/>
+        </w:rPr>
+      </w:pPr>
+    </w:p>
+    <w:p>
+      <w:pPr>
+        <w:pStyle w:val="NormalWeb"/>
+        <w:rPr>
+          <w:color w:val="000000" w:themeColor="text1"/>
+        </w:rPr>
+      </w:pPr>
+    </w:p>
+    <w:p>
+      <w:pPr>
+        <w:pStyle w:val="Heading3"/>
+      </w:pPr>
+      <w:r>
+        <w:lastRenderedPageBreak/>
+        <w:t>Day 25 Update</w:t>
+      </w:r>
+    </w:p>
+    <w:p>
+      <w:pPr>
+        <w:pStyle w:val="NormalWeb"/>
+        <w:numPr>
+          <w:ilvl w:val="0"/>
+          <w:numId w:val="32"/>
+        </w:numPr>
+      </w:pPr>
+      <w:r>
+        <w:t xml:space="preserve">Confirmed ingestion metadata persistence through </w:t>
+      </w:r>
+      <w:proofErr w:type="spellStart"/>
+      <w:r>
+        <w:rPr>
+          <w:rStyle w:val="HTMLCode"/>
+        </w:rPr>
+        <w:t>ingested_files</w:t>
+      </w:r>
+      <w:proofErr w:type="spellEnd"/>
+      <w:r>
+        <w:t xml:space="preserve"> table</w:t>
+      </w:r>
+    </w:p>
+    <w:p>
+      <w:pPr>
+        <w:pStyle w:val="NormalWeb"/>
+        <w:numPr>
+          <w:ilvl w:val="0"/>
+          <w:numId w:val="32"/>
+        </w:numPr>
+      </w:pPr>
+      <w:r>
+        <w:t>Validated runs table lifecycle operations</w:t>
+      </w:r>
+    </w:p>
+    <w:p>
+      <w:pPr>
+        <w:pStyle w:val="NormalWeb"/>
+        <w:numPr>
+          <w:ilvl w:val="0"/>
+          <w:numId w:val="32"/>
+        </w:numPr>
+      </w:pPr>
+      <w:r>
+        <w:t>Ensured database schema integrity for:</w:t>
+      </w:r>
+    </w:p>
+    <w:p>
+      <w:pPr>
+        <w:pStyle w:val="NormalWeb"/>
+        <w:numPr>
+          <w:ilvl w:val="1"/>
+          <w:numId w:val="32"/>
+        </w:numPr>
+      </w:pPr>
+      <w:r>
+        <w:t>runs</w:t>
+      </w:r>
+    </w:p>
+    <w:p>
+      <w:pPr>
+        <w:pStyle w:val="NormalWeb"/>
+        <w:numPr>
+          <w:ilvl w:val="1"/>
+          <w:numId w:val="32"/>
+        </w:numPr>
+      </w:pPr>
+      <w:proofErr w:type="spellStart"/>
+      <w:r>
+        <w:t>ingested_files</w:t>
+      </w:r>
+      <w:proofErr w:type="spellEnd"/>
+    </w:p>
+    <w:p>
+      <w:pPr>
+        <w:pStyle w:val="NormalWeb"/>
+        <w:numPr>
+          <w:ilvl w:val="1"/>
+          <w:numId w:val="32"/>
+        </w:numPr>
+      </w:pPr>
+      <w:proofErr w:type="spellStart"/>
+      <w:r>
+        <w:t>feature_store</w:t>
+      </w:r>
+      <w:proofErr w:type="spellEnd"/>
+    </w:p>
+    <w:p>
+      <w:pPr>
+        <w:pStyle w:val="NormalWeb"/>
+        <w:numPr>
+          <w:ilvl w:val="1"/>
+          <w:numId w:val="32"/>
+        </w:numPr>
+      </w:pPr>
+      <w:proofErr w:type="spellStart"/>
+      <w:r>
+        <w:t>profiling_results</w:t>
+      </w:r>
+      <w:proofErr w:type="spellEnd"/>
+    </w:p>
+    <w:p>
+      <w:pPr>
+        <w:pStyle w:val="NormalWeb"/>
+        <w:numPr>
+          <w:ilvl w:val="1"/>
+          <w:numId w:val="32"/>
+        </w:numPr>
+      </w:pPr>
+      <w:r>
+        <w:t>insights</w:t>
+      </w:r>
+    </w:p>
+    <w:p>
+      <w:pPr>
+        <w:pStyle w:val="NormalWeb"/>
+        <w:numPr>
+          <w:ilvl w:val="1"/>
+          <w:numId w:val="32"/>
+        </w:numPr>
+      </w:pPr>
+      <w:r>
+        <w:t>dashboards</w:t>
+      </w:r>
+    </w:p>
+    <w:p>
+      <w:pPr>
+        <w:pStyle w:val="NormalWeb"/>
+        <w:numPr>
+          <w:ilvl w:val="1"/>
+          <w:numId w:val="32"/>
+        </w:numPr>
+      </w:pPr>
+      <w:r>
+        <w:t>exports</w:t>
+      </w:r>
+    </w:p>
+    <w:p>
+      <w:pPr>
+        <w:pStyle w:val="NormalWeb"/>
+        <w:numPr>
+          <w:ilvl w:val="0"/>
+          <w:numId w:val="32"/>
+        </w:numPr>
+      </w:pPr>
+      <w:r>
+        <w:t xml:space="preserve">Verified offline-only </w:t>
+      </w:r>
+      <w:proofErr w:type="spellStart"/>
+      <w:r>
+        <w:t>DuckDB</w:t>
+      </w:r>
+      <w:proofErr w:type="spellEnd"/>
+      <w:r>
+        <w:t xml:space="preserve"> execution without external API dependency</w:t>
       </w:r>
       <w:bookmarkStart w:id="0" w:name="_GoBack"/>
       <w:bookmarkEnd w:id="0"/>
@@ -2902,6 +4158,155 @@
     </w:lvl>
   </w:abstractNum>
   <w:abstractNum w:abstractNumId="1" w15:restartNumberingAfterBreak="0">
+    <w:nsid w:val="04BF44D1"/>
+    <w:multiLevelType w:val="multilevel"/>
+    <w:tmpl w:val="83EEC64E"/>
+    <w:lvl w:ilvl="0">
+      <w:start w:val="1"/>
+      <w:numFmt w:val="bullet"/>
+      <w:lvlText w:val=""/>
+      <w:lvlJc w:val="left"/>
+      <w:pPr>
+        <w:tabs>
+          <w:tab w:val="num" w:pos="720"/>
+        </w:tabs>
+        <w:ind w:left="720" w:hanging="360"/>
+      </w:pPr>
+      <w:rPr>
+        <w:rFonts w:ascii="Symbol" w:hAnsi="Symbol" w:hint="default"/>
+        <w:sz w:val="20"/>
+      </w:rPr>
+    </w:lvl>
+    <w:lvl w:ilvl="1">
+      <w:start w:val="1"/>
+      <w:numFmt w:val="bullet"/>
+      <w:lvlText w:val="o"/>
+      <w:lvlJc w:val="left"/>
+      <w:pPr>
+        <w:tabs>
+          <w:tab w:val="num" w:pos="1440"/>
+        </w:tabs>
+        <w:ind w:left="1440" w:hanging="360"/>
+      </w:pPr>
+      <w:rPr>
+        <w:rFonts w:ascii="Courier New" w:hAnsi="Courier New" w:hint="default"/>
+        <w:sz w:val="20"/>
+      </w:rPr>
+    </w:lvl>
+    <w:lvl w:ilvl="2" w:tentative="1">
+      <w:start w:val="1"/>
+      <w:numFmt w:val="bullet"/>
+      <w:lvlText w:val=""/>
+      <w:lvlJc w:val="left"/>
+      <w:pPr>
+        <w:tabs>
+          <w:tab w:val="num" w:pos="2160"/>
+        </w:tabs>
+        <w:ind w:left="2160" w:hanging="360"/>
+      </w:pPr>
+      <w:rPr>
+        <w:rFonts w:ascii="Wingdings" w:hAnsi="Wingdings" w:hint="default"/>
+        <w:sz w:val="20"/>
+      </w:rPr>
+    </w:lvl>
+    <w:lvl w:ilvl="3" w:tentative="1">
+      <w:start w:val="1"/>
+      <w:numFmt w:val="bullet"/>
+      <w:lvlText w:val=""/>
+      <w:lvlJc w:val="left"/>
+      <w:pPr>
+        <w:tabs>
+          <w:tab w:val="num" w:pos="2880"/>
+        </w:tabs>
+        <w:ind w:left="2880" w:hanging="360"/>
+      </w:pPr>
+      <w:rPr>
+        <w:rFonts w:ascii="Wingdings" w:hAnsi="Wingdings" w:hint="default"/>
+        <w:sz w:val="20"/>
+      </w:rPr>
+    </w:lvl>
+    <w:lvl w:ilvl="4" w:tentative="1">
+      <w:start w:val="1"/>
+      <w:numFmt w:val="bullet"/>
+      <w:lvlText w:val=""/>
+      <w:lvlJc w:val="left"/>
+      <w:pPr>
+        <w:tabs>
+          <w:tab w:val="num" w:pos="3600"/>
+        </w:tabs>
+        <w:ind w:left="3600" w:hanging="360"/>
+      </w:pPr>
+      <w:rPr>
+        <w:rFonts w:ascii="Wingdings" w:hAnsi="Wingdings" w:hint="default"/>
+        <w:sz w:val="20"/>
+      </w:rPr>
+    </w:lvl>
+    <w:lvl w:ilvl="5" w:tentative="1">
+      <w:start w:val="1"/>
+      <w:numFmt w:val="bullet"/>
+      <w:lvlText w:val=""/>
+      <w:lvlJc w:val="left"/>
+      <w:pPr>
+        <w:tabs>
+          <w:tab w:val="num" w:pos="4320"/>
+        </w:tabs>
+        <w:ind w:left="4320" w:hanging="360"/>
+      </w:pPr>
+      <w:rPr>
+        <w:rFonts w:ascii="Wingdings" w:hAnsi="Wingdings" w:hint="default"/>
+        <w:sz w:val="20"/>
+      </w:rPr>
+    </w:lvl>
+    <w:lvl w:ilvl="6" w:tentative="1">
+      <w:start w:val="1"/>
+      <w:numFmt w:val="bullet"/>
+      <w:lvlText w:val=""/>
+      <w:lvlJc w:val="left"/>
+      <w:pPr>
+        <w:tabs>
+          <w:tab w:val="num" w:pos="5040"/>
+        </w:tabs>
+        <w:ind w:left="5040" w:hanging="360"/>
+      </w:pPr>
+      <w:rPr>
+        <w:rFonts w:ascii="Wingdings" w:hAnsi="Wingdings" w:hint="default"/>
+        <w:sz w:val="20"/>
+      </w:rPr>
+    </w:lvl>
+    <w:lvl w:ilvl="7" w:tentative="1">
+      <w:start w:val="1"/>
+      <w:numFmt w:val="bullet"/>
+      <w:lvlText w:val=""/>
+      <w:lvlJc w:val="left"/>
+      <w:pPr>
+        <w:tabs>
+          <w:tab w:val="num" w:pos="5760"/>
+        </w:tabs>
+        <w:ind w:left="5760" w:hanging="360"/>
+      </w:pPr>
+      <w:rPr>
+        <w:rFonts w:ascii="Wingdings" w:hAnsi="Wingdings" w:hint="default"/>
+        <w:sz w:val="20"/>
+      </w:rPr>
+    </w:lvl>
+    <w:lvl w:ilvl="8" w:tentative="1">
+      <w:start w:val="1"/>
+      <w:numFmt w:val="bullet"/>
+      <w:lvlText w:val=""/>
+      <w:lvlJc w:val="left"/>
+      <w:pPr>
+        <w:tabs>
+          <w:tab w:val="num" w:pos="6480"/>
+        </w:tabs>
+        <w:ind w:left="6480" w:hanging="360"/>
+      </w:pPr>
+      <w:rPr>
+        <w:rFonts w:ascii="Wingdings" w:hAnsi="Wingdings" w:hint="default"/>
+        <w:sz w:val="20"/>
+      </w:rPr>
+    </w:lvl>
+  </w:abstractNum>
+  <w:abstractNum w:abstractNumId="2" w15:restartNumberingAfterBreak="0">
     <w:nsid w:val="052334E9"/>
     <w:multiLevelType w:val="multilevel"/>
     <w:tmpl w:val="3B0A413A"/>
@@ -3050,7 +4455,7 @@
       </w:rPr>
     </w:lvl>
   </w:abstractNum>
-  <w:abstractNum w:abstractNumId="2" w15:restartNumberingAfterBreak="0">
+  <w:abstractNum w:abstractNumId="3" w15:restartNumberingAfterBreak="0">
     <w:nsid w:val="09844912"/>
     <w:multiLevelType w:val="multilevel"/>
     <w:tmpl w:val="D78E0FEC"/>
@@ -3199,7 +4604,7 @@
       </w:rPr>
     </w:lvl>
   </w:abstractNum>
-  <w:abstractNum w:abstractNumId="3" w15:restartNumberingAfterBreak="0">
+  <w:abstractNum w:abstractNumId="4" w15:restartNumberingAfterBreak="0">
     <w:nsid w:val="0B7F2A62"/>
     <w:multiLevelType w:val="multilevel"/>
     <w:tmpl w:val="5DE80AD6"/>
@@ -3316,7 +4721,7 @@
       </w:pPr>
     </w:lvl>
   </w:abstractNum>
-  <w:abstractNum w:abstractNumId="4" w15:restartNumberingAfterBreak="0">
+  <w:abstractNum w:abstractNumId="5" w15:restartNumberingAfterBreak="0">
     <w:nsid w:val="0CDB645A"/>
     <w:multiLevelType w:val="multilevel"/>
     <w:tmpl w:val="2FC4D6F8"/>
@@ -3465,7 +4870,7 @@
       </w:rPr>
     </w:lvl>
   </w:abstractNum>
-  <w:abstractNum w:abstractNumId="5" w15:restartNumberingAfterBreak="0">
+  <w:abstractNum w:abstractNumId="6" w15:restartNumberingAfterBreak="0">
     <w:nsid w:val="0E893F49"/>
     <w:multiLevelType w:val="multilevel"/>
     <w:tmpl w:val="42A40B34"/>
@@ -3614,7 +5019,7 @@
       </w:rPr>
     </w:lvl>
   </w:abstractNum>
-  <w:abstractNum w:abstractNumId="6" w15:restartNumberingAfterBreak="0">
+  <w:abstractNum w:abstractNumId="7" w15:restartNumberingAfterBreak="0">
     <w:nsid w:val="152B55E5"/>
     <w:multiLevelType w:val="multilevel"/>
     <w:tmpl w:val="046295AE"/>
@@ -3763,7 +5168,7 @@
       </w:rPr>
     </w:lvl>
   </w:abstractNum>
-  <w:abstractNum w:abstractNumId="7" w15:restartNumberingAfterBreak="0">
+  <w:abstractNum w:abstractNumId="8" w15:restartNumberingAfterBreak="0">
     <w:nsid w:val="199B7F89"/>
     <w:multiLevelType w:val="multilevel"/>
     <w:tmpl w:val="20AA80F2"/>
@@ -3912,7 +5317,7 @@
       </w:rPr>
     </w:lvl>
   </w:abstractNum>
-  <w:abstractNum w:abstractNumId="8" w15:restartNumberingAfterBreak="0">
+  <w:abstractNum w:abstractNumId="9" w15:restartNumberingAfterBreak="0">
     <w:nsid w:val="19A762C8"/>
     <w:multiLevelType w:val="multilevel"/>
     <w:tmpl w:val="A82E7BB4"/>
@@ -4061,7 +5466,7 @@
       </w:rPr>
     </w:lvl>
   </w:abstractNum>
-  <w:abstractNum w:abstractNumId="9" w15:restartNumberingAfterBreak="0">
+  <w:abstractNum w:abstractNumId="10" w15:restartNumberingAfterBreak="0">
     <w:nsid w:val="1AE27D26"/>
     <w:multiLevelType w:val="multilevel"/>
     <w:tmpl w:val="D3CA648A"/>
@@ -4210,7 +5615,156 @@
       </w:rPr>
     </w:lvl>
   </w:abstractNum>
-  <w:abstractNum w:abstractNumId="10" w15:restartNumberingAfterBreak="0">
+  <w:abstractNum w:abstractNumId="11" w15:restartNumberingAfterBreak="0">
+    <w:nsid w:val="24312ED9"/>
+    <w:multiLevelType w:val="multilevel"/>
+    <w:tmpl w:val="D9ECBDDE"/>
+    <w:lvl w:ilvl="0">
+      <w:start w:val="1"/>
+      <w:numFmt w:val="bullet"/>
+      <w:lvlText w:val=""/>
+      <w:lvlJc w:val="left"/>
+      <w:pPr>
+        <w:tabs>
+          <w:tab w:val="num" w:pos="720"/>
+        </w:tabs>
+        <w:ind w:left="720" w:hanging="360"/>
+      </w:pPr>
+      <w:rPr>
+        <w:rFonts w:ascii="Symbol" w:hAnsi="Symbol" w:hint="default"/>
+        <w:sz w:val="20"/>
+      </w:rPr>
+    </w:lvl>
+    <w:lvl w:ilvl="1">
+      <w:start w:val="1"/>
+      <w:numFmt w:val="bullet"/>
+      <w:lvlText w:val="o"/>
+      <w:lvlJc w:val="left"/>
+      <w:pPr>
+        <w:tabs>
+          <w:tab w:val="num" w:pos="1440"/>
+        </w:tabs>
+        <w:ind w:left="1440" w:hanging="360"/>
+      </w:pPr>
+      <w:rPr>
+        <w:rFonts w:ascii="Courier New" w:hAnsi="Courier New" w:hint="default"/>
+        <w:sz w:val="20"/>
+      </w:rPr>
+    </w:lvl>
+    <w:lvl w:ilvl="2" w:tentative="1">
+      <w:start w:val="1"/>
+      <w:numFmt w:val="bullet"/>
+      <w:lvlText w:val=""/>
+      <w:lvlJc w:val="left"/>
+      <w:pPr>
+        <w:tabs>
+          <w:tab w:val="num" w:pos="2160"/>
+        </w:tabs>
+        <w:ind w:left="2160" w:hanging="360"/>
+      </w:pPr>
+      <w:rPr>
+        <w:rFonts w:ascii="Wingdings" w:hAnsi="Wingdings" w:hint="default"/>
+        <w:sz w:val="20"/>
+      </w:rPr>
+    </w:lvl>
+    <w:lvl w:ilvl="3" w:tentative="1">
+      <w:start w:val="1"/>
+      <w:numFmt w:val="bullet"/>
+      <w:lvlText w:val=""/>
+      <w:lvlJc w:val="left"/>
+      <w:pPr>
+        <w:tabs>
+          <w:tab w:val="num" w:pos="2880"/>
+        </w:tabs>
+        <w:ind w:left="2880" w:hanging="360"/>
+      </w:pPr>
+      <w:rPr>
+        <w:rFonts w:ascii="Wingdings" w:hAnsi="Wingdings" w:hint="default"/>
+        <w:sz w:val="20"/>
+      </w:rPr>
+    </w:lvl>
+    <w:lvl w:ilvl="4" w:tentative="1">
+      <w:start w:val="1"/>
+      <w:numFmt w:val="bullet"/>
+      <w:lvlText w:val=""/>
+      <w:lvlJc w:val="left"/>
+      <w:pPr>
+        <w:tabs>
+          <w:tab w:val="num" w:pos="3600"/>
+        </w:tabs>
+        <w:ind w:left="3600" w:hanging="360"/>
+      </w:pPr>
+      <w:rPr>
+        <w:rFonts w:ascii="Wingdings" w:hAnsi="Wingdings" w:hint="default"/>
+        <w:sz w:val="20"/>
+      </w:rPr>
+    </w:lvl>
+    <w:lvl w:ilvl="5" w:tentative="1">
+      <w:start w:val="1"/>
+      <w:numFmt w:val="bullet"/>
+      <w:lvlText w:val=""/>
+      <w:lvlJc w:val="left"/>
+      <w:pPr>
+        <w:tabs>
+          <w:tab w:val="num" w:pos="4320"/>
+        </w:tabs>
+        <w:ind w:left="4320" w:hanging="360"/>
+      </w:pPr>
+      <w:rPr>
+        <w:rFonts w:ascii="Wingdings" w:hAnsi="Wingdings" w:hint="default"/>
+        <w:sz w:val="20"/>
+      </w:rPr>
+    </w:lvl>
+    <w:lvl w:ilvl="6" w:tentative="1">
+      <w:start w:val="1"/>
+      <w:numFmt w:val="bullet"/>
+      <w:lvlText w:val=""/>
+      <w:lvlJc w:val="left"/>
+      <w:pPr>
+        <w:tabs>
+          <w:tab w:val="num" w:pos="5040"/>
+        </w:tabs>
+        <w:ind w:left="5040" w:hanging="360"/>
+      </w:pPr>
+      <w:rPr>
+        <w:rFonts w:ascii="Wingdings" w:hAnsi="Wingdings" w:hint="default"/>
+        <w:sz w:val="20"/>
+      </w:rPr>
+    </w:lvl>
+    <w:lvl w:ilvl="7" w:tentative="1">
+      <w:start w:val="1"/>
+      <w:numFmt w:val="bullet"/>
+      <w:lvlText w:val=""/>
+      <w:lvlJc w:val="left"/>
+      <w:pPr>
+        <w:tabs>
+          <w:tab w:val="num" w:pos="5760"/>
+        </w:tabs>
+        <w:ind w:left="5760" w:hanging="360"/>
+      </w:pPr>
+      <w:rPr>
+        <w:rFonts w:ascii="Wingdings" w:hAnsi="Wingdings" w:hint="default"/>
+        <w:sz w:val="20"/>
+      </w:rPr>
+    </w:lvl>
+    <w:lvl w:ilvl="8" w:tentative="1">
+      <w:start w:val="1"/>
+      <w:numFmt w:val="bullet"/>
+      <w:lvlText w:val=""/>
+      <w:lvlJc w:val="left"/>
+      <w:pPr>
+        <w:tabs>
+          <w:tab w:val="num" w:pos="6480"/>
+        </w:tabs>
+        <w:ind w:left="6480" w:hanging="360"/>
+      </w:pPr>
+      <w:rPr>
+        <w:rFonts w:ascii="Wingdings" w:hAnsi="Wingdings" w:hint="default"/>
+        <w:sz w:val="20"/>
+      </w:rPr>
+    </w:lvl>
+  </w:abstractNum>
+  <w:abstractNum w:abstractNumId="12" w15:restartNumberingAfterBreak="0">
     <w:nsid w:val="289E006F"/>
     <w:multiLevelType w:val="multilevel"/>
     <w:tmpl w:val="9F308DA0"/>
@@ -4327,7 +5881,7 @@
       </w:pPr>
     </w:lvl>
   </w:abstractNum>
-  <w:abstractNum w:abstractNumId="11" w15:restartNumberingAfterBreak="0">
+  <w:abstractNum w:abstractNumId="13" w15:restartNumberingAfterBreak="0">
     <w:nsid w:val="3BDC2785"/>
     <w:multiLevelType w:val="multilevel"/>
     <w:tmpl w:val="BE844A56"/>
@@ -4476,7 +6030,7 @@
       </w:rPr>
     </w:lvl>
   </w:abstractNum>
-  <w:abstractNum w:abstractNumId="12" w15:restartNumberingAfterBreak="0">
+  <w:abstractNum w:abstractNumId="14" w15:restartNumberingAfterBreak="0">
     <w:nsid w:val="3BDF28D1"/>
     <w:multiLevelType w:val="multilevel"/>
     <w:tmpl w:val="155497D2"/>
@@ -4625,7 +6179,7 @@
       </w:rPr>
     </w:lvl>
   </w:abstractNum>
-  <w:abstractNum w:abstractNumId="13" w15:restartNumberingAfterBreak="0">
+  <w:abstractNum w:abstractNumId="15" w15:restartNumberingAfterBreak="0">
     <w:nsid w:val="42A8624D"/>
     <w:multiLevelType w:val="multilevel"/>
     <w:tmpl w:val="BAACE418"/>
@@ -4774,7 +6328,7 @@
       </w:rPr>
     </w:lvl>
   </w:abstractNum>
-  <w:abstractNum w:abstractNumId="14" w15:restartNumberingAfterBreak="0">
+  <w:abstractNum w:abstractNumId="16" w15:restartNumberingAfterBreak="0">
     <w:nsid w:val="488C6048"/>
     <w:multiLevelType w:val="multilevel"/>
     <w:tmpl w:val="D0A2634A"/>
@@ -4923,7 +6477,7 @@
       </w:rPr>
     </w:lvl>
   </w:abstractNum>
-  <w:abstractNum w:abstractNumId="15" w15:restartNumberingAfterBreak="0">
+  <w:abstractNum w:abstractNumId="17" w15:restartNumberingAfterBreak="0">
     <w:nsid w:val="493A0D09"/>
     <w:multiLevelType w:val="multilevel"/>
     <w:tmpl w:val="86529C48"/>
@@ -5072,7 +6626,7 @@
       </w:rPr>
     </w:lvl>
   </w:abstractNum>
-  <w:abstractNum w:abstractNumId="16" w15:restartNumberingAfterBreak="0">
+  <w:abstractNum w:abstractNumId="18" w15:restartNumberingAfterBreak="0">
     <w:nsid w:val="4A3D569D"/>
     <w:multiLevelType w:val="multilevel"/>
     <w:tmpl w:val="13D4042A"/>
@@ -5221,7 +6775,7 @@
       </w:rPr>
     </w:lvl>
   </w:abstractNum>
-  <w:abstractNum w:abstractNumId="17" w15:restartNumberingAfterBreak="0">
+  <w:abstractNum w:abstractNumId="19" w15:restartNumberingAfterBreak="0">
     <w:nsid w:val="4E0A27B5"/>
     <w:multiLevelType w:val="multilevel"/>
     <w:tmpl w:val="2DB49E70"/>
@@ -5370,7 +6924,7 @@
       </w:rPr>
     </w:lvl>
   </w:abstractNum>
-  <w:abstractNum w:abstractNumId="18" w15:restartNumberingAfterBreak="0">
+  <w:abstractNum w:abstractNumId="20" w15:restartNumberingAfterBreak="0">
     <w:nsid w:val="4E3E795D"/>
     <w:multiLevelType w:val="multilevel"/>
     <w:tmpl w:val="6BDEC3FE"/>
@@ -5519,7 +7073,7 @@
       </w:rPr>
     </w:lvl>
   </w:abstractNum>
-  <w:abstractNum w:abstractNumId="19" w15:restartNumberingAfterBreak="0">
+  <w:abstractNum w:abstractNumId="21" w15:restartNumberingAfterBreak="0">
     <w:nsid w:val="5665309F"/>
     <w:multiLevelType w:val="multilevel"/>
     <w:tmpl w:val="F23A3184"/>
@@ -5668,7 +7222,7 @@
       </w:rPr>
     </w:lvl>
   </w:abstractNum>
-  <w:abstractNum w:abstractNumId="20" w15:restartNumberingAfterBreak="0">
+  <w:abstractNum w:abstractNumId="22" w15:restartNumberingAfterBreak="0">
     <w:nsid w:val="57B21EED"/>
     <w:multiLevelType w:val="multilevel"/>
     <w:tmpl w:val="35EC1916"/>
@@ -5817,7 +7371,7 @@
       </w:rPr>
     </w:lvl>
   </w:abstractNum>
-  <w:abstractNum w:abstractNumId="21" w15:restartNumberingAfterBreak="0">
+  <w:abstractNum w:abstractNumId="23" w15:restartNumberingAfterBreak="0">
     <w:nsid w:val="59A274A8"/>
     <w:multiLevelType w:val="multilevel"/>
     <w:tmpl w:val="2C923F90"/>
@@ -5966,7 +7520,7 @@
       </w:rPr>
     </w:lvl>
   </w:abstractNum>
-  <w:abstractNum w:abstractNumId="22" w15:restartNumberingAfterBreak="0">
+  <w:abstractNum w:abstractNumId="24" w15:restartNumberingAfterBreak="0">
     <w:nsid w:val="59DB6D6A"/>
     <w:multiLevelType w:val="multilevel"/>
     <w:tmpl w:val="97FE5C9C"/>
@@ -6115,7 +7669,7 @@
       </w:rPr>
     </w:lvl>
   </w:abstractNum>
-  <w:abstractNum w:abstractNumId="23" w15:restartNumberingAfterBreak="0">
+  <w:abstractNum w:abstractNumId="25" w15:restartNumberingAfterBreak="0">
     <w:nsid w:val="5E855459"/>
     <w:multiLevelType w:val="multilevel"/>
     <w:tmpl w:val="30F2FFFC"/>
@@ -6264,7 +7818,7 @@
       </w:rPr>
     </w:lvl>
   </w:abstractNum>
-  <w:abstractNum w:abstractNumId="24" w15:restartNumberingAfterBreak="0">
+  <w:abstractNum w:abstractNumId="26" w15:restartNumberingAfterBreak="0">
     <w:nsid w:val="61BF3478"/>
     <w:multiLevelType w:val="multilevel"/>
     <w:tmpl w:val="22B02AC8"/>
@@ -6413,7 +7967,7 @@
       </w:rPr>
     </w:lvl>
   </w:abstractNum>
-  <w:abstractNum w:abstractNumId="25" w15:restartNumberingAfterBreak="0">
+  <w:abstractNum w:abstractNumId="27" w15:restartNumberingAfterBreak="0">
     <w:nsid w:val="6B626DB3"/>
     <w:multiLevelType w:val="multilevel"/>
     <w:tmpl w:val="53380260"/>
@@ -6562,7 +8116,7 @@
       </w:rPr>
     </w:lvl>
   </w:abstractNum>
-  <w:abstractNum w:abstractNumId="26" w15:restartNumberingAfterBreak="0">
+  <w:abstractNum w:abstractNumId="28" w15:restartNumberingAfterBreak="0">
     <w:nsid w:val="6F991467"/>
     <w:multiLevelType w:val="multilevel"/>
     <w:tmpl w:val="BA584984"/>
@@ -6711,7 +8265,7 @@
       </w:rPr>
     </w:lvl>
   </w:abstractNum>
-  <w:abstractNum w:abstractNumId="27" w15:restartNumberingAfterBreak="0">
+  <w:abstractNum w:abstractNumId="29" w15:restartNumberingAfterBreak="0">
     <w:nsid w:val="7501785F"/>
     <w:multiLevelType w:val="multilevel"/>
     <w:tmpl w:val="70CCC7CE"/>
@@ -6860,7 +8414,7 @@
       </w:rPr>
     </w:lvl>
   </w:abstractNum>
-  <w:abstractNum w:abstractNumId="28" w15:restartNumberingAfterBreak="0">
+  <w:abstractNum w:abstractNumId="30" w15:restartNumberingAfterBreak="0">
     <w:nsid w:val="76724A06"/>
     <w:multiLevelType w:val="multilevel"/>
     <w:tmpl w:val="3B360860"/>
@@ -7009,7 +8563,7 @@
       </w:rPr>
     </w:lvl>
   </w:abstractNum>
-  <w:abstractNum w:abstractNumId="29" w15:restartNumberingAfterBreak="0">
+  <w:abstractNum w:abstractNumId="31" w15:restartNumberingAfterBreak="0">
     <w:nsid w:val="7F0B10D7"/>
     <w:multiLevelType w:val="multilevel"/>
     <w:tmpl w:val="783858F8"/>
@@ -7159,94 +8713,100 @@
     </w:lvl>
   </w:abstractNum>
   <w:num w:numId="1">
-    <w:abstractNumId w:val="26"/>
+    <w:abstractNumId w:val="28"/>
   </w:num>
   <w:num w:numId="2">
+    <w:abstractNumId w:val="24"/>
+  </w:num>
+  <w:num w:numId="3">
+    <w:abstractNumId w:val="10"/>
+  </w:num>
+  <w:num w:numId="4">
+    <w:abstractNumId w:val="5"/>
+  </w:num>
+  <w:num w:numId="5">
+    <w:abstractNumId w:val="13"/>
+  </w:num>
+  <w:num w:numId="6">
+    <w:abstractNumId w:val="8"/>
+  </w:num>
+  <w:num w:numId="7">
+    <w:abstractNumId w:val="12"/>
+  </w:num>
+  <w:num w:numId="8">
+    <w:abstractNumId w:val="4"/>
+  </w:num>
+  <w:num w:numId="9">
+    <w:abstractNumId w:val="29"/>
+  </w:num>
+  <w:num w:numId="10">
+    <w:abstractNumId w:val="16"/>
+  </w:num>
+  <w:num w:numId="11">
+    <w:abstractNumId w:val="14"/>
+  </w:num>
+  <w:num w:numId="12">
     <w:abstractNumId w:val="22"/>
   </w:num>
-  <w:num w:numId="3">
+  <w:num w:numId="13">
+    <w:abstractNumId w:val="25"/>
+  </w:num>
+  <w:num w:numId="14">
+    <w:abstractNumId w:val="19"/>
+  </w:num>
+  <w:num w:numId="15">
     <w:abstractNumId w:val="9"/>
   </w:num>
-  <w:num w:numId="4">
-    <w:abstractNumId w:val="4"/>
-  </w:num>
-  <w:num w:numId="5">
-    <w:abstractNumId w:val="11"/>
-  </w:num>
-  <w:num w:numId="6">
-    <w:abstractNumId w:val="7"/>
-  </w:num>
-  <w:num w:numId="7">
-    <w:abstractNumId w:val="10"/>
-  </w:num>
-  <w:num w:numId="8">
-    <w:abstractNumId w:val="3"/>
-  </w:num>
-  <w:num w:numId="9">
+  <w:num w:numId="16">
     <w:abstractNumId w:val="27"/>
   </w:num>
-  <w:num w:numId="10">
-    <w:abstractNumId w:val="14"/>
-  </w:num>
-  <w:num w:numId="11">
-    <w:abstractNumId w:val="12"/>
-  </w:num>
-  <w:num w:numId="12">
-    <w:abstractNumId w:val="20"/>
-  </w:num>
-  <w:num w:numId="13">
-    <w:abstractNumId w:val="23"/>
-  </w:num>
-  <w:num w:numId="14">
-    <w:abstractNumId w:val="17"/>
-  </w:num>
-  <w:num w:numId="15">
-    <w:abstractNumId w:val="8"/>
-  </w:num>
-  <w:num w:numId="16">
-    <w:abstractNumId w:val="25"/>
-  </w:num>
   <w:num w:numId="17">
-    <w:abstractNumId w:val="16"/>
+    <w:abstractNumId w:val="18"/>
   </w:num>
   <w:num w:numId="18">
     <w:abstractNumId w:val="0"/>
   </w:num>
   <w:num w:numId="19">
-    <w:abstractNumId w:val="29"/>
+    <w:abstractNumId w:val="31"/>
   </w:num>
   <w:num w:numId="20">
-    <w:abstractNumId w:val="13"/>
+    <w:abstractNumId w:val="15"/>
   </w:num>
   <w:num w:numId="21">
-    <w:abstractNumId w:val="28"/>
+    <w:abstractNumId w:val="30"/>
   </w:num>
   <w:num w:numId="22">
-    <w:abstractNumId w:val="24"/>
+    <w:abstractNumId w:val="26"/>
   </w:num>
   <w:num w:numId="23">
-    <w:abstractNumId w:val="19"/>
+    <w:abstractNumId w:val="21"/>
   </w:num>
   <w:num w:numId="24">
-    <w:abstractNumId w:val="5"/>
+    <w:abstractNumId w:val="6"/>
   </w:num>
   <w:num w:numId="25">
-    <w:abstractNumId w:val="21"/>
+    <w:abstractNumId w:val="23"/>
   </w:num>
   <w:num w:numId="26">
-    <w:abstractNumId w:val="1"/>
+    <w:abstractNumId w:val="2"/>
   </w:num>
   <w:num w:numId="27">
-    <w:abstractNumId w:val="18"/>
+    <w:abstractNumId w:val="20"/>
   </w:num>
   <w:num w:numId="28">
-    <w:abstractNumId w:val="15"/>
+    <w:abstractNumId w:val="17"/>
   </w:num>
   <w:num w:numId="29">
-    <w:abstractNumId w:val="2"/>
+    <w:abstractNumId w:val="3"/>
   </w:num>
   <w:num w:numId="30">
-    <w:abstractNumId w:val="6"/>
+    <w:abstractNumId w:val="7"/>
+  </w:num>
+  <w:num w:numId="31">
+    <w:abstractNumId w:val="11"/>
+  </w:num>
+  <w:num w:numId="32">
+    <w:abstractNumId w:val="1"/>
   </w:num>
 </w:numbering>
 </file>

--- a/docs/02_Data_Sources.docx
+++ b/docs/02_Data_Sources.docx
@@ -3996,6 +3996,123 @@
       <w:bookmarkStart w:id="0" w:name="_GoBack"/>
       <w:bookmarkEnd w:id="0"/>
     </w:p>
+    <w:p>
+      <w:pPr>
+        <w:pStyle w:val="Heading3"/>
+      </w:pPr>
+      <w:r>
+        <w:t>Day 26 Update</w:t>
+      </w:r>
+    </w:p>
+    <w:p>
+      <w:pPr>
+        <w:pStyle w:val="NormalWeb"/>
+      </w:pPr>
+      <w:r>
+        <w:t>No new plant data sources were introduced.</w:t>
+      </w:r>
+    </w:p>
+    <w:p>
+      <w:pPr>
+        <w:pStyle w:val="NormalWeb"/>
+      </w:pPr>
+      <w:r>
+        <w:t>Ingestion interface was stabilized to support:</w:t>
+      </w:r>
+    </w:p>
+    <w:p>
+      <w:pPr>
+        <w:pStyle w:val="NormalWeb"/>
+        <w:numPr>
+          <w:ilvl w:val="0"/>
+          <w:numId w:val="33"/>
+        </w:numPr>
+      </w:pPr>
+      <w:r>
+        <w:t>User-driven upload</w:t>
+      </w:r>
+    </w:p>
+    <w:p>
+      <w:pPr>
+        <w:pStyle w:val="NormalWeb"/>
+        <w:numPr>
+          <w:ilvl w:val="0"/>
+          <w:numId w:val="33"/>
+        </w:numPr>
+      </w:pPr>
+      <w:r>
+        <w:t>Version-controlled run storage</w:t>
+      </w:r>
+    </w:p>
+    <w:p>
+      <w:pPr>
+        <w:pStyle w:val="NormalWeb"/>
+        <w:numPr>
+          <w:ilvl w:val="0"/>
+          <w:numId w:val="33"/>
+        </w:numPr>
+      </w:pPr>
+      <w:r>
+        <w:t>Ingestion status monitoring</w:t>
+      </w:r>
+    </w:p>
+    <w:p>
+      <w:pPr>
+        <w:pStyle w:val="NormalWeb"/>
+      </w:pPr>
+      <w:r>
+        <w:t>Additionally, groundwork initiated for mobile-based data acquisition from:</w:t>
+      </w:r>
+    </w:p>
+    <w:p>
+      <w:pPr>
+        <w:pStyle w:val="NormalWeb"/>
+        <w:numPr>
+          <w:ilvl w:val="0"/>
+          <w:numId w:val="34"/>
+        </w:numPr>
+      </w:pPr>
+      <w:r>
+        <w:t>Handwritten machine reading sheets</w:t>
+      </w:r>
+    </w:p>
+    <w:p>
+      <w:pPr>
+        <w:pStyle w:val="NormalWeb"/>
+        <w:numPr>
+          <w:ilvl w:val="0"/>
+          <w:numId w:val="34"/>
+        </w:numPr>
+      </w:pPr>
+      <w:r>
+        <w:t>Power cost analysis sheets</w:t>
+      </w:r>
+    </w:p>
+    <w:p>
+      <w:pPr>
+        <w:pStyle w:val="NormalWeb"/>
+        <w:numPr>
+          <w:ilvl w:val="0"/>
+          <w:numId w:val="34"/>
+        </w:numPr>
+      </w:pPr>
+      <w:r>
+        <w:t>Daily SMT maintenance logs</w:t>
+      </w:r>
+    </w:p>
+    <w:p>
+      <w:pPr>
+        <w:pStyle w:val="NormalWeb"/>
+      </w:pPr>
+      <w:r>
+        <w:t>These sources will be digitized via ML-CV mobile pipeline in future phase.</w:t>
+      </w:r>
+    </w:p>
+    <w:p>
+      <w:pPr>
+        <w:pStyle w:val="NormalWeb"/>
+      </w:pPr>
+    </w:p>
     <w:sectPr>
       <w:pgSz w:w="12240" w:h="15840"/>
       <w:pgMar w:top="1440" w:right="1440" w:bottom="1440" w:left="1440" w:header="720" w:footer="720" w:gutter="0"/>
@@ -4158,6 +4275,155 @@
     </w:lvl>
   </w:abstractNum>
   <w:abstractNum w:abstractNumId="1" w15:restartNumberingAfterBreak="0">
+    <w:nsid w:val="022C0360"/>
+    <w:multiLevelType w:val="multilevel"/>
+    <w:tmpl w:val="622CB514"/>
+    <w:lvl w:ilvl="0">
+      <w:start w:val="1"/>
+      <w:numFmt w:val="bullet"/>
+      <w:lvlText w:val=""/>
+      <w:lvlJc w:val="left"/>
+      <w:pPr>
+        <w:tabs>
+          <w:tab w:val="num" w:pos="720"/>
+        </w:tabs>
+        <w:ind w:left="720" w:hanging="360"/>
+      </w:pPr>
+      <w:rPr>
+        <w:rFonts w:ascii="Symbol" w:hAnsi="Symbol" w:hint="default"/>
+        <w:sz w:val="20"/>
+      </w:rPr>
+    </w:lvl>
+    <w:lvl w:ilvl="1" w:tentative="1">
+      <w:start w:val="1"/>
+      <w:numFmt w:val="bullet"/>
+      <w:lvlText w:val="o"/>
+      <w:lvlJc w:val="left"/>
+      <w:pPr>
+        <w:tabs>
+          <w:tab w:val="num" w:pos="1440"/>
+        </w:tabs>
+        <w:ind w:left="1440" w:hanging="360"/>
+      </w:pPr>
+      <w:rPr>
+        <w:rFonts w:ascii="Courier New" w:hAnsi="Courier New" w:hint="default"/>
+        <w:sz w:val="20"/>
+      </w:rPr>
+    </w:lvl>
+    <w:lvl w:ilvl="2" w:tentative="1">
+      <w:start w:val="1"/>
+      <w:numFmt w:val="bullet"/>
+      <w:lvlText w:val=""/>
+      <w:lvlJc w:val="left"/>
+      <w:pPr>
+        <w:tabs>
+          <w:tab w:val="num" w:pos="2160"/>
+        </w:tabs>
+        <w:ind w:left="2160" w:hanging="360"/>
+      </w:pPr>
+      <w:rPr>
+        <w:rFonts w:ascii="Wingdings" w:hAnsi="Wingdings" w:hint="default"/>
+        <w:sz w:val="20"/>
+      </w:rPr>
+    </w:lvl>
+    <w:lvl w:ilvl="3" w:tentative="1">
+      <w:start w:val="1"/>
+      <w:numFmt w:val="bullet"/>
+      <w:lvlText w:val=""/>
+      <w:lvlJc w:val="left"/>
+      <w:pPr>
+        <w:tabs>
+          <w:tab w:val="num" w:pos="2880"/>
+        </w:tabs>
+        <w:ind w:left="2880" w:hanging="360"/>
+      </w:pPr>
+      <w:rPr>
+        <w:rFonts w:ascii="Wingdings" w:hAnsi="Wingdings" w:hint="default"/>
+        <w:sz w:val="20"/>
+      </w:rPr>
+    </w:lvl>
+    <w:lvl w:ilvl="4" w:tentative="1">
+      <w:start w:val="1"/>
+      <w:numFmt w:val="bullet"/>
+      <w:lvlText w:val=""/>
+      <w:lvlJc w:val="left"/>
+      <w:pPr>
+        <w:tabs>
+          <w:tab w:val="num" w:pos="3600"/>
+        </w:tabs>
+        <w:ind w:left="3600" w:hanging="360"/>
+      </w:pPr>
+      <w:rPr>
+        <w:rFonts w:ascii="Wingdings" w:hAnsi="Wingdings" w:hint="default"/>
+        <w:sz w:val="20"/>
+      </w:rPr>
+    </w:lvl>
+    <w:lvl w:ilvl="5" w:tentative="1">
+      <w:start w:val="1"/>
+      <w:numFmt w:val="bullet"/>
+      <w:lvlText w:val=""/>
+      <w:lvlJc w:val="left"/>
+      <w:pPr>
+        <w:tabs>
+          <w:tab w:val="num" w:pos="4320"/>
+        </w:tabs>
+        <w:ind w:left="4320" w:hanging="360"/>
+      </w:pPr>
+      <w:rPr>
+        <w:rFonts w:ascii="Wingdings" w:hAnsi="Wingdings" w:hint="default"/>
+        <w:sz w:val="20"/>
+      </w:rPr>
+    </w:lvl>
+    <w:lvl w:ilvl="6" w:tentative="1">
+      <w:start w:val="1"/>
+      <w:numFmt w:val="bullet"/>
+      <w:lvlText w:val=""/>
+      <w:lvlJc w:val="left"/>
+      <w:pPr>
+        <w:tabs>
+          <w:tab w:val="num" w:pos="5040"/>
+        </w:tabs>
+        <w:ind w:left="5040" w:hanging="360"/>
+      </w:pPr>
+      <w:rPr>
+        <w:rFonts w:ascii="Wingdings" w:hAnsi="Wingdings" w:hint="default"/>
+        <w:sz w:val="20"/>
+      </w:rPr>
+    </w:lvl>
+    <w:lvl w:ilvl="7" w:tentative="1">
+      <w:start w:val="1"/>
+      <w:numFmt w:val="bullet"/>
+      <w:lvlText w:val=""/>
+      <w:lvlJc w:val="left"/>
+      <w:pPr>
+        <w:tabs>
+          <w:tab w:val="num" w:pos="5760"/>
+        </w:tabs>
+        <w:ind w:left="5760" w:hanging="360"/>
+      </w:pPr>
+      <w:rPr>
+        <w:rFonts w:ascii="Wingdings" w:hAnsi="Wingdings" w:hint="default"/>
+        <w:sz w:val="20"/>
+      </w:rPr>
+    </w:lvl>
+    <w:lvl w:ilvl="8" w:tentative="1">
+      <w:start w:val="1"/>
+      <w:numFmt w:val="bullet"/>
+      <w:lvlText w:val=""/>
+      <w:lvlJc w:val="left"/>
+      <w:pPr>
+        <w:tabs>
+          <w:tab w:val="num" w:pos="6480"/>
+        </w:tabs>
+        <w:ind w:left="6480" w:hanging="360"/>
+      </w:pPr>
+      <w:rPr>
+        <w:rFonts w:ascii="Wingdings" w:hAnsi="Wingdings" w:hint="default"/>
+        <w:sz w:val="20"/>
+      </w:rPr>
+    </w:lvl>
+  </w:abstractNum>
+  <w:abstractNum w:abstractNumId="2" w15:restartNumberingAfterBreak="0">
     <w:nsid w:val="04BF44D1"/>
     <w:multiLevelType w:val="multilevel"/>
     <w:tmpl w:val="83EEC64E"/>
@@ -4306,7 +4572,7 @@
       </w:rPr>
     </w:lvl>
   </w:abstractNum>
-  <w:abstractNum w:abstractNumId="2" w15:restartNumberingAfterBreak="0">
+  <w:abstractNum w:abstractNumId="3" w15:restartNumberingAfterBreak="0">
     <w:nsid w:val="052334E9"/>
     <w:multiLevelType w:val="multilevel"/>
     <w:tmpl w:val="3B0A413A"/>
@@ -4455,7 +4721,7 @@
       </w:rPr>
     </w:lvl>
   </w:abstractNum>
-  <w:abstractNum w:abstractNumId="3" w15:restartNumberingAfterBreak="0">
+  <w:abstractNum w:abstractNumId="4" w15:restartNumberingAfterBreak="0">
     <w:nsid w:val="09844912"/>
     <w:multiLevelType w:val="multilevel"/>
     <w:tmpl w:val="D78E0FEC"/>
@@ -4604,7 +4870,7 @@
       </w:rPr>
     </w:lvl>
   </w:abstractNum>
-  <w:abstractNum w:abstractNumId="4" w15:restartNumberingAfterBreak="0">
+  <w:abstractNum w:abstractNumId="5" w15:restartNumberingAfterBreak="0">
     <w:nsid w:val="0B7F2A62"/>
     <w:multiLevelType w:val="multilevel"/>
     <w:tmpl w:val="5DE80AD6"/>
@@ -4721,7 +4987,7 @@
       </w:pPr>
     </w:lvl>
   </w:abstractNum>
-  <w:abstractNum w:abstractNumId="5" w15:restartNumberingAfterBreak="0">
+  <w:abstractNum w:abstractNumId="6" w15:restartNumberingAfterBreak="0">
     <w:nsid w:val="0CDB645A"/>
     <w:multiLevelType w:val="multilevel"/>
     <w:tmpl w:val="2FC4D6F8"/>
@@ -4870,7 +5136,7 @@
       </w:rPr>
     </w:lvl>
   </w:abstractNum>
-  <w:abstractNum w:abstractNumId="6" w15:restartNumberingAfterBreak="0">
+  <w:abstractNum w:abstractNumId="7" w15:restartNumberingAfterBreak="0">
     <w:nsid w:val="0E893F49"/>
     <w:multiLevelType w:val="multilevel"/>
     <w:tmpl w:val="42A40B34"/>
@@ -5019,7 +5285,7 @@
       </w:rPr>
     </w:lvl>
   </w:abstractNum>
-  <w:abstractNum w:abstractNumId="7" w15:restartNumberingAfterBreak="0">
+  <w:abstractNum w:abstractNumId="8" w15:restartNumberingAfterBreak="0">
     <w:nsid w:val="152B55E5"/>
     <w:multiLevelType w:val="multilevel"/>
     <w:tmpl w:val="046295AE"/>
@@ -5168,7 +5434,7 @@
       </w:rPr>
     </w:lvl>
   </w:abstractNum>
-  <w:abstractNum w:abstractNumId="8" w15:restartNumberingAfterBreak="0">
+  <w:abstractNum w:abstractNumId="9" w15:restartNumberingAfterBreak="0">
     <w:nsid w:val="199B7F89"/>
     <w:multiLevelType w:val="multilevel"/>
     <w:tmpl w:val="20AA80F2"/>
@@ -5317,7 +5583,7 @@
       </w:rPr>
     </w:lvl>
   </w:abstractNum>
-  <w:abstractNum w:abstractNumId="9" w15:restartNumberingAfterBreak="0">
+  <w:abstractNum w:abstractNumId="10" w15:restartNumberingAfterBreak="0">
     <w:nsid w:val="19A762C8"/>
     <w:multiLevelType w:val="multilevel"/>
     <w:tmpl w:val="A82E7BB4"/>
@@ -5466,7 +5732,7 @@
       </w:rPr>
     </w:lvl>
   </w:abstractNum>
-  <w:abstractNum w:abstractNumId="10" w15:restartNumberingAfterBreak="0">
+  <w:abstractNum w:abstractNumId="11" w15:restartNumberingAfterBreak="0">
     <w:nsid w:val="1AE27D26"/>
     <w:multiLevelType w:val="multilevel"/>
     <w:tmpl w:val="D3CA648A"/>
@@ -5615,7 +5881,7 @@
       </w:rPr>
     </w:lvl>
   </w:abstractNum>
-  <w:abstractNum w:abstractNumId="11" w15:restartNumberingAfterBreak="0">
+  <w:abstractNum w:abstractNumId="12" w15:restartNumberingAfterBreak="0">
     <w:nsid w:val="24312ED9"/>
     <w:multiLevelType w:val="multilevel"/>
     <w:tmpl w:val="D9ECBDDE"/>
@@ -5764,7 +6030,7 @@
       </w:rPr>
     </w:lvl>
   </w:abstractNum>
-  <w:abstractNum w:abstractNumId="12" w15:restartNumberingAfterBreak="0">
+  <w:abstractNum w:abstractNumId="13" w15:restartNumberingAfterBreak="0">
     <w:nsid w:val="289E006F"/>
     <w:multiLevelType w:val="multilevel"/>
     <w:tmpl w:val="9F308DA0"/>
@@ -5881,7 +6147,7 @@
       </w:pPr>
     </w:lvl>
   </w:abstractNum>
-  <w:abstractNum w:abstractNumId="13" w15:restartNumberingAfterBreak="0">
+  <w:abstractNum w:abstractNumId="14" w15:restartNumberingAfterBreak="0">
     <w:nsid w:val="3BDC2785"/>
     <w:multiLevelType w:val="multilevel"/>
     <w:tmpl w:val="BE844A56"/>
@@ -6030,7 +6296,7 @@
       </w:rPr>
     </w:lvl>
   </w:abstractNum>
-  <w:abstractNum w:abstractNumId="14" w15:restartNumberingAfterBreak="0">
+  <w:abstractNum w:abstractNumId="15" w15:restartNumberingAfterBreak="0">
     <w:nsid w:val="3BDF28D1"/>
     <w:multiLevelType w:val="multilevel"/>
     <w:tmpl w:val="155497D2"/>
@@ -6179,7 +6445,156 @@
       </w:rPr>
     </w:lvl>
   </w:abstractNum>
-  <w:abstractNum w:abstractNumId="15" w15:restartNumberingAfterBreak="0">
+  <w:abstractNum w:abstractNumId="16" w15:restartNumberingAfterBreak="0">
+    <w:nsid w:val="3E5A43D8"/>
+    <w:multiLevelType w:val="multilevel"/>
+    <w:tmpl w:val="EB2C7E9E"/>
+    <w:lvl w:ilvl="0">
+      <w:start w:val="1"/>
+      <w:numFmt w:val="bullet"/>
+      <w:lvlText w:val=""/>
+      <w:lvlJc w:val="left"/>
+      <w:pPr>
+        <w:tabs>
+          <w:tab w:val="num" w:pos="720"/>
+        </w:tabs>
+        <w:ind w:left="720" w:hanging="360"/>
+      </w:pPr>
+      <w:rPr>
+        <w:rFonts w:ascii="Symbol" w:hAnsi="Symbol" w:hint="default"/>
+        <w:sz w:val="20"/>
+      </w:rPr>
+    </w:lvl>
+    <w:lvl w:ilvl="1" w:tentative="1">
+      <w:start w:val="1"/>
+      <w:numFmt w:val="bullet"/>
+      <w:lvlText w:val="o"/>
+      <w:lvlJc w:val="left"/>
+      <w:pPr>
+        <w:tabs>
+          <w:tab w:val="num" w:pos="1440"/>
+        </w:tabs>
+        <w:ind w:left="1440" w:hanging="360"/>
+      </w:pPr>
+      <w:rPr>
+        <w:rFonts w:ascii="Courier New" w:hAnsi="Courier New" w:hint="default"/>
+        <w:sz w:val="20"/>
+      </w:rPr>
+    </w:lvl>
+    <w:lvl w:ilvl="2" w:tentative="1">
+      <w:start w:val="1"/>
+      <w:numFmt w:val="bullet"/>
+      <w:lvlText w:val=""/>
+      <w:lvlJc w:val="left"/>
+      <w:pPr>
+        <w:tabs>
+          <w:tab w:val="num" w:pos="2160"/>
+        </w:tabs>
+        <w:ind w:left="2160" w:hanging="360"/>
+      </w:pPr>
+      <w:rPr>
+        <w:rFonts w:ascii="Wingdings" w:hAnsi="Wingdings" w:hint="default"/>
+        <w:sz w:val="20"/>
+      </w:rPr>
+    </w:lvl>
+    <w:lvl w:ilvl="3" w:tentative="1">
+      <w:start w:val="1"/>
+      <w:numFmt w:val="bullet"/>
+      <w:lvlText w:val=""/>
+      <w:lvlJc w:val="left"/>
+      <w:pPr>
+        <w:tabs>
+          <w:tab w:val="num" w:pos="2880"/>
+        </w:tabs>
+        <w:ind w:left="2880" w:hanging="360"/>
+      </w:pPr>
+      <w:rPr>
+        <w:rFonts w:ascii="Wingdings" w:hAnsi="Wingdings" w:hint="default"/>
+        <w:sz w:val="20"/>
+      </w:rPr>
+    </w:lvl>
+    <w:lvl w:ilvl="4" w:tentative="1">
+      <w:start w:val="1"/>
+      <w:numFmt w:val="bullet"/>
+      <w:lvlText w:val=""/>
+      <w:lvlJc w:val="left"/>
+      <w:pPr>
+        <w:tabs>
+          <w:tab w:val="num" w:pos="3600"/>
+        </w:tabs>
+        <w:ind w:left="3600" w:hanging="360"/>
+      </w:pPr>
+      <w:rPr>
+        <w:rFonts w:ascii="Wingdings" w:hAnsi="Wingdings" w:hint="default"/>
+        <w:sz w:val="20"/>
+      </w:rPr>
+    </w:lvl>
+    <w:lvl w:ilvl="5" w:tentative="1">
+      <w:start w:val="1"/>
+      <w:numFmt w:val="bullet"/>
+      <w:lvlText w:val=""/>
+      <w:lvlJc w:val="left"/>
+      <w:pPr>
+        <w:tabs>
+          <w:tab w:val="num" w:pos="4320"/>
+        </w:tabs>
+        <w:ind w:left="4320" w:hanging="360"/>
+      </w:pPr>
+      <w:rPr>
+        <w:rFonts w:ascii="Wingdings" w:hAnsi="Wingdings" w:hint="default"/>
+        <w:sz w:val="20"/>
+      </w:rPr>
+    </w:lvl>
+    <w:lvl w:ilvl="6" w:tentative="1">
+      <w:start w:val="1"/>
+      <w:numFmt w:val="bullet"/>
+      <w:lvlText w:val=""/>
+      <w:lvlJc w:val="left"/>
+      <w:pPr>
+        <w:tabs>
+          <w:tab w:val="num" w:pos="5040"/>
+        </w:tabs>
+        <w:ind w:left="5040" w:hanging="360"/>
+      </w:pPr>
+      <w:rPr>
+        <w:rFonts w:ascii="Wingdings" w:hAnsi="Wingdings" w:hint="default"/>
+        <w:sz w:val="20"/>
+      </w:rPr>
+    </w:lvl>
+    <w:lvl w:ilvl="7" w:tentative="1">
+      <w:start w:val="1"/>
+      <w:numFmt w:val="bullet"/>
+      <w:lvlText w:val=""/>
+      <w:lvlJc w:val="left"/>
+      <w:pPr>
+        <w:tabs>
+          <w:tab w:val="num" w:pos="5760"/>
+        </w:tabs>
+        <w:ind w:left="5760" w:hanging="360"/>
+      </w:pPr>
+      <w:rPr>
+        <w:rFonts w:ascii="Wingdings" w:hAnsi="Wingdings" w:hint="default"/>
+        <w:sz w:val="20"/>
+      </w:rPr>
+    </w:lvl>
+    <w:lvl w:ilvl="8" w:tentative="1">
+      <w:start w:val="1"/>
+      <w:numFmt w:val="bullet"/>
+      <w:lvlText w:val=""/>
+      <w:lvlJc w:val="left"/>
+      <w:pPr>
+        <w:tabs>
+          <w:tab w:val="num" w:pos="6480"/>
+        </w:tabs>
+        <w:ind w:left="6480" w:hanging="360"/>
+      </w:pPr>
+      <w:rPr>
+        <w:rFonts w:ascii="Wingdings" w:hAnsi="Wingdings" w:hint="default"/>
+        <w:sz w:val="20"/>
+      </w:rPr>
+    </w:lvl>
+  </w:abstractNum>
+  <w:abstractNum w:abstractNumId="17" w15:restartNumberingAfterBreak="0">
     <w:nsid w:val="42A8624D"/>
     <w:multiLevelType w:val="multilevel"/>
     <w:tmpl w:val="BAACE418"/>
@@ -6328,7 +6743,7 @@
       </w:rPr>
     </w:lvl>
   </w:abstractNum>
-  <w:abstractNum w:abstractNumId="16" w15:restartNumberingAfterBreak="0">
+  <w:abstractNum w:abstractNumId="18" w15:restartNumberingAfterBreak="0">
     <w:nsid w:val="488C6048"/>
     <w:multiLevelType w:val="multilevel"/>
     <w:tmpl w:val="D0A2634A"/>
@@ -6477,7 +6892,7 @@
       </w:rPr>
     </w:lvl>
   </w:abstractNum>
-  <w:abstractNum w:abstractNumId="17" w15:restartNumberingAfterBreak="0">
+  <w:abstractNum w:abstractNumId="19" w15:restartNumberingAfterBreak="0">
     <w:nsid w:val="493A0D09"/>
     <w:multiLevelType w:val="multilevel"/>
     <w:tmpl w:val="86529C48"/>
@@ -6626,7 +7041,7 @@
       </w:rPr>
     </w:lvl>
   </w:abstractNum>
-  <w:abstractNum w:abstractNumId="18" w15:restartNumberingAfterBreak="0">
+  <w:abstractNum w:abstractNumId="20" w15:restartNumberingAfterBreak="0">
     <w:nsid w:val="4A3D569D"/>
     <w:multiLevelType w:val="multilevel"/>
     <w:tmpl w:val="13D4042A"/>
@@ -6775,7 +7190,7 @@
       </w:rPr>
     </w:lvl>
   </w:abstractNum>
-  <w:abstractNum w:abstractNumId="19" w15:restartNumberingAfterBreak="0">
+  <w:abstractNum w:abstractNumId="21" w15:restartNumberingAfterBreak="0">
     <w:nsid w:val="4E0A27B5"/>
     <w:multiLevelType w:val="multilevel"/>
     <w:tmpl w:val="2DB49E70"/>
@@ -6924,7 +7339,7 @@
       </w:rPr>
     </w:lvl>
   </w:abstractNum>
-  <w:abstractNum w:abstractNumId="20" w15:restartNumberingAfterBreak="0">
+  <w:abstractNum w:abstractNumId="22" w15:restartNumberingAfterBreak="0">
     <w:nsid w:val="4E3E795D"/>
     <w:multiLevelType w:val="multilevel"/>
     <w:tmpl w:val="6BDEC3FE"/>
@@ -7073,7 +7488,7 @@
       </w:rPr>
     </w:lvl>
   </w:abstractNum>
-  <w:abstractNum w:abstractNumId="21" w15:restartNumberingAfterBreak="0">
+  <w:abstractNum w:abstractNumId="23" w15:restartNumberingAfterBreak="0">
     <w:nsid w:val="5665309F"/>
     <w:multiLevelType w:val="multilevel"/>
     <w:tmpl w:val="F23A3184"/>
@@ -7222,7 +7637,7 @@
       </w:rPr>
     </w:lvl>
   </w:abstractNum>
-  <w:abstractNum w:abstractNumId="22" w15:restartNumberingAfterBreak="0">
+  <w:abstractNum w:abstractNumId="24" w15:restartNumberingAfterBreak="0">
     <w:nsid w:val="57B21EED"/>
     <w:multiLevelType w:val="multilevel"/>
     <w:tmpl w:val="35EC1916"/>
@@ -7371,7 +7786,7 @@
       </w:rPr>
     </w:lvl>
   </w:abstractNum>
-  <w:abstractNum w:abstractNumId="23" w15:restartNumberingAfterBreak="0">
+  <w:abstractNum w:abstractNumId="25" w15:restartNumberingAfterBreak="0">
     <w:nsid w:val="59A274A8"/>
     <w:multiLevelType w:val="multilevel"/>
     <w:tmpl w:val="2C923F90"/>
@@ -7520,7 +7935,7 @@
       </w:rPr>
     </w:lvl>
   </w:abstractNum>
-  <w:abstractNum w:abstractNumId="24" w15:restartNumberingAfterBreak="0">
+  <w:abstractNum w:abstractNumId="26" w15:restartNumberingAfterBreak="0">
     <w:nsid w:val="59DB6D6A"/>
     <w:multiLevelType w:val="multilevel"/>
     <w:tmpl w:val="97FE5C9C"/>
@@ -7669,7 +8084,7 @@
       </w:rPr>
     </w:lvl>
   </w:abstractNum>
-  <w:abstractNum w:abstractNumId="25" w15:restartNumberingAfterBreak="0">
+  <w:abstractNum w:abstractNumId="27" w15:restartNumberingAfterBreak="0">
     <w:nsid w:val="5E855459"/>
     <w:multiLevelType w:val="multilevel"/>
     <w:tmpl w:val="30F2FFFC"/>
@@ -7818,7 +8233,7 @@
       </w:rPr>
     </w:lvl>
   </w:abstractNum>
-  <w:abstractNum w:abstractNumId="26" w15:restartNumberingAfterBreak="0">
+  <w:abstractNum w:abstractNumId="28" w15:restartNumberingAfterBreak="0">
     <w:nsid w:val="61BF3478"/>
     <w:multiLevelType w:val="multilevel"/>
     <w:tmpl w:val="22B02AC8"/>
@@ -7967,7 +8382,7 @@
       </w:rPr>
     </w:lvl>
   </w:abstractNum>
-  <w:abstractNum w:abstractNumId="27" w15:restartNumberingAfterBreak="0">
+  <w:abstractNum w:abstractNumId="29" w15:restartNumberingAfterBreak="0">
     <w:nsid w:val="6B626DB3"/>
     <w:multiLevelType w:val="multilevel"/>
     <w:tmpl w:val="53380260"/>
@@ -8116,7 +8531,7 @@
       </w:rPr>
     </w:lvl>
   </w:abstractNum>
-  <w:abstractNum w:abstractNumId="28" w15:restartNumberingAfterBreak="0">
+  <w:abstractNum w:abstractNumId="30" w15:restartNumberingAfterBreak="0">
     <w:nsid w:val="6F991467"/>
     <w:multiLevelType w:val="multilevel"/>
     <w:tmpl w:val="BA584984"/>
@@ -8265,7 +8680,7 @@
       </w:rPr>
     </w:lvl>
   </w:abstractNum>
-  <w:abstractNum w:abstractNumId="29" w15:restartNumberingAfterBreak="0">
+  <w:abstractNum w:abstractNumId="31" w15:restartNumberingAfterBreak="0">
     <w:nsid w:val="7501785F"/>
     <w:multiLevelType w:val="multilevel"/>
     <w:tmpl w:val="70CCC7CE"/>
@@ -8414,7 +8829,7 @@
       </w:rPr>
     </w:lvl>
   </w:abstractNum>
-  <w:abstractNum w:abstractNumId="30" w15:restartNumberingAfterBreak="0">
+  <w:abstractNum w:abstractNumId="32" w15:restartNumberingAfterBreak="0">
     <w:nsid w:val="76724A06"/>
     <w:multiLevelType w:val="multilevel"/>
     <w:tmpl w:val="3B360860"/>
@@ -8563,7 +8978,7 @@
       </w:rPr>
     </w:lvl>
   </w:abstractNum>
-  <w:abstractNum w:abstractNumId="31" w15:restartNumberingAfterBreak="0">
+  <w:abstractNum w:abstractNumId="33" w15:restartNumberingAfterBreak="0">
     <w:nsid w:val="7F0B10D7"/>
     <w:multiLevelType w:val="multilevel"/>
     <w:tmpl w:val="783858F8"/>
@@ -8713,99 +9128,105 @@
     </w:lvl>
   </w:abstractNum>
   <w:num w:numId="1">
-    <w:abstractNumId w:val="28"/>
+    <w:abstractNumId w:val="30"/>
   </w:num>
   <w:num w:numId="2">
+    <w:abstractNumId w:val="26"/>
+  </w:num>
+  <w:num w:numId="3">
+    <w:abstractNumId w:val="11"/>
+  </w:num>
+  <w:num w:numId="4">
+    <w:abstractNumId w:val="6"/>
+  </w:num>
+  <w:num w:numId="5">
+    <w:abstractNumId w:val="14"/>
+  </w:num>
+  <w:num w:numId="6">
+    <w:abstractNumId w:val="9"/>
+  </w:num>
+  <w:num w:numId="7">
+    <w:abstractNumId w:val="13"/>
+  </w:num>
+  <w:num w:numId="8">
+    <w:abstractNumId w:val="5"/>
+  </w:num>
+  <w:num w:numId="9">
+    <w:abstractNumId w:val="31"/>
+  </w:num>
+  <w:num w:numId="10">
+    <w:abstractNumId w:val="18"/>
+  </w:num>
+  <w:num w:numId="11">
+    <w:abstractNumId w:val="15"/>
+  </w:num>
+  <w:num w:numId="12">
     <w:abstractNumId w:val="24"/>
   </w:num>
-  <w:num w:numId="3">
+  <w:num w:numId="13">
+    <w:abstractNumId w:val="27"/>
+  </w:num>
+  <w:num w:numId="14">
+    <w:abstractNumId w:val="21"/>
+  </w:num>
+  <w:num w:numId="15">
     <w:abstractNumId w:val="10"/>
   </w:num>
-  <w:num w:numId="4">
-    <w:abstractNumId w:val="5"/>
-  </w:num>
-  <w:num w:numId="5">
-    <w:abstractNumId w:val="13"/>
-  </w:num>
-  <w:num w:numId="6">
-    <w:abstractNumId w:val="8"/>
-  </w:num>
-  <w:num w:numId="7">
-    <w:abstractNumId w:val="12"/>
-  </w:num>
-  <w:num w:numId="8">
-    <w:abstractNumId w:val="4"/>
-  </w:num>
-  <w:num w:numId="9">
+  <w:num w:numId="16">
     <w:abstractNumId w:val="29"/>
   </w:num>
-  <w:num w:numId="10">
-    <w:abstractNumId w:val="16"/>
-  </w:num>
-  <w:num w:numId="11">
-    <w:abstractNumId w:val="14"/>
-  </w:num>
-  <w:num w:numId="12">
-    <w:abstractNumId w:val="22"/>
-  </w:num>
-  <w:num w:numId="13">
-    <w:abstractNumId w:val="25"/>
-  </w:num>
-  <w:num w:numId="14">
-    <w:abstractNumId w:val="19"/>
-  </w:num>
-  <w:num w:numId="15">
-    <w:abstractNumId w:val="9"/>
-  </w:num>
-  <w:num w:numId="16">
-    <w:abstractNumId w:val="27"/>
-  </w:num>
   <w:num w:numId="17">
-    <w:abstractNumId w:val="18"/>
+    <w:abstractNumId w:val="20"/>
   </w:num>
   <w:num w:numId="18">
     <w:abstractNumId w:val="0"/>
   </w:num>
   <w:num w:numId="19">
-    <w:abstractNumId w:val="31"/>
+    <w:abstractNumId w:val="33"/>
   </w:num>
   <w:num w:numId="20">
-    <w:abstractNumId w:val="15"/>
+    <w:abstractNumId w:val="17"/>
   </w:num>
   <w:num w:numId="21">
-    <w:abstractNumId w:val="30"/>
+    <w:abstractNumId w:val="32"/>
   </w:num>
   <w:num w:numId="22">
-    <w:abstractNumId w:val="26"/>
+    <w:abstractNumId w:val="28"/>
   </w:num>
   <w:num w:numId="23">
-    <w:abstractNumId w:val="21"/>
+    <w:abstractNumId w:val="23"/>
   </w:num>
   <w:num w:numId="24">
-    <w:abstractNumId w:val="6"/>
+    <w:abstractNumId w:val="7"/>
   </w:num>
   <w:num w:numId="25">
-    <w:abstractNumId w:val="23"/>
+    <w:abstractNumId w:val="25"/>
   </w:num>
   <w:num w:numId="26">
+    <w:abstractNumId w:val="3"/>
+  </w:num>
+  <w:num w:numId="27">
+    <w:abstractNumId w:val="22"/>
+  </w:num>
+  <w:num w:numId="28">
+    <w:abstractNumId w:val="19"/>
+  </w:num>
+  <w:num w:numId="29">
+    <w:abstractNumId w:val="4"/>
+  </w:num>
+  <w:num w:numId="30">
+    <w:abstractNumId w:val="8"/>
+  </w:num>
+  <w:num w:numId="31">
+    <w:abstractNumId w:val="12"/>
+  </w:num>
+  <w:num w:numId="32">
     <w:abstractNumId w:val="2"/>
   </w:num>
-  <w:num w:numId="27">
-    <w:abstractNumId w:val="20"/>
+  <w:num w:numId="33">
+    <w:abstractNumId w:val="16"/>
   </w:num>
-  <w:num w:numId="28">
-    <w:abstractNumId w:val="17"/>
-  </w:num>
-  <w:num w:numId="29">
-    <w:abstractNumId w:val="3"/>
-  </w:num>
-  <w:num w:numId="30">
-    <w:abstractNumId w:val="7"/>
-  </w:num>
-  <w:num w:numId="31">
-    <w:abstractNumId w:val="11"/>
-  </w:num>
-  <w:num w:numId="32">
+  <w:num w:numId="34">
     <w:abstractNumId w:val="1"/>
   </w:num>
 </w:numbering>

--- a/docs/02_Data_Sources.docx
+++ b/docs/02_Data_Sources.docx
@@ -3852,6 +3852,7 @@
       <w:r>
         <w:rPr>
           <w:rStyle w:val="HTMLCode"/>
+          <w:rFonts w:ascii="Times New Roman" w:hAnsi="Times New Roman" w:cs="Times New Roman"/>
         </w:rPr>
         <w:t>ingested_files</w:t>
       </w:r>
@@ -3993,8 +3994,6 @@
       <w:r>
         <w:t xml:space="preserve"> execution without external API dependency</w:t>
       </w:r>
-      <w:bookmarkStart w:id="0" w:name="_GoBack"/>
-      <w:bookmarkEnd w:id="0"/>
     </w:p>
     <w:p>
       <w:pPr>
@@ -4107,6 +4106,339 @@
       <w:r>
         <w:t>These sources will be digitized via ML-CV mobile pipeline in future phase.</w:t>
       </w:r>
+    </w:p>
+    <w:p>
+      <w:pPr>
+        <w:pStyle w:val="Heading3"/>
+        <w:spacing w:before="0" w:beforeAutospacing="0" w:after="0" w:afterAutospacing="0"/>
+      </w:pPr>
+      <w:r>
+        <w:t>Day 27&amp;28</w:t>
+      </w:r>
+      <w:r>
+        <w:t xml:space="preserve"> Update</w:t>
+      </w:r>
+    </w:p>
+    <w:p>
+      <w:pPr>
+        <w:pStyle w:val="Heading3"/>
+        <w:spacing w:before="0" w:beforeAutospacing="0" w:after="0" w:afterAutospacing="0"/>
+      </w:pPr>
+    </w:p>
+    <w:p>
+      <w:pPr>
+        <w:pStyle w:val="NormalWeb"/>
+        <w:numPr>
+          <w:ilvl w:val="0"/>
+          <w:numId w:val="38"/>
+        </w:numPr>
+        <w:spacing w:before="0" w:beforeAutospacing="0" w:after="0" w:afterAutospacing="0"/>
+      </w:pPr>
+      <w:r>
+        <w:t>Confirmed no external API dependency during UI enhancements</w:t>
+      </w:r>
+    </w:p>
+    <w:p>
+      <w:pPr>
+        <w:pStyle w:val="NormalWeb"/>
+        <w:numPr>
+          <w:ilvl w:val="0"/>
+          <w:numId w:val="38"/>
+        </w:numPr>
+        <w:spacing w:before="0" w:beforeAutospacing="0" w:after="0" w:afterAutospacing="0"/>
+      </w:pPr>
+      <w:r>
+        <w:t>Ensured offline data retrieval remains stable</w:t>
+      </w:r>
+    </w:p>
+    <w:p>
+      <w:pPr>
+        <w:pStyle w:val="NormalWeb"/>
+        <w:numPr>
+          <w:ilvl w:val="0"/>
+          <w:numId w:val="38"/>
+        </w:numPr>
+        <w:spacing w:before="0" w:beforeAutospacing="0" w:after="0" w:afterAutospacing="0"/>
+      </w:pPr>
+      <w:r>
+        <w:t xml:space="preserve">Conceptualized data flow design for </w:t>
+      </w:r>
+      <w:proofErr w:type="spellStart"/>
+      <w:r>
+        <w:t>ScanKar</w:t>
+      </w:r>
+      <w:proofErr w:type="spellEnd"/>
+      <w:r>
+        <w:t>:</w:t>
+      </w:r>
+    </w:p>
+    <w:p>
+      <w:pPr>
+        <w:pStyle w:val="NormalWeb"/>
+        <w:numPr>
+          <w:ilvl w:val="0"/>
+          <w:numId w:val="39"/>
+        </w:numPr>
+        <w:spacing w:before="0" w:beforeAutospacing="0" w:after="0" w:afterAutospacing="0"/>
+      </w:pPr>
+      <w:r>
+        <w:t>Image input</w:t>
+      </w:r>
+    </w:p>
+    <w:p>
+      <w:pPr>
+        <w:pStyle w:val="NormalWeb"/>
+        <w:numPr>
+          <w:ilvl w:val="0"/>
+          <w:numId w:val="39"/>
+        </w:numPr>
+        <w:spacing w:before="0" w:beforeAutospacing="0" w:after="0" w:afterAutospacing="0"/>
+      </w:pPr>
+      <w:r>
+        <w:t>Structured data extraction</w:t>
+      </w:r>
+    </w:p>
+    <w:p>
+      <w:pPr>
+        <w:pStyle w:val="NormalWeb"/>
+        <w:numPr>
+          <w:ilvl w:val="0"/>
+          <w:numId w:val="39"/>
+        </w:numPr>
+        <w:spacing w:before="0" w:beforeAutospacing="0" w:after="0" w:afterAutospacing="0"/>
+      </w:pPr>
+      <w:r>
+        <w:t>Local storage</w:t>
+      </w:r>
+    </w:p>
+    <w:p>
+      <w:pPr>
+        <w:pStyle w:val="NormalWeb"/>
+        <w:numPr>
+          <w:ilvl w:val="0"/>
+          <w:numId w:val="39"/>
+        </w:numPr>
+        <w:spacing w:before="0" w:beforeAutospacing="0" w:after="0" w:afterAutospacing="0"/>
+      </w:pPr>
+      <w:r>
+        <w:t>Export capability</w:t>
+      </w:r>
+    </w:p>
+    <w:p>
+      <w:pPr>
+        <w:pStyle w:val="Heading3"/>
+      </w:pPr>
+    </w:p>
+    <w:p>
+      <w:pPr>
+        <w:pStyle w:val="Heading3"/>
+      </w:pPr>
+      <w:bookmarkStart w:id="0" w:name="_GoBack"/>
+      <w:bookmarkEnd w:id="0"/>
+    </w:p>
+    <w:p>
+      <w:pPr>
+        <w:spacing w:before="100" w:beforeAutospacing="1" w:after="100" w:afterAutospacing="1" w:line="240" w:lineRule="auto"/>
+        <w:rPr>
+          <w:rFonts w:ascii="Times New Roman" w:eastAsia="Times New Roman" w:hAnsi="Times New Roman" w:cs="Times New Roman"/>
+          <w:sz w:val="24"/>
+          <w:szCs w:val="24"/>
+        </w:rPr>
+      </w:pPr>
+      <w:proofErr w:type="gramStart"/>
+      <w:r>
+        <w:rPr>
+          <w:rFonts w:ascii="Times New Roman" w:eastAsia="Times New Roman" w:hAnsi="Symbol" w:cs="Times New Roman"/>
+          <w:sz w:val="24"/>
+          <w:szCs w:val="24"/>
+        </w:rPr>
+        <w:lastRenderedPageBreak/>
+        <w:t></w:t>
+      </w:r>
+      <w:r>
+        <w:rPr>
+          <w:rFonts w:ascii="Times New Roman" w:eastAsia="Times New Roman" w:hAnsi="Times New Roman" w:cs="Times New Roman"/>
+          <w:sz w:val="24"/>
+          <w:szCs w:val="24"/>
+        </w:rPr>
+        <w:t xml:space="preserve">  Confirmed</w:t>
+      </w:r>
+      <w:proofErr w:type="gramEnd"/>
+      <w:r>
+        <w:rPr>
+          <w:rFonts w:ascii="Times New Roman" w:eastAsia="Times New Roman" w:hAnsi="Times New Roman" w:cs="Times New Roman"/>
+          <w:sz w:val="24"/>
+          <w:szCs w:val="24"/>
+        </w:rPr>
+        <w:t xml:space="preserve"> profiling operates on parquet files generated from ingestion</w:t>
+      </w:r>
+    </w:p>
+    <w:p>
+      <w:pPr>
+        <w:spacing w:before="100" w:beforeAutospacing="1" w:after="100" w:afterAutospacing="1" w:line="240" w:lineRule="auto"/>
+        <w:rPr>
+          <w:rFonts w:ascii="Times New Roman" w:eastAsia="Times New Roman" w:hAnsi="Times New Roman" w:cs="Times New Roman"/>
+          <w:sz w:val="24"/>
+          <w:szCs w:val="24"/>
+        </w:rPr>
+      </w:pPr>
+      <w:proofErr w:type="gramStart"/>
+      <w:r>
+        <w:rPr>
+          <w:rFonts w:ascii="Times New Roman" w:eastAsia="Times New Roman" w:hAnsi="Symbol" w:cs="Times New Roman"/>
+          <w:sz w:val="24"/>
+          <w:szCs w:val="24"/>
+        </w:rPr>
+        <w:t></w:t>
+      </w:r>
+      <w:r>
+        <w:rPr>
+          <w:rFonts w:ascii="Times New Roman" w:eastAsia="Times New Roman" w:hAnsi="Times New Roman" w:cs="Times New Roman"/>
+          <w:sz w:val="24"/>
+          <w:szCs w:val="24"/>
+        </w:rPr>
+        <w:t xml:space="preserve">  Validated</w:t>
+      </w:r>
+      <w:proofErr w:type="gramEnd"/>
+      <w:r>
+        <w:rPr>
+          <w:rFonts w:ascii="Times New Roman" w:eastAsia="Times New Roman" w:hAnsi="Times New Roman" w:cs="Times New Roman"/>
+          <w:sz w:val="24"/>
+          <w:szCs w:val="24"/>
+        </w:rPr>
+        <w:t xml:space="preserve"> automatic column classification and statistical profiling</w:t>
+      </w:r>
+    </w:p>
+    <w:p>
+      <w:pPr>
+        <w:spacing w:before="100" w:beforeAutospacing="1" w:after="100" w:afterAutospacing="1" w:line="240" w:lineRule="auto"/>
+        <w:rPr>
+          <w:rFonts w:ascii="Times New Roman" w:eastAsia="Times New Roman" w:hAnsi="Times New Roman" w:cs="Times New Roman"/>
+          <w:sz w:val="24"/>
+          <w:szCs w:val="24"/>
+        </w:rPr>
+      </w:pPr>
+      <w:proofErr w:type="gramStart"/>
+      <w:r>
+        <w:rPr>
+          <w:rFonts w:ascii="Times New Roman" w:eastAsia="Times New Roman" w:hAnsi="Symbol" w:cs="Times New Roman"/>
+          <w:sz w:val="24"/>
+          <w:szCs w:val="24"/>
+        </w:rPr>
+        <w:t></w:t>
+      </w:r>
+      <w:r>
+        <w:rPr>
+          <w:rFonts w:ascii="Times New Roman" w:eastAsia="Times New Roman" w:hAnsi="Times New Roman" w:cs="Times New Roman"/>
+          <w:sz w:val="24"/>
+          <w:szCs w:val="24"/>
+        </w:rPr>
+        <w:t xml:space="preserve">  Health</w:t>
+      </w:r>
+      <w:proofErr w:type="gramEnd"/>
+      <w:r>
+        <w:rPr>
+          <w:rFonts w:ascii="Times New Roman" w:eastAsia="Times New Roman" w:hAnsi="Times New Roman" w:cs="Times New Roman"/>
+          <w:sz w:val="24"/>
+          <w:szCs w:val="24"/>
+        </w:rPr>
+        <w:t xml:space="preserve"> scoring system integrated (0–100 scale)</w:t>
+      </w:r>
+    </w:p>
+    <w:p>
+      <w:pPr>
+        <w:spacing w:before="100" w:beforeAutospacing="1" w:after="100" w:afterAutospacing="1" w:line="240" w:lineRule="auto"/>
+        <w:rPr>
+          <w:rFonts w:ascii="Times New Roman" w:eastAsia="Times New Roman" w:hAnsi="Times New Roman" w:cs="Times New Roman"/>
+          <w:sz w:val="24"/>
+          <w:szCs w:val="24"/>
+        </w:rPr>
+      </w:pPr>
+      <w:proofErr w:type="gramStart"/>
+      <w:r>
+        <w:rPr>
+          <w:rFonts w:ascii="Times New Roman" w:eastAsia="Times New Roman" w:hAnsi="Symbol" w:cs="Times New Roman"/>
+          <w:sz w:val="24"/>
+          <w:szCs w:val="24"/>
+        </w:rPr>
+        <w:t></w:t>
+      </w:r>
+      <w:r>
+        <w:rPr>
+          <w:rFonts w:ascii="Times New Roman" w:eastAsia="Times New Roman" w:hAnsi="Times New Roman" w:cs="Times New Roman"/>
+          <w:sz w:val="24"/>
+          <w:szCs w:val="24"/>
+        </w:rPr>
+        <w:t xml:space="preserve">  Synthetic</w:t>
+      </w:r>
+      <w:proofErr w:type="gramEnd"/>
+      <w:r>
+        <w:rPr>
+          <w:rFonts w:ascii="Times New Roman" w:eastAsia="Times New Roman" w:hAnsi="Times New Roman" w:cs="Times New Roman"/>
+          <w:sz w:val="24"/>
+          <w:szCs w:val="24"/>
+        </w:rPr>
+        <w:t xml:space="preserve"> datasets (PLC, SAP, RFID) validated for rule testing</w:t>
+      </w:r>
+    </w:p>
+    <w:p>
+      <w:pPr>
+        <w:spacing w:before="100" w:beforeAutospacing="1" w:after="100" w:afterAutospacing="1" w:line="240" w:lineRule="auto"/>
+        <w:rPr>
+          <w:rFonts w:ascii="Times New Roman" w:eastAsia="Times New Roman" w:hAnsi="Times New Roman" w:cs="Times New Roman"/>
+          <w:sz w:val="24"/>
+          <w:szCs w:val="24"/>
+        </w:rPr>
+      </w:pPr>
+      <w:proofErr w:type="gramStart"/>
+      <w:r>
+        <w:rPr>
+          <w:rFonts w:ascii="Times New Roman" w:eastAsia="Times New Roman" w:hAnsi="Symbol" w:cs="Times New Roman"/>
+          <w:sz w:val="24"/>
+          <w:szCs w:val="24"/>
+        </w:rPr>
+        <w:t></w:t>
+      </w:r>
+      <w:r>
+        <w:rPr>
+          <w:rFonts w:ascii="Times New Roman" w:eastAsia="Times New Roman" w:hAnsi="Times New Roman" w:cs="Times New Roman"/>
+          <w:sz w:val="24"/>
+          <w:szCs w:val="24"/>
+        </w:rPr>
+        <w:t xml:space="preserve">  Confirmed</w:t>
+      </w:r>
+      <w:proofErr w:type="gramEnd"/>
+      <w:r>
+        <w:rPr>
+          <w:rFonts w:ascii="Times New Roman" w:eastAsia="Times New Roman" w:hAnsi="Times New Roman" w:cs="Times New Roman"/>
+          <w:sz w:val="24"/>
+          <w:szCs w:val="24"/>
+        </w:rPr>
+        <w:t xml:space="preserve"> </w:t>
+      </w:r>
+      <w:proofErr w:type="spellStart"/>
+      <w:r>
+        <w:rPr>
+          <w:rFonts w:ascii="Times New Roman" w:eastAsia="Times New Roman" w:hAnsi="Times New Roman" w:cs="Times New Roman"/>
+          <w:sz w:val="24"/>
+          <w:szCs w:val="24"/>
+        </w:rPr>
+        <w:t>profiling_results</w:t>
+      </w:r>
+      <w:proofErr w:type="spellEnd"/>
+      <w:r>
+        <w:rPr>
+          <w:rFonts w:ascii="Times New Roman" w:eastAsia="Times New Roman" w:hAnsi="Times New Roman" w:cs="Times New Roman"/>
+          <w:sz w:val="24"/>
+          <w:szCs w:val="24"/>
+        </w:rPr>
+        <w:t xml:space="preserve"> table population post ingestion</w:t>
+      </w:r>
+    </w:p>
+    <w:p>
+      <w:pPr>
+        <w:pStyle w:val="Heading3"/>
+      </w:pPr>
     </w:p>
     <w:p>
       <w:pPr>
@@ -5286,6 +5618,155 @@
     </w:lvl>
   </w:abstractNum>
   <w:abstractNum w:abstractNumId="8" w15:restartNumberingAfterBreak="0">
+    <w:nsid w:val="0FE44505"/>
+    <w:multiLevelType w:val="multilevel"/>
+    <w:tmpl w:val="2A346502"/>
+    <w:lvl w:ilvl="0">
+      <w:start w:val="1"/>
+      <w:numFmt w:val="bullet"/>
+      <w:lvlText w:val=""/>
+      <w:lvlJc w:val="left"/>
+      <w:pPr>
+        <w:tabs>
+          <w:tab w:val="num" w:pos="720"/>
+        </w:tabs>
+        <w:ind w:left="720" w:hanging="360"/>
+      </w:pPr>
+      <w:rPr>
+        <w:rFonts w:ascii="Symbol" w:hAnsi="Symbol" w:hint="default"/>
+        <w:sz w:val="20"/>
+      </w:rPr>
+    </w:lvl>
+    <w:lvl w:ilvl="1" w:tentative="1">
+      <w:start w:val="1"/>
+      <w:numFmt w:val="bullet"/>
+      <w:lvlText w:val="o"/>
+      <w:lvlJc w:val="left"/>
+      <w:pPr>
+        <w:tabs>
+          <w:tab w:val="num" w:pos="1440"/>
+        </w:tabs>
+        <w:ind w:left="1440" w:hanging="360"/>
+      </w:pPr>
+      <w:rPr>
+        <w:rFonts w:ascii="Courier New" w:hAnsi="Courier New" w:hint="default"/>
+        <w:sz w:val="20"/>
+      </w:rPr>
+    </w:lvl>
+    <w:lvl w:ilvl="2" w:tentative="1">
+      <w:start w:val="1"/>
+      <w:numFmt w:val="bullet"/>
+      <w:lvlText w:val=""/>
+      <w:lvlJc w:val="left"/>
+      <w:pPr>
+        <w:tabs>
+          <w:tab w:val="num" w:pos="2160"/>
+        </w:tabs>
+        <w:ind w:left="2160" w:hanging="360"/>
+      </w:pPr>
+      <w:rPr>
+        <w:rFonts w:ascii="Wingdings" w:hAnsi="Wingdings" w:hint="default"/>
+        <w:sz w:val="20"/>
+      </w:rPr>
+    </w:lvl>
+    <w:lvl w:ilvl="3" w:tentative="1">
+      <w:start w:val="1"/>
+      <w:numFmt w:val="bullet"/>
+      <w:lvlText w:val=""/>
+      <w:lvlJc w:val="left"/>
+      <w:pPr>
+        <w:tabs>
+          <w:tab w:val="num" w:pos="2880"/>
+        </w:tabs>
+        <w:ind w:left="2880" w:hanging="360"/>
+      </w:pPr>
+      <w:rPr>
+        <w:rFonts w:ascii="Wingdings" w:hAnsi="Wingdings" w:hint="default"/>
+        <w:sz w:val="20"/>
+      </w:rPr>
+    </w:lvl>
+    <w:lvl w:ilvl="4" w:tentative="1">
+      <w:start w:val="1"/>
+      <w:numFmt w:val="bullet"/>
+      <w:lvlText w:val=""/>
+      <w:lvlJc w:val="left"/>
+      <w:pPr>
+        <w:tabs>
+          <w:tab w:val="num" w:pos="3600"/>
+        </w:tabs>
+        <w:ind w:left="3600" w:hanging="360"/>
+      </w:pPr>
+      <w:rPr>
+        <w:rFonts w:ascii="Wingdings" w:hAnsi="Wingdings" w:hint="default"/>
+        <w:sz w:val="20"/>
+      </w:rPr>
+    </w:lvl>
+    <w:lvl w:ilvl="5" w:tentative="1">
+      <w:start w:val="1"/>
+      <w:numFmt w:val="bullet"/>
+      <w:lvlText w:val=""/>
+      <w:lvlJc w:val="left"/>
+      <w:pPr>
+        <w:tabs>
+          <w:tab w:val="num" w:pos="4320"/>
+        </w:tabs>
+        <w:ind w:left="4320" w:hanging="360"/>
+      </w:pPr>
+      <w:rPr>
+        <w:rFonts w:ascii="Wingdings" w:hAnsi="Wingdings" w:hint="default"/>
+        <w:sz w:val="20"/>
+      </w:rPr>
+    </w:lvl>
+    <w:lvl w:ilvl="6" w:tentative="1">
+      <w:start w:val="1"/>
+      <w:numFmt w:val="bullet"/>
+      <w:lvlText w:val=""/>
+      <w:lvlJc w:val="left"/>
+      <w:pPr>
+        <w:tabs>
+          <w:tab w:val="num" w:pos="5040"/>
+        </w:tabs>
+        <w:ind w:left="5040" w:hanging="360"/>
+      </w:pPr>
+      <w:rPr>
+        <w:rFonts w:ascii="Wingdings" w:hAnsi="Wingdings" w:hint="default"/>
+        <w:sz w:val="20"/>
+      </w:rPr>
+    </w:lvl>
+    <w:lvl w:ilvl="7" w:tentative="1">
+      <w:start w:val="1"/>
+      <w:numFmt w:val="bullet"/>
+      <w:lvlText w:val=""/>
+      <w:lvlJc w:val="left"/>
+      <w:pPr>
+        <w:tabs>
+          <w:tab w:val="num" w:pos="5760"/>
+        </w:tabs>
+        <w:ind w:left="5760" w:hanging="360"/>
+      </w:pPr>
+      <w:rPr>
+        <w:rFonts w:ascii="Wingdings" w:hAnsi="Wingdings" w:hint="default"/>
+        <w:sz w:val="20"/>
+      </w:rPr>
+    </w:lvl>
+    <w:lvl w:ilvl="8" w:tentative="1">
+      <w:start w:val="1"/>
+      <w:numFmt w:val="bullet"/>
+      <w:lvlText w:val=""/>
+      <w:lvlJc w:val="left"/>
+      <w:pPr>
+        <w:tabs>
+          <w:tab w:val="num" w:pos="6480"/>
+        </w:tabs>
+        <w:ind w:left="6480" w:hanging="360"/>
+      </w:pPr>
+      <w:rPr>
+        <w:rFonts w:ascii="Wingdings" w:hAnsi="Wingdings" w:hint="default"/>
+        <w:sz w:val="20"/>
+      </w:rPr>
+    </w:lvl>
+  </w:abstractNum>
+  <w:abstractNum w:abstractNumId="9" w15:restartNumberingAfterBreak="0">
     <w:nsid w:val="152B55E5"/>
     <w:multiLevelType w:val="multilevel"/>
     <w:tmpl w:val="046295AE"/>
@@ -5434,7 +5915,7 @@
       </w:rPr>
     </w:lvl>
   </w:abstractNum>
-  <w:abstractNum w:abstractNumId="9" w15:restartNumberingAfterBreak="0">
+  <w:abstractNum w:abstractNumId="10" w15:restartNumberingAfterBreak="0">
     <w:nsid w:val="199B7F89"/>
     <w:multiLevelType w:val="multilevel"/>
     <w:tmpl w:val="20AA80F2"/>
@@ -5583,7 +6064,7 @@
       </w:rPr>
     </w:lvl>
   </w:abstractNum>
-  <w:abstractNum w:abstractNumId="10" w15:restartNumberingAfterBreak="0">
+  <w:abstractNum w:abstractNumId="11" w15:restartNumberingAfterBreak="0">
     <w:nsid w:val="19A762C8"/>
     <w:multiLevelType w:val="multilevel"/>
     <w:tmpl w:val="A82E7BB4"/>
@@ -5732,7 +6213,7 @@
       </w:rPr>
     </w:lvl>
   </w:abstractNum>
-  <w:abstractNum w:abstractNumId="11" w15:restartNumberingAfterBreak="0">
+  <w:abstractNum w:abstractNumId="12" w15:restartNumberingAfterBreak="0">
     <w:nsid w:val="1AE27D26"/>
     <w:multiLevelType w:val="multilevel"/>
     <w:tmpl w:val="D3CA648A"/>
@@ -5881,7 +6362,7 @@
       </w:rPr>
     </w:lvl>
   </w:abstractNum>
-  <w:abstractNum w:abstractNumId="12" w15:restartNumberingAfterBreak="0">
+  <w:abstractNum w:abstractNumId="13" w15:restartNumberingAfterBreak="0">
     <w:nsid w:val="24312ED9"/>
     <w:multiLevelType w:val="multilevel"/>
     <w:tmpl w:val="D9ECBDDE"/>
@@ -6030,7 +6511,7 @@
       </w:rPr>
     </w:lvl>
   </w:abstractNum>
-  <w:abstractNum w:abstractNumId="13" w15:restartNumberingAfterBreak="0">
+  <w:abstractNum w:abstractNumId="14" w15:restartNumberingAfterBreak="0">
     <w:nsid w:val="289E006F"/>
     <w:multiLevelType w:val="multilevel"/>
     <w:tmpl w:val="9F308DA0"/>
@@ -6147,7 +6628,7 @@
       </w:pPr>
     </w:lvl>
   </w:abstractNum>
-  <w:abstractNum w:abstractNumId="14" w15:restartNumberingAfterBreak="0">
+  <w:abstractNum w:abstractNumId="15" w15:restartNumberingAfterBreak="0">
     <w:nsid w:val="3BDC2785"/>
     <w:multiLevelType w:val="multilevel"/>
     <w:tmpl w:val="BE844A56"/>
@@ -6296,7 +6777,7 @@
       </w:rPr>
     </w:lvl>
   </w:abstractNum>
-  <w:abstractNum w:abstractNumId="15" w15:restartNumberingAfterBreak="0">
+  <w:abstractNum w:abstractNumId="16" w15:restartNumberingAfterBreak="0">
     <w:nsid w:val="3BDF28D1"/>
     <w:multiLevelType w:val="multilevel"/>
     <w:tmpl w:val="155497D2"/>
@@ -6445,7 +6926,7 @@
       </w:rPr>
     </w:lvl>
   </w:abstractNum>
-  <w:abstractNum w:abstractNumId="16" w15:restartNumberingAfterBreak="0">
+  <w:abstractNum w:abstractNumId="17" w15:restartNumberingAfterBreak="0">
     <w:nsid w:val="3E5A43D8"/>
     <w:multiLevelType w:val="multilevel"/>
     <w:tmpl w:val="EB2C7E9E"/>
@@ -6594,7 +7075,7 @@
       </w:rPr>
     </w:lvl>
   </w:abstractNum>
-  <w:abstractNum w:abstractNumId="17" w15:restartNumberingAfterBreak="0">
+  <w:abstractNum w:abstractNumId="18" w15:restartNumberingAfterBreak="0">
     <w:nsid w:val="42A8624D"/>
     <w:multiLevelType w:val="multilevel"/>
     <w:tmpl w:val="BAACE418"/>
@@ -6743,7 +7224,269 @@
       </w:rPr>
     </w:lvl>
   </w:abstractNum>
-  <w:abstractNum w:abstractNumId="18" w15:restartNumberingAfterBreak="0">
+  <w:abstractNum w:abstractNumId="19" w15:restartNumberingAfterBreak="0">
+    <w:nsid w:val="47426082"/>
+    <w:multiLevelType w:val="hybridMultilevel"/>
+    <w:tmpl w:val="287A55F6"/>
+    <w:lvl w:ilvl="0" w:tplc="0409000B">
+      <w:start w:val="1"/>
+      <w:numFmt w:val="bullet"/>
+      <w:lvlText w:val=""/>
+      <w:lvlJc w:val="left"/>
+      <w:pPr>
+        <w:ind w:left="1440" w:hanging="360"/>
+      </w:pPr>
+      <w:rPr>
+        <w:rFonts w:ascii="Wingdings" w:hAnsi="Wingdings" w:hint="default"/>
+      </w:rPr>
+    </w:lvl>
+    <w:lvl w:ilvl="1" w:tplc="04090003" w:tentative="1">
+      <w:start w:val="1"/>
+      <w:numFmt w:val="bullet"/>
+      <w:lvlText w:val="o"/>
+      <w:lvlJc w:val="left"/>
+      <w:pPr>
+        <w:ind w:left="2160" w:hanging="360"/>
+      </w:pPr>
+      <w:rPr>
+        <w:rFonts w:ascii="Courier New" w:hAnsi="Courier New" w:cs="Courier New" w:hint="default"/>
+      </w:rPr>
+    </w:lvl>
+    <w:lvl w:ilvl="2" w:tplc="04090005" w:tentative="1">
+      <w:start w:val="1"/>
+      <w:numFmt w:val="bullet"/>
+      <w:lvlText w:val=""/>
+      <w:lvlJc w:val="left"/>
+      <w:pPr>
+        <w:ind w:left="2880" w:hanging="360"/>
+      </w:pPr>
+      <w:rPr>
+        <w:rFonts w:ascii="Wingdings" w:hAnsi="Wingdings" w:hint="default"/>
+      </w:rPr>
+    </w:lvl>
+    <w:lvl w:ilvl="3" w:tplc="04090001" w:tentative="1">
+      <w:start w:val="1"/>
+      <w:numFmt w:val="bullet"/>
+      <w:lvlText w:val=""/>
+      <w:lvlJc w:val="left"/>
+      <w:pPr>
+        <w:ind w:left="3600" w:hanging="360"/>
+      </w:pPr>
+      <w:rPr>
+        <w:rFonts w:ascii="Symbol" w:hAnsi="Symbol" w:hint="default"/>
+      </w:rPr>
+    </w:lvl>
+    <w:lvl w:ilvl="4" w:tplc="04090003" w:tentative="1">
+      <w:start w:val="1"/>
+      <w:numFmt w:val="bullet"/>
+      <w:lvlText w:val="o"/>
+      <w:lvlJc w:val="left"/>
+      <w:pPr>
+        <w:ind w:left="4320" w:hanging="360"/>
+      </w:pPr>
+      <w:rPr>
+        <w:rFonts w:ascii="Courier New" w:hAnsi="Courier New" w:cs="Courier New" w:hint="default"/>
+      </w:rPr>
+    </w:lvl>
+    <w:lvl w:ilvl="5" w:tplc="04090005" w:tentative="1">
+      <w:start w:val="1"/>
+      <w:numFmt w:val="bullet"/>
+      <w:lvlText w:val=""/>
+      <w:lvlJc w:val="left"/>
+      <w:pPr>
+        <w:ind w:left="5040" w:hanging="360"/>
+      </w:pPr>
+      <w:rPr>
+        <w:rFonts w:ascii="Wingdings" w:hAnsi="Wingdings" w:hint="default"/>
+      </w:rPr>
+    </w:lvl>
+    <w:lvl w:ilvl="6" w:tplc="04090001" w:tentative="1">
+      <w:start w:val="1"/>
+      <w:numFmt w:val="bullet"/>
+      <w:lvlText w:val=""/>
+      <w:lvlJc w:val="left"/>
+      <w:pPr>
+        <w:ind w:left="5760" w:hanging="360"/>
+      </w:pPr>
+      <w:rPr>
+        <w:rFonts w:ascii="Symbol" w:hAnsi="Symbol" w:hint="default"/>
+      </w:rPr>
+    </w:lvl>
+    <w:lvl w:ilvl="7" w:tplc="04090003" w:tentative="1">
+      <w:start w:val="1"/>
+      <w:numFmt w:val="bullet"/>
+      <w:lvlText w:val="o"/>
+      <w:lvlJc w:val="left"/>
+      <w:pPr>
+        <w:ind w:left="6480" w:hanging="360"/>
+      </w:pPr>
+      <w:rPr>
+        <w:rFonts w:ascii="Courier New" w:hAnsi="Courier New" w:cs="Courier New" w:hint="default"/>
+      </w:rPr>
+    </w:lvl>
+    <w:lvl w:ilvl="8" w:tplc="04090005" w:tentative="1">
+      <w:start w:val="1"/>
+      <w:numFmt w:val="bullet"/>
+      <w:lvlText w:val=""/>
+      <w:lvlJc w:val="left"/>
+      <w:pPr>
+        <w:ind w:left="7200" w:hanging="360"/>
+      </w:pPr>
+      <w:rPr>
+        <w:rFonts w:ascii="Wingdings" w:hAnsi="Wingdings" w:hint="default"/>
+      </w:rPr>
+    </w:lvl>
+  </w:abstractNum>
+  <w:abstractNum w:abstractNumId="20" w15:restartNumberingAfterBreak="0">
+    <w:nsid w:val="4826145B"/>
+    <w:multiLevelType w:val="multilevel"/>
+    <w:tmpl w:val="2A346502"/>
+    <w:lvl w:ilvl="0">
+      <w:start w:val="1"/>
+      <w:numFmt w:val="bullet"/>
+      <w:lvlText w:val=""/>
+      <w:lvlJc w:val="left"/>
+      <w:pPr>
+        <w:tabs>
+          <w:tab w:val="num" w:pos="720"/>
+        </w:tabs>
+        <w:ind w:left="720" w:hanging="360"/>
+      </w:pPr>
+      <w:rPr>
+        <w:rFonts w:ascii="Symbol" w:hAnsi="Symbol" w:hint="default"/>
+        <w:sz w:val="20"/>
+      </w:rPr>
+    </w:lvl>
+    <w:lvl w:ilvl="1" w:tentative="1">
+      <w:start w:val="1"/>
+      <w:numFmt w:val="bullet"/>
+      <w:lvlText w:val="o"/>
+      <w:lvlJc w:val="left"/>
+      <w:pPr>
+        <w:tabs>
+          <w:tab w:val="num" w:pos="1440"/>
+        </w:tabs>
+        <w:ind w:left="1440" w:hanging="360"/>
+      </w:pPr>
+      <w:rPr>
+        <w:rFonts w:ascii="Courier New" w:hAnsi="Courier New" w:hint="default"/>
+        <w:sz w:val="20"/>
+      </w:rPr>
+    </w:lvl>
+    <w:lvl w:ilvl="2" w:tentative="1">
+      <w:start w:val="1"/>
+      <w:numFmt w:val="bullet"/>
+      <w:lvlText w:val=""/>
+      <w:lvlJc w:val="left"/>
+      <w:pPr>
+        <w:tabs>
+          <w:tab w:val="num" w:pos="2160"/>
+        </w:tabs>
+        <w:ind w:left="2160" w:hanging="360"/>
+      </w:pPr>
+      <w:rPr>
+        <w:rFonts w:ascii="Wingdings" w:hAnsi="Wingdings" w:hint="default"/>
+        <w:sz w:val="20"/>
+      </w:rPr>
+    </w:lvl>
+    <w:lvl w:ilvl="3" w:tentative="1">
+      <w:start w:val="1"/>
+      <w:numFmt w:val="bullet"/>
+      <w:lvlText w:val=""/>
+      <w:lvlJc w:val="left"/>
+      <w:pPr>
+        <w:tabs>
+          <w:tab w:val="num" w:pos="2880"/>
+        </w:tabs>
+        <w:ind w:left="2880" w:hanging="360"/>
+      </w:pPr>
+      <w:rPr>
+        <w:rFonts w:ascii="Wingdings" w:hAnsi="Wingdings" w:hint="default"/>
+        <w:sz w:val="20"/>
+      </w:rPr>
+    </w:lvl>
+    <w:lvl w:ilvl="4" w:tentative="1">
+      <w:start w:val="1"/>
+      <w:numFmt w:val="bullet"/>
+      <w:lvlText w:val=""/>
+      <w:lvlJc w:val="left"/>
+      <w:pPr>
+        <w:tabs>
+          <w:tab w:val="num" w:pos="3600"/>
+        </w:tabs>
+        <w:ind w:left="3600" w:hanging="360"/>
+      </w:pPr>
+      <w:rPr>
+        <w:rFonts w:ascii="Wingdings" w:hAnsi="Wingdings" w:hint="default"/>
+        <w:sz w:val="20"/>
+      </w:rPr>
+    </w:lvl>
+    <w:lvl w:ilvl="5" w:tentative="1">
+      <w:start w:val="1"/>
+      <w:numFmt w:val="bullet"/>
+      <w:lvlText w:val=""/>
+      <w:lvlJc w:val="left"/>
+      <w:pPr>
+        <w:tabs>
+          <w:tab w:val="num" w:pos="4320"/>
+        </w:tabs>
+        <w:ind w:left="4320" w:hanging="360"/>
+      </w:pPr>
+      <w:rPr>
+        <w:rFonts w:ascii="Wingdings" w:hAnsi="Wingdings" w:hint="default"/>
+        <w:sz w:val="20"/>
+      </w:rPr>
+    </w:lvl>
+    <w:lvl w:ilvl="6" w:tentative="1">
+      <w:start w:val="1"/>
+      <w:numFmt w:val="bullet"/>
+      <w:lvlText w:val=""/>
+      <w:lvlJc w:val="left"/>
+      <w:pPr>
+        <w:tabs>
+          <w:tab w:val="num" w:pos="5040"/>
+        </w:tabs>
+        <w:ind w:left="5040" w:hanging="360"/>
+      </w:pPr>
+      <w:rPr>
+        <w:rFonts w:ascii="Wingdings" w:hAnsi="Wingdings" w:hint="default"/>
+        <w:sz w:val="20"/>
+      </w:rPr>
+    </w:lvl>
+    <w:lvl w:ilvl="7" w:tentative="1">
+      <w:start w:val="1"/>
+      <w:numFmt w:val="bullet"/>
+      <w:lvlText w:val=""/>
+      <w:lvlJc w:val="left"/>
+      <w:pPr>
+        <w:tabs>
+          <w:tab w:val="num" w:pos="5760"/>
+        </w:tabs>
+        <w:ind w:left="5760" w:hanging="360"/>
+      </w:pPr>
+      <w:rPr>
+        <w:rFonts w:ascii="Wingdings" w:hAnsi="Wingdings" w:hint="default"/>
+        <w:sz w:val="20"/>
+      </w:rPr>
+    </w:lvl>
+    <w:lvl w:ilvl="8" w:tentative="1">
+      <w:start w:val="1"/>
+      <w:numFmt w:val="bullet"/>
+      <w:lvlText w:val=""/>
+      <w:lvlJc w:val="left"/>
+      <w:pPr>
+        <w:tabs>
+          <w:tab w:val="num" w:pos="6480"/>
+        </w:tabs>
+        <w:ind w:left="6480" w:hanging="360"/>
+      </w:pPr>
+      <w:rPr>
+        <w:rFonts w:ascii="Wingdings" w:hAnsi="Wingdings" w:hint="default"/>
+        <w:sz w:val="20"/>
+      </w:rPr>
+    </w:lvl>
+  </w:abstractNum>
+  <w:abstractNum w:abstractNumId="21" w15:restartNumberingAfterBreak="0">
     <w:nsid w:val="488C6048"/>
     <w:multiLevelType w:val="multilevel"/>
     <w:tmpl w:val="D0A2634A"/>
@@ -6892,7 +7635,7 @@
       </w:rPr>
     </w:lvl>
   </w:abstractNum>
-  <w:abstractNum w:abstractNumId="19" w15:restartNumberingAfterBreak="0">
+  <w:abstractNum w:abstractNumId="22" w15:restartNumberingAfterBreak="0">
     <w:nsid w:val="493A0D09"/>
     <w:multiLevelType w:val="multilevel"/>
     <w:tmpl w:val="86529C48"/>
@@ -7041,7 +7784,7 @@
       </w:rPr>
     </w:lvl>
   </w:abstractNum>
-  <w:abstractNum w:abstractNumId="20" w15:restartNumberingAfterBreak="0">
+  <w:abstractNum w:abstractNumId="23" w15:restartNumberingAfterBreak="0">
     <w:nsid w:val="4A3D569D"/>
     <w:multiLevelType w:val="multilevel"/>
     <w:tmpl w:val="13D4042A"/>
@@ -7190,7 +7933,7 @@
       </w:rPr>
     </w:lvl>
   </w:abstractNum>
-  <w:abstractNum w:abstractNumId="21" w15:restartNumberingAfterBreak="0">
+  <w:abstractNum w:abstractNumId="24" w15:restartNumberingAfterBreak="0">
     <w:nsid w:val="4E0A27B5"/>
     <w:multiLevelType w:val="multilevel"/>
     <w:tmpl w:val="2DB49E70"/>
@@ -7339,7 +8082,7 @@
       </w:rPr>
     </w:lvl>
   </w:abstractNum>
-  <w:abstractNum w:abstractNumId="22" w15:restartNumberingAfterBreak="0">
+  <w:abstractNum w:abstractNumId="25" w15:restartNumberingAfterBreak="0">
     <w:nsid w:val="4E3E795D"/>
     <w:multiLevelType w:val="multilevel"/>
     <w:tmpl w:val="6BDEC3FE"/>
@@ -7488,7 +8231,7 @@
       </w:rPr>
     </w:lvl>
   </w:abstractNum>
-  <w:abstractNum w:abstractNumId="23" w15:restartNumberingAfterBreak="0">
+  <w:abstractNum w:abstractNumId="26" w15:restartNumberingAfterBreak="0">
     <w:nsid w:val="5665309F"/>
     <w:multiLevelType w:val="multilevel"/>
     <w:tmpl w:val="F23A3184"/>
@@ -7637,7 +8380,7 @@
       </w:rPr>
     </w:lvl>
   </w:abstractNum>
-  <w:abstractNum w:abstractNumId="24" w15:restartNumberingAfterBreak="0">
+  <w:abstractNum w:abstractNumId="27" w15:restartNumberingAfterBreak="0">
     <w:nsid w:val="57B21EED"/>
     <w:multiLevelType w:val="multilevel"/>
     <w:tmpl w:val="35EC1916"/>
@@ -7786,7 +8529,7 @@
       </w:rPr>
     </w:lvl>
   </w:abstractNum>
-  <w:abstractNum w:abstractNumId="25" w15:restartNumberingAfterBreak="0">
+  <w:abstractNum w:abstractNumId="28" w15:restartNumberingAfterBreak="0">
     <w:nsid w:val="59A274A8"/>
     <w:multiLevelType w:val="multilevel"/>
     <w:tmpl w:val="2C923F90"/>
@@ -7935,7 +8678,7 @@
       </w:rPr>
     </w:lvl>
   </w:abstractNum>
-  <w:abstractNum w:abstractNumId="26" w15:restartNumberingAfterBreak="0">
+  <w:abstractNum w:abstractNumId="29" w15:restartNumberingAfterBreak="0">
     <w:nsid w:val="59DB6D6A"/>
     <w:multiLevelType w:val="multilevel"/>
     <w:tmpl w:val="97FE5C9C"/>
@@ -8084,7 +8827,7 @@
       </w:rPr>
     </w:lvl>
   </w:abstractNum>
-  <w:abstractNum w:abstractNumId="27" w15:restartNumberingAfterBreak="0">
+  <w:abstractNum w:abstractNumId="30" w15:restartNumberingAfterBreak="0">
     <w:nsid w:val="5E855459"/>
     <w:multiLevelType w:val="multilevel"/>
     <w:tmpl w:val="30F2FFFC"/>
@@ -8233,7 +8976,7 @@
       </w:rPr>
     </w:lvl>
   </w:abstractNum>
-  <w:abstractNum w:abstractNumId="28" w15:restartNumberingAfterBreak="0">
+  <w:abstractNum w:abstractNumId="31" w15:restartNumberingAfterBreak="0">
     <w:nsid w:val="61BF3478"/>
     <w:multiLevelType w:val="multilevel"/>
     <w:tmpl w:val="22B02AC8"/>
@@ -8382,7 +9125,305 @@
       </w:rPr>
     </w:lvl>
   </w:abstractNum>
-  <w:abstractNum w:abstractNumId="29" w15:restartNumberingAfterBreak="0">
+  <w:abstractNum w:abstractNumId="32" w15:restartNumberingAfterBreak="0">
+    <w:nsid w:val="629543B9"/>
+    <w:multiLevelType w:val="multilevel"/>
+    <w:tmpl w:val="2A346502"/>
+    <w:lvl w:ilvl="0">
+      <w:start w:val="1"/>
+      <w:numFmt w:val="bullet"/>
+      <w:lvlText w:val=""/>
+      <w:lvlJc w:val="left"/>
+      <w:pPr>
+        <w:tabs>
+          <w:tab w:val="num" w:pos="720"/>
+        </w:tabs>
+        <w:ind w:left="720" w:hanging="360"/>
+      </w:pPr>
+      <w:rPr>
+        <w:rFonts w:ascii="Symbol" w:hAnsi="Symbol" w:hint="default"/>
+        <w:sz w:val="20"/>
+      </w:rPr>
+    </w:lvl>
+    <w:lvl w:ilvl="1" w:tentative="1">
+      <w:start w:val="1"/>
+      <w:numFmt w:val="bullet"/>
+      <w:lvlText w:val="o"/>
+      <w:lvlJc w:val="left"/>
+      <w:pPr>
+        <w:tabs>
+          <w:tab w:val="num" w:pos="1440"/>
+        </w:tabs>
+        <w:ind w:left="1440" w:hanging="360"/>
+      </w:pPr>
+      <w:rPr>
+        <w:rFonts w:ascii="Courier New" w:hAnsi="Courier New" w:hint="default"/>
+        <w:sz w:val="20"/>
+      </w:rPr>
+    </w:lvl>
+    <w:lvl w:ilvl="2" w:tentative="1">
+      <w:start w:val="1"/>
+      <w:numFmt w:val="bullet"/>
+      <w:lvlText w:val=""/>
+      <w:lvlJc w:val="left"/>
+      <w:pPr>
+        <w:tabs>
+          <w:tab w:val="num" w:pos="2160"/>
+        </w:tabs>
+        <w:ind w:left="2160" w:hanging="360"/>
+      </w:pPr>
+      <w:rPr>
+        <w:rFonts w:ascii="Wingdings" w:hAnsi="Wingdings" w:hint="default"/>
+        <w:sz w:val="20"/>
+      </w:rPr>
+    </w:lvl>
+    <w:lvl w:ilvl="3" w:tentative="1">
+      <w:start w:val="1"/>
+      <w:numFmt w:val="bullet"/>
+      <w:lvlText w:val=""/>
+      <w:lvlJc w:val="left"/>
+      <w:pPr>
+        <w:tabs>
+          <w:tab w:val="num" w:pos="2880"/>
+        </w:tabs>
+        <w:ind w:left="2880" w:hanging="360"/>
+      </w:pPr>
+      <w:rPr>
+        <w:rFonts w:ascii="Wingdings" w:hAnsi="Wingdings" w:hint="default"/>
+        <w:sz w:val="20"/>
+      </w:rPr>
+    </w:lvl>
+    <w:lvl w:ilvl="4" w:tentative="1">
+      <w:start w:val="1"/>
+      <w:numFmt w:val="bullet"/>
+      <w:lvlText w:val=""/>
+      <w:lvlJc w:val="left"/>
+      <w:pPr>
+        <w:tabs>
+          <w:tab w:val="num" w:pos="3600"/>
+        </w:tabs>
+        <w:ind w:left="3600" w:hanging="360"/>
+      </w:pPr>
+      <w:rPr>
+        <w:rFonts w:ascii="Wingdings" w:hAnsi="Wingdings" w:hint="default"/>
+        <w:sz w:val="20"/>
+      </w:rPr>
+    </w:lvl>
+    <w:lvl w:ilvl="5" w:tentative="1">
+      <w:start w:val="1"/>
+      <w:numFmt w:val="bullet"/>
+      <w:lvlText w:val=""/>
+      <w:lvlJc w:val="left"/>
+      <w:pPr>
+        <w:tabs>
+          <w:tab w:val="num" w:pos="4320"/>
+        </w:tabs>
+        <w:ind w:left="4320" w:hanging="360"/>
+      </w:pPr>
+      <w:rPr>
+        <w:rFonts w:ascii="Wingdings" w:hAnsi="Wingdings" w:hint="default"/>
+        <w:sz w:val="20"/>
+      </w:rPr>
+    </w:lvl>
+    <w:lvl w:ilvl="6" w:tentative="1">
+      <w:start w:val="1"/>
+      <w:numFmt w:val="bullet"/>
+      <w:lvlText w:val=""/>
+      <w:lvlJc w:val="left"/>
+      <w:pPr>
+        <w:tabs>
+          <w:tab w:val="num" w:pos="5040"/>
+        </w:tabs>
+        <w:ind w:left="5040" w:hanging="360"/>
+      </w:pPr>
+      <w:rPr>
+        <w:rFonts w:ascii="Wingdings" w:hAnsi="Wingdings" w:hint="default"/>
+        <w:sz w:val="20"/>
+      </w:rPr>
+    </w:lvl>
+    <w:lvl w:ilvl="7" w:tentative="1">
+      <w:start w:val="1"/>
+      <w:numFmt w:val="bullet"/>
+      <w:lvlText w:val=""/>
+      <w:lvlJc w:val="left"/>
+      <w:pPr>
+        <w:tabs>
+          <w:tab w:val="num" w:pos="5760"/>
+        </w:tabs>
+        <w:ind w:left="5760" w:hanging="360"/>
+      </w:pPr>
+      <w:rPr>
+        <w:rFonts w:ascii="Wingdings" w:hAnsi="Wingdings" w:hint="default"/>
+        <w:sz w:val="20"/>
+      </w:rPr>
+    </w:lvl>
+    <w:lvl w:ilvl="8" w:tentative="1">
+      <w:start w:val="1"/>
+      <w:numFmt w:val="bullet"/>
+      <w:lvlText w:val=""/>
+      <w:lvlJc w:val="left"/>
+      <w:pPr>
+        <w:tabs>
+          <w:tab w:val="num" w:pos="6480"/>
+        </w:tabs>
+        <w:ind w:left="6480" w:hanging="360"/>
+      </w:pPr>
+      <w:rPr>
+        <w:rFonts w:ascii="Wingdings" w:hAnsi="Wingdings" w:hint="default"/>
+        <w:sz w:val="20"/>
+      </w:rPr>
+    </w:lvl>
+  </w:abstractNum>
+  <w:abstractNum w:abstractNumId="33" w15:restartNumberingAfterBreak="0">
+    <w:nsid w:val="6AA0519F"/>
+    <w:multiLevelType w:val="multilevel"/>
+    <w:tmpl w:val="2A346502"/>
+    <w:lvl w:ilvl="0">
+      <w:start w:val="1"/>
+      <w:numFmt w:val="bullet"/>
+      <w:lvlText w:val=""/>
+      <w:lvlJc w:val="left"/>
+      <w:pPr>
+        <w:tabs>
+          <w:tab w:val="num" w:pos="720"/>
+        </w:tabs>
+        <w:ind w:left="720" w:hanging="360"/>
+      </w:pPr>
+      <w:rPr>
+        <w:rFonts w:ascii="Symbol" w:hAnsi="Symbol" w:hint="default"/>
+        <w:sz w:val="20"/>
+      </w:rPr>
+    </w:lvl>
+    <w:lvl w:ilvl="1" w:tentative="1">
+      <w:start w:val="1"/>
+      <w:numFmt w:val="bullet"/>
+      <w:lvlText w:val="o"/>
+      <w:lvlJc w:val="left"/>
+      <w:pPr>
+        <w:tabs>
+          <w:tab w:val="num" w:pos="1440"/>
+        </w:tabs>
+        <w:ind w:left="1440" w:hanging="360"/>
+      </w:pPr>
+      <w:rPr>
+        <w:rFonts w:ascii="Courier New" w:hAnsi="Courier New" w:hint="default"/>
+        <w:sz w:val="20"/>
+      </w:rPr>
+    </w:lvl>
+    <w:lvl w:ilvl="2" w:tentative="1">
+      <w:start w:val="1"/>
+      <w:numFmt w:val="bullet"/>
+      <w:lvlText w:val=""/>
+      <w:lvlJc w:val="left"/>
+      <w:pPr>
+        <w:tabs>
+          <w:tab w:val="num" w:pos="2160"/>
+        </w:tabs>
+        <w:ind w:left="2160" w:hanging="360"/>
+      </w:pPr>
+      <w:rPr>
+        <w:rFonts w:ascii="Wingdings" w:hAnsi="Wingdings" w:hint="default"/>
+        <w:sz w:val="20"/>
+      </w:rPr>
+    </w:lvl>
+    <w:lvl w:ilvl="3" w:tentative="1">
+      <w:start w:val="1"/>
+      <w:numFmt w:val="bullet"/>
+      <w:lvlText w:val=""/>
+      <w:lvlJc w:val="left"/>
+      <w:pPr>
+        <w:tabs>
+          <w:tab w:val="num" w:pos="2880"/>
+        </w:tabs>
+        <w:ind w:left="2880" w:hanging="360"/>
+      </w:pPr>
+      <w:rPr>
+        <w:rFonts w:ascii="Wingdings" w:hAnsi="Wingdings" w:hint="default"/>
+        <w:sz w:val="20"/>
+      </w:rPr>
+    </w:lvl>
+    <w:lvl w:ilvl="4" w:tentative="1">
+      <w:start w:val="1"/>
+      <w:numFmt w:val="bullet"/>
+      <w:lvlText w:val=""/>
+      <w:lvlJc w:val="left"/>
+      <w:pPr>
+        <w:tabs>
+          <w:tab w:val="num" w:pos="3600"/>
+        </w:tabs>
+        <w:ind w:left="3600" w:hanging="360"/>
+      </w:pPr>
+      <w:rPr>
+        <w:rFonts w:ascii="Wingdings" w:hAnsi="Wingdings" w:hint="default"/>
+        <w:sz w:val="20"/>
+      </w:rPr>
+    </w:lvl>
+    <w:lvl w:ilvl="5" w:tentative="1">
+      <w:start w:val="1"/>
+      <w:numFmt w:val="bullet"/>
+      <w:lvlText w:val=""/>
+      <w:lvlJc w:val="left"/>
+      <w:pPr>
+        <w:tabs>
+          <w:tab w:val="num" w:pos="4320"/>
+        </w:tabs>
+        <w:ind w:left="4320" w:hanging="360"/>
+      </w:pPr>
+      <w:rPr>
+        <w:rFonts w:ascii="Wingdings" w:hAnsi="Wingdings" w:hint="default"/>
+        <w:sz w:val="20"/>
+      </w:rPr>
+    </w:lvl>
+    <w:lvl w:ilvl="6" w:tentative="1">
+      <w:start w:val="1"/>
+      <w:numFmt w:val="bullet"/>
+      <w:lvlText w:val=""/>
+      <w:lvlJc w:val="left"/>
+      <w:pPr>
+        <w:tabs>
+          <w:tab w:val="num" w:pos="5040"/>
+        </w:tabs>
+        <w:ind w:left="5040" w:hanging="360"/>
+      </w:pPr>
+      <w:rPr>
+        <w:rFonts w:ascii="Wingdings" w:hAnsi="Wingdings" w:hint="default"/>
+        <w:sz w:val="20"/>
+      </w:rPr>
+    </w:lvl>
+    <w:lvl w:ilvl="7" w:tentative="1">
+      <w:start w:val="1"/>
+      <w:numFmt w:val="bullet"/>
+      <w:lvlText w:val=""/>
+      <w:lvlJc w:val="left"/>
+      <w:pPr>
+        <w:tabs>
+          <w:tab w:val="num" w:pos="5760"/>
+        </w:tabs>
+        <w:ind w:left="5760" w:hanging="360"/>
+      </w:pPr>
+      <w:rPr>
+        <w:rFonts w:ascii="Wingdings" w:hAnsi="Wingdings" w:hint="default"/>
+        <w:sz w:val="20"/>
+      </w:rPr>
+    </w:lvl>
+    <w:lvl w:ilvl="8" w:tentative="1">
+      <w:start w:val="1"/>
+      <w:numFmt w:val="bullet"/>
+      <w:lvlText w:val=""/>
+      <w:lvlJc w:val="left"/>
+      <w:pPr>
+        <w:tabs>
+          <w:tab w:val="num" w:pos="6480"/>
+        </w:tabs>
+        <w:ind w:left="6480" w:hanging="360"/>
+      </w:pPr>
+      <w:rPr>
+        <w:rFonts w:ascii="Wingdings" w:hAnsi="Wingdings" w:hint="default"/>
+        <w:sz w:val="20"/>
+      </w:rPr>
+    </w:lvl>
+  </w:abstractNum>
+  <w:abstractNum w:abstractNumId="34" w15:restartNumberingAfterBreak="0">
     <w:nsid w:val="6B626DB3"/>
     <w:multiLevelType w:val="multilevel"/>
     <w:tmpl w:val="53380260"/>
@@ -8531,7 +9572,7 @@
       </w:rPr>
     </w:lvl>
   </w:abstractNum>
-  <w:abstractNum w:abstractNumId="30" w15:restartNumberingAfterBreak="0">
+  <w:abstractNum w:abstractNumId="35" w15:restartNumberingAfterBreak="0">
     <w:nsid w:val="6F991467"/>
     <w:multiLevelType w:val="multilevel"/>
     <w:tmpl w:val="BA584984"/>
@@ -8680,7 +9721,7 @@
       </w:rPr>
     </w:lvl>
   </w:abstractNum>
-  <w:abstractNum w:abstractNumId="31" w15:restartNumberingAfterBreak="0">
+  <w:abstractNum w:abstractNumId="36" w15:restartNumberingAfterBreak="0">
     <w:nsid w:val="7501785F"/>
     <w:multiLevelType w:val="multilevel"/>
     <w:tmpl w:val="70CCC7CE"/>
@@ -8829,7 +9870,7 @@
       </w:rPr>
     </w:lvl>
   </w:abstractNum>
-  <w:abstractNum w:abstractNumId="32" w15:restartNumberingAfterBreak="0">
+  <w:abstractNum w:abstractNumId="37" w15:restartNumberingAfterBreak="0">
     <w:nsid w:val="76724A06"/>
     <w:multiLevelType w:val="multilevel"/>
     <w:tmpl w:val="3B360860"/>
@@ -8978,7 +10019,7 @@
       </w:rPr>
     </w:lvl>
   </w:abstractNum>
-  <w:abstractNum w:abstractNumId="33" w15:restartNumberingAfterBreak="0">
+  <w:abstractNum w:abstractNumId="38" w15:restartNumberingAfterBreak="0">
     <w:nsid w:val="7F0B10D7"/>
     <w:multiLevelType w:val="multilevel"/>
     <w:tmpl w:val="783858F8"/>
@@ -9128,106 +10169,121 @@
     </w:lvl>
   </w:abstractNum>
   <w:num w:numId="1">
-    <w:abstractNumId w:val="30"/>
+    <w:abstractNumId w:val="35"/>
   </w:num>
   <w:num w:numId="2">
-    <w:abstractNumId w:val="26"/>
+    <w:abstractNumId w:val="29"/>
   </w:num>
   <w:num w:numId="3">
-    <w:abstractNumId w:val="11"/>
+    <w:abstractNumId w:val="12"/>
   </w:num>
   <w:num w:numId="4">
     <w:abstractNumId w:val="6"/>
   </w:num>
   <w:num w:numId="5">
-    <w:abstractNumId w:val="14"/>
+    <w:abstractNumId w:val="15"/>
   </w:num>
   <w:num w:numId="6">
-    <w:abstractNumId w:val="9"/>
+    <w:abstractNumId w:val="10"/>
   </w:num>
   <w:num w:numId="7">
-    <w:abstractNumId w:val="13"/>
+    <w:abstractNumId w:val="14"/>
   </w:num>
   <w:num w:numId="8">
     <w:abstractNumId w:val="5"/>
   </w:num>
   <w:num w:numId="9">
-    <w:abstractNumId w:val="31"/>
+    <w:abstractNumId w:val="36"/>
   </w:num>
   <w:num w:numId="10">
-    <w:abstractNumId w:val="18"/>
+    <w:abstractNumId w:val="21"/>
   </w:num>
   <w:num w:numId="11">
-    <w:abstractNumId w:val="15"/>
+    <w:abstractNumId w:val="16"/>
   </w:num>
   <w:num w:numId="12">
+    <w:abstractNumId w:val="27"/>
+  </w:num>
+  <w:num w:numId="13">
+    <w:abstractNumId w:val="30"/>
+  </w:num>
+  <w:num w:numId="14">
     <w:abstractNumId w:val="24"/>
   </w:num>
-  <w:num w:numId="13">
-    <w:abstractNumId w:val="27"/>
-  </w:num>
-  <w:num w:numId="14">
-    <w:abstractNumId w:val="21"/>
-  </w:num>
   <w:num w:numId="15">
-    <w:abstractNumId w:val="10"/>
+    <w:abstractNumId w:val="11"/>
   </w:num>
   <w:num w:numId="16">
-    <w:abstractNumId w:val="29"/>
+    <w:abstractNumId w:val="34"/>
   </w:num>
   <w:num w:numId="17">
-    <w:abstractNumId w:val="20"/>
+    <w:abstractNumId w:val="23"/>
   </w:num>
   <w:num w:numId="18">
     <w:abstractNumId w:val="0"/>
   </w:num>
   <w:num w:numId="19">
-    <w:abstractNumId w:val="33"/>
+    <w:abstractNumId w:val="38"/>
   </w:num>
   <w:num w:numId="20">
-    <w:abstractNumId w:val="17"/>
+    <w:abstractNumId w:val="18"/>
   </w:num>
   <w:num w:numId="21">
-    <w:abstractNumId w:val="32"/>
+    <w:abstractNumId w:val="37"/>
   </w:num>
   <w:num w:numId="22">
-    <w:abstractNumId w:val="28"/>
+    <w:abstractNumId w:val="31"/>
   </w:num>
   <w:num w:numId="23">
-    <w:abstractNumId w:val="23"/>
+    <w:abstractNumId w:val="26"/>
   </w:num>
   <w:num w:numId="24">
     <w:abstractNumId w:val="7"/>
   </w:num>
   <w:num w:numId="25">
-    <w:abstractNumId w:val="25"/>
+    <w:abstractNumId w:val="28"/>
   </w:num>
   <w:num w:numId="26">
     <w:abstractNumId w:val="3"/>
   </w:num>
   <w:num w:numId="27">
-    <w:abstractNumId w:val="22"/>
+    <w:abstractNumId w:val="25"/>
   </w:num>
   <w:num w:numId="28">
-    <w:abstractNumId w:val="19"/>
+    <w:abstractNumId w:val="22"/>
   </w:num>
   <w:num w:numId="29">
     <w:abstractNumId w:val="4"/>
   </w:num>
   <w:num w:numId="30">
-    <w:abstractNumId w:val="8"/>
+    <w:abstractNumId w:val="9"/>
   </w:num>
   <w:num w:numId="31">
-    <w:abstractNumId w:val="12"/>
+    <w:abstractNumId w:val="13"/>
   </w:num>
   <w:num w:numId="32">
     <w:abstractNumId w:val="2"/>
   </w:num>
   <w:num w:numId="33">
-    <w:abstractNumId w:val="16"/>
+    <w:abstractNumId w:val="17"/>
   </w:num>
   <w:num w:numId="34">
     <w:abstractNumId w:val="1"/>
+  </w:num>
+  <w:num w:numId="35">
+    <w:abstractNumId w:val="33"/>
+  </w:num>
+  <w:num w:numId="36">
+    <w:abstractNumId w:val="32"/>
+  </w:num>
+  <w:num w:numId="37">
+    <w:abstractNumId w:val="20"/>
+  </w:num>
+  <w:num w:numId="38">
+    <w:abstractNumId w:val="8"/>
+  </w:num>
+  <w:num w:numId="39">
+    <w:abstractNumId w:val="19"/>
   </w:num>
 </w:numbering>
 </file>

--- a/docs/02_Data_Sources.docx
+++ b/docs/02_Data_Sources.docx
@@ -3848,7 +3848,6 @@
       <w:r>
         <w:t xml:space="preserve">Confirmed ingestion metadata persistence through </w:t>
       </w:r>
-      <w:proofErr w:type="spellStart"/>
       <w:r>
         <w:rPr>
           <w:rStyle w:val="HTMLCode"/>
@@ -3856,7 +3855,6 @@
         </w:rPr>
         <w:t>ingested_files</w:t>
       </w:r>
-      <w:proofErr w:type="spellEnd"/>
       <w:r>
         <w:t xml:space="preserve"> table</w:t>
       </w:r>
@@ -3905,11 +3903,9 @@
           <w:numId w:val="32"/>
         </w:numPr>
       </w:pPr>
-      <w:proofErr w:type="spellStart"/>
       <w:r>
         <w:t>ingested_files</w:t>
       </w:r>
-      <w:proofErr w:type="spellEnd"/>
     </w:p>
     <w:p>
       <w:pPr>
@@ -3919,11 +3915,9 @@
           <w:numId w:val="32"/>
         </w:numPr>
       </w:pPr>
-      <w:proofErr w:type="spellStart"/>
       <w:r>
         <w:t>feature_store</w:t>
       </w:r>
-      <w:proofErr w:type="spellEnd"/>
     </w:p>
     <w:p>
       <w:pPr>
@@ -3933,11 +3927,9 @@
           <w:numId w:val="32"/>
         </w:numPr>
       </w:pPr>
-      <w:proofErr w:type="spellStart"/>
       <w:r>
         <w:t>profiling_results</w:t>
       </w:r>
-      <w:proofErr w:type="spellEnd"/>
     </w:p>
     <w:p>
       <w:pPr>
@@ -3984,15 +3976,7 @@
         </w:numPr>
       </w:pPr>
       <w:r>
-        <w:t xml:space="preserve">Verified offline-only </w:t>
-      </w:r>
-      <w:proofErr w:type="spellStart"/>
-      <w:r>
-        <w:t>DuckDB</w:t>
-      </w:r>
-      <w:proofErr w:type="spellEnd"/>
-      <w:r>
-        <w:t xml:space="preserve"> execution without external API dependency</w:t>
+        <w:t>Verified offline-only DuckDB execution without external API dependency</w:t>
       </w:r>
     </w:p>
     <w:p>
@@ -4113,10 +4097,7 @@
         <w:spacing w:before="0" w:beforeAutospacing="0" w:after="0" w:afterAutospacing="0"/>
       </w:pPr>
       <w:r>
-        <w:t>Day 27&amp;28</w:t>
-      </w:r>
-      <w:r>
-        <w:t xml:space="preserve"> Update</w:t>
+        <w:t>Day 27&amp;28 Update</w:t>
       </w:r>
     </w:p>
     <w:p>
@@ -4161,15 +4142,7 @@
         <w:spacing w:before="0" w:beforeAutospacing="0" w:after="0" w:afterAutospacing="0"/>
       </w:pPr>
       <w:r>
-        <w:t xml:space="preserve">Conceptualized data flow design for </w:t>
-      </w:r>
-      <w:proofErr w:type="spellStart"/>
-      <w:r>
-        <w:t>ScanKar</w:t>
-      </w:r>
-      <w:proofErr w:type="spellEnd"/>
-      <w:r>
-        <w:t>:</w:t>
+        <w:t>Conceptualized data flow design for ScanKar:</w:t>
       </w:r>
     </w:p>
     <w:p>
@@ -4233,212 +4206,1166 @@
       <w:pPr>
         <w:pStyle w:val="Heading3"/>
       </w:pPr>
-      <w:bookmarkStart w:id="0" w:name="_GoBack"/>
-      <w:bookmarkEnd w:id="0"/>
-    </w:p>
-    <w:p>
-      <w:pPr>
-        <w:spacing w:before="100" w:beforeAutospacing="1" w:after="100" w:afterAutospacing="1" w:line="240" w:lineRule="auto"/>
+    </w:p>
+    <w:p>
+      <w:pPr>
+        <w:pStyle w:val="Heading3"/>
+        <w:spacing w:before="0" w:beforeAutospacing="0" w:after="0" w:afterAutospacing="0"/>
+      </w:pPr>
+      <w:r>
+        <w:lastRenderedPageBreak/>
+        <w:t>Day 29</w:t>
+      </w:r>
+      <w:r>
+        <w:t xml:space="preserve"> Update</w:t>
+      </w:r>
+    </w:p>
+    <w:p>
+      <w:pPr>
+        <w:pStyle w:val="Heading3"/>
+        <w:spacing w:before="0" w:beforeAutospacing="0" w:after="0" w:afterAutospacing="0"/>
+      </w:pPr>
+    </w:p>
+    <w:p>
+      <w:pPr>
+        <w:pStyle w:val="ListParagraph"/>
+        <w:numPr>
+          <w:ilvl w:val="0"/>
+          <w:numId w:val="42"/>
+        </w:numPr>
+        <w:spacing w:after="0" w:line="240" w:lineRule="auto"/>
         <w:rPr>
           <w:rFonts w:ascii="Times New Roman" w:eastAsia="Times New Roman" w:hAnsi="Times New Roman" w:cs="Times New Roman"/>
           <w:sz w:val="24"/>
           <w:szCs w:val="24"/>
         </w:rPr>
       </w:pPr>
-      <w:proofErr w:type="gramStart"/>
-      <w:r>
-        <w:rPr>
-          <w:rFonts w:ascii="Times New Roman" w:eastAsia="Times New Roman" w:hAnsi="Symbol" w:cs="Times New Roman"/>
-          <w:sz w:val="24"/>
-          <w:szCs w:val="24"/>
-        </w:rPr>
-        <w:lastRenderedPageBreak/>
-        <w:t></w:t>
-      </w:r>
       <w:r>
         <w:rPr>
           <w:rFonts w:ascii="Times New Roman" w:eastAsia="Times New Roman" w:hAnsi="Times New Roman" w:cs="Times New Roman"/>
           <w:sz w:val="24"/>
           <w:szCs w:val="24"/>
         </w:rPr>
-        <w:t xml:space="preserve">  Confirmed</w:t>
-      </w:r>
-      <w:proofErr w:type="gramEnd"/>
-      <w:r>
+        <w:t>Confirmed profiling operates on parquet files generated from ingestion</w:t>
+      </w:r>
+    </w:p>
+    <w:p>
+      <w:pPr>
+        <w:pStyle w:val="ListParagraph"/>
+        <w:numPr>
+          <w:ilvl w:val="0"/>
+          <w:numId w:val="42"/>
+        </w:numPr>
+        <w:spacing w:after="0" w:line="240" w:lineRule="auto"/>
         <w:rPr>
           <w:rFonts w:ascii="Times New Roman" w:eastAsia="Times New Roman" w:hAnsi="Times New Roman" w:cs="Times New Roman"/>
           <w:sz w:val="24"/>
           <w:szCs w:val="24"/>
         </w:rPr>
-        <w:t xml:space="preserve"> profiling operates on parquet files generated from ingestion</w:t>
-      </w:r>
-    </w:p>
-    <w:p>
-      <w:pPr>
-        <w:spacing w:before="100" w:beforeAutospacing="1" w:after="100" w:afterAutospacing="1" w:line="240" w:lineRule="auto"/>
+      </w:pPr>
+      <w:r>
         <w:rPr>
           <w:rFonts w:ascii="Times New Roman" w:eastAsia="Times New Roman" w:hAnsi="Times New Roman" w:cs="Times New Roman"/>
           <w:sz w:val="24"/>
           <w:szCs w:val="24"/>
         </w:rPr>
-      </w:pPr>
-      <w:proofErr w:type="gramStart"/>
-      <w:r>
-        <w:rPr>
-          <w:rFonts w:ascii="Times New Roman" w:eastAsia="Times New Roman" w:hAnsi="Symbol" w:cs="Times New Roman"/>
-          <w:sz w:val="24"/>
-          <w:szCs w:val="24"/>
-        </w:rPr>
-        <w:t></w:t>
-      </w:r>
-      <w:r>
+        <w:t>Validated automatic column classification and statistical profiling</w:t>
+      </w:r>
+    </w:p>
+    <w:p>
+      <w:pPr>
+        <w:pStyle w:val="ListParagraph"/>
+        <w:numPr>
+          <w:ilvl w:val="0"/>
+          <w:numId w:val="42"/>
+        </w:numPr>
+        <w:spacing w:after="0" w:line="240" w:lineRule="auto"/>
         <w:rPr>
           <w:rFonts w:ascii="Times New Roman" w:eastAsia="Times New Roman" w:hAnsi="Times New Roman" w:cs="Times New Roman"/>
           <w:sz w:val="24"/>
           <w:szCs w:val="24"/>
         </w:rPr>
-        <w:t xml:space="preserve">  Validated</w:t>
-      </w:r>
-      <w:proofErr w:type="gramEnd"/>
+      </w:pPr>
       <w:r>
         <w:rPr>
           <w:rFonts w:ascii="Times New Roman" w:eastAsia="Times New Roman" w:hAnsi="Times New Roman" w:cs="Times New Roman"/>
           <w:sz w:val="24"/>
           <w:szCs w:val="24"/>
         </w:rPr>
-        <w:t xml:space="preserve"> automatic column classification and statistical profiling</w:t>
-      </w:r>
-    </w:p>
-    <w:p>
-      <w:pPr>
-        <w:spacing w:before="100" w:beforeAutospacing="1" w:after="100" w:afterAutospacing="1" w:line="240" w:lineRule="auto"/>
+        <w:t>Health scoring system integrated (0–100 scale)</w:t>
+      </w:r>
+    </w:p>
+    <w:p>
+      <w:pPr>
+        <w:pStyle w:val="ListParagraph"/>
+        <w:numPr>
+          <w:ilvl w:val="0"/>
+          <w:numId w:val="42"/>
+        </w:numPr>
+        <w:spacing w:after="0" w:line="240" w:lineRule="auto"/>
         <w:rPr>
           <w:rFonts w:ascii="Times New Roman" w:eastAsia="Times New Roman" w:hAnsi="Times New Roman" w:cs="Times New Roman"/>
           <w:sz w:val="24"/>
           <w:szCs w:val="24"/>
         </w:rPr>
       </w:pPr>
-      <w:proofErr w:type="gramStart"/>
-      <w:r>
-        <w:rPr>
-          <w:rFonts w:ascii="Times New Roman" w:eastAsia="Times New Roman" w:hAnsi="Symbol" w:cs="Times New Roman"/>
-          <w:sz w:val="24"/>
-          <w:szCs w:val="24"/>
-        </w:rPr>
-        <w:t></w:t>
-      </w:r>
       <w:r>
         <w:rPr>
           <w:rFonts w:ascii="Times New Roman" w:eastAsia="Times New Roman" w:hAnsi="Times New Roman" w:cs="Times New Roman"/>
           <w:sz w:val="24"/>
           <w:szCs w:val="24"/>
         </w:rPr>
-        <w:t xml:space="preserve">  Health</w:t>
-      </w:r>
-      <w:proofErr w:type="gramEnd"/>
-      <w:r>
+        <w:t>Synthetic datasets (PLC, SAP, RFID) validated for rule testing</w:t>
+      </w:r>
+    </w:p>
+    <w:p>
+      <w:pPr>
+        <w:pStyle w:val="ListParagraph"/>
+        <w:numPr>
+          <w:ilvl w:val="0"/>
+          <w:numId w:val="42"/>
+        </w:numPr>
+        <w:spacing w:after="0" w:line="240" w:lineRule="auto"/>
         <w:rPr>
           <w:rFonts w:ascii="Times New Roman" w:eastAsia="Times New Roman" w:hAnsi="Times New Roman" w:cs="Times New Roman"/>
           <w:sz w:val="24"/>
           <w:szCs w:val="24"/>
         </w:rPr>
-        <w:t xml:space="preserve"> scoring system integrated (0–100 scale)</w:t>
-      </w:r>
-    </w:p>
-    <w:p>
-      <w:pPr>
-        <w:spacing w:before="100" w:beforeAutospacing="1" w:after="100" w:afterAutospacing="1" w:line="240" w:lineRule="auto"/>
+      </w:pPr>
+      <w:r>
         <w:rPr>
           <w:rFonts w:ascii="Times New Roman" w:eastAsia="Times New Roman" w:hAnsi="Times New Roman" w:cs="Times New Roman"/>
           <w:sz w:val="24"/>
           <w:szCs w:val="24"/>
         </w:rPr>
-      </w:pPr>
-      <w:proofErr w:type="gramStart"/>
-      <w:r>
-        <w:rPr>
-          <w:rFonts w:ascii="Times New Roman" w:eastAsia="Times New Roman" w:hAnsi="Symbol" w:cs="Times New Roman"/>
-          <w:sz w:val="24"/>
-          <w:szCs w:val="24"/>
-        </w:rPr>
-        <w:t></w:t>
-      </w:r>
-      <w:r>
+        <w:t>Confirmed profiling_results table population post ingestion</w:t>
+      </w:r>
+    </w:p>
+    <w:p>
+      <w:pPr>
+        <w:spacing w:after="0" w:line="240" w:lineRule="auto"/>
         <w:rPr>
           <w:rFonts w:ascii="Times New Roman" w:eastAsia="Times New Roman" w:hAnsi="Times New Roman" w:cs="Times New Roman"/>
           <w:sz w:val="24"/>
           <w:szCs w:val="24"/>
         </w:rPr>
-        <w:t xml:space="preserve">  Synthetic</w:t>
-      </w:r>
-      <w:proofErr w:type="gramEnd"/>
-      <w:r>
+      </w:pPr>
+    </w:p>
+    <w:p>
+      <w:pPr>
+        <w:pStyle w:val="Heading3"/>
+        <w:spacing w:before="0" w:beforeAutospacing="0" w:after="0" w:afterAutospacing="0"/>
+      </w:pPr>
+      <w:r>
+        <w:t xml:space="preserve">Day </w:t>
+      </w:r>
+      <w:r>
+        <w:t>32</w:t>
+      </w:r>
+      <w:r>
+        <w:t xml:space="preserve"> Update</w:t>
+      </w:r>
+    </w:p>
+    <w:p>
+      <w:pPr>
+        <w:pStyle w:val="Heading3"/>
+        <w:spacing w:before="0" w:beforeAutospacing="0" w:after="0" w:afterAutospacing="0"/>
+      </w:pPr>
+    </w:p>
+    <w:p>
+      <w:pPr>
+        <w:spacing w:after="0" w:line="240" w:lineRule="auto"/>
+        <w:outlineLvl w:val="2"/>
+        <w:rPr>
+          <w:rFonts w:ascii="Times New Roman" w:eastAsia="Times New Roman" w:hAnsi="Times New Roman" w:cs="Times New Roman"/>
+          <w:b/>
+          <w:bCs/>
+          <w:sz w:val="27"/>
+          <w:szCs w:val="27"/>
+        </w:rPr>
+      </w:pPr>
+      <w:r>
+        <w:rPr>
+          <w:rFonts w:ascii="Times New Roman" w:eastAsia="Times New Roman" w:hAnsi="Times New Roman" w:cs="Times New Roman"/>
+          <w:b/>
+          <w:bCs/>
+          <w:sz w:val="27"/>
+          <w:szCs w:val="27"/>
+        </w:rPr>
+        <w:t>Purpose</w:t>
+      </w:r>
+    </w:p>
+    <w:p>
+      <w:pPr>
+        <w:spacing w:after="0" w:line="240" w:lineRule="auto"/>
         <w:rPr>
           <w:rFonts w:ascii="Times New Roman" w:eastAsia="Times New Roman" w:hAnsi="Times New Roman" w:cs="Times New Roman"/>
           <w:sz w:val="24"/>
           <w:szCs w:val="24"/>
         </w:rPr>
-        <w:t xml:space="preserve"> datasets (PLC, SAP, RFID) validated for rule testing</w:t>
-      </w:r>
-    </w:p>
-    <w:p>
-      <w:pPr>
-        <w:spacing w:before="100" w:beforeAutospacing="1" w:after="100" w:afterAutospacing="1" w:line="240" w:lineRule="auto"/>
+      </w:pPr>
+      <w:r>
         <w:rPr>
           <w:rFonts w:ascii="Times New Roman" w:eastAsia="Times New Roman" w:hAnsi="Times New Roman" w:cs="Times New Roman"/>
           <w:sz w:val="24"/>
           <w:szCs w:val="24"/>
         </w:rPr>
-      </w:pPr>
-      <w:proofErr w:type="gramStart"/>
-      <w:r>
-        <w:rPr>
-          <w:rFonts w:ascii="Times New Roman" w:eastAsia="Times New Roman" w:hAnsi="Symbol" w:cs="Times New Roman"/>
-          <w:sz w:val="24"/>
-          <w:szCs w:val="24"/>
-        </w:rPr>
-        <w:t></w:t>
-      </w:r>
-      <w:r>
+        <w:t>To document all industrial data sources used in the Offline Industrial Intelligence System and their role in the analytics pipeline.</w:t>
+      </w:r>
+    </w:p>
+    <w:p>
+      <w:pPr>
+        <w:spacing w:after="0" w:line="240" w:lineRule="auto"/>
         <w:rPr>
           <w:rFonts w:ascii="Times New Roman" w:eastAsia="Times New Roman" w:hAnsi="Times New Roman" w:cs="Times New Roman"/>
           <w:sz w:val="24"/>
           <w:szCs w:val="24"/>
         </w:rPr>
-        <w:t xml:space="preserve">  Confirmed</w:t>
-      </w:r>
-      <w:proofErr w:type="gramEnd"/>
-      <w:r>
+      </w:pPr>
+    </w:p>
+    <w:p>
+      <w:pPr>
+        <w:spacing w:after="0" w:line="240" w:lineRule="auto"/>
+        <w:outlineLvl w:val="2"/>
+        <w:rPr>
+          <w:rFonts w:ascii="Times New Roman" w:eastAsia="Times New Roman" w:hAnsi="Times New Roman" w:cs="Times New Roman"/>
+          <w:b/>
+          <w:bCs/>
+          <w:sz w:val="27"/>
+          <w:szCs w:val="27"/>
+        </w:rPr>
+      </w:pPr>
+      <w:r>
+        <w:rPr>
+          <w:rFonts w:ascii="Times New Roman" w:eastAsia="Times New Roman" w:hAnsi="Times New Roman" w:cs="Times New Roman"/>
+          <w:b/>
+          <w:bCs/>
+          <w:sz w:val="27"/>
+          <w:szCs w:val="27"/>
+        </w:rPr>
+        <w:t>Data Owner</w:t>
+      </w:r>
+    </w:p>
+    <w:p>
+      <w:pPr>
+        <w:spacing w:after="0" w:line="240" w:lineRule="auto"/>
         <w:rPr>
           <w:rFonts w:ascii="Times New Roman" w:eastAsia="Times New Roman" w:hAnsi="Times New Roman" w:cs="Times New Roman"/>
           <w:sz w:val="24"/>
           <w:szCs w:val="24"/>
         </w:rPr>
-        <w:t xml:space="preserve"> </w:t>
-      </w:r>
-      <w:proofErr w:type="spellStart"/>
+      </w:pPr>
       <w:r>
         <w:rPr>
           <w:rFonts w:ascii="Times New Roman" w:eastAsia="Times New Roman" w:hAnsi="Times New Roman" w:cs="Times New Roman"/>
           <w:sz w:val="24"/>
           <w:szCs w:val="24"/>
         </w:rPr>
-        <w:t>profiling_results</w:t>
-      </w:r>
-      <w:proofErr w:type="spellEnd"/>
-      <w:r>
+        <w:t>Maintenance Department (Designated Engineer)</w:t>
+      </w:r>
+    </w:p>
+    <w:p>
+      <w:pPr>
+        <w:spacing w:after="0" w:line="240" w:lineRule="auto"/>
         <w:rPr>
           <w:rFonts w:ascii="Times New Roman" w:eastAsia="Times New Roman" w:hAnsi="Times New Roman" w:cs="Times New Roman"/>
           <w:sz w:val="24"/>
           <w:szCs w:val="24"/>
         </w:rPr>
-        <w:t xml:space="preserve"> table population post ingestion</w:t>
+      </w:pPr>
+    </w:p>
+    <w:p>
+      <w:pPr>
+        <w:spacing w:after="0" w:line="240" w:lineRule="auto"/>
+        <w:outlineLvl w:val="2"/>
+        <w:rPr>
+          <w:rFonts w:ascii="Times New Roman" w:eastAsia="Times New Roman" w:hAnsi="Times New Roman" w:cs="Times New Roman"/>
+          <w:b/>
+          <w:bCs/>
+          <w:sz w:val="27"/>
+          <w:szCs w:val="27"/>
+        </w:rPr>
+      </w:pPr>
+      <w:r>
+        <w:rPr>
+          <w:rFonts w:ascii="Times New Roman" w:eastAsia="Times New Roman" w:hAnsi="Times New Roman" w:cs="Times New Roman"/>
+          <w:b/>
+          <w:bCs/>
+          <w:sz w:val="27"/>
+          <w:szCs w:val="27"/>
+        </w:rPr>
+        <w:t>Identified Data Sources</w:t>
+      </w:r>
+    </w:p>
+    <w:tbl>
+      <w:tblPr>
+        <w:tblW w:w="0" w:type="auto"/>
+        <w:tblCellSpacing w:w="15" w:type="dxa"/>
+        <w:tblCellMar>
+          <w:top w:w="15" w:type="dxa"/>
+          <w:left w:w="15" w:type="dxa"/>
+          <w:bottom w:w="15" w:type="dxa"/>
+          <w:right w:w="15" w:type="dxa"/>
+        </w:tblCellMar>
+        <w:tblLook w:val="04A0" w:firstRow="1" w:lastRow="0" w:firstColumn="1" w:lastColumn="0" w:noHBand="0" w:noVBand="1"/>
+      </w:tblPr>
+      <w:tblGrid>
+        <w:gridCol w:w="1596"/>
+        <w:gridCol w:w="1288"/>
+        <w:gridCol w:w="2042"/>
+      </w:tblGrid>
+      <w:tr>
+        <w:trPr>
+          <w:tblHeader/>
+          <w:tblCellSpacing w:w="15" w:type="dxa"/>
+        </w:trPr>
+        <w:tc>
+          <w:tcPr>
+            <w:tcW w:w="0" w:type="auto"/>
+            <w:vAlign w:val="center"/>
+            <w:hideMark/>
+          </w:tcPr>
+          <w:p>
+            <w:pPr>
+              <w:spacing w:after="0" w:line="240" w:lineRule="auto"/>
+              <w:jc w:val="center"/>
+              <w:rPr>
+                <w:rFonts w:ascii="Times New Roman" w:eastAsia="Times New Roman" w:hAnsi="Times New Roman" w:cs="Times New Roman"/>
+                <w:b/>
+                <w:bCs/>
+                <w:sz w:val="24"/>
+                <w:szCs w:val="24"/>
+              </w:rPr>
+            </w:pPr>
+            <w:r>
+              <w:rPr>
+                <w:rFonts w:ascii="Times New Roman" w:eastAsia="Times New Roman" w:hAnsi="Times New Roman" w:cs="Times New Roman"/>
+                <w:b/>
+                <w:bCs/>
+                <w:sz w:val="24"/>
+                <w:szCs w:val="24"/>
+              </w:rPr>
+              <w:t>Data Source</w:t>
+            </w:r>
+          </w:p>
+        </w:tc>
+        <w:tc>
+          <w:tcPr>
+            <w:tcW w:w="0" w:type="auto"/>
+            <w:vAlign w:val="center"/>
+            <w:hideMark/>
+          </w:tcPr>
+          <w:p>
+            <w:pPr>
+              <w:spacing w:after="0" w:line="240" w:lineRule="auto"/>
+              <w:jc w:val="center"/>
+              <w:rPr>
+                <w:rFonts w:ascii="Times New Roman" w:eastAsia="Times New Roman" w:hAnsi="Times New Roman" w:cs="Times New Roman"/>
+                <w:b/>
+                <w:bCs/>
+                <w:sz w:val="24"/>
+                <w:szCs w:val="24"/>
+              </w:rPr>
+            </w:pPr>
+            <w:r>
+              <w:rPr>
+                <w:rFonts w:ascii="Times New Roman" w:eastAsia="Times New Roman" w:hAnsi="Times New Roman" w:cs="Times New Roman"/>
+                <w:b/>
+                <w:bCs/>
+                <w:sz w:val="24"/>
+                <w:szCs w:val="24"/>
+              </w:rPr>
+              <w:t>Format</w:t>
+            </w:r>
+          </w:p>
+        </w:tc>
+        <w:tc>
+          <w:tcPr>
+            <w:tcW w:w="0" w:type="auto"/>
+            <w:vAlign w:val="center"/>
+            <w:hideMark/>
+          </w:tcPr>
+          <w:p>
+            <w:pPr>
+              <w:spacing w:after="0" w:line="240" w:lineRule="auto"/>
+              <w:jc w:val="center"/>
+              <w:rPr>
+                <w:rFonts w:ascii="Times New Roman" w:eastAsia="Times New Roman" w:hAnsi="Times New Roman" w:cs="Times New Roman"/>
+                <w:b/>
+                <w:bCs/>
+                <w:sz w:val="24"/>
+                <w:szCs w:val="24"/>
+              </w:rPr>
+            </w:pPr>
+            <w:r>
+              <w:rPr>
+                <w:rFonts w:ascii="Times New Roman" w:eastAsia="Times New Roman" w:hAnsi="Times New Roman" w:cs="Times New Roman"/>
+                <w:b/>
+                <w:bCs/>
+                <w:sz w:val="24"/>
+                <w:szCs w:val="24"/>
+              </w:rPr>
+              <w:t>Usage</w:t>
+            </w:r>
+          </w:p>
+        </w:tc>
+      </w:tr>
+      <w:tr>
+        <w:trPr>
+          <w:tblCellSpacing w:w="15" w:type="dxa"/>
+        </w:trPr>
+        <w:tc>
+          <w:tcPr>
+            <w:tcW w:w="0" w:type="auto"/>
+            <w:vAlign w:val="center"/>
+            <w:hideMark/>
+          </w:tcPr>
+          <w:p>
+            <w:pPr>
+              <w:spacing w:after="0" w:line="240" w:lineRule="auto"/>
+              <w:rPr>
+                <w:rFonts w:ascii="Times New Roman" w:eastAsia="Times New Roman" w:hAnsi="Times New Roman" w:cs="Times New Roman"/>
+                <w:sz w:val="24"/>
+                <w:szCs w:val="24"/>
+              </w:rPr>
+            </w:pPr>
+            <w:r>
+              <w:rPr>
+                <w:rFonts w:ascii="Times New Roman" w:eastAsia="Times New Roman" w:hAnsi="Times New Roman" w:cs="Times New Roman"/>
+                <w:sz w:val="24"/>
+                <w:szCs w:val="24"/>
+              </w:rPr>
+              <w:t>SAP IW29</w:t>
+            </w:r>
+          </w:p>
+        </w:tc>
+        <w:tc>
+          <w:tcPr>
+            <w:tcW w:w="0" w:type="auto"/>
+            <w:vAlign w:val="center"/>
+            <w:hideMark/>
+          </w:tcPr>
+          <w:p>
+            <w:pPr>
+              <w:spacing w:after="0" w:line="240" w:lineRule="auto"/>
+              <w:rPr>
+                <w:rFonts w:ascii="Times New Roman" w:eastAsia="Times New Roman" w:hAnsi="Times New Roman" w:cs="Times New Roman"/>
+                <w:sz w:val="24"/>
+                <w:szCs w:val="24"/>
+              </w:rPr>
+            </w:pPr>
+            <w:r>
+              <w:rPr>
+                <w:rFonts w:ascii="Times New Roman" w:eastAsia="Times New Roman" w:hAnsi="Times New Roman" w:cs="Times New Roman"/>
+                <w:sz w:val="24"/>
+                <w:szCs w:val="24"/>
+              </w:rPr>
+              <w:t>CSV / Excel</w:t>
+            </w:r>
+          </w:p>
+        </w:tc>
+        <w:tc>
+          <w:tcPr>
+            <w:tcW w:w="0" w:type="auto"/>
+            <w:vAlign w:val="center"/>
+            <w:hideMark/>
+          </w:tcPr>
+          <w:p>
+            <w:pPr>
+              <w:spacing w:after="0" w:line="240" w:lineRule="auto"/>
+              <w:rPr>
+                <w:rFonts w:ascii="Times New Roman" w:eastAsia="Times New Roman" w:hAnsi="Times New Roman" w:cs="Times New Roman"/>
+                <w:sz w:val="24"/>
+                <w:szCs w:val="24"/>
+              </w:rPr>
+            </w:pPr>
+            <w:r>
+              <w:rPr>
+                <w:rFonts w:ascii="Times New Roman" w:eastAsia="Times New Roman" w:hAnsi="Times New Roman" w:cs="Times New Roman"/>
+                <w:sz w:val="24"/>
+                <w:szCs w:val="24"/>
+              </w:rPr>
+              <w:t>Maintenance history</w:t>
+            </w:r>
+          </w:p>
+        </w:tc>
+      </w:tr>
+      <w:tr>
+        <w:trPr>
+          <w:tblCellSpacing w:w="15" w:type="dxa"/>
+        </w:trPr>
+        <w:tc>
+          <w:tcPr>
+            <w:tcW w:w="0" w:type="auto"/>
+            <w:vAlign w:val="center"/>
+            <w:hideMark/>
+          </w:tcPr>
+          <w:p>
+            <w:pPr>
+              <w:spacing w:after="0" w:line="240" w:lineRule="auto"/>
+              <w:rPr>
+                <w:rFonts w:ascii="Times New Roman" w:eastAsia="Times New Roman" w:hAnsi="Times New Roman" w:cs="Times New Roman"/>
+                <w:sz w:val="24"/>
+                <w:szCs w:val="24"/>
+              </w:rPr>
+            </w:pPr>
+            <w:r>
+              <w:rPr>
+                <w:rFonts w:ascii="Times New Roman" w:eastAsia="Times New Roman" w:hAnsi="Times New Roman" w:cs="Times New Roman"/>
+                <w:sz w:val="24"/>
+                <w:szCs w:val="24"/>
+              </w:rPr>
+              <w:t>RFID Logs</w:t>
+            </w:r>
+          </w:p>
+        </w:tc>
+        <w:tc>
+          <w:tcPr>
+            <w:tcW w:w="0" w:type="auto"/>
+            <w:vAlign w:val="center"/>
+            <w:hideMark/>
+          </w:tcPr>
+          <w:p>
+            <w:pPr>
+              <w:spacing w:after="0" w:line="240" w:lineRule="auto"/>
+              <w:rPr>
+                <w:rFonts w:ascii="Times New Roman" w:eastAsia="Times New Roman" w:hAnsi="Times New Roman" w:cs="Times New Roman"/>
+                <w:sz w:val="24"/>
+                <w:szCs w:val="24"/>
+              </w:rPr>
+            </w:pPr>
+            <w:r>
+              <w:rPr>
+                <w:rFonts w:ascii="Times New Roman" w:eastAsia="Times New Roman" w:hAnsi="Times New Roman" w:cs="Times New Roman"/>
+                <w:sz w:val="24"/>
+                <w:szCs w:val="24"/>
+              </w:rPr>
+              <w:t>CSV / JSON</w:t>
+            </w:r>
+          </w:p>
+        </w:tc>
+        <w:tc>
+          <w:tcPr>
+            <w:tcW w:w="0" w:type="auto"/>
+            <w:vAlign w:val="center"/>
+            <w:hideMark/>
+          </w:tcPr>
+          <w:p>
+            <w:pPr>
+              <w:spacing w:after="0" w:line="240" w:lineRule="auto"/>
+              <w:rPr>
+                <w:rFonts w:ascii="Times New Roman" w:eastAsia="Times New Roman" w:hAnsi="Times New Roman" w:cs="Times New Roman"/>
+                <w:sz w:val="24"/>
+                <w:szCs w:val="24"/>
+              </w:rPr>
+            </w:pPr>
+            <w:r>
+              <w:rPr>
+                <w:rFonts w:ascii="Times New Roman" w:eastAsia="Times New Roman" w:hAnsi="Times New Roman" w:cs="Times New Roman"/>
+                <w:sz w:val="24"/>
+                <w:szCs w:val="24"/>
+              </w:rPr>
+              <w:t>Movement &amp; events</w:t>
+            </w:r>
+          </w:p>
+        </w:tc>
+      </w:tr>
+      <w:tr>
+        <w:trPr>
+          <w:tblCellSpacing w:w="15" w:type="dxa"/>
+        </w:trPr>
+        <w:tc>
+          <w:tcPr>
+            <w:tcW w:w="0" w:type="auto"/>
+            <w:vAlign w:val="center"/>
+            <w:hideMark/>
+          </w:tcPr>
+          <w:p>
+            <w:pPr>
+              <w:spacing w:after="0" w:line="240" w:lineRule="auto"/>
+              <w:rPr>
+                <w:rFonts w:ascii="Times New Roman" w:eastAsia="Times New Roman" w:hAnsi="Times New Roman" w:cs="Times New Roman"/>
+                <w:sz w:val="24"/>
+                <w:szCs w:val="24"/>
+              </w:rPr>
+            </w:pPr>
+            <w:r>
+              <w:rPr>
+                <w:rFonts w:ascii="Times New Roman" w:eastAsia="Times New Roman" w:hAnsi="Times New Roman" w:cs="Times New Roman"/>
+                <w:sz w:val="24"/>
+                <w:szCs w:val="24"/>
+              </w:rPr>
+              <w:t>PLC / OPC-UA</w:t>
+            </w:r>
+          </w:p>
+        </w:tc>
+        <w:tc>
+          <w:tcPr>
+            <w:tcW w:w="0" w:type="auto"/>
+            <w:vAlign w:val="center"/>
+            <w:hideMark/>
+          </w:tcPr>
+          <w:p>
+            <w:pPr>
+              <w:spacing w:after="0" w:line="240" w:lineRule="auto"/>
+              <w:rPr>
+                <w:rFonts w:ascii="Times New Roman" w:eastAsia="Times New Roman" w:hAnsi="Times New Roman" w:cs="Times New Roman"/>
+                <w:sz w:val="24"/>
+                <w:szCs w:val="24"/>
+              </w:rPr>
+            </w:pPr>
+            <w:r>
+              <w:rPr>
+                <w:rFonts w:ascii="Times New Roman" w:eastAsia="Times New Roman" w:hAnsi="Times New Roman" w:cs="Times New Roman"/>
+                <w:sz w:val="24"/>
+                <w:szCs w:val="24"/>
+              </w:rPr>
+              <w:t>Logs / CSV</w:t>
+            </w:r>
+          </w:p>
+        </w:tc>
+        <w:tc>
+          <w:tcPr>
+            <w:tcW w:w="0" w:type="auto"/>
+            <w:vAlign w:val="center"/>
+            <w:hideMark/>
+          </w:tcPr>
+          <w:p>
+            <w:pPr>
+              <w:spacing w:after="0" w:line="240" w:lineRule="auto"/>
+              <w:rPr>
+                <w:rFonts w:ascii="Times New Roman" w:eastAsia="Times New Roman" w:hAnsi="Times New Roman" w:cs="Times New Roman"/>
+                <w:sz w:val="24"/>
+                <w:szCs w:val="24"/>
+              </w:rPr>
+            </w:pPr>
+            <w:r>
+              <w:rPr>
+                <w:rFonts w:ascii="Times New Roman" w:eastAsia="Times New Roman" w:hAnsi="Times New Roman" w:cs="Times New Roman"/>
+                <w:sz w:val="24"/>
+                <w:szCs w:val="24"/>
+              </w:rPr>
+              <w:t>Machine signals</w:t>
+            </w:r>
+          </w:p>
+        </w:tc>
+      </w:tr>
+      <w:tr>
+        <w:trPr>
+          <w:tblCellSpacing w:w="15" w:type="dxa"/>
+        </w:trPr>
+        <w:tc>
+          <w:tcPr>
+            <w:tcW w:w="0" w:type="auto"/>
+            <w:vAlign w:val="center"/>
+            <w:hideMark/>
+          </w:tcPr>
+          <w:p>
+            <w:pPr>
+              <w:spacing w:after="0" w:line="240" w:lineRule="auto"/>
+              <w:rPr>
+                <w:rFonts w:ascii="Times New Roman" w:eastAsia="Times New Roman" w:hAnsi="Times New Roman" w:cs="Times New Roman"/>
+                <w:sz w:val="24"/>
+                <w:szCs w:val="24"/>
+              </w:rPr>
+            </w:pPr>
+            <w:r>
+              <w:rPr>
+                <w:rFonts w:ascii="Times New Roman" w:eastAsia="Times New Roman" w:hAnsi="Times New Roman" w:cs="Times New Roman"/>
+                <w:sz w:val="24"/>
+                <w:szCs w:val="24"/>
+              </w:rPr>
+              <w:t>Excel Reports</w:t>
+            </w:r>
+          </w:p>
+        </w:tc>
+        <w:tc>
+          <w:tcPr>
+            <w:tcW w:w="0" w:type="auto"/>
+            <w:vAlign w:val="center"/>
+            <w:hideMark/>
+          </w:tcPr>
+          <w:p>
+            <w:pPr>
+              <w:spacing w:after="0" w:line="240" w:lineRule="auto"/>
+              <w:rPr>
+                <w:rFonts w:ascii="Times New Roman" w:eastAsia="Times New Roman" w:hAnsi="Times New Roman" w:cs="Times New Roman"/>
+                <w:sz w:val="24"/>
+                <w:szCs w:val="24"/>
+              </w:rPr>
+            </w:pPr>
+            <w:r>
+              <w:rPr>
+                <w:rFonts w:ascii="Times New Roman" w:eastAsia="Times New Roman" w:hAnsi="Times New Roman" w:cs="Times New Roman"/>
+                <w:sz w:val="24"/>
+                <w:szCs w:val="24"/>
+              </w:rPr>
+              <w:t>Excel</w:t>
+            </w:r>
+          </w:p>
+        </w:tc>
+        <w:tc>
+          <w:tcPr>
+            <w:tcW w:w="0" w:type="auto"/>
+            <w:vAlign w:val="center"/>
+            <w:hideMark/>
+          </w:tcPr>
+          <w:p>
+            <w:pPr>
+              <w:spacing w:after="0" w:line="240" w:lineRule="auto"/>
+              <w:rPr>
+                <w:rFonts w:ascii="Times New Roman" w:eastAsia="Times New Roman" w:hAnsi="Times New Roman" w:cs="Times New Roman"/>
+                <w:sz w:val="24"/>
+                <w:szCs w:val="24"/>
+              </w:rPr>
+            </w:pPr>
+            <w:r>
+              <w:rPr>
+                <w:rFonts w:ascii="Times New Roman" w:eastAsia="Times New Roman" w:hAnsi="Times New Roman" w:cs="Times New Roman"/>
+                <w:sz w:val="24"/>
+                <w:szCs w:val="24"/>
+              </w:rPr>
+              <w:t>KPIs &amp; manual data</w:t>
+            </w:r>
+          </w:p>
+        </w:tc>
+      </w:tr>
+      <w:tr>
+        <w:trPr>
+          <w:tblCellSpacing w:w="15" w:type="dxa"/>
+        </w:trPr>
+        <w:tc>
+          <w:tcPr>
+            <w:tcW w:w="0" w:type="auto"/>
+            <w:vAlign w:val="center"/>
+            <w:hideMark/>
+          </w:tcPr>
+          <w:p>
+            <w:pPr>
+              <w:spacing w:after="0" w:line="240" w:lineRule="auto"/>
+              <w:rPr>
+                <w:rFonts w:ascii="Times New Roman" w:eastAsia="Times New Roman" w:hAnsi="Times New Roman" w:cs="Times New Roman"/>
+                <w:sz w:val="24"/>
+                <w:szCs w:val="24"/>
+              </w:rPr>
+            </w:pPr>
+            <w:r>
+              <w:rPr>
+                <w:rFonts w:ascii="Times New Roman" w:eastAsia="Times New Roman" w:hAnsi="Times New Roman" w:cs="Times New Roman"/>
+                <w:sz w:val="24"/>
+                <w:szCs w:val="24"/>
+              </w:rPr>
+              <w:t>Energy Data</w:t>
+            </w:r>
+          </w:p>
+        </w:tc>
+        <w:tc>
+          <w:tcPr>
+            <w:tcW w:w="0" w:type="auto"/>
+            <w:vAlign w:val="center"/>
+            <w:hideMark/>
+          </w:tcPr>
+          <w:p>
+            <w:pPr>
+              <w:spacing w:after="0" w:line="240" w:lineRule="auto"/>
+              <w:rPr>
+                <w:rFonts w:ascii="Times New Roman" w:eastAsia="Times New Roman" w:hAnsi="Times New Roman" w:cs="Times New Roman"/>
+                <w:sz w:val="24"/>
+                <w:szCs w:val="24"/>
+              </w:rPr>
+            </w:pPr>
+            <w:r>
+              <w:rPr>
+                <w:rFonts w:ascii="Times New Roman" w:eastAsia="Times New Roman" w:hAnsi="Times New Roman" w:cs="Times New Roman"/>
+                <w:sz w:val="24"/>
+                <w:szCs w:val="24"/>
+              </w:rPr>
+              <w:t>Excel</w:t>
+            </w:r>
+          </w:p>
+        </w:tc>
+        <w:tc>
+          <w:tcPr>
+            <w:tcW w:w="0" w:type="auto"/>
+            <w:vAlign w:val="center"/>
+            <w:hideMark/>
+          </w:tcPr>
+          <w:p>
+            <w:pPr>
+              <w:spacing w:after="0" w:line="240" w:lineRule="auto"/>
+              <w:rPr>
+                <w:rFonts w:ascii="Times New Roman" w:eastAsia="Times New Roman" w:hAnsi="Times New Roman" w:cs="Times New Roman"/>
+                <w:sz w:val="24"/>
+                <w:szCs w:val="24"/>
+              </w:rPr>
+            </w:pPr>
+            <w:r>
+              <w:rPr>
+                <w:rFonts w:ascii="Times New Roman" w:eastAsia="Times New Roman" w:hAnsi="Times New Roman" w:cs="Times New Roman"/>
+                <w:sz w:val="24"/>
+                <w:szCs w:val="24"/>
+              </w:rPr>
+              <w:t>Power cost analysis</w:t>
+            </w:r>
+          </w:p>
+        </w:tc>
+      </w:tr>
+    </w:tbl>
+    <w:p>
+      <w:pPr>
+        <w:spacing w:after="0" w:line="240" w:lineRule="auto"/>
+        <w:rPr>
+          <w:rFonts w:ascii="Times New Roman" w:eastAsia="Times New Roman" w:hAnsi="Times New Roman" w:cs="Times New Roman"/>
+          <w:sz w:val="24"/>
+          <w:szCs w:val="24"/>
+        </w:rPr>
+      </w:pPr>
+    </w:p>
+    <w:p>
+      <w:pPr>
+        <w:spacing w:after="0" w:line="240" w:lineRule="auto"/>
+        <w:outlineLvl w:val="2"/>
+        <w:rPr>
+          <w:rFonts w:ascii="Times New Roman" w:eastAsia="Times New Roman" w:hAnsi="Times New Roman" w:cs="Times New Roman"/>
+          <w:b/>
+          <w:bCs/>
+          <w:sz w:val="27"/>
+          <w:szCs w:val="27"/>
+        </w:rPr>
+      </w:pPr>
+      <w:r>
+        <w:rPr>
+          <w:rFonts w:ascii="Times New Roman" w:eastAsia="Times New Roman" w:hAnsi="Times New Roman" w:cs="Times New Roman"/>
+          <w:b/>
+          <w:bCs/>
+          <w:sz w:val="27"/>
+          <w:szCs w:val="27"/>
+        </w:rPr>
+        <w:t>Day 32 Update</w:t>
+      </w:r>
+    </w:p>
+    <w:p>
+      <w:pPr>
+        <w:numPr>
+          <w:ilvl w:val="0"/>
+          <w:numId w:val="40"/>
+        </w:numPr>
+        <w:spacing w:after="0" w:line="240" w:lineRule="auto"/>
+        <w:rPr>
+          <w:rFonts w:ascii="Times New Roman" w:eastAsia="Times New Roman" w:hAnsi="Times New Roman" w:cs="Times New Roman"/>
+          <w:sz w:val="24"/>
+          <w:szCs w:val="24"/>
+        </w:rPr>
+      </w:pPr>
+      <w:r>
+        <w:rPr>
+          <w:rFonts w:ascii="Times New Roman" w:eastAsia="Times New Roman" w:hAnsi="Times New Roman" w:cs="Times New Roman"/>
+          <w:sz w:val="24"/>
+          <w:szCs w:val="24"/>
+        </w:rPr>
+        <w:t>No new data sources introduced</w:t>
+      </w:r>
+    </w:p>
+    <w:p>
+      <w:pPr>
+        <w:numPr>
+          <w:ilvl w:val="0"/>
+          <w:numId w:val="40"/>
+        </w:numPr>
+        <w:spacing w:after="0" w:line="240" w:lineRule="auto"/>
+        <w:rPr>
+          <w:rFonts w:ascii="Times New Roman" w:eastAsia="Times New Roman" w:hAnsi="Times New Roman" w:cs="Times New Roman"/>
+          <w:sz w:val="24"/>
+          <w:szCs w:val="24"/>
+        </w:rPr>
+      </w:pPr>
+      <w:r>
+        <w:rPr>
+          <w:rFonts w:ascii="Times New Roman" w:eastAsia="Times New Roman" w:hAnsi="Times New Roman" w:cs="Times New Roman"/>
+          <w:sz w:val="24"/>
+          <w:szCs w:val="24"/>
+        </w:rPr>
+        <w:t>Existing datasets fully validated in pipeline execution</w:t>
+      </w:r>
+    </w:p>
+    <w:p>
+      <w:pPr>
+        <w:numPr>
+          <w:ilvl w:val="0"/>
+          <w:numId w:val="40"/>
+        </w:numPr>
+        <w:spacing w:after="0" w:line="240" w:lineRule="auto"/>
+        <w:rPr>
+          <w:rFonts w:ascii="Times New Roman" w:eastAsia="Times New Roman" w:hAnsi="Times New Roman" w:cs="Times New Roman"/>
+          <w:sz w:val="24"/>
+          <w:szCs w:val="24"/>
+        </w:rPr>
+      </w:pPr>
+      <w:r>
+        <w:rPr>
+          <w:rFonts w:ascii="Times New Roman" w:eastAsia="Times New Roman" w:hAnsi="Times New Roman" w:cs="Times New Roman"/>
+          <w:sz w:val="24"/>
+          <w:szCs w:val="24"/>
+        </w:rPr>
+        <w:t>Dataset used for validation:</w:t>
+      </w:r>
+    </w:p>
+    <w:p>
+      <w:pPr>
+        <w:numPr>
+          <w:ilvl w:val="1"/>
+          <w:numId w:val="40"/>
+        </w:numPr>
+        <w:spacing w:after="0" w:line="240" w:lineRule="auto"/>
+        <w:rPr>
+          <w:rFonts w:ascii="Times New Roman" w:eastAsia="Times New Roman" w:hAnsi="Times New Roman" w:cs="Times New Roman"/>
+          <w:sz w:val="24"/>
+          <w:szCs w:val="24"/>
+        </w:rPr>
+      </w:pPr>
+      <w:r>
+        <w:rPr>
+          <w:rFonts w:ascii="Times New Roman" w:eastAsia="Times New Roman" w:hAnsi="Times New Roman" w:cs="Times New Roman"/>
+          <w:sz w:val="24"/>
+          <w:szCs w:val="24"/>
+        </w:rPr>
+        <w:t>146 records</w:t>
+      </w:r>
+    </w:p>
+    <w:p>
+      <w:pPr>
+        <w:numPr>
+          <w:ilvl w:val="1"/>
+          <w:numId w:val="40"/>
+        </w:numPr>
+        <w:spacing w:after="0" w:line="240" w:lineRule="auto"/>
+        <w:rPr>
+          <w:rFonts w:ascii="Times New Roman" w:eastAsia="Times New Roman" w:hAnsi="Times New Roman" w:cs="Times New Roman"/>
+          <w:sz w:val="24"/>
+          <w:szCs w:val="24"/>
+        </w:rPr>
+      </w:pPr>
+      <w:r>
+        <w:rPr>
+          <w:rFonts w:ascii="Times New Roman" w:eastAsia="Times New Roman" w:hAnsi="Times New Roman" w:cs="Times New Roman"/>
+          <w:sz w:val="24"/>
+          <w:szCs w:val="24"/>
+        </w:rPr>
+        <w:t>32 equipment</w:t>
+      </w:r>
+    </w:p>
+    <w:p>
+      <w:pPr>
+        <w:numPr>
+          <w:ilvl w:val="1"/>
+          <w:numId w:val="40"/>
+        </w:numPr>
+        <w:spacing w:after="0" w:line="240" w:lineRule="auto"/>
+        <w:rPr>
+          <w:rFonts w:ascii="Times New Roman" w:eastAsia="Times New Roman" w:hAnsi="Times New Roman" w:cs="Times New Roman"/>
+          <w:sz w:val="24"/>
+          <w:szCs w:val="24"/>
+        </w:rPr>
+      </w:pPr>
+      <w:r>
+        <w:rPr>
+          <w:rFonts w:ascii="Times New Roman" w:eastAsia="Times New Roman" w:hAnsi="Times New Roman" w:cs="Times New Roman"/>
+          <w:sz w:val="24"/>
+          <w:szCs w:val="24"/>
+        </w:rPr>
+        <w:t>3-month range</w:t>
+      </w:r>
+    </w:p>
+    <w:p>
+      <w:pPr>
+        <w:spacing w:after="0" w:line="240" w:lineRule="auto"/>
+        <w:rPr>
+          <w:rFonts w:ascii="Times New Roman" w:eastAsia="Times New Roman" w:hAnsi="Times New Roman" w:cs="Times New Roman"/>
+          <w:sz w:val="24"/>
+          <w:szCs w:val="24"/>
+        </w:rPr>
+      </w:pPr>
+    </w:p>
+    <w:p>
+      <w:pPr>
+        <w:spacing w:after="0" w:line="240" w:lineRule="auto"/>
+        <w:outlineLvl w:val="2"/>
+        <w:rPr>
+          <w:rFonts w:ascii="Times New Roman" w:eastAsia="Times New Roman" w:hAnsi="Times New Roman" w:cs="Times New Roman"/>
+          <w:b/>
+          <w:bCs/>
+          <w:sz w:val="27"/>
+          <w:szCs w:val="27"/>
+        </w:rPr>
+      </w:pPr>
+      <w:r>
+        <w:rPr>
+          <w:rFonts w:ascii="Times New Roman" w:eastAsia="Times New Roman" w:hAnsi="Times New Roman" w:cs="Times New Roman"/>
+          <w:b/>
+          <w:bCs/>
+          <w:sz w:val="27"/>
+          <w:szCs w:val="27"/>
+        </w:rPr>
+        <w:t>Data Flow Confirmation</w:t>
+      </w:r>
+    </w:p>
+    <w:p>
+      <w:pPr>
+        <w:tabs>
+          <w:tab w:val="left" w:pos="916"/>
+          <w:tab w:val="left" w:pos="1832"/>
+          <w:tab w:val="left" w:pos="2748"/>
+          <w:tab w:val="left" w:pos="3664"/>
+          <w:tab w:val="left" w:pos="4580"/>
+          <w:tab w:val="left" w:pos="5496"/>
+          <w:tab w:val="left" w:pos="6412"/>
+          <w:tab w:val="left" w:pos="7328"/>
+          <w:tab w:val="left" w:pos="8244"/>
+          <w:tab w:val="left" w:pos="9160"/>
+          <w:tab w:val="left" w:pos="10076"/>
+          <w:tab w:val="left" w:pos="10992"/>
+          <w:tab w:val="left" w:pos="11908"/>
+          <w:tab w:val="left" w:pos="12824"/>
+          <w:tab w:val="left" w:pos="13740"/>
+          <w:tab w:val="left" w:pos="14656"/>
+        </w:tabs>
+        <w:spacing w:after="0" w:line="240" w:lineRule="auto"/>
+        <w:rPr>
+          <w:rFonts w:ascii="Times New Roman" w:eastAsia="Times New Roman" w:hAnsi="Times New Roman" w:cs="Times New Roman"/>
+          <w:sz w:val="20"/>
+          <w:szCs w:val="20"/>
+        </w:rPr>
+      </w:pPr>
+      <w:r>
+        <w:rPr>
+          <w:rFonts w:ascii="Times New Roman" w:eastAsia="Times New Roman" w:hAnsi="Times New Roman" w:cs="Times New Roman"/>
+          <w:sz w:val="20"/>
+          <w:szCs w:val="20"/>
+        </w:rPr>
+        <w:t>Data Sources → Ingestion → Feature Store → Profiling → ML/Rules → Dashboard → Export</w:t>
+      </w:r>
+    </w:p>
+    <w:p>
+      <w:pPr>
+        <w:tabs>
+          <w:tab w:val="left" w:pos="916"/>
+          <w:tab w:val="left" w:pos="1832"/>
+          <w:tab w:val="left" w:pos="2748"/>
+          <w:tab w:val="left" w:pos="3664"/>
+          <w:tab w:val="left" w:pos="4580"/>
+          <w:tab w:val="left" w:pos="5496"/>
+          <w:tab w:val="left" w:pos="6412"/>
+          <w:tab w:val="left" w:pos="7328"/>
+          <w:tab w:val="left" w:pos="8244"/>
+          <w:tab w:val="left" w:pos="9160"/>
+          <w:tab w:val="left" w:pos="10076"/>
+          <w:tab w:val="left" w:pos="10992"/>
+          <w:tab w:val="left" w:pos="11908"/>
+          <w:tab w:val="left" w:pos="12824"/>
+          <w:tab w:val="left" w:pos="13740"/>
+          <w:tab w:val="left" w:pos="14656"/>
+        </w:tabs>
+        <w:spacing w:after="0" w:line="240" w:lineRule="auto"/>
+        <w:rPr>
+          <w:rFonts w:ascii="Times New Roman" w:eastAsia="Times New Roman" w:hAnsi="Times New Roman" w:cs="Times New Roman"/>
+          <w:sz w:val="20"/>
+          <w:szCs w:val="20"/>
+        </w:rPr>
+      </w:pPr>
+    </w:p>
+    <w:p>
+      <w:pPr>
+        <w:spacing w:after="0" w:line="240" w:lineRule="auto"/>
+        <w:outlineLvl w:val="2"/>
+        <w:rPr>
+          <w:rFonts w:ascii="Times New Roman" w:eastAsia="Times New Roman" w:hAnsi="Times New Roman" w:cs="Times New Roman"/>
+          <w:b/>
+          <w:bCs/>
+          <w:sz w:val="27"/>
+          <w:szCs w:val="27"/>
+        </w:rPr>
+      </w:pPr>
+      <w:r>
+        <w:rPr>
+          <w:rFonts w:ascii="Times New Roman" w:eastAsia="Times New Roman" w:hAnsi="Times New Roman" w:cs="Times New Roman"/>
+          <w:b/>
+          <w:bCs/>
+          <w:sz w:val="27"/>
+          <w:szCs w:val="27"/>
+        </w:rPr>
+        <w:t>Key Observations</w:t>
+      </w:r>
+    </w:p>
+    <w:p>
+      <w:pPr>
+        <w:numPr>
+          <w:ilvl w:val="0"/>
+          <w:numId w:val="41"/>
+        </w:numPr>
+        <w:spacing w:after="0" w:line="240" w:lineRule="auto"/>
+        <w:rPr>
+          <w:rFonts w:ascii="Times New Roman" w:eastAsia="Times New Roman" w:hAnsi="Times New Roman" w:cs="Times New Roman"/>
+          <w:sz w:val="24"/>
+          <w:szCs w:val="24"/>
+        </w:rPr>
+      </w:pPr>
+      <w:r>
+        <w:rPr>
+          <w:rFonts w:ascii="Times New Roman" w:eastAsia="Times New Roman" w:hAnsi="Times New Roman" w:cs="Times New Roman"/>
+          <w:sz w:val="24"/>
+          <w:szCs w:val="24"/>
+        </w:rPr>
+        <w:t>Data is suitable for time-based analytics</w:t>
+      </w:r>
+    </w:p>
+    <w:p>
+      <w:pPr>
+        <w:numPr>
+          <w:ilvl w:val="0"/>
+          <w:numId w:val="41"/>
+        </w:numPr>
+        <w:spacing w:after="0" w:line="240" w:lineRule="auto"/>
+        <w:rPr>
+          <w:rFonts w:ascii="Times New Roman" w:eastAsia="Times New Roman" w:hAnsi="Times New Roman" w:cs="Times New Roman"/>
+          <w:sz w:val="24"/>
+          <w:szCs w:val="24"/>
+        </w:rPr>
+      </w:pPr>
+      <w:r>
+        <w:rPr>
+          <w:rFonts w:ascii="Times New Roman" w:eastAsia="Times New Roman" w:hAnsi="Times New Roman" w:cs="Times New Roman"/>
+          <w:sz w:val="24"/>
+          <w:szCs w:val="24"/>
+        </w:rPr>
+        <w:t>Excel remains semi-structured and requires careful handling</w:t>
+      </w:r>
+    </w:p>
+    <w:p>
+      <w:pPr>
+        <w:numPr>
+          <w:ilvl w:val="0"/>
+          <w:numId w:val="41"/>
+        </w:numPr>
+        <w:spacing w:after="0" w:line="240" w:lineRule="auto"/>
+        <w:rPr>
+          <w:rFonts w:ascii="Times New Roman" w:eastAsia="Times New Roman" w:hAnsi="Times New Roman" w:cs="Times New Roman"/>
+          <w:sz w:val="24"/>
+          <w:szCs w:val="24"/>
+        </w:rPr>
+      </w:pPr>
+      <w:r>
+        <w:rPr>
+          <w:rFonts w:ascii="Times New Roman" w:hAnsi="Times New Roman" w:cs="Times New Roman"/>
+        </w:rPr>
+        <w:t>All sources support offline processing</w:t>
       </w:r>
     </w:p>
     <w:p>
       <w:pPr>
         <w:pStyle w:val="Heading3"/>
       </w:pPr>
+      <w:bookmarkStart w:id="0" w:name="_GoBack"/>
+      <w:bookmarkEnd w:id="0"/>
     </w:p>
     <w:p>
       <w:pPr>
@@ -5320,6 +6247,119 @@
     </w:lvl>
   </w:abstractNum>
   <w:abstractNum w:abstractNumId="6" w15:restartNumberingAfterBreak="0">
+    <w:nsid w:val="0C05604B"/>
+    <w:multiLevelType w:val="hybridMultilevel"/>
+    <w:tmpl w:val="C0DE9AC4"/>
+    <w:lvl w:ilvl="0" w:tplc="04090001">
+      <w:start w:val="1"/>
+      <w:numFmt w:val="bullet"/>
+      <w:lvlText w:val=""/>
+      <w:lvlJc w:val="left"/>
+      <w:pPr>
+        <w:ind w:left="720" w:hanging="360"/>
+      </w:pPr>
+      <w:rPr>
+        <w:rFonts w:ascii="Symbol" w:hAnsi="Symbol" w:hint="default"/>
+      </w:rPr>
+    </w:lvl>
+    <w:lvl w:ilvl="1" w:tplc="04090003" w:tentative="1">
+      <w:start w:val="1"/>
+      <w:numFmt w:val="bullet"/>
+      <w:lvlText w:val="o"/>
+      <w:lvlJc w:val="left"/>
+      <w:pPr>
+        <w:ind w:left="1440" w:hanging="360"/>
+      </w:pPr>
+      <w:rPr>
+        <w:rFonts w:ascii="Courier New" w:hAnsi="Courier New" w:cs="Courier New" w:hint="default"/>
+      </w:rPr>
+    </w:lvl>
+    <w:lvl w:ilvl="2" w:tplc="04090005" w:tentative="1">
+      <w:start w:val="1"/>
+      <w:numFmt w:val="bullet"/>
+      <w:lvlText w:val=""/>
+      <w:lvlJc w:val="left"/>
+      <w:pPr>
+        <w:ind w:left="2160" w:hanging="360"/>
+      </w:pPr>
+      <w:rPr>
+        <w:rFonts w:ascii="Wingdings" w:hAnsi="Wingdings" w:hint="default"/>
+      </w:rPr>
+    </w:lvl>
+    <w:lvl w:ilvl="3" w:tplc="04090001" w:tentative="1">
+      <w:start w:val="1"/>
+      <w:numFmt w:val="bullet"/>
+      <w:lvlText w:val=""/>
+      <w:lvlJc w:val="left"/>
+      <w:pPr>
+        <w:ind w:left="2880" w:hanging="360"/>
+      </w:pPr>
+      <w:rPr>
+        <w:rFonts w:ascii="Symbol" w:hAnsi="Symbol" w:hint="default"/>
+      </w:rPr>
+    </w:lvl>
+    <w:lvl w:ilvl="4" w:tplc="04090003" w:tentative="1">
+      <w:start w:val="1"/>
+      <w:numFmt w:val="bullet"/>
+      <w:lvlText w:val="o"/>
+      <w:lvlJc w:val="left"/>
+      <w:pPr>
+        <w:ind w:left="3600" w:hanging="360"/>
+      </w:pPr>
+      <w:rPr>
+        <w:rFonts w:ascii="Courier New" w:hAnsi="Courier New" w:cs="Courier New" w:hint="default"/>
+      </w:rPr>
+    </w:lvl>
+    <w:lvl w:ilvl="5" w:tplc="04090005" w:tentative="1">
+      <w:start w:val="1"/>
+      <w:numFmt w:val="bullet"/>
+      <w:lvlText w:val=""/>
+      <w:lvlJc w:val="left"/>
+      <w:pPr>
+        <w:ind w:left="4320" w:hanging="360"/>
+      </w:pPr>
+      <w:rPr>
+        <w:rFonts w:ascii="Wingdings" w:hAnsi="Wingdings" w:hint="default"/>
+      </w:rPr>
+    </w:lvl>
+    <w:lvl w:ilvl="6" w:tplc="04090001" w:tentative="1">
+      <w:start w:val="1"/>
+      <w:numFmt w:val="bullet"/>
+      <w:lvlText w:val=""/>
+      <w:lvlJc w:val="left"/>
+      <w:pPr>
+        <w:ind w:left="5040" w:hanging="360"/>
+      </w:pPr>
+      <w:rPr>
+        <w:rFonts w:ascii="Symbol" w:hAnsi="Symbol" w:hint="default"/>
+      </w:rPr>
+    </w:lvl>
+    <w:lvl w:ilvl="7" w:tplc="04090003" w:tentative="1">
+      <w:start w:val="1"/>
+      <w:numFmt w:val="bullet"/>
+      <w:lvlText w:val="o"/>
+      <w:lvlJc w:val="left"/>
+      <w:pPr>
+        <w:ind w:left="5760" w:hanging="360"/>
+      </w:pPr>
+      <w:rPr>
+        <w:rFonts w:ascii="Courier New" w:hAnsi="Courier New" w:cs="Courier New" w:hint="default"/>
+      </w:rPr>
+    </w:lvl>
+    <w:lvl w:ilvl="8" w:tplc="04090005" w:tentative="1">
+      <w:start w:val="1"/>
+      <w:numFmt w:val="bullet"/>
+      <w:lvlText w:val=""/>
+      <w:lvlJc w:val="left"/>
+      <w:pPr>
+        <w:ind w:left="6480" w:hanging="360"/>
+      </w:pPr>
+      <w:rPr>
+        <w:rFonts w:ascii="Wingdings" w:hAnsi="Wingdings" w:hint="default"/>
+      </w:rPr>
+    </w:lvl>
+  </w:abstractNum>
+  <w:abstractNum w:abstractNumId="7" w15:restartNumberingAfterBreak="0">
     <w:nsid w:val="0CDB645A"/>
     <w:multiLevelType w:val="multilevel"/>
     <w:tmpl w:val="2FC4D6F8"/>
@@ -5468,7 +6508,7 @@
       </w:rPr>
     </w:lvl>
   </w:abstractNum>
-  <w:abstractNum w:abstractNumId="7" w15:restartNumberingAfterBreak="0">
+  <w:abstractNum w:abstractNumId="8" w15:restartNumberingAfterBreak="0">
     <w:nsid w:val="0E893F49"/>
     <w:multiLevelType w:val="multilevel"/>
     <w:tmpl w:val="42A40B34"/>
@@ -5617,7 +6657,7 @@
       </w:rPr>
     </w:lvl>
   </w:abstractNum>
-  <w:abstractNum w:abstractNumId="8" w15:restartNumberingAfterBreak="0">
+  <w:abstractNum w:abstractNumId="9" w15:restartNumberingAfterBreak="0">
     <w:nsid w:val="0FE44505"/>
     <w:multiLevelType w:val="multilevel"/>
     <w:tmpl w:val="2A346502"/>
@@ -5766,7 +6806,7 @@
       </w:rPr>
     </w:lvl>
   </w:abstractNum>
-  <w:abstractNum w:abstractNumId="9" w15:restartNumberingAfterBreak="0">
+  <w:abstractNum w:abstractNumId="10" w15:restartNumberingAfterBreak="0">
     <w:nsid w:val="152B55E5"/>
     <w:multiLevelType w:val="multilevel"/>
     <w:tmpl w:val="046295AE"/>
@@ -5915,7 +6955,156 @@
       </w:rPr>
     </w:lvl>
   </w:abstractNum>
-  <w:abstractNum w:abstractNumId="10" w15:restartNumberingAfterBreak="0">
+  <w:abstractNum w:abstractNumId="11" w15:restartNumberingAfterBreak="0">
+    <w:nsid w:val="16F03C98"/>
+    <w:multiLevelType w:val="multilevel"/>
+    <w:tmpl w:val="C2EE9E46"/>
+    <w:lvl w:ilvl="0">
+      <w:start w:val="1"/>
+      <w:numFmt w:val="bullet"/>
+      <w:lvlText w:val=""/>
+      <w:lvlJc w:val="left"/>
+      <w:pPr>
+        <w:tabs>
+          <w:tab w:val="num" w:pos="720"/>
+        </w:tabs>
+        <w:ind w:left="720" w:hanging="360"/>
+      </w:pPr>
+      <w:rPr>
+        <w:rFonts w:ascii="Symbol" w:hAnsi="Symbol" w:hint="default"/>
+        <w:sz w:val="20"/>
+      </w:rPr>
+    </w:lvl>
+    <w:lvl w:ilvl="1">
+      <w:start w:val="1"/>
+      <w:numFmt w:val="bullet"/>
+      <w:lvlText w:val="o"/>
+      <w:lvlJc w:val="left"/>
+      <w:pPr>
+        <w:tabs>
+          <w:tab w:val="num" w:pos="1440"/>
+        </w:tabs>
+        <w:ind w:left="1440" w:hanging="360"/>
+      </w:pPr>
+      <w:rPr>
+        <w:rFonts w:ascii="Courier New" w:hAnsi="Courier New" w:hint="default"/>
+        <w:sz w:val="20"/>
+      </w:rPr>
+    </w:lvl>
+    <w:lvl w:ilvl="2" w:tentative="1">
+      <w:start w:val="1"/>
+      <w:numFmt w:val="bullet"/>
+      <w:lvlText w:val=""/>
+      <w:lvlJc w:val="left"/>
+      <w:pPr>
+        <w:tabs>
+          <w:tab w:val="num" w:pos="2160"/>
+        </w:tabs>
+        <w:ind w:left="2160" w:hanging="360"/>
+      </w:pPr>
+      <w:rPr>
+        <w:rFonts w:ascii="Wingdings" w:hAnsi="Wingdings" w:hint="default"/>
+        <w:sz w:val="20"/>
+      </w:rPr>
+    </w:lvl>
+    <w:lvl w:ilvl="3" w:tentative="1">
+      <w:start w:val="1"/>
+      <w:numFmt w:val="bullet"/>
+      <w:lvlText w:val=""/>
+      <w:lvlJc w:val="left"/>
+      <w:pPr>
+        <w:tabs>
+          <w:tab w:val="num" w:pos="2880"/>
+        </w:tabs>
+        <w:ind w:left="2880" w:hanging="360"/>
+      </w:pPr>
+      <w:rPr>
+        <w:rFonts w:ascii="Wingdings" w:hAnsi="Wingdings" w:hint="default"/>
+        <w:sz w:val="20"/>
+      </w:rPr>
+    </w:lvl>
+    <w:lvl w:ilvl="4" w:tentative="1">
+      <w:start w:val="1"/>
+      <w:numFmt w:val="bullet"/>
+      <w:lvlText w:val=""/>
+      <w:lvlJc w:val="left"/>
+      <w:pPr>
+        <w:tabs>
+          <w:tab w:val="num" w:pos="3600"/>
+        </w:tabs>
+        <w:ind w:left="3600" w:hanging="360"/>
+      </w:pPr>
+      <w:rPr>
+        <w:rFonts w:ascii="Wingdings" w:hAnsi="Wingdings" w:hint="default"/>
+        <w:sz w:val="20"/>
+      </w:rPr>
+    </w:lvl>
+    <w:lvl w:ilvl="5" w:tentative="1">
+      <w:start w:val="1"/>
+      <w:numFmt w:val="bullet"/>
+      <w:lvlText w:val=""/>
+      <w:lvlJc w:val="left"/>
+      <w:pPr>
+        <w:tabs>
+          <w:tab w:val="num" w:pos="4320"/>
+        </w:tabs>
+        <w:ind w:left="4320" w:hanging="360"/>
+      </w:pPr>
+      <w:rPr>
+        <w:rFonts w:ascii="Wingdings" w:hAnsi="Wingdings" w:hint="default"/>
+        <w:sz w:val="20"/>
+      </w:rPr>
+    </w:lvl>
+    <w:lvl w:ilvl="6" w:tentative="1">
+      <w:start w:val="1"/>
+      <w:numFmt w:val="bullet"/>
+      <w:lvlText w:val=""/>
+      <w:lvlJc w:val="left"/>
+      <w:pPr>
+        <w:tabs>
+          <w:tab w:val="num" w:pos="5040"/>
+        </w:tabs>
+        <w:ind w:left="5040" w:hanging="360"/>
+      </w:pPr>
+      <w:rPr>
+        <w:rFonts w:ascii="Wingdings" w:hAnsi="Wingdings" w:hint="default"/>
+        <w:sz w:val="20"/>
+      </w:rPr>
+    </w:lvl>
+    <w:lvl w:ilvl="7" w:tentative="1">
+      <w:start w:val="1"/>
+      <w:numFmt w:val="bullet"/>
+      <w:lvlText w:val=""/>
+      <w:lvlJc w:val="left"/>
+      <w:pPr>
+        <w:tabs>
+          <w:tab w:val="num" w:pos="5760"/>
+        </w:tabs>
+        <w:ind w:left="5760" w:hanging="360"/>
+      </w:pPr>
+      <w:rPr>
+        <w:rFonts w:ascii="Wingdings" w:hAnsi="Wingdings" w:hint="default"/>
+        <w:sz w:val="20"/>
+      </w:rPr>
+    </w:lvl>
+    <w:lvl w:ilvl="8" w:tentative="1">
+      <w:start w:val="1"/>
+      <w:numFmt w:val="bullet"/>
+      <w:lvlText w:val=""/>
+      <w:lvlJc w:val="left"/>
+      <w:pPr>
+        <w:tabs>
+          <w:tab w:val="num" w:pos="6480"/>
+        </w:tabs>
+        <w:ind w:left="6480" w:hanging="360"/>
+      </w:pPr>
+      <w:rPr>
+        <w:rFonts w:ascii="Wingdings" w:hAnsi="Wingdings" w:hint="default"/>
+        <w:sz w:val="20"/>
+      </w:rPr>
+    </w:lvl>
+  </w:abstractNum>
+  <w:abstractNum w:abstractNumId="12" w15:restartNumberingAfterBreak="0">
     <w:nsid w:val="199B7F89"/>
     <w:multiLevelType w:val="multilevel"/>
     <w:tmpl w:val="20AA80F2"/>
@@ -6064,7 +7253,7 @@
       </w:rPr>
     </w:lvl>
   </w:abstractNum>
-  <w:abstractNum w:abstractNumId="11" w15:restartNumberingAfterBreak="0">
+  <w:abstractNum w:abstractNumId="13" w15:restartNumberingAfterBreak="0">
     <w:nsid w:val="19A762C8"/>
     <w:multiLevelType w:val="multilevel"/>
     <w:tmpl w:val="A82E7BB4"/>
@@ -6213,7 +7402,7 @@
       </w:rPr>
     </w:lvl>
   </w:abstractNum>
-  <w:abstractNum w:abstractNumId="12" w15:restartNumberingAfterBreak="0">
+  <w:abstractNum w:abstractNumId="14" w15:restartNumberingAfterBreak="0">
     <w:nsid w:val="1AE27D26"/>
     <w:multiLevelType w:val="multilevel"/>
     <w:tmpl w:val="D3CA648A"/>
@@ -6362,7 +7551,7 @@
       </w:rPr>
     </w:lvl>
   </w:abstractNum>
-  <w:abstractNum w:abstractNumId="13" w15:restartNumberingAfterBreak="0">
+  <w:abstractNum w:abstractNumId="15" w15:restartNumberingAfterBreak="0">
     <w:nsid w:val="24312ED9"/>
     <w:multiLevelType w:val="multilevel"/>
     <w:tmpl w:val="D9ECBDDE"/>
@@ -6511,7 +7700,7 @@
       </w:rPr>
     </w:lvl>
   </w:abstractNum>
-  <w:abstractNum w:abstractNumId="14" w15:restartNumberingAfterBreak="0">
+  <w:abstractNum w:abstractNumId="16" w15:restartNumberingAfterBreak="0">
     <w:nsid w:val="289E006F"/>
     <w:multiLevelType w:val="multilevel"/>
     <w:tmpl w:val="9F308DA0"/>
@@ -6628,7 +7817,7 @@
       </w:pPr>
     </w:lvl>
   </w:abstractNum>
-  <w:abstractNum w:abstractNumId="15" w15:restartNumberingAfterBreak="0">
+  <w:abstractNum w:abstractNumId="17" w15:restartNumberingAfterBreak="0">
     <w:nsid w:val="3BDC2785"/>
     <w:multiLevelType w:val="multilevel"/>
     <w:tmpl w:val="BE844A56"/>
@@ -6777,7 +7966,7 @@
       </w:rPr>
     </w:lvl>
   </w:abstractNum>
-  <w:abstractNum w:abstractNumId="16" w15:restartNumberingAfterBreak="0">
+  <w:abstractNum w:abstractNumId="18" w15:restartNumberingAfterBreak="0">
     <w:nsid w:val="3BDF28D1"/>
     <w:multiLevelType w:val="multilevel"/>
     <w:tmpl w:val="155497D2"/>
@@ -6926,7 +8115,7 @@
       </w:rPr>
     </w:lvl>
   </w:abstractNum>
-  <w:abstractNum w:abstractNumId="17" w15:restartNumberingAfterBreak="0">
+  <w:abstractNum w:abstractNumId="19" w15:restartNumberingAfterBreak="0">
     <w:nsid w:val="3E5A43D8"/>
     <w:multiLevelType w:val="multilevel"/>
     <w:tmpl w:val="EB2C7E9E"/>
@@ -7075,7 +8264,7 @@
       </w:rPr>
     </w:lvl>
   </w:abstractNum>
-  <w:abstractNum w:abstractNumId="18" w15:restartNumberingAfterBreak="0">
+  <w:abstractNum w:abstractNumId="20" w15:restartNumberingAfterBreak="0">
     <w:nsid w:val="42A8624D"/>
     <w:multiLevelType w:val="multilevel"/>
     <w:tmpl w:val="BAACE418"/>
@@ -7224,7 +8413,7 @@
       </w:rPr>
     </w:lvl>
   </w:abstractNum>
-  <w:abstractNum w:abstractNumId="19" w15:restartNumberingAfterBreak="0">
+  <w:abstractNum w:abstractNumId="21" w15:restartNumberingAfterBreak="0">
     <w:nsid w:val="47426082"/>
     <w:multiLevelType w:val="hybridMultilevel"/>
     <w:tmpl w:val="287A55F6"/>
@@ -7337,7 +8526,7 @@
       </w:rPr>
     </w:lvl>
   </w:abstractNum>
-  <w:abstractNum w:abstractNumId="20" w15:restartNumberingAfterBreak="0">
+  <w:abstractNum w:abstractNumId="22" w15:restartNumberingAfterBreak="0">
     <w:nsid w:val="4826145B"/>
     <w:multiLevelType w:val="multilevel"/>
     <w:tmpl w:val="2A346502"/>
@@ -7486,7 +8675,7 @@
       </w:rPr>
     </w:lvl>
   </w:abstractNum>
-  <w:abstractNum w:abstractNumId="21" w15:restartNumberingAfterBreak="0">
+  <w:abstractNum w:abstractNumId="23" w15:restartNumberingAfterBreak="0">
     <w:nsid w:val="488C6048"/>
     <w:multiLevelType w:val="multilevel"/>
     <w:tmpl w:val="D0A2634A"/>
@@ -7635,7 +8824,7 @@
       </w:rPr>
     </w:lvl>
   </w:abstractNum>
-  <w:abstractNum w:abstractNumId="22" w15:restartNumberingAfterBreak="0">
+  <w:abstractNum w:abstractNumId="24" w15:restartNumberingAfterBreak="0">
     <w:nsid w:val="493A0D09"/>
     <w:multiLevelType w:val="multilevel"/>
     <w:tmpl w:val="86529C48"/>
@@ -7784,7 +8973,7 @@
       </w:rPr>
     </w:lvl>
   </w:abstractNum>
-  <w:abstractNum w:abstractNumId="23" w15:restartNumberingAfterBreak="0">
+  <w:abstractNum w:abstractNumId="25" w15:restartNumberingAfterBreak="0">
     <w:nsid w:val="4A3D569D"/>
     <w:multiLevelType w:val="multilevel"/>
     <w:tmpl w:val="13D4042A"/>
@@ -7933,7 +9122,156 @@
       </w:rPr>
     </w:lvl>
   </w:abstractNum>
-  <w:abstractNum w:abstractNumId="24" w15:restartNumberingAfterBreak="0">
+  <w:abstractNum w:abstractNumId="26" w15:restartNumberingAfterBreak="0">
+    <w:nsid w:val="4C6055FC"/>
+    <w:multiLevelType w:val="multilevel"/>
+    <w:tmpl w:val="FDE4D6AE"/>
+    <w:lvl w:ilvl="0">
+      <w:start w:val="1"/>
+      <w:numFmt w:val="bullet"/>
+      <w:lvlText w:val=""/>
+      <w:lvlJc w:val="left"/>
+      <w:pPr>
+        <w:tabs>
+          <w:tab w:val="num" w:pos="720"/>
+        </w:tabs>
+        <w:ind w:left="720" w:hanging="360"/>
+      </w:pPr>
+      <w:rPr>
+        <w:rFonts w:ascii="Symbol" w:hAnsi="Symbol" w:hint="default"/>
+        <w:sz w:val="20"/>
+      </w:rPr>
+    </w:lvl>
+    <w:lvl w:ilvl="1" w:tentative="1">
+      <w:start w:val="1"/>
+      <w:numFmt w:val="bullet"/>
+      <w:lvlText w:val="o"/>
+      <w:lvlJc w:val="left"/>
+      <w:pPr>
+        <w:tabs>
+          <w:tab w:val="num" w:pos="1440"/>
+        </w:tabs>
+        <w:ind w:left="1440" w:hanging="360"/>
+      </w:pPr>
+      <w:rPr>
+        <w:rFonts w:ascii="Courier New" w:hAnsi="Courier New" w:hint="default"/>
+        <w:sz w:val="20"/>
+      </w:rPr>
+    </w:lvl>
+    <w:lvl w:ilvl="2" w:tentative="1">
+      <w:start w:val="1"/>
+      <w:numFmt w:val="bullet"/>
+      <w:lvlText w:val=""/>
+      <w:lvlJc w:val="left"/>
+      <w:pPr>
+        <w:tabs>
+          <w:tab w:val="num" w:pos="2160"/>
+        </w:tabs>
+        <w:ind w:left="2160" w:hanging="360"/>
+      </w:pPr>
+      <w:rPr>
+        <w:rFonts w:ascii="Wingdings" w:hAnsi="Wingdings" w:hint="default"/>
+        <w:sz w:val="20"/>
+      </w:rPr>
+    </w:lvl>
+    <w:lvl w:ilvl="3" w:tentative="1">
+      <w:start w:val="1"/>
+      <w:numFmt w:val="bullet"/>
+      <w:lvlText w:val=""/>
+      <w:lvlJc w:val="left"/>
+      <w:pPr>
+        <w:tabs>
+          <w:tab w:val="num" w:pos="2880"/>
+        </w:tabs>
+        <w:ind w:left="2880" w:hanging="360"/>
+      </w:pPr>
+      <w:rPr>
+        <w:rFonts w:ascii="Wingdings" w:hAnsi="Wingdings" w:hint="default"/>
+        <w:sz w:val="20"/>
+      </w:rPr>
+    </w:lvl>
+    <w:lvl w:ilvl="4" w:tentative="1">
+      <w:start w:val="1"/>
+      <w:numFmt w:val="bullet"/>
+      <w:lvlText w:val=""/>
+      <w:lvlJc w:val="left"/>
+      <w:pPr>
+        <w:tabs>
+          <w:tab w:val="num" w:pos="3600"/>
+        </w:tabs>
+        <w:ind w:left="3600" w:hanging="360"/>
+      </w:pPr>
+      <w:rPr>
+        <w:rFonts w:ascii="Wingdings" w:hAnsi="Wingdings" w:hint="default"/>
+        <w:sz w:val="20"/>
+      </w:rPr>
+    </w:lvl>
+    <w:lvl w:ilvl="5" w:tentative="1">
+      <w:start w:val="1"/>
+      <w:numFmt w:val="bullet"/>
+      <w:lvlText w:val=""/>
+      <w:lvlJc w:val="left"/>
+      <w:pPr>
+        <w:tabs>
+          <w:tab w:val="num" w:pos="4320"/>
+        </w:tabs>
+        <w:ind w:left="4320" w:hanging="360"/>
+      </w:pPr>
+      <w:rPr>
+        <w:rFonts w:ascii="Wingdings" w:hAnsi="Wingdings" w:hint="default"/>
+        <w:sz w:val="20"/>
+      </w:rPr>
+    </w:lvl>
+    <w:lvl w:ilvl="6" w:tentative="1">
+      <w:start w:val="1"/>
+      <w:numFmt w:val="bullet"/>
+      <w:lvlText w:val=""/>
+      <w:lvlJc w:val="left"/>
+      <w:pPr>
+        <w:tabs>
+          <w:tab w:val="num" w:pos="5040"/>
+        </w:tabs>
+        <w:ind w:left="5040" w:hanging="360"/>
+      </w:pPr>
+      <w:rPr>
+        <w:rFonts w:ascii="Wingdings" w:hAnsi="Wingdings" w:hint="default"/>
+        <w:sz w:val="20"/>
+      </w:rPr>
+    </w:lvl>
+    <w:lvl w:ilvl="7" w:tentative="1">
+      <w:start w:val="1"/>
+      <w:numFmt w:val="bullet"/>
+      <w:lvlText w:val=""/>
+      <w:lvlJc w:val="left"/>
+      <w:pPr>
+        <w:tabs>
+          <w:tab w:val="num" w:pos="5760"/>
+        </w:tabs>
+        <w:ind w:left="5760" w:hanging="360"/>
+      </w:pPr>
+      <w:rPr>
+        <w:rFonts w:ascii="Wingdings" w:hAnsi="Wingdings" w:hint="default"/>
+        <w:sz w:val="20"/>
+      </w:rPr>
+    </w:lvl>
+    <w:lvl w:ilvl="8" w:tentative="1">
+      <w:start w:val="1"/>
+      <w:numFmt w:val="bullet"/>
+      <w:lvlText w:val=""/>
+      <w:lvlJc w:val="left"/>
+      <w:pPr>
+        <w:tabs>
+          <w:tab w:val="num" w:pos="6480"/>
+        </w:tabs>
+        <w:ind w:left="6480" w:hanging="360"/>
+      </w:pPr>
+      <w:rPr>
+        <w:rFonts w:ascii="Wingdings" w:hAnsi="Wingdings" w:hint="default"/>
+        <w:sz w:val="20"/>
+      </w:rPr>
+    </w:lvl>
+  </w:abstractNum>
+  <w:abstractNum w:abstractNumId="27" w15:restartNumberingAfterBreak="0">
     <w:nsid w:val="4E0A27B5"/>
     <w:multiLevelType w:val="multilevel"/>
     <w:tmpl w:val="2DB49E70"/>
@@ -8082,7 +9420,7 @@
       </w:rPr>
     </w:lvl>
   </w:abstractNum>
-  <w:abstractNum w:abstractNumId="25" w15:restartNumberingAfterBreak="0">
+  <w:abstractNum w:abstractNumId="28" w15:restartNumberingAfterBreak="0">
     <w:nsid w:val="4E3E795D"/>
     <w:multiLevelType w:val="multilevel"/>
     <w:tmpl w:val="6BDEC3FE"/>
@@ -8231,7 +9569,7 @@
       </w:rPr>
     </w:lvl>
   </w:abstractNum>
-  <w:abstractNum w:abstractNumId="26" w15:restartNumberingAfterBreak="0">
+  <w:abstractNum w:abstractNumId="29" w15:restartNumberingAfterBreak="0">
     <w:nsid w:val="5665309F"/>
     <w:multiLevelType w:val="multilevel"/>
     <w:tmpl w:val="F23A3184"/>
@@ -8380,7 +9718,7 @@
       </w:rPr>
     </w:lvl>
   </w:abstractNum>
-  <w:abstractNum w:abstractNumId="27" w15:restartNumberingAfterBreak="0">
+  <w:abstractNum w:abstractNumId="30" w15:restartNumberingAfterBreak="0">
     <w:nsid w:val="57B21EED"/>
     <w:multiLevelType w:val="multilevel"/>
     <w:tmpl w:val="35EC1916"/>
@@ -8529,7 +9867,7 @@
       </w:rPr>
     </w:lvl>
   </w:abstractNum>
-  <w:abstractNum w:abstractNumId="28" w15:restartNumberingAfterBreak="0">
+  <w:abstractNum w:abstractNumId="31" w15:restartNumberingAfterBreak="0">
     <w:nsid w:val="59A274A8"/>
     <w:multiLevelType w:val="multilevel"/>
     <w:tmpl w:val="2C923F90"/>
@@ -8678,7 +10016,7 @@
       </w:rPr>
     </w:lvl>
   </w:abstractNum>
-  <w:abstractNum w:abstractNumId="29" w15:restartNumberingAfterBreak="0">
+  <w:abstractNum w:abstractNumId="32" w15:restartNumberingAfterBreak="0">
     <w:nsid w:val="59DB6D6A"/>
     <w:multiLevelType w:val="multilevel"/>
     <w:tmpl w:val="97FE5C9C"/>
@@ -8827,7 +10165,7 @@
       </w:rPr>
     </w:lvl>
   </w:abstractNum>
-  <w:abstractNum w:abstractNumId="30" w15:restartNumberingAfterBreak="0">
+  <w:abstractNum w:abstractNumId="33" w15:restartNumberingAfterBreak="0">
     <w:nsid w:val="5E855459"/>
     <w:multiLevelType w:val="multilevel"/>
     <w:tmpl w:val="30F2FFFC"/>
@@ -8976,7 +10314,7 @@
       </w:rPr>
     </w:lvl>
   </w:abstractNum>
-  <w:abstractNum w:abstractNumId="31" w15:restartNumberingAfterBreak="0">
+  <w:abstractNum w:abstractNumId="34" w15:restartNumberingAfterBreak="0">
     <w:nsid w:val="61BF3478"/>
     <w:multiLevelType w:val="multilevel"/>
     <w:tmpl w:val="22B02AC8"/>
@@ -9125,7 +10463,7 @@
       </w:rPr>
     </w:lvl>
   </w:abstractNum>
-  <w:abstractNum w:abstractNumId="32" w15:restartNumberingAfterBreak="0">
+  <w:abstractNum w:abstractNumId="35" w15:restartNumberingAfterBreak="0">
     <w:nsid w:val="629543B9"/>
     <w:multiLevelType w:val="multilevel"/>
     <w:tmpl w:val="2A346502"/>
@@ -9274,7 +10612,7 @@
       </w:rPr>
     </w:lvl>
   </w:abstractNum>
-  <w:abstractNum w:abstractNumId="33" w15:restartNumberingAfterBreak="0">
+  <w:abstractNum w:abstractNumId="36" w15:restartNumberingAfterBreak="0">
     <w:nsid w:val="6AA0519F"/>
     <w:multiLevelType w:val="multilevel"/>
     <w:tmpl w:val="2A346502"/>
@@ -9423,7 +10761,7 @@
       </w:rPr>
     </w:lvl>
   </w:abstractNum>
-  <w:abstractNum w:abstractNumId="34" w15:restartNumberingAfterBreak="0">
+  <w:abstractNum w:abstractNumId="37" w15:restartNumberingAfterBreak="0">
     <w:nsid w:val="6B626DB3"/>
     <w:multiLevelType w:val="multilevel"/>
     <w:tmpl w:val="53380260"/>
@@ -9572,7 +10910,7 @@
       </w:rPr>
     </w:lvl>
   </w:abstractNum>
-  <w:abstractNum w:abstractNumId="35" w15:restartNumberingAfterBreak="0">
+  <w:abstractNum w:abstractNumId="38" w15:restartNumberingAfterBreak="0">
     <w:nsid w:val="6F991467"/>
     <w:multiLevelType w:val="multilevel"/>
     <w:tmpl w:val="BA584984"/>
@@ -9721,7 +11059,7 @@
       </w:rPr>
     </w:lvl>
   </w:abstractNum>
-  <w:abstractNum w:abstractNumId="36" w15:restartNumberingAfterBreak="0">
+  <w:abstractNum w:abstractNumId="39" w15:restartNumberingAfterBreak="0">
     <w:nsid w:val="7501785F"/>
     <w:multiLevelType w:val="multilevel"/>
     <w:tmpl w:val="70CCC7CE"/>
@@ -9870,7 +11208,7 @@
       </w:rPr>
     </w:lvl>
   </w:abstractNum>
-  <w:abstractNum w:abstractNumId="37" w15:restartNumberingAfterBreak="0">
+  <w:abstractNum w:abstractNumId="40" w15:restartNumberingAfterBreak="0">
     <w:nsid w:val="76724A06"/>
     <w:multiLevelType w:val="multilevel"/>
     <w:tmpl w:val="3B360860"/>
@@ -10019,7 +11357,7 @@
       </w:rPr>
     </w:lvl>
   </w:abstractNum>
-  <w:abstractNum w:abstractNumId="38" w15:restartNumberingAfterBreak="0">
+  <w:abstractNum w:abstractNumId="41" w15:restartNumberingAfterBreak="0">
     <w:nsid w:val="7F0B10D7"/>
     <w:multiLevelType w:val="multilevel"/>
     <w:tmpl w:val="783858F8"/>
@@ -10169,121 +11507,130 @@
     </w:lvl>
   </w:abstractNum>
   <w:num w:numId="1">
-    <w:abstractNumId w:val="35"/>
+    <w:abstractNumId w:val="38"/>
   </w:num>
   <w:num w:numId="2">
-    <w:abstractNumId w:val="29"/>
+    <w:abstractNumId w:val="32"/>
   </w:num>
   <w:num w:numId="3">
+    <w:abstractNumId w:val="14"/>
+  </w:num>
+  <w:num w:numId="4">
+    <w:abstractNumId w:val="7"/>
+  </w:num>
+  <w:num w:numId="5">
+    <w:abstractNumId w:val="17"/>
+  </w:num>
+  <w:num w:numId="6">
     <w:abstractNumId w:val="12"/>
   </w:num>
-  <w:num w:numId="4">
-    <w:abstractNumId w:val="6"/>
-  </w:num>
-  <w:num w:numId="5">
-    <w:abstractNumId w:val="15"/>
-  </w:num>
-  <w:num w:numId="6">
-    <w:abstractNumId w:val="10"/>
-  </w:num>
   <w:num w:numId="7">
-    <w:abstractNumId w:val="14"/>
+    <w:abstractNumId w:val="16"/>
   </w:num>
   <w:num w:numId="8">
     <w:abstractNumId w:val="5"/>
   </w:num>
   <w:num w:numId="9">
-    <w:abstractNumId w:val="36"/>
+    <w:abstractNumId w:val="39"/>
   </w:num>
   <w:num w:numId="10">
-    <w:abstractNumId w:val="21"/>
+    <w:abstractNumId w:val="23"/>
   </w:num>
   <w:num w:numId="11">
-    <w:abstractNumId w:val="16"/>
+    <w:abstractNumId w:val="18"/>
   </w:num>
   <w:num w:numId="12">
+    <w:abstractNumId w:val="30"/>
+  </w:num>
+  <w:num w:numId="13">
+    <w:abstractNumId w:val="33"/>
+  </w:num>
+  <w:num w:numId="14">
     <w:abstractNumId w:val="27"/>
   </w:num>
-  <w:num w:numId="13">
-    <w:abstractNumId w:val="30"/>
-  </w:num>
-  <w:num w:numId="14">
-    <w:abstractNumId w:val="24"/>
-  </w:num>
   <w:num w:numId="15">
-    <w:abstractNumId w:val="11"/>
+    <w:abstractNumId w:val="13"/>
   </w:num>
   <w:num w:numId="16">
-    <w:abstractNumId w:val="34"/>
+    <w:abstractNumId w:val="37"/>
   </w:num>
   <w:num w:numId="17">
-    <w:abstractNumId w:val="23"/>
+    <w:abstractNumId w:val="25"/>
   </w:num>
   <w:num w:numId="18">
     <w:abstractNumId w:val="0"/>
   </w:num>
   <w:num w:numId="19">
-    <w:abstractNumId w:val="38"/>
+    <w:abstractNumId w:val="41"/>
   </w:num>
   <w:num w:numId="20">
-    <w:abstractNumId w:val="18"/>
+    <w:abstractNumId w:val="20"/>
   </w:num>
   <w:num w:numId="21">
-    <w:abstractNumId w:val="37"/>
+    <w:abstractNumId w:val="40"/>
   </w:num>
   <w:num w:numId="22">
-    <w:abstractNumId w:val="31"/>
+    <w:abstractNumId w:val="34"/>
   </w:num>
   <w:num w:numId="23">
-    <w:abstractNumId w:val="26"/>
+    <w:abstractNumId w:val="29"/>
   </w:num>
   <w:num w:numId="24">
-    <w:abstractNumId w:val="7"/>
+    <w:abstractNumId w:val="8"/>
   </w:num>
   <w:num w:numId="25">
-    <w:abstractNumId w:val="28"/>
+    <w:abstractNumId w:val="31"/>
   </w:num>
   <w:num w:numId="26">
     <w:abstractNumId w:val="3"/>
   </w:num>
   <w:num w:numId="27">
-    <w:abstractNumId w:val="25"/>
+    <w:abstractNumId w:val="28"/>
   </w:num>
   <w:num w:numId="28">
-    <w:abstractNumId w:val="22"/>
+    <w:abstractNumId w:val="24"/>
   </w:num>
   <w:num w:numId="29">
     <w:abstractNumId w:val="4"/>
   </w:num>
   <w:num w:numId="30">
-    <w:abstractNumId w:val="9"/>
+    <w:abstractNumId w:val="10"/>
   </w:num>
   <w:num w:numId="31">
-    <w:abstractNumId w:val="13"/>
+    <w:abstractNumId w:val="15"/>
   </w:num>
   <w:num w:numId="32">
     <w:abstractNumId w:val="2"/>
   </w:num>
   <w:num w:numId="33">
-    <w:abstractNumId w:val="17"/>
+    <w:abstractNumId w:val="19"/>
   </w:num>
   <w:num w:numId="34">
     <w:abstractNumId w:val="1"/>
   </w:num>
   <w:num w:numId="35">
-    <w:abstractNumId w:val="33"/>
+    <w:abstractNumId w:val="36"/>
   </w:num>
   <w:num w:numId="36">
-    <w:abstractNumId w:val="32"/>
+    <w:abstractNumId w:val="35"/>
   </w:num>
   <w:num w:numId="37">
-    <w:abstractNumId w:val="20"/>
+    <w:abstractNumId w:val="22"/>
   </w:num>
   <w:num w:numId="38">
-    <w:abstractNumId w:val="8"/>
+    <w:abstractNumId w:val="9"/>
   </w:num>
   <w:num w:numId="39">
-    <w:abstractNumId w:val="19"/>
+    <w:abstractNumId w:val="21"/>
+  </w:num>
+  <w:num w:numId="40">
+    <w:abstractNumId w:val="11"/>
+  </w:num>
+  <w:num w:numId="41">
+    <w:abstractNumId w:val="26"/>
+  </w:num>
+  <w:num w:numId="42">
+    <w:abstractNumId w:val="6"/>
   </w:num>
 </w:numbering>
 </file>
@@ -10859,6 +12206,70 @@
       <w:szCs w:val="32"/>
     </w:rPr>
   </w:style>
+  <w:style w:type="paragraph" w:styleId="HTMLPreformatted">
+    <w:name w:val="HTML Preformatted"/>
+    <w:basedOn w:val="Normal"/>
+    <w:link w:val="HTMLPreformattedChar"/>
+    <w:uiPriority w:val="99"/>
+    <w:semiHidden/>
+    <w:unhideWhenUsed/>
+    <w:rsid w:val="0038035E"/>
+    <w:pPr>
+      <w:tabs>
+        <w:tab w:val="left" w:pos="916"/>
+        <w:tab w:val="left" w:pos="1832"/>
+        <w:tab w:val="left" w:pos="2748"/>
+        <w:tab w:val="left" w:pos="3664"/>
+        <w:tab w:val="left" w:pos="4580"/>
+        <w:tab w:val="left" w:pos="5496"/>
+        <w:tab w:val="left" w:pos="6412"/>
+        <w:tab w:val="left" w:pos="7328"/>
+        <w:tab w:val="left" w:pos="8244"/>
+        <w:tab w:val="left" w:pos="9160"/>
+        <w:tab w:val="left" w:pos="10076"/>
+        <w:tab w:val="left" w:pos="10992"/>
+        <w:tab w:val="left" w:pos="11908"/>
+        <w:tab w:val="left" w:pos="12824"/>
+        <w:tab w:val="left" w:pos="13740"/>
+        <w:tab w:val="left" w:pos="14656"/>
+      </w:tabs>
+      <w:spacing w:after="0" w:line="240" w:lineRule="auto"/>
+    </w:pPr>
+    <w:rPr>
+      <w:rFonts w:ascii="Courier New" w:eastAsia="Times New Roman" w:hAnsi="Courier New" w:cs="Courier New"/>
+      <w:sz w:val="20"/>
+      <w:szCs w:val="20"/>
+    </w:rPr>
+  </w:style>
+  <w:style w:type="character" w:customStyle="1" w:styleId="HTMLPreformattedChar">
+    <w:name w:val="HTML Preformatted Char"/>
+    <w:basedOn w:val="DefaultParagraphFont"/>
+    <w:link w:val="HTMLPreformatted"/>
+    <w:uiPriority w:val="99"/>
+    <w:semiHidden/>
+    <w:rsid w:val="0038035E"/>
+    <w:rPr>
+      <w:rFonts w:ascii="Courier New" w:eastAsia="Times New Roman" w:hAnsi="Courier New" w:cs="Courier New"/>
+      <w:sz w:val="20"/>
+      <w:szCs w:val="20"/>
+    </w:rPr>
+  </w:style>
+  <w:style w:type="character" w:customStyle="1" w:styleId="hljs-keyword">
+    <w:name w:val="hljs-keyword"/>
+    <w:basedOn w:val="DefaultParagraphFont"/>
+    <w:rsid w:val="0038035E"/>
+  </w:style>
+  <w:style w:type="paragraph" w:styleId="ListParagraph">
+    <w:name w:val="List Paragraph"/>
+    <w:basedOn w:val="Normal"/>
+    <w:uiPriority w:val="34"/>
+    <w:qFormat/>
+    <w:rsid w:val="0038035E"/>
+    <w:pPr>
+      <w:ind w:left="720"/>
+      <w:contextualSpacing/>
+    </w:pPr>
+  </w:style>
 </w:styles>
 </file>
 
